--- a/9-交付管理/运行记录类文件/JXTX-09-03-翔云系统运维服务项目-巡检报告.docx
+++ b/9-交付管理/运行记录类文件/JXTX-09-03-翔云系统运维服务项目-巡检报告.docx
@@ -1,10 +1,11 @@
 
 <file path=word/document.xml><?xml version="1.0" encoding="utf-8"?>
-<w:document xmlns:wpc="http://schemas.microsoft.com/office/word/2010/wordprocessingCanvas" xmlns:mc="http://schemas.openxmlformats.org/markup-compatibility/2006" xmlns:o="urn:schemas-microsoft-com:office:office" xmlns:r="http://schemas.openxmlformats.org/officeDocument/2006/relationships" xmlns:m="http://schemas.openxmlformats.org/officeDocument/2006/math" xmlns:v="urn:schemas-microsoft-com:vml" xmlns:wp14="http://schemas.microsoft.com/office/word/2010/wordprocessingDrawing" xmlns:wp="http://schemas.openxmlformats.org/drawingml/2006/wordprocessingDrawing" xmlns:w="http://schemas.openxmlformats.org/wordprocessingml/2006/main" xmlns:w14="http://schemas.microsoft.com/office/word/2010/wordml" xmlns:w10="urn:schemas-microsoft-com:office:word" xmlns:w15="http://schemas.microsoft.com/office/word/2012/wordml" xmlns:wpg="http://schemas.microsoft.com/office/word/2010/wordprocessingGroup" xmlns:wpi="http://schemas.microsoft.com/office/word/2010/wordprocessingInk" xmlns:wne="http://schemas.microsoft.com/office/word/2006/wordml" xmlns:wps="http://schemas.microsoft.com/office/word/2010/wordprocessingShape" xmlns:wpsCustomData="http://www.wps.cn/officeDocument/2013/wpsCustomData" mc:Ignorable="w14 w15 wp14">
+<w:document xmlns:wpc="http://schemas.microsoft.com/office/word/2010/wordprocessingCanvas" xmlns:mc="http://schemas.openxmlformats.org/markup-compatibility/2006" xmlns:o="urn:schemas-microsoft-com:office:office" xmlns:r="http://schemas.openxmlformats.org/officeDocument/2006/relationships" xmlns:m="http://schemas.openxmlformats.org/officeDocument/2006/math" xmlns:v="urn:schemas-microsoft-com:vml" xmlns:wp14="http://schemas.microsoft.com/office/word/2010/wordprocessingDrawing" xmlns:wp="http://schemas.openxmlformats.org/drawingml/2006/wordprocessingDrawing" xmlns:w10="urn:schemas-microsoft-com:office:word" xmlns:w="http://schemas.openxmlformats.org/wordprocessingml/2006/main" xmlns:w14="http://schemas.microsoft.com/office/word/2010/wordml" xmlns:w15="http://schemas.microsoft.com/office/word/2012/wordml" xmlns:wne="http://schemas.microsoft.com/office/word/2006/wordml" xmlns:wpg="http://schemas.microsoft.com/office/word/2010/wordprocessingGroup" xmlns:wpi="http://schemas.microsoft.com/office/word/2010/wordprocessingInk" xmlns:wps="http://schemas.microsoft.com/office/word/2010/wordprocessingShape" mc:Ignorable="w14 w15 wp14">
+  <!-- Generated by Aspose.Words for .NET 13.3.0.1 -->
   <w:body>
     <w:p>
       <w:pPr>
-        <w:pStyle w:val="24"/>
+        <w:pStyle w:val="a"/>
         <w:keepNext w:val="0"/>
         <w:keepLines w:val="0"/>
         <w:pageBreakBefore w:val="0"/>
@@ -24,7 +25,7 @@
       <w:bookmarkStart w:id="0" w:name="_Toc10660"/>
       <w:r>
         <w:drawing>
-          <wp:anchor distT="0" distB="0" distL="114300" distR="114300" simplePos="0" relativeHeight="251661312" behindDoc="1" locked="0" layoutInCell="1" allowOverlap="1">
+          <wp:anchor distT="0" distB="0" distL="114300" distR="114300" simplePos="0" relativeHeight="251660288" behindDoc="1" locked="0" layoutInCell="1" allowOverlap="1">
             <wp:simplePos x="0" y="0"/>
             <wp:positionH relativeFrom="column">
               <wp:posOffset>-19050</wp:posOffset>
@@ -49,7 +50,7 @@
                     </pic:cNvPicPr>
                   </pic:nvPicPr>
                   <pic:blipFill>
-                    <a:blip r:embed="rId7"/>
+                    <a:blip xmlns:r="http://schemas.openxmlformats.org/officeDocument/2006/relationships" r:embed="rId4"/>
                     <a:stretch>
                       <a:fillRect/>
                     </a:stretch>
@@ -75,7 +76,7 @@
       </w:r>
       <w:r>
         <w:drawing>
-          <wp:anchor distT="0" distB="0" distL="114300" distR="114300" simplePos="0" relativeHeight="251660288" behindDoc="1" locked="0" layoutInCell="1" allowOverlap="1">
+          <wp:anchor distT="0" distB="0" distL="114300" distR="114300" simplePos="0" relativeHeight="251659264" behindDoc="1" locked="0" layoutInCell="1" allowOverlap="1">
             <wp:simplePos x="0" y="0"/>
             <wp:positionH relativeFrom="column">
               <wp:posOffset>0</wp:posOffset>
@@ -100,7 +101,7 @@
                     </pic:cNvPicPr>
                   </pic:nvPicPr>
                   <pic:blipFill>
-                    <a:blip r:embed="rId8"/>
+                    <a:blip xmlns:r="http://schemas.openxmlformats.org/officeDocument/2006/relationships" r:embed="rId5"/>
                     <a:stretch>
                       <a:fillRect/>
                     </a:stretch>
@@ -130,7 +131,7 @@
           <w:lang w:val="en-US" w:eastAsia="zh-CN"/>
         </w:rPr>
         <w:drawing>
-          <wp:anchor distT="0" distB="0" distL="114300" distR="114300" simplePos="0" relativeHeight="251659264" behindDoc="1" locked="0" layoutInCell="1" allowOverlap="1">
+          <wp:anchor distT="0" distB="0" distL="114300" distR="114300" simplePos="0" relativeHeight="251658240" behindDoc="1" locked="0" layoutInCell="1" allowOverlap="1">
             <wp:simplePos x="0" y="0"/>
             <wp:positionH relativeFrom="column">
               <wp:posOffset>635</wp:posOffset>
@@ -155,7 +156,7 @@
                     </pic:cNvPicPr>
                   </pic:nvPicPr>
                   <pic:blipFill>
-                    <a:blip r:embed="rId9">
+                    <a:blip xmlns:r="http://schemas.openxmlformats.org/officeDocument/2006/relationships" r:embed="rId6">
                       <a:alphaModFix amt="58000"/>
                       <a:lum contrast="-52000"/>
                     </a:blip>
@@ -189,7 +190,7 @@
     </w:p>
     <w:p>
       <w:pPr>
-        <w:pStyle w:val="25"/>
+        <w:pStyle w:val="a0"/>
         <w:keepNext w:val="0"/>
         <w:keepLines w:val="0"/>
         <w:pageBreakBefore w:val="0"/>
@@ -236,11 +237,11 @@
         <w:adjustRightInd w:val="0"/>
         <w:snapToGrid w:val="0"/>
         <w:spacing w:after="624" w:afterLines="200" w:line="219" w:lineRule="auto"/>
-        <w:ind w:left="0" w:leftChars="0" w:right="0" w:rightChars="0" w:firstLine="0" w:firstLineChars="0"/>
+        <w:ind w:left="0" w:right="0" w:firstLine="0" w:leftChars="0" w:rightChars="0" w:firstLineChars="0"/>
         <w:jc w:val="center"/>
         <w:textAlignment w:val="baseline"/>
         <w:rPr>
-          <w:rFonts w:hint="eastAsia" w:ascii="宋体" w:hAnsi="宋体" w:eastAsia="宋体" w:cs="宋体"/>
+          <w:rFonts w:ascii="宋体" w:eastAsia="宋体" w:hAnsi="宋体" w:cs="宋体" w:hint="eastAsia"/>
           <w:sz w:val="24"/>
           <w:szCs w:val="24"/>
           <w:lang w:val="en-US" w:eastAsia="zh-CN"/>
@@ -248,7 +249,7 @@
       </w:pPr>
       <w:r>
         <w:rPr>
-          <w:rFonts w:ascii="宋体" w:hAnsi="宋体" w:eastAsia="宋体" w:cs="宋体"/>
+          <w:rFonts w:ascii="宋体" w:eastAsia="宋体" w:hAnsi="宋体" w:cs="宋体"/>
           <w:b/>
           <w:bCs/>
           <w:spacing w:val="-3"/>
@@ -259,7 +260,7 @@
       </w:r>
       <w:r>
         <w:rPr>
-          <w:rFonts w:hint="eastAsia" w:ascii="宋体" w:hAnsi="宋体" w:eastAsia="宋体" w:cs="宋体"/>
+          <w:rFonts w:ascii="宋体" w:eastAsia="宋体" w:hAnsi="宋体" w:cs="宋体" w:hint="eastAsia"/>
           <w:b/>
           <w:bCs/>
           <w:spacing w:val="-3"/>
@@ -271,7 +272,7 @@
       </w:r>
       <w:r>
         <w:rPr>
-          <w:rFonts w:ascii="宋体" w:hAnsi="宋体" w:eastAsia="宋体" w:cs="宋体"/>
+          <w:rFonts w:ascii="宋体" w:eastAsia="宋体" w:hAnsi="宋体" w:cs="宋体"/>
           <w:b/>
           <w:bCs/>
           <w:spacing w:val="-3"/>
@@ -282,7 +283,7 @@
       </w:r>
       <w:r>
         <w:rPr>
-          <w:rFonts w:hint="eastAsia" w:ascii="宋体" w:hAnsi="宋体" w:cs="宋体"/>
+          <w:rFonts w:ascii="宋体" w:hAnsi="宋体" w:cs="宋体" w:hint="eastAsia"/>
           <w:b/>
           <w:bCs/>
           <w:spacing w:val="-3"/>
@@ -294,7 +295,7 @@
       </w:r>
       <w:r>
         <w:rPr>
-          <w:rFonts w:ascii="宋体" w:hAnsi="宋体" w:eastAsia="宋体" w:cs="宋体"/>
+          <w:rFonts w:ascii="宋体" w:eastAsia="宋体" w:hAnsi="宋体" w:cs="宋体"/>
           <w:b/>
           <w:bCs/>
           <w:spacing w:val="-3"/>
@@ -305,7 +306,7 @@
       </w:r>
       <w:r>
         <w:rPr>
-          <w:rFonts w:hint="eastAsia" w:ascii="宋体" w:hAnsi="宋体" w:cs="宋体"/>
+          <w:rFonts w:ascii="宋体" w:hAnsi="宋体" w:cs="宋体" w:hint="eastAsia"/>
           <w:b/>
           <w:bCs/>
           <w:spacing w:val="-3"/>
@@ -318,18 +319,17 @@
     </w:p>
     <w:tbl>
       <w:tblPr>
-        <w:tblStyle w:val="21"/>
+        <w:tblStyle w:val="TableGrid"/>
         <w:tblW w:w="0" w:type="auto"/>
         <w:jc w:val="center"/>
         <w:tblBorders>
-          <w:top w:val="none" w:color="auto" w:sz="0" w:space="0"/>
-          <w:left w:val="none" w:color="auto" w:sz="0" w:space="0"/>
-          <w:bottom w:val="none" w:color="auto" w:sz="0" w:space="0"/>
-          <w:right w:val="none" w:color="auto" w:sz="0" w:space="0"/>
-          <w:insideH w:val="none" w:color="auto" w:sz="0" w:space="0"/>
-          <w:insideV w:val="none" w:color="auto" w:sz="0" w:space="0"/>
+          <w:top w:val="nil"/>
+          <w:left w:val="nil"/>
+          <w:bottom w:val="nil"/>
+          <w:right w:val="nil"/>
+          <w:insideH w:val="nil"/>
+          <w:insideV w:val="nil"/>
         </w:tblBorders>
-        <w:tblLayout w:type="autofit"/>
         <w:tblCellMar>
           <w:top w:w="0" w:type="dxa"/>
           <w:left w:w="108" w:type="dxa"/>
@@ -343,13 +343,15 @@
       </w:tblGrid>
       <w:tr>
         <w:tblPrEx>
+          <w:tblW w:w="0" w:type="auto"/>
+          <w:jc w:val="center"/>
           <w:tblBorders>
-            <w:top w:val="none" w:color="auto" w:sz="0" w:space="0"/>
-            <w:left w:val="none" w:color="auto" w:sz="0" w:space="0"/>
-            <w:bottom w:val="none" w:color="auto" w:sz="0" w:space="0"/>
-            <w:right w:val="none" w:color="auto" w:sz="0" w:space="0"/>
-            <w:insideH w:val="none" w:color="auto" w:sz="0" w:space="0"/>
-            <w:insideV w:val="none" w:color="auto" w:sz="0" w:space="0"/>
+            <w:top w:val="nil"/>
+            <w:left w:val="nil"/>
+            <w:bottom w:val="nil"/>
+            <w:right w:val="nil"/>
+            <w:insideH w:val="nil"/>
+            <w:insideV w:val="nil"/>
           </w:tblBorders>
           <w:tblCellMar>
             <w:top w:w="0" w:type="dxa"/>
@@ -359,7 +361,7 @@
           </w:tblCellMar>
         </w:tblPrEx>
         <w:trPr>
-          <w:trHeight w:val="810" w:hRule="atLeast"/>
+          <w:trHeight w:val="810"/>
           <w:jc w:val="center"/>
         </w:trPr>
         <w:tc>
@@ -398,7 +400,7 @@
             </w:r>
             <w:r>
               <w:rPr>
-                <w:rFonts w:hint="default" w:asciiTheme="minorAscii" w:hAnsiTheme="minorAscii" w:eastAsiaTheme="minorEastAsia"/>
+                <w:rFonts w:asciiTheme="minorAscii" w:eastAsiaTheme="minorEastAsia" w:hAnsiTheme="minorAscii" w:hint="default"/>
                 <w:spacing w:val="227"/>
                 <w:sz w:val="21"/>
                 <w:vertAlign w:val="baseline"/>
@@ -453,7 +455,7 @@
             </w:r>
             <w:r>
               <w:rPr>
-                <w:rFonts w:hint="eastAsia" w:asciiTheme="minorAscii" w:hAnsiTheme="minorAscii" w:eastAsiaTheme="minorEastAsia"/>
+                <w:rFonts w:asciiTheme="minorAscii" w:eastAsiaTheme="minorEastAsia" w:hAnsiTheme="minorAscii" w:hint="eastAsia"/>
                 <w:spacing w:val="227"/>
                 <w:sz w:val="21"/>
                 <w:vertAlign w:val="baseline"/>
@@ -475,14 +477,8 @@
       </w:tr>
       <w:tr>
         <w:tblPrEx>
-          <w:tblBorders>
-            <w:top w:val="none" w:color="auto" w:sz="0" w:space="0"/>
-            <w:left w:val="none" w:color="auto" w:sz="0" w:space="0"/>
-            <w:bottom w:val="none" w:color="auto" w:sz="0" w:space="0"/>
-            <w:right w:val="none" w:color="auto" w:sz="0" w:space="0"/>
-            <w:insideH w:val="none" w:color="auto" w:sz="0" w:space="0"/>
-            <w:insideV w:val="none" w:color="auto" w:sz="0" w:space="0"/>
-          </w:tblBorders>
+          <w:tblW w:w="0" w:type="auto"/>
+          <w:jc w:val="center"/>
           <w:tblCellMar>
             <w:top w:w="0" w:type="dxa"/>
             <w:left w:w="108" w:type="dxa"/>
@@ -491,7 +487,7 @@
           </w:tblCellMar>
         </w:tblPrEx>
         <w:trPr>
-          <w:trHeight w:val="810" w:hRule="atLeast"/>
+          <w:trHeight w:val="810"/>
           <w:jc w:val="center"/>
         </w:trPr>
         <w:tc>
@@ -516,7 +512,7 @@
               <w:snapToGrid w:val="0"/>
               <w:textAlignment w:val="baseline"/>
               <w:rPr>
-                <w:rFonts w:hint="default" w:ascii="Arial" w:hAnsi="Arial" w:eastAsia="Arial" w:cs="Arial"/>
+                <w:rFonts w:ascii="Arial" w:eastAsia="Arial" w:hAnsi="Arial" w:cs="Arial" w:hint="default"/>
                 <w:snapToGrid w:val="0"/>
                 <w:color w:val="000000"/>
                 <w:kern w:val="0"/>
@@ -548,7 +544,7 @@
             </w:r>
             <w:r>
               <w:rPr>
-                <w:rFonts w:hint="default" w:asciiTheme="minorAscii" w:hAnsiTheme="minorAscii" w:eastAsiaTheme="minorEastAsia"/>
+                <w:rFonts w:asciiTheme="minorAscii" w:eastAsiaTheme="minorEastAsia" w:hAnsiTheme="minorAscii" w:hint="default"/>
                 <w:spacing w:val="227"/>
                 <w:sz w:val="21"/>
                 <w:vertAlign w:val="baseline"/>
@@ -602,7 +598,7 @@
               <w:snapToGrid w:val="0"/>
               <w:textAlignment w:val="baseline"/>
               <w:rPr>
-                <w:rFonts w:hint="default" w:ascii="Arial" w:hAnsi="Arial" w:eastAsia="Arial" w:cs="Arial"/>
+                <w:rFonts w:ascii="Arial" w:eastAsia="Arial" w:hAnsi="Arial" w:cs="Arial" w:hint="default"/>
                 <w:snapToGrid w:val="0"/>
                 <w:color w:val="000000"/>
                 <w:kern w:val="0"/>
@@ -622,7 +618,7 @@
             </w:r>
             <w:r>
               <w:rPr>
-                <w:rFonts w:hint="eastAsia" w:asciiTheme="minorAscii" w:hAnsiTheme="minorAscii" w:eastAsiaTheme="minorEastAsia"/>
+                <w:rFonts w:asciiTheme="minorAscii" w:eastAsiaTheme="minorEastAsia" w:hAnsiTheme="minorAscii" w:hint="eastAsia"/>
                 <w:spacing w:val="227"/>
                 <w:sz w:val="21"/>
                 <w:vertAlign w:val="baseline"/>
@@ -644,14 +640,8 @@
       </w:tr>
       <w:tr>
         <w:tblPrEx>
-          <w:tblBorders>
-            <w:top w:val="none" w:color="auto" w:sz="0" w:space="0"/>
-            <w:left w:val="none" w:color="auto" w:sz="0" w:space="0"/>
-            <w:bottom w:val="none" w:color="auto" w:sz="0" w:space="0"/>
-            <w:right w:val="none" w:color="auto" w:sz="0" w:space="0"/>
-            <w:insideH w:val="none" w:color="auto" w:sz="0" w:space="0"/>
-            <w:insideV w:val="none" w:color="auto" w:sz="0" w:space="0"/>
-          </w:tblBorders>
+          <w:tblW w:w="0" w:type="auto"/>
+          <w:jc w:val="center"/>
           <w:tblCellMar>
             <w:top w:w="0" w:type="dxa"/>
             <w:left w:w="108" w:type="dxa"/>
@@ -660,7 +650,7 @@
           </w:tblCellMar>
         </w:tblPrEx>
         <w:trPr>
-          <w:trHeight w:val="635" w:hRule="atLeast"/>
+          <w:trHeight w:val="635"/>
           <w:jc w:val="center"/>
         </w:trPr>
         <w:tc>
@@ -711,7 +701,7 @@
             </w:r>
             <w:r>
               <w:rPr>
-                <w:rFonts w:hint="eastAsia" w:asciiTheme="minorAscii" w:hAnsiTheme="minorAscii" w:eastAsiaTheme="minorEastAsia"/>
+                <w:rFonts w:asciiTheme="minorAscii" w:eastAsiaTheme="minorEastAsia" w:hAnsiTheme="minorAscii" w:hint="eastAsia"/>
                 <w:spacing w:val="227"/>
                 <w:sz w:val="21"/>
                 <w:vertAlign w:val="baseline"/>
@@ -765,7 +755,7 @@
             </w:r>
             <w:r>
               <w:rPr>
-                <w:rFonts w:hint="eastAsia" w:asciiTheme="minorAscii" w:hAnsiTheme="minorAscii" w:eastAsiaTheme="minorEastAsia"/>
+                <w:rFonts w:asciiTheme="minorAscii" w:eastAsiaTheme="minorEastAsia" w:hAnsiTheme="minorAscii" w:hint="eastAsia"/>
                 <w:spacing w:val="227"/>
                 <w:sz w:val="21"/>
                 <w:vertAlign w:val="baseline"/>
@@ -826,14 +816,14 @@
         <w:ind w:left="3634"/>
         <w:textAlignment w:val="baseline"/>
         <w:rPr>
-          <w:rFonts w:ascii="宋体" w:hAnsi="宋体" w:eastAsia="宋体" w:cs="宋体"/>
+          <w:rFonts w:ascii="宋体" w:eastAsia="宋体" w:hAnsi="宋体" w:cs="宋体"/>
           <w:sz w:val="31"/>
           <w:szCs w:val="31"/>
         </w:rPr>
       </w:pPr>
       <w:r>
         <w:rPr>
-          <w:rFonts w:ascii="宋体" w:hAnsi="宋体" w:eastAsia="宋体" w:cs="宋体"/>
+          <w:rFonts w:ascii="宋体" w:eastAsia="宋体" w:hAnsi="宋体" w:cs="宋体"/>
           <w:b/>
           <w:bCs/>
           <w:spacing w:val="4"/>
@@ -845,16 +835,16 @@
     </w:p>
     <w:tbl>
       <w:tblPr>
-        <w:tblStyle w:val="26"/>
+        <w:tblStyle w:val="TableNormal0"/>
         <w:tblW w:w="8214" w:type="dxa"/>
         <w:jc w:val="center"/>
         <w:tblBorders>
-          <w:top w:val="single" w:color="000000" w:sz="2" w:space="0"/>
-          <w:left w:val="single" w:color="000000" w:sz="2" w:space="0"/>
-          <w:bottom w:val="single" w:color="000000" w:sz="2" w:space="0"/>
-          <w:right w:val="single" w:color="000000" w:sz="2" w:space="0"/>
-          <w:insideH w:val="single" w:color="000000" w:sz="2" w:space="0"/>
-          <w:insideV w:val="single" w:color="000000" w:sz="2" w:space="0"/>
+          <w:top w:val="single" w:sz="2" w:space="0" w:color="000000"/>
+          <w:left w:val="single" w:sz="2" w:space="0" w:color="000000"/>
+          <w:bottom w:val="single" w:sz="2" w:space="0" w:color="000000"/>
+          <w:right w:val="single" w:sz="2" w:space="0" w:color="000000"/>
+          <w:insideH w:val="single" w:sz="2" w:space="0" w:color="000000"/>
+          <w:insideV w:val="single" w:sz="2" w:space="0" w:color="000000"/>
         </w:tblBorders>
         <w:tblLayout w:type="fixed"/>
         <w:tblCellMar>
@@ -874,14 +864,17 @@
       </w:tblGrid>
       <w:tr>
         <w:tblPrEx>
+          <w:tblW w:w="8214" w:type="dxa"/>
+          <w:jc w:val="center"/>
           <w:tblBorders>
-            <w:top w:val="single" w:color="000000" w:sz="2" w:space="0"/>
-            <w:left w:val="single" w:color="000000" w:sz="2" w:space="0"/>
-            <w:bottom w:val="single" w:color="000000" w:sz="2" w:space="0"/>
-            <w:right w:val="single" w:color="000000" w:sz="2" w:space="0"/>
-            <w:insideH w:val="single" w:color="000000" w:sz="2" w:space="0"/>
-            <w:insideV w:val="single" w:color="000000" w:sz="2" w:space="0"/>
+            <w:top w:val="single" w:sz="2" w:space="0" w:color="000000"/>
+            <w:left w:val="single" w:sz="2" w:space="0" w:color="000000"/>
+            <w:bottom w:val="single" w:sz="2" w:space="0" w:color="000000"/>
+            <w:right w:val="single" w:sz="2" w:space="0" w:color="000000"/>
+            <w:insideH w:val="single" w:sz="2" w:space="0" w:color="000000"/>
+            <w:insideV w:val="single" w:sz="2" w:space="0" w:color="000000"/>
           </w:tblBorders>
+          <w:tblLayout w:type="fixed"/>
           <w:tblCellMar>
             <w:top w:w="0" w:type="dxa"/>
             <w:left w:w="0" w:type="dxa"/>
@@ -890,7 +883,7 @@
           </w:tblCellMar>
         </w:tblPrEx>
         <w:trPr>
-          <w:trHeight w:val="593" w:hRule="atLeast"/>
+          <w:trHeight w:val="593"/>
           <w:jc w:val="center"/>
         </w:trPr>
         <w:tc>
@@ -912,18 +905,18 @@
               <w:adjustRightInd w:val="0"/>
               <w:snapToGrid w:val="0"/>
               <w:spacing w:before="176" w:line="228" w:lineRule="auto"/>
-              <w:ind w:left="0" w:leftChars="0" w:right="0" w:rightChars="0" w:firstLine="0" w:firstLineChars="0"/>
+              <w:ind w:left="0" w:right="0" w:firstLine="0" w:leftChars="0" w:rightChars="0" w:firstLineChars="0"/>
               <w:jc w:val="center"/>
               <w:textAlignment w:val="baseline"/>
               <w:rPr>
-                <w:rFonts w:ascii="宋体" w:hAnsi="宋体" w:eastAsia="宋体" w:cs="宋体"/>
+                <w:rFonts w:ascii="宋体" w:eastAsia="宋体" w:hAnsi="宋体" w:cs="宋体"/>
                 <w:sz w:val="20"/>
                 <w:szCs w:val="20"/>
               </w:rPr>
             </w:pPr>
             <w:r>
               <w:rPr>
-                <w:rFonts w:hint="eastAsia" w:ascii="宋体" w:hAnsi="宋体" w:cs="宋体"/>
+                <w:rFonts w:ascii="宋体" w:hAnsi="宋体" w:cs="宋体" w:hint="eastAsia"/>
                 <w:spacing w:val="-14"/>
                 <w:sz w:val="20"/>
                 <w:szCs w:val="20"/>
@@ -933,7 +926,7 @@
             </w:r>
             <w:r>
               <w:rPr>
-                <w:rFonts w:ascii="宋体" w:hAnsi="宋体" w:eastAsia="宋体" w:cs="宋体"/>
+                <w:rFonts w:ascii="宋体" w:eastAsia="宋体" w:hAnsi="宋体" w:cs="宋体"/>
                 <w:spacing w:val="-14"/>
                 <w:sz w:val="20"/>
                 <w:szCs w:val="20"/>
@@ -961,18 +954,18 @@
               <w:adjustRightInd w:val="0"/>
               <w:snapToGrid w:val="0"/>
               <w:spacing w:before="175" w:line="227" w:lineRule="auto"/>
-              <w:ind w:left="0" w:leftChars="0" w:right="0" w:rightChars="0" w:firstLine="0" w:firstLineChars="0"/>
+              <w:ind w:left="0" w:right="0" w:firstLine="0" w:leftChars="0" w:rightChars="0" w:firstLineChars="0"/>
               <w:jc w:val="center"/>
               <w:textAlignment w:val="baseline"/>
               <w:rPr>
-                <w:rFonts w:ascii="宋体" w:hAnsi="宋体" w:eastAsia="宋体" w:cs="宋体"/>
+                <w:rFonts w:ascii="宋体" w:eastAsia="宋体" w:hAnsi="宋体" w:cs="宋体"/>
                 <w:sz w:val="20"/>
                 <w:szCs w:val="20"/>
               </w:rPr>
             </w:pPr>
             <w:r>
               <w:rPr>
-                <w:rFonts w:ascii="宋体" w:hAnsi="宋体" w:eastAsia="宋体" w:cs="宋体"/>
+                <w:rFonts w:ascii="宋体" w:eastAsia="宋体" w:hAnsi="宋体" w:cs="宋体"/>
                 <w:spacing w:val="4"/>
                 <w:sz w:val="20"/>
                 <w:szCs w:val="20"/>
@@ -1000,18 +993,18 @@
               <w:adjustRightInd w:val="0"/>
               <w:snapToGrid w:val="0"/>
               <w:spacing w:before="175" w:line="228" w:lineRule="auto"/>
-              <w:ind w:left="0" w:leftChars="0" w:right="0" w:rightChars="0" w:firstLine="0" w:firstLineChars="0"/>
+              <w:ind w:left="0" w:right="0" w:firstLine="0" w:leftChars="0" w:rightChars="0" w:firstLineChars="0"/>
               <w:jc w:val="center"/>
               <w:textAlignment w:val="baseline"/>
               <w:rPr>
-                <w:rFonts w:ascii="宋体" w:hAnsi="宋体" w:eastAsia="宋体" w:cs="宋体"/>
+                <w:rFonts w:ascii="宋体" w:eastAsia="宋体" w:hAnsi="宋体" w:cs="宋体"/>
                 <w:sz w:val="20"/>
                 <w:szCs w:val="20"/>
               </w:rPr>
             </w:pPr>
             <w:r>
               <w:rPr>
-                <w:rFonts w:ascii="宋体" w:hAnsi="宋体" w:eastAsia="宋体" w:cs="宋体"/>
+                <w:rFonts w:ascii="宋体" w:eastAsia="宋体" w:hAnsi="宋体" w:cs="宋体"/>
                 <w:spacing w:val="7"/>
                 <w:sz w:val="20"/>
                 <w:szCs w:val="20"/>
@@ -1039,11 +1032,11 @@
               <w:adjustRightInd w:val="0"/>
               <w:snapToGrid w:val="0"/>
               <w:spacing w:before="175" w:line="228" w:lineRule="auto"/>
-              <w:ind w:left="0" w:leftChars="0" w:right="0" w:rightChars="0" w:firstLine="0" w:firstLineChars="0"/>
+              <w:ind w:left="0" w:right="0" w:firstLine="0" w:leftChars="0" w:rightChars="0" w:firstLineChars="0"/>
               <w:jc w:val="center"/>
               <w:textAlignment w:val="baseline"/>
               <w:rPr>
-                <w:rFonts w:hint="eastAsia" w:ascii="宋体" w:hAnsi="宋体" w:eastAsia="宋体" w:cs="宋体"/>
+                <w:rFonts w:ascii="宋体" w:eastAsia="宋体" w:hAnsi="宋体" w:cs="宋体" w:hint="eastAsia"/>
                 <w:spacing w:val="7"/>
                 <w:sz w:val="20"/>
                 <w:szCs w:val="20"/>
@@ -1052,7 +1045,7 @@
             </w:pPr>
             <w:r>
               <w:rPr>
-                <w:rFonts w:hint="eastAsia" w:ascii="宋体" w:hAnsi="宋体" w:cs="宋体"/>
+                <w:rFonts w:ascii="宋体" w:hAnsi="宋体" w:cs="宋体" w:hint="eastAsia"/>
                 <w:spacing w:val="7"/>
                 <w:sz w:val="20"/>
                 <w:szCs w:val="20"/>
@@ -1081,11 +1074,11 @@
               <w:adjustRightInd w:val="0"/>
               <w:snapToGrid w:val="0"/>
               <w:spacing w:before="175" w:line="228" w:lineRule="auto"/>
-              <w:ind w:left="0" w:leftChars="0" w:right="0" w:rightChars="0" w:firstLine="0" w:firstLineChars="0"/>
+              <w:ind w:left="0" w:right="0" w:firstLine="0" w:leftChars="0" w:rightChars="0" w:firstLineChars="0"/>
               <w:jc w:val="center"/>
               <w:textAlignment w:val="baseline"/>
               <w:rPr>
-                <w:rFonts w:hint="default" w:ascii="宋体" w:hAnsi="宋体" w:cs="宋体"/>
+                <w:rFonts w:ascii="宋体" w:hAnsi="宋体" w:cs="宋体" w:hint="default"/>
                 <w:spacing w:val="7"/>
                 <w:sz w:val="20"/>
                 <w:szCs w:val="20"/>
@@ -1094,7 +1087,7 @@
             </w:pPr>
             <w:r>
               <w:rPr>
-                <w:rFonts w:hint="eastAsia" w:ascii="宋体" w:hAnsi="宋体" w:cs="宋体"/>
+                <w:rFonts w:ascii="宋体" w:hAnsi="宋体" w:cs="宋体" w:hint="eastAsia"/>
                 <w:spacing w:val="7"/>
                 <w:sz w:val="20"/>
                 <w:szCs w:val="20"/>
@@ -1123,18 +1116,18 @@
               <w:adjustRightInd w:val="0"/>
               <w:snapToGrid w:val="0"/>
               <w:spacing w:before="176" w:line="229" w:lineRule="auto"/>
-              <w:ind w:left="0" w:leftChars="0" w:right="0" w:rightChars="0" w:firstLine="0" w:firstLineChars="0"/>
+              <w:ind w:left="0" w:right="0" w:firstLine="0" w:leftChars="0" w:rightChars="0" w:firstLineChars="0"/>
               <w:jc w:val="center"/>
               <w:textAlignment w:val="baseline"/>
               <w:rPr>
-                <w:rFonts w:ascii="宋体" w:hAnsi="宋体" w:eastAsia="宋体" w:cs="宋体"/>
+                <w:rFonts w:ascii="宋体" w:eastAsia="宋体" w:hAnsi="宋体" w:cs="宋体"/>
                 <w:sz w:val="20"/>
                 <w:szCs w:val="20"/>
               </w:rPr>
             </w:pPr>
             <w:r>
               <w:rPr>
-                <w:rFonts w:ascii="宋体" w:hAnsi="宋体" w:eastAsia="宋体" w:cs="宋体"/>
+                <w:rFonts w:ascii="宋体" w:eastAsia="宋体" w:hAnsi="宋体" w:cs="宋体"/>
                 <w:spacing w:val="7"/>
                 <w:sz w:val="20"/>
                 <w:szCs w:val="20"/>
@@ -1146,14 +1139,9 @@
       </w:tr>
       <w:tr>
         <w:tblPrEx>
-          <w:tblBorders>
-            <w:top w:val="single" w:color="000000" w:sz="2" w:space="0"/>
-            <w:left w:val="single" w:color="000000" w:sz="2" w:space="0"/>
-            <w:bottom w:val="single" w:color="000000" w:sz="2" w:space="0"/>
-            <w:right w:val="single" w:color="000000" w:sz="2" w:space="0"/>
-            <w:insideH w:val="single" w:color="000000" w:sz="2" w:space="0"/>
-            <w:insideV w:val="single" w:color="000000" w:sz="2" w:space="0"/>
-          </w:tblBorders>
+          <w:tblW w:w="8214" w:type="dxa"/>
+          <w:jc w:val="center"/>
+          <w:tblLayout w:type="fixed"/>
           <w:tblCellMar>
             <w:top w:w="0" w:type="dxa"/>
             <w:left w:w="0" w:type="dxa"/>
@@ -1162,7 +1150,7 @@
           </w:tblCellMar>
         </w:tblPrEx>
         <w:trPr>
-          <w:trHeight w:val="516" w:hRule="atLeast"/>
+          <w:trHeight w:val="516"/>
           <w:jc w:val="center"/>
         </w:trPr>
         <w:tc>
@@ -1184,11 +1172,11 @@
               <w:adjustRightInd w:val="0"/>
               <w:snapToGrid w:val="0"/>
               <w:spacing w:before="173" w:line="267" w:lineRule="exact"/>
-              <w:ind w:left="0" w:leftChars="0" w:right="0" w:rightChars="0" w:firstLine="0" w:firstLineChars="0"/>
+              <w:ind w:left="0" w:right="0" w:firstLine="0" w:leftChars="0" w:rightChars="0" w:firstLineChars="0"/>
               <w:jc w:val="center"/>
               <w:textAlignment w:val="baseline"/>
               <w:rPr>
-                <w:rFonts w:hint="default" w:ascii="宋体" w:hAnsi="宋体" w:eastAsia="宋体" w:cs="宋体"/>
+                <w:rFonts w:ascii="宋体" w:eastAsia="宋体" w:hAnsi="宋体" w:cs="宋体" w:hint="default"/>
                 <w:sz w:val="20"/>
                 <w:szCs w:val="20"/>
                 <w:lang w:val="en-US"/>
@@ -1196,7 +1184,7 @@
             </w:pPr>
             <w:r>
               <w:rPr>
-                <w:rFonts w:ascii="宋体" w:hAnsi="宋体" w:eastAsia="宋体" w:cs="宋体"/>
+                <w:rFonts w:ascii="宋体" w:eastAsia="宋体" w:hAnsi="宋体" w:cs="宋体"/>
                 <w:spacing w:val="3"/>
                 <w:position w:val="1"/>
                 <w:sz w:val="20"/>
@@ -1206,7 +1194,7 @@
             </w:r>
             <w:r>
               <w:rPr>
-                <w:rFonts w:hint="eastAsia" w:ascii="宋体" w:hAnsi="宋体" w:cs="宋体"/>
+                <w:rFonts w:ascii="宋体" w:hAnsi="宋体" w:cs="宋体" w:hint="eastAsia"/>
                 <w:spacing w:val="3"/>
                 <w:position w:val="1"/>
                 <w:sz w:val="20"/>
@@ -1217,7 +1205,7 @@
             </w:r>
             <w:r>
               <w:rPr>
-                <w:rFonts w:ascii="宋体" w:hAnsi="宋体" w:eastAsia="宋体" w:cs="宋体"/>
+                <w:rFonts w:ascii="宋体" w:eastAsia="宋体" w:hAnsi="宋体" w:cs="宋体"/>
                 <w:spacing w:val="3"/>
                 <w:position w:val="1"/>
                 <w:sz w:val="20"/>
@@ -1227,7 +1215,7 @@
             </w:r>
             <w:r>
               <w:rPr>
-                <w:rFonts w:hint="eastAsia" w:ascii="宋体" w:hAnsi="宋体" w:cs="宋体"/>
+                <w:rFonts w:ascii="宋体" w:hAnsi="宋体" w:cs="宋体" w:hint="eastAsia"/>
                 <w:spacing w:val="3"/>
                 <w:position w:val="1"/>
                 <w:sz w:val="20"/>
@@ -1236,11 +1224,11 @@
               </w:rPr>
               <w:t>2</w:t>
             </w:r>
-            <w:bookmarkStart w:id="12" w:name="_GoBack"/>
-            <w:bookmarkEnd w:id="12"/>
-            <w:r>
-              <w:rPr>
-                <w:rFonts w:hint="eastAsia" w:ascii="宋体" w:hAnsi="宋体" w:cs="宋体"/>
+            <w:bookmarkStart w:id="2" w:name="_GoBack"/>
+            <w:bookmarkEnd w:id="2"/>
+            <w:r>
+              <w:rPr>
+                <w:rFonts w:ascii="宋体" w:hAnsi="宋体" w:cs="宋体" w:hint="eastAsia"/>
                 <w:spacing w:val="3"/>
                 <w:position w:val="1"/>
                 <w:sz w:val="20"/>
@@ -1270,18 +1258,18 @@
               <w:adjustRightInd w:val="0"/>
               <w:snapToGrid w:val="0"/>
               <w:spacing w:before="173" w:line="267" w:lineRule="exact"/>
-              <w:ind w:left="0" w:leftChars="0" w:right="0" w:rightChars="0" w:firstLine="0" w:firstLineChars="0"/>
+              <w:ind w:left="0" w:right="0" w:firstLine="0" w:leftChars="0" w:rightChars="0" w:firstLineChars="0"/>
               <w:jc w:val="center"/>
               <w:textAlignment w:val="baseline"/>
               <w:rPr>
-                <w:rFonts w:ascii="宋体" w:hAnsi="宋体" w:eastAsia="宋体" w:cs="宋体"/>
+                <w:rFonts w:ascii="宋体" w:eastAsia="宋体" w:hAnsi="宋体" w:cs="宋体"/>
                 <w:sz w:val="20"/>
                 <w:szCs w:val="20"/>
               </w:rPr>
             </w:pPr>
             <w:r>
               <w:rPr>
-                <w:rFonts w:ascii="宋体" w:hAnsi="宋体" w:eastAsia="宋体" w:cs="宋体"/>
+                <w:rFonts w:ascii="宋体" w:eastAsia="宋体" w:hAnsi="宋体" w:cs="宋体"/>
                 <w:spacing w:val="4"/>
                 <w:position w:val="1"/>
                 <w:sz w:val="20"/>
@@ -1310,18 +1298,18 @@
               <w:adjustRightInd w:val="0"/>
               <w:snapToGrid w:val="0"/>
               <w:spacing w:before="172" w:line="228" w:lineRule="auto"/>
-              <w:ind w:left="0" w:leftChars="0" w:right="0" w:rightChars="0" w:firstLine="0" w:firstLineChars="0"/>
+              <w:ind w:left="0" w:right="0" w:firstLine="0" w:leftChars="0" w:rightChars="0" w:firstLineChars="0"/>
               <w:jc w:val="center"/>
               <w:textAlignment w:val="baseline"/>
               <w:rPr>
-                <w:rFonts w:ascii="宋体" w:hAnsi="宋体" w:eastAsia="宋体" w:cs="宋体"/>
+                <w:rFonts w:ascii="宋体" w:eastAsia="宋体" w:hAnsi="宋体" w:cs="宋体"/>
                 <w:sz w:val="20"/>
                 <w:szCs w:val="20"/>
               </w:rPr>
             </w:pPr>
             <w:r>
               <w:rPr>
-                <w:rFonts w:ascii="宋体" w:hAnsi="宋体" w:eastAsia="宋体" w:cs="宋体"/>
+                <w:rFonts w:ascii="宋体" w:eastAsia="宋体" w:hAnsi="宋体" w:cs="宋体"/>
                 <w:spacing w:val="200"/>
                 <w:kern w:val="0"/>
                 <w:sz w:val="20"/>
@@ -1331,7 +1319,7 @@
             </w:r>
             <w:r>
               <w:rPr>
-                <w:rFonts w:ascii="宋体" w:hAnsi="宋体" w:eastAsia="宋体" w:cs="宋体"/>
+                <w:rFonts w:ascii="宋体" w:eastAsia="宋体" w:hAnsi="宋体" w:cs="宋体"/>
                 <w:spacing w:val="0"/>
                 <w:kern w:val="0"/>
                 <w:sz w:val="20"/>
@@ -1360,11 +1348,11 @@
               <w:adjustRightInd w:val="0"/>
               <w:snapToGrid w:val="0"/>
               <w:spacing w:before="173" w:line="229" w:lineRule="auto"/>
-              <w:ind w:left="0" w:leftChars="0" w:right="0" w:rightChars="0" w:firstLine="0" w:firstLineChars="0"/>
+              <w:ind w:left="0" w:right="0" w:firstLine="0" w:leftChars="0" w:rightChars="0" w:firstLineChars="0"/>
               <w:jc w:val="center"/>
               <w:textAlignment w:val="baseline"/>
               <w:rPr>
-                <w:rFonts w:ascii="宋体" w:hAnsi="宋体" w:eastAsia="宋体" w:cs="宋体"/>
+                <w:rFonts w:ascii="宋体" w:eastAsia="宋体" w:hAnsi="宋体" w:cs="宋体"/>
                 <w:spacing w:val="200"/>
                 <w:kern w:val="0"/>
                 <w:sz w:val="20"/>
@@ -1373,7 +1361,7 @@
             </w:pPr>
             <w:r>
               <w:rPr>
-                <w:rFonts w:hint="eastAsia" w:asciiTheme="minorAscii" w:hAnsiTheme="minorAscii" w:eastAsiaTheme="minorEastAsia"/>
+                <w:rFonts w:asciiTheme="minorAscii" w:eastAsiaTheme="minorEastAsia" w:hAnsiTheme="minorAscii" w:hint="eastAsia"/>
                 <w:spacing w:val="0"/>
                 <w:kern w:val="0"/>
                 <w:sz w:val="21"/>
@@ -1403,11 +1391,11 @@
               <w:adjustRightInd w:val="0"/>
               <w:snapToGrid w:val="0"/>
               <w:spacing w:before="172" w:line="228" w:lineRule="auto"/>
-              <w:ind w:left="0" w:leftChars="0" w:right="0" w:rightChars="0" w:firstLine="0" w:firstLineChars="0"/>
+              <w:ind w:left="0" w:right="0" w:firstLine="0" w:leftChars="0" w:rightChars="0" w:firstLineChars="0"/>
               <w:jc w:val="center"/>
               <w:textAlignment w:val="baseline"/>
               <w:rPr>
-                <w:rFonts w:ascii="宋体" w:hAnsi="宋体" w:eastAsia="宋体" w:cs="宋体"/>
+                <w:rFonts w:ascii="宋体" w:eastAsia="宋体" w:hAnsi="宋体" w:cs="宋体"/>
                 <w:spacing w:val="200"/>
                 <w:kern w:val="0"/>
                 <w:sz w:val="20"/>
@@ -1416,7 +1404,7 @@
             </w:pPr>
             <w:r>
               <w:rPr>
-                <w:rFonts w:hint="eastAsia" w:ascii="宋体" w:hAnsi="宋体" w:eastAsia="宋体" w:cs="宋体"/>
+                <w:rFonts w:ascii="宋体" w:eastAsia="宋体" w:hAnsi="宋体" w:cs="宋体" w:hint="eastAsia"/>
                 <w:spacing w:val="200"/>
                 <w:kern w:val="0"/>
                 <w:sz w:val="20"/>
@@ -1426,7 +1414,7 @@
             </w:r>
             <w:r>
               <w:rPr>
-                <w:rFonts w:hint="eastAsia" w:asciiTheme="minorAscii" w:hAnsiTheme="minorAscii" w:eastAsiaTheme="minorEastAsia"/>
+                <w:rFonts w:asciiTheme="minorAscii" w:eastAsiaTheme="minorEastAsia" w:hAnsiTheme="minorAscii" w:hint="eastAsia"/>
                 <w:spacing w:val="0"/>
                 <w:kern w:val="0"/>
                 <w:sz w:val="21"/>
@@ -1456,18 +1444,18 @@
               <w:adjustRightInd w:val="0"/>
               <w:snapToGrid w:val="0"/>
               <w:spacing w:before="173" w:line="229" w:lineRule="auto"/>
-              <w:ind w:left="0" w:leftChars="0" w:right="0" w:rightChars="0" w:firstLine="0" w:firstLineChars="0"/>
+              <w:ind w:left="0" w:right="0" w:firstLine="0" w:leftChars="0" w:rightChars="0" w:firstLineChars="0"/>
               <w:jc w:val="center"/>
               <w:textAlignment w:val="baseline"/>
               <w:rPr>
-                <w:rFonts w:ascii="宋体" w:hAnsi="宋体" w:eastAsia="宋体" w:cs="宋体"/>
+                <w:rFonts w:ascii="宋体" w:eastAsia="宋体" w:hAnsi="宋体" w:cs="宋体"/>
                 <w:sz w:val="20"/>
                 <w:szCs w:val="20"/>
               </w:rPr>
             </w:pPr>
             <w:r>
               <w:rPr>
-                <w:rFonts w:hint="eastAsia" w:asciiTheme="minorAscii" w:hAnsiTheme="minorAscii" w:eastAsiaTheme="minorEastAsia"/>
+                <w:rFonts w:asciiTheme="minorAscii" w:eastAsiaTheme="minorEastAsia" w:hAnsiTheme="minorAscii" w:hint="eastAsia"/>
                 <w:spacing w:val="0"/>
                 <w:kern w:val="0"/>
                 <w:sz w:val="21"/>
@@ -1481,14 +1469,9 @@
       </w:tr>
       <w:tr>
         <w:tblPrEx>
-          <w:tblBorders>
-            <w:top w:val="single" w:color="000000" w:sz="2" w:space="0"/>
-            <w:left w:val="single" w:color="000000" w:sz="2" w:space="0"/>
-            <w:bottom w:val="single" w:color="000000" w:sz="2" w:space="0"/>
-            <w:right w:val="single" w:color="000000" w:sz="2" w:space="0"/>
-            <w:insideH w:val="single" w:color="000000" w:sz="2" w:space="0"/>
-            <w:insideV w:val="single" w:color="000000" w:sz="2" w:space="0"/>
-          </w:tblBorders>
+          <w:tblW w:w="8214" w:type="dxa"/>
+          <w:jc w:val="center"/>
+          <w:tblLayout w:type="fixed"/>
           <w:tblCellMar>
             <w:top w:w="0" w:type="dxa"/>
             <w:left w:w="0" w:type="dxa"/>
@@ -1497,7 +1480,7 @@
           </w:tblCellMar>
         </w:tblPrEx>
         <w:trPr>
-          <w:trHeight w:val="556" w:hRule="atLeast"/>
+          <w:trHeight w:val="556"/>
           <w:jc w:val="center"/>
         </w:trPr>
         <w:tc>
@@ -1506,7 +1489,7 @@
           </w:tcPr>
           <w:p>
             <w:pPr>
-              <w:pStyle w:val="27"/>
+              <w:pStyle w:val="TableText"/>
               <w:keepNext w:val="0"/>
               <w:keepLines w:val="0"/>
               <w:pageBreakBefore w:val="0"/>
@@ -1519,7 +1502,7 @@
               <w:bidi w:val="0"/>
               <w:adjustRightInd w:val="0"/>
               <w:snapToGrid w:val="0"/>
-              <w:ind w:left="0" w:leftChars="0" w:right="0" w:rightChars="0" w:firstLine="0" w:firstLineChars="0"/>
+              <w:ind w:left="0" w:right="0" w:firstLine="0" w:leftChars="0" w:rightChars="0" w:firstLineChars="0"/>
               <w:jc w:val="center"/>
               <w:textAlignment w:val="baseline"/>
             </w:pPr>
@@ -1531,7 +1514,7 @@
           </w:tcPr>
           <w:p>
             <w:pPr>
-              <w:pStyle w:val="27"/>
+              <w:pStyle w:val="TableText"/>
               <w:keepNext w:val="0"/>
               <w:keepLines w:val="0"/>
               <w:pageBreakBefore w:val="0"/>
@@ -1544,7 +1527,7 @@
               <w:bidi w:val="0"/>
               <w:adjustRightInd w:val="0"/>
               <w:snapToGrid w:val="0"/>
-              <w:ind w:left="0" w:leftChars="0" w:right="0" w:rightChars="0" w:firstLine="0" w:firstLineChars="0"/>
+              <w:ind w:left="0" w:right="0" w:firstLine="0" w:leftChars="0" w:rightChars="0" w:firstLineChars="0"/>
               <w:jc w:val="center"/>
               <w:textAlignment w:val="baseline"/>
             </w:pPr>
@@ -1556,7 +1539,7 @@
           </w:tcPr>
           <w:p>
             <w:pPr>
-              <w:pStyle w:val="27"/>
+              <w:pStyle w:val="TableText"/>
               <w:keepNext w:val="0"/>
               <w:keepLines w:val="0"/>
               <w:pageBreakBefore w:val="0"/>
@@ -1569,7 +1552,7 @@
               <w:bidi w:val="0"/>
               <w:adjustRightInd w:val="0"/>
               <w:snapToGrid w:val="0"/>
-              <w:ind w:left="0" w:leftChars="0" w:right="0" w:rightChars="0" w:firstLine="0" w:firstLineChars="0"/>
+              <w:ind w:left="0" w:right="0" w:firstLine="0" w:leftChars="0" w:rightChars="0" w:firstLineChars="0"/>
               <w:jc w:val="center"/>
               <w:textAlignment w:val="baseline"/>
             </w:pPr>
@@ -1581,7 +1564,7 @@
           </w:tcPr>
           <w:p>
             <w:pPr>
-              <w:pStyle w:val="27"/>
+              <w:pStyle w:val="TableText"/>
               <w:keepNext w:val="0"/>
               <w:keepLines w:val="0"/>
               <w:pageBreakBefore w:val="0"/>
@@ -1594,7 +1577,7 @@
               <w:bidi w:val="0"/>
               <w:adjustRightInd w:val="0"/>
               <w:snapToGrid w:val="0"/>
-              <w:ind w:left="0" w:leftChars="0" w:right="0" w:rightChars="0" w:firstLine="0" w:firstLineChars="0"/>
+              <w:ind w:left="0" w:right="0" w:firstLine="0" w:leftChars="0" w:rightChars="0" w:firstLineChars="0"/>
               <w:jc w:val="center"/>
               <w:textAlignment w:val="baseline"/>
             </w:pPr>
@@ -1606,7 +1589,7 @@
           </w:tcPr>
           <w:p>
             <w:pPr>
-              <w:pStyle w:val="27"/>
+              <w:pStyle w:val="TableText"/>
               <w:keepNext w:val="0"/>
               <w:keepLines w:val="0"/>
               <w:pageBreakBefore w:val="0"/>
@@ -1619,7 +1602,7 @@
               <w:bidi w:val="0"/>
               <w:adjustRightInd w:val="0"/>
               <w:snapToGrid w:val="0"/>
-              <w:ind w:left="0" w:leftChars="0" w:right="0" w:rightChars="0" w:firstLine="0" w:firstLineChars="0"/>
+              <w:ind w:left="0" w:right="0" w:firstLine="0" w:leftChars="0" w:rightChars="0" w:firstLineChars="0"/>
               <w:jc w:val="center"/>
               <w:textAlignment w:val="baseline"/>
             </w:pPr>
@@ -1631,7 +1614,7 @@
           </w:tcPr>
           <w:p>
             <w:pPr>
-              <w:pStyle w:val="27"/>
+              <w:pStyle w:val="TableText"/>
               <w:keepNext w:val="0"/>
               <w:keepLines w:val="0"/>
               <w:pageBreakBefore w:val="0"/>
@@ -1644,7 +1627,7 @@
               <w:bidi w:val="0"/>
               <w:adjustRightInd w:val="0"/>
               <w:snapToGrid w:val="0"/>
-              <w:ind w:left="0" w:leftChars="0" w:right="0" w:rightChars="0" w:firstLine="0" w:firstLineChars="0"/>
+              <w:ind w:left="0" w:right="0" w:firstLine="0" w:leftChars="0" w:rightChars="0" w:firstLineChars="0"/>
               <w:jc w:val="center"/>
               <w:textAlignment w:val="baseline"/>
             </w:pPr>
@@ -1653,14 +1636,9 @@
       </w:tr>
       <w:tr>
         <w:tblPrEx>
-          <w:tblBorders>
-            <w:top w:val="single" w:color="000000" w:sz="2" w:space="0"/>
-            <w:left w:val="single" w:color="000000" w:sz="2" w:space="0"/>
-            <w:bottom w:val="single" w:color="000000" w:sz="2" w:space="0"/>
-            <w:right w:val="single" w:color="000000" w:sz="2" w:space="0"/>
-            <w:insideH w:val="single" w:color="000000" w:sz="2" w:space="0"/>
-            <w:insideV w:val="single" w:color="000000" w:sz="2" w:space="0"/>
-          </w:tblBorders>
+          <w:tblW w:w="8214" w:type="dxa"/>
+          <w:jc w:val="center"/>
+          <w:tblLayout w:type="fixed"/>
           <w:tblCellMar>
             <w:top w:w="0" w:type="dxa"/>
             <w:left w:w="0" w:type="dxa"/>
@@ -1669,7 +1647,7 @@
           </w:tblCellMar>
         </w:tblPrEx>
         <w:trPr>
-          <w:trHeight w:val="556" w:hRule="atLeast"/>
+          <w:trHeight w:val="556"/>
           <w:jc w:val="center"/>
         </w:trPr>
         <w:tc>
@@ -1678,7 +1656,7 @@
           </w:tcPr>
           <w:p>
             <w:pPr>
-              <w:pStyle w:val="27"/>
+              <w:pStyle w:val="TableText"/>
               <w:keepNext w:val="0"/>
               <w:keepLines w:val="0"/>
               <w:pageBreakBefore w:val="0"/>
@@ -1691,7 +1669,7 @@
               <w:bidi w:val="0"/>
               <w:adjustRightInd w:val="0"/>
               <w:snapToGrid w:val="0"/>
-              <w:ind w:left="0" w:leftChars="0" w:right="0" w:rightChars="0" w:firstLine="0" w:firstLineChars="0"/>
+              <w:ind w:left="0" w:right="0" w:firstLine="0" w:leftChars="0" w:rightChars="0" w:firstLineChars="0"/>
               <w:jc w:val="center"/>
               <w:textAlignment w:val="baseline"/>
             </w:pPr>
@@ -1703,7 +1681,7 @@
           </w:tcPr>
           <w:p>
             <w:pPr>
-              <w:pStyle w:val="27"/>
+              <w:pStyle w:val="TableText"/>
               <w:keepNext w:val="0"/>
               <w:keepLines w:val="0"/>
               <w:pageBreakBefore w:val="0"/>
@@ -1716,7 +1694,7 @@
               <w:bidi w:val="0"/>
               <w:adjustRightInd w:val="0"/>
               <w:snapToGrid w:val="0"/>
-              <w:ind w:left="0" w:leftChars="0" w:right="0" w:rightChars="0" w:firstLine="0" w:firstLineChars="0"/>
+              <w:ind w:left="0" w:right="0" w:firstLine="0" w:leftChars="0" w:rightChars="0" w:firstLineChars="0"/>
               <w:jc w:val="center"/>
               <w:textAlignment w:val="baseline"/>
             </w:pPr>
@@ -1728,7 +1706,7 @@
           </w:tcPr>
           <w:p>
             <w:pPr>
-              <w:pStyle w:val="27"/>
+              <w:pStyle w:val="TableText"/>
               <w:keepNext w:val="0"/>
               <w:keepLines w:val="0"/>
               <w:pageBreakBefore w:val="0"/>
@@ -1741,7 +1719,7 @@
               <w:bidi w:val="0"/>
               <w:adjustRightInd w:val="0"/>
               <w:snapToGrid w:val="0"/>
-              <w:ind w:left="0" w:leftChars="0" w:right="0" w:rightChars="0" w:firstLine="0" w:firstLineChars="0"/>
+              <w:ind w:left="0" w:right="0" w:firstLine="0" w:leftChars="0" w:rightChars="0" w:firstLineChars="0"/>
               <w:jc w:val="center"/>
               <w:textAlignment w:val="baseline"/>
             </w:pPr>
@@ -1753,7 +1731,7 @@
           </w:tcPr>
           <w:p>
             <w:pPr>
-              <w:pStyle w:val="27"/>
+              <w:pStyle w:val="TableText"/>
               <w:keepNext w:val="0"/>
               <w:keepLines w:val="0"/>
               <w:pageBreakBefore w:val="0"/>
@@ -1766,7 +1744,7 @@
               <w:bidi w:val="0"/>
               <w:adjustRightInd w:val="0"/>
               <w:snapToGrid w:val="0"/>
-              <w:ind w:left="0" w:leftChars="0" w:right="0" w:rightChars="0" w:firstLine="0" w:firstLineChars="0"/>
+              <w:ind w:left="0" w:right="0" w:firstLine="0" w:leftChars="0" w:rightChars="0" w:firstLineChars="0"/>
               <w:jc w:val="center"/>
               <w:textAlignment w:val="baseline"/>
             </w:pPr>
@@ -1778,7 +1756,7 @@
           </w:tcPr>
           <w:p>
             <w:pPr>
-              <w:pStyle w:val="27"/>
+              <w:pStyle w:val="TableText"/>
               <w:keepNext w:val="0"/>
               <w:keepLines w:val="0"/>
               <w:pageBreakBefore w:val="0"/>
@@ -1791,7 +1769,7 @@
               <w:bidi w:val="0"/>
               <w:adjustRightInd w:val="0"/>
               <w:snapToGrid w:val="0"/>
-              <w:ind w:left="0" w:leftChars="0" w:right="0" w:rightChars="0" w:firstLine="0" w:firstLineChars="0"/>
+              <w:ind w:left="0" w:right="0" w:firstLine="0" w:leftChars="0" w:rightChars="0" w:firstLineChars="0"/>
               <w:jc w:val="center"/>
               <w:textAlignment w:val="baseline"/>
             </w:pPr>
@@ -1803,7 +1781,7 @@
           </w:tcPr>
           <w:p>
             <w:pPr>
-              <w:pStyle w:val="27"/>
+              <w:pStyle w:val="TableText"/>
               <w:keepNext w:val="0"/>
               <w:keepLines w:val="0"/>
               <w:pageBreakBefore w:val="0"/>
@@ -1816,7 +1794,7 @@
               <w:bidi w:val="0"/>
               <w:adjustRightInd w:val="0"/>
               <w:snapToGrid w:val="0"/>
-              <w:ind w:left="0" w:leftChars="0" w:right="0" w:rightChars="0" w:firstLine="0" w:firstLineChars="0"/>
+              <w:ind w:left="0" w:right="0" w:firstLine="0" w:leftChars="0" w:rightChars="0" w:firstLineChars="0"/>
               <w:jc w:val="center"/>
               <w:textAlignment w:val="baseline"/>
             </w:pPr>
@@ -1825,14 +1803,9 @@
       </w:tr>
       <w:tr>
         <w:tblPrEx>
-          <w:tblBorders>
-            <w:top w:val="single" w:color="000000" w:sz="2" w:space="0"/>
-            <w:left w:val="single" w:color="000000" w:sz="2" w:space="0"/>
-            <w:bottom w:val="single" w:color="000000" w:sz="2" w:space="0"/>
-            <w:right w:val="single" w:color="000000" w:sz="2" w:space="0"/>
-            <w:insideH w:val="single" w:color="000000" w:sz="2" w:space="0"/>
-            <w:insideV w:val="single" w:color="000000" w:sz="2" w:space="0"/>
-          </w:tblBorders>
+          <w:tblW w:w="8214" w:type="dxa"/>
+          <w:jc w:val="center"/>
+          <w:tblLayout w:type="fixed"/>
           <w:tblCellMar>
             <w:top w:w="0" w:type="dxa"/>
             <w:left w:w="0" w:type="dxa"/>
@@ -1841,7 +1814,7 @@
           </w:tblCellMar>
         </w:tblPrEx>
         <w:trPr>
-          <w:trHeight w:val="557" w:hRule="atLeast"/>
+          <w:trHeight w:val="557"/>
           <w:jc w:val="center"/>
         </w:trPr>
         <w:tc>
@@ -1850,7 +1823,7 @@
           </w:tcPr>
           <w:p>
             <w:pPr>
-              <w:pStyle w:val="27"/>
+              <w:pStyle w:val="TableText"/>
               <w:keepNext w:val="0"/>
               <w:keepLines w:val="0"/>
               <w:pageBreakBefore w:val="0"/>
@@ -1863,7 +1836,7 @@
               <w:bidi w:val="0"/>
               <w:adjustRightInd w:val="0"/>
               <w:snapToGrid w:val="0"/>
-              <w:ind w:left="0" w:leftChars="0" w:right="0" w:rightChars="0" w:firstLine="0" w:firstLineChars="0"/>
+              <w:ind w:left="0" w:right="0" w:firstLine="0" w:leftChars="0" w:rightChars="0" w:firstLineChars="0"/>
               <w:jc w:val="center"/>
               <w:textAlignment w:val="baseline"/>
             </w:pPr>
@@ -1875,7 +1848,7 @@
           </w:tcPr>
           <w:p>
             <w:pPr>
-              <w:pStyle w:val="27"/>
+              <w:pStyle w:val="TableText"/>
               <w:keepNext w:val="0"/>
               <w:keepLines w:val="0"/>
               <w:pageBreakBefore w:val="0"/>
@@ -1888,7 +1861,7 @@
               <w:bidi w:val="0"/>
               <w:adjustRightInd w:val="0"/>
               <w:snapToGrid w:val="0"/>
-              <w:ind w:left="0" w:leftChars="0" w:right="0" w:rightChars="0" w:firstLine="0" w:firstLineChars="0"/>
+              <w:ind w:left="0" w:right="0" w:firstLine="0" w:leftChars="0" w:rightChars="0" w:firstLineChars="0"/>
               <w:jc w:val="center"/>
               <w:textAlignment w:val="baseline"/>
             </w:pPr>
@@ -1900,7 +1873,7 @@
           </w:tcPr>
           <w:p>
             <w:pPr>
-              <w:pStyle w:val="27"/>
+              <w:pStyle w:val="TableText"/>
               <w:keepNext w:val="0"/>
               <w:keepLines w:val="0"/>
               <w:pageBreakBefore w:val="0"/>
@@ -1913,7 +1886,7 @@
               <w:bidi w:val="0"/>
               <w:adjustRightInd w:val="0"/>
               <w:snapToGrid w:val="0"/>
-              <w:ind w:left="0" w:leftChars="0" w:right="0" w:rightChars="0" w:firstLine="0" w:firstLineChars="0"/>
+              <w:ind w:left="0" w:right="0" w:firstLine="0" w:leftChars="0" w:rightChars="0" w:firstLineChars="0"/>
               <w:jc w:val="center"/>
               <w:textAlignment w:val="baseline"/>
             </w:pPr>
@@ -1925,7 +1898,7 @@
           </w:tcPr>
           <w:p>
             <w:pPr>
-              <w:pStyle w:val="27"/>
+              <w:pStyle w:val="TableText"/>
               <w:keepNext w:val="0"/>
               <w:keepLines w:val="0"/>
               <w:pageBreakBefore w:val="0"/>
@@ -1938,7 +1911,7 @@
               <w:bidi w:val="0"/>
               <w:adjustRightInd w:val="0"/>
               <w:snapToGrid w:val="0"/>
-              <w:ind w:left="0" w:leftChars="0" w:right="0" w:rightChars="0" w:firstLine="0" w:firstLineChars="0"/>
+              <w:ind w:left="0" w:right="0" w:firstLine="0" w:leftChars="0" w:rightChars="0" w:firstLineChars="0"/>
               <w:jc w:val="center"/>
               <w:textAlignment w:val="baseline"/>
             </w:pPr>
@@ -1950,7 +1923,7 @@
           </w:tcPr>
           <w:p>
             <w:pPr>
-              <w:pStyle w:val="27"/>
+              <w:pStyle w:val="TableText"/>
               <w:keepNext w:val="0"/>
               <w:keepLines w:val="0"/>
               <w:pageBreakBefore w:val="0"/>
@@ -1963,7 +1936,7 @@
               <w:bidi w:val="0"/>
               <w:adjustRightInd w:val="0"/>
               <w:snapToGrid w:val="0"/>
-              <w:ind w:left="0" w:leftChars="0" w:right="0" w:rightChars="0" w:firstLine="0" w:firstLineChars="0"/>
+              <w:ind w:left="0" w:right="0" w:firstLine="0" w:leftChars="0" w:rightChars="0" w:firstLineChars="0"/>
               <w:jc w:val="center"/>
               <w:textAlignment w:val="baseline"/>
             </w:pPr>
@@ -1975,7 +1948,7 @@
           </w:tcPr>
           <w:p>
             <w:pPr>
-              <w:pStyle w:val="27"/>
+              <w:pStyle w:val="TableText"/>
               <w:keepNext w:val="0"/>
               <w:keepLines w:val="0"/>
               <w:pageBreakBefore w:val="0"/>
@@ -1988,7 +1961,7 @@
               <w:bidi w:val="0"/>
               <w:adjustRightInd w:val="0"/>
               <w:snapToGrid w:val="0"/>
-              <w:ind w:left="0" w:leftChars="0" w:right="0" w:rightChars="0" w:firstLine="0" w:firstLineChars="0"/>
+              <w:ind w:left="0" w:right="0" w:firstLine="0" w:leftChars="0" w:rightChars="0" w:firstLineChars="0"/>
               <w:jc w:val="center"/>
               <w:textAlignment w:val="baseline"/>
             </w:pPr>
@@ -2020,7 +1993,7 @@
     <w:sdt>
       <w:sdtPr>
         <w:rPr>
-          <w:rFonts w:ascii="宋体" w:hAnsi="宋体" w:eastAsia="宋体" w:cs="Arial"/>
+          <w:rFonts w:ascii="宋体" w:eastAsia="宋体" w:hAnsi="宋体" w:cs="Arial"/>
           <w:snapToGrid w:val="0"/>
           <w:color w:val="000000"/>
           <w:kern w:val="0"/>
@@ -2036,7 +2009,7 @@
       </w:sdtPr>
       <w:sdtEndPr>
         <w:rPr>
-          <w:rFonts w:hint="eastAsia" w:ascii="宋体" w:hAnsi="宋体" w:eastAsia="宋体" w:cs="宋体"/>
+          <w:rFonts w:ascii="宋体" w:eastAsia="宋体" w:hAnsi="宋体" w:cs="宋体" w:hint="eastAsia"/>
           <w:snapToGrid w:val="0"/>
           <w:color w:val="000000"/>
           <w:kern w:val="0"/>
@@ -2062,18 +2035,18 @@
             <w:adjustRightInd w:val="0"/>
             <w:snapToGrid w:val="0"/>
             <w:spacing w:before="0" w:beforeLines="0" w:after="0" w:afterLines="0" w:line="240" w:lineRule="auto"/>
-            <w:ind w:left="0" w:leftChars="0" w:right="0" w:rightChars="0" w:firstLine="0" w:firstLineChars="0"/>
+            <w:ind w:left="0" w:right="0" w:firstLine="0" w:leftChars="0" w:rightChars="0" w:firstLineChars="0"/>
             <w:jc w:val="center"/>
             <w:textAlignment w:val="baseline"/>
             <w:rPr>
-              <w:rFonts w:hint="eastAsia" w:ascii="宋体" w:hAnsi="宋体" w:eastAsia="宋体" w:cs="宋体"/>
+              <w:rFonts w:ascii="宋体" w:eastAsia="宋体" w:hAnsi="宋体" w:cs="宋体" w:hint="eastAsia"/>
               <w:sz w:val="24"/>
               <w:szCs w:val="24"/>
             </w:rPr>
           </w:pPr>
           <w:r>
             <w:rPr>
-              <w:rFonts w:hint="eastAsia" w:ascii="宋体" w:hAnsi="宋体" w:eastAsia="宋体" w:cs="宋体"/>
+              <w:rFonts w:ascii="宋体" w:eastAsia="宋体" w:hAnsi="宋体" w:cs="宋体" w:hint="eastAsia"/>
               <w:sz w:val="24"/>
               <w:szCs w:val="24"/>
             </w:rPr>
@@ -2082,14 +2055,14 @@
         </w:p>
         <w:p>
           <w:pPr>
-            <w:pStyle w:val="16"/>
+            <w:pStyle w:val="TOC1"/>
             <w:tabs>
               <w:tab w:val="right" w:leader="dot" w:pos="8306"/>
             </w:tabs>
           </w:pPr>
           <w:r>
             <w:rPr>
-              <w:rFonts w:hint="eastAsia" w:ascii="宋体" w:hAnsi="宋体" w:eastAsia="宋体" w:cs="宋体"/>
+              <w:rFonts w:ascii="宋体" w:eastAsia="宋体" w:hAnsi="宋体" w:cs="宋体" w:hint="eastAsia"/>
               <w:sz w:val="24"/>
               <w:szCs w:val="24"/>
             </w:rPr>
@@ -2097,7 +2070,7 @@
           </w:r>
           <w:r>
             <w:rPr>
-              <w:rFonts w:hint="eastAsia" w:ascii="宋体" w:hAnsi="宋体" w:eastAsia="宋体" w:cs="宋体"/>
+              <w:rFonts w:ascii="宋体" w:eastAsia="宋体" w:hAnsi="宋体" w:cs="宋体" w:hint="eastAsia"/>
               <w:sz w:val="24"/>
               <w:szCs w:val="24"/>
             </w:rPr>
@@ -2105,7 +2078,7 @@
           </w:r>
           <w:r>
             <w:rPr>
-              <w:rFonts w:hint="eastAsia" w:ascii="宋体" w:hAnsi="宋体" w:eastAsia="宋体" w:cs="宋体"/>
+              <w:rFonts w:ascii="宋体" w:eastAsia="宋体" w:hAnsi="宋体" w:cs="宋体" w:hint="eastAsia"/>
               <w:sz w:val="24"/>
               <w:szCs w:val="24"/>
             </w:rPr>
@@ -2113,21 +2086,21 @@
           </w:r>
           <w:r>
             <w:rPr>
-              <w:rFonts w:hint="eastAsia" w:ascii="宋体" w:hAnsi="宋体" w:eastAsia="宋体" w:cs="宋体"/>
+              <w:rFonts w:ascii="宋体" w:eastAsia="宋体" w:hAnsi="宋体" w:cs="宋体" w:hint="eastAsia"/>
               <w:szCs w:val="24"/>
             </w:rPr>
             <w:fldChar w:fldCharType="begin"/>
           </w:r>
           <w:r>
             <w:rPr>
-              <w:rFonts w:hint="eastAsia" w:ascii="宋体" w:hAnsi="宋体" w:eastAsia="宋体" w:cs="宋体"/>
+              <w:rFonts w:ascii="宋体" w:eastAsia="宋体" w:hAnsi="宋体" w:cs="宋体" w:hint="eastAsia"/>
               <w:szCs w:val="24"/>
             </w:rPr>
             <w:instrText xml:space="preserve"> HYPERLINK \l _Toc10660 </w:instrText>
           </w:r>
           <w:r>
             <w:rPr>
-              <w:rFonts w:hint="eastAsia" w:ascii="宋体" w:hAnsi="宋体" w:eastAsia="宋体" w:cs="宋体"/>
+              <w:rFonts w:ascii="宋体" w:eastAsia="宋体" w:hAnsi="宋体" w:cs="宋体" w:hint="eastAsia"/>
               <w:szCs w:val="24"/>
             </w:rPr>
             <w:fldChar w:fldCharType="separate"/>
@@ -2159,7 +2132,7 @@
           </w:r>
           <w:r>
             <w:rPr>
-              <w:rFonts w:hint="eastAsia" w:ascii="宋体" w:hAnsi="宋体" w:eastAsia="宋体" w:cs="宋体"/>
+              <w:rFonts w:ascii="宋体" w:eastAsia="宋体" w:hAnsi="宋体" w:cs="宋体" w:hint="eastAsia"/>
               <w:szCs w:val="24"/>
             </w:rPr>
             <w:fldChar w:fldCharType="end"/>
@@ -2167,28 +2140,28 @@
         </w:p>
         <w:p>
           <w:pPr>
-            <w:pStyle w:val="16"/>
+            <w:pStyle w:val="TOC1"/>
             <w:tabs>
               <w:tab w:val="right" w:leader="dot" w:pos="8306"/>
             </w:tabs>
           </w:pPr>
           <w:r>
             <w:rPr>
-              <w:rFonts w:hint="eastAsia" w:ascii="宋体" w:hAnsi="宋体" w:eastAsia="宋体" w:cs="宋体"/>
+              <w:rFonts w:ascii="宋体" w:eastAsia="宋体" w:hAnsi="宋体" w:cs="宋体" w:hint="eastAsia"/>
               <w:szCs w:val="24"/>
             </w:rPr>
             <w:fldChar w:fldCharType="begin"/>
           </w:r>
           <w:r>
             <w:rPr>
-              <w:rFonts w:hint="eastAsia" w:ascii="宋体" w:hAnsi="宋体" w:eastAsia="宋体" w:cs="宋体"/>
+              <w:rFonts w:ascii="宋体" w:eastAsia="宋体" w:hAnsi="宋体" w:cs="宋体" w:hint="eastAsia"/>
               <w:szCs w:val="24"/>
             </w:rPr>
             <w:instrText xml:space="preserve"> HYPERLINK \l _Toc22511 </w:instrText>
           </w:r>
           <w:r>
             <w:rPr>
-              <w:rFonts w:hint="eastAsia" w:ascii="宋体" w:hAnsi="宋体" w:eastAsia="宋体" w:cs="宋体"/>
+              <w:rFonts w:ascii="宋体" w:eastAsia="宋体" w:hAnsi="宋体" w:cs="宋体" w:hint="eastAsia"/>
               <w:szCs w:val="24"/>
             </w:rPr>
             <w:fldChar w:fldCharType="separate"/>
@@ -2220,7 +2193,7 @@
           </w:r>
           <w:r>
             <w:rPr>
-              <w:rFonts w:hint="eastAsia" w:ascii="宋体" w:hAnsi="宋体" w:eastAsia="宋体" w:cs="宋体"/>
+              <w:rFonts w:ascii="宋体" w:eastAsia="宋体" w:hAnsi="宋体" w:cs="宋体" w:hint="eastAsia"/>
               <w:szCs w:val="24"/>
             </w:rPr>
             <w:fldChar w:fldCharType="end"/>
@@ -2228,28 +2201,28 @@
         </w:p>
         <w:p>
           <w:pPr>
-            <w:pStyle w:val="16"/>
+            <w:pStyle w:val="TOC1"/>
             <w:tabs>
               <w:tab w:val="right" w:leader="dot" w:pos="8306"/>
             </w:tabs>
           </w:pPr>
           <w:r>
             <w:rPr>
-              <w:rFonts w:hint="eastAsia" w:ascii="宋体" w:hAnsi="宋体" w:eastAsia="宋体" w:cs="宋体"/>
+              <w:rFonts w:ascii="宋体" w:eastAsia="宋体" w:hAnsi="宋体" w:cs="宋体" w:hint="eastAsia"/>
               <w:szCs w:val="24"/>
             </w:rPr>
             <w:fldChar w:fldCharType="begin"/>
           </w:r>
           <w:r>
             <w:rPr>
-              <w:rFonts w:hint="eastAsia" w:ascii="宋体" w:hAnsi="宋体" w:eastAsia="宋体" w:cs="宋体"/>
+              <w:rFonts w:ascii="宋体" w:eastAsia="宋体" w:hAnsi="宋体" w:cs="宋体" w:hint="eastAsia"/>
               <w:szCs w:val="24"/>
             </w:rPr>
             <w:instrText xml:space="preserve"> HYPERLINK \l _Toc9477 </w:instrText>
           </w:r>
           <w:r>
             <w:rPr>
-              <w:rFonts w:hint="eastAsia" w:ascii="宋体" w:hAnsi="宋体" w:eastAsia="宋体" w:cs="宋体"/>
+              <w:rFonts w:ascii="宋体" w:eastAsia="宋体" w:hAnsi="宋体" w:cs="宋体" w:hint="eastAsia"/>
               <w:szCs w:val="24"/>
             </w:rPr>
             <w:fldChar w:fldCharType="separate"/>
@@ -2281,7 +2254,7 @@
           </w:r>
           <w:r>
             <w:rPr>
-              <w:rFonts w:hint="eastAsia" w:ascii="宋体" w:hAnsi="宋体" w:eastAsia="宋体" w:cs="宋体"/>
+              <w:rFonts w:ascii="宋体" w:eastAsia="宋体" w:hAnsi="宋体" w:cs="宋体" w:hint="eastAsia"/>
               <w:szCs w:val="24"/>
             </w:rPr>
             <w:fldChar w:fldCharType="end"/>
@@ -2289,28 +2262,28 @@
         </w:p>
         <w:p>
           <w:pPr>
-            <w:pStyle w:val="16"/>
+            <w:pStyle w:val="TOC1"/>
             <w:tabs>
               <w:tab w:val="right" w:leader="dot" w:pos="8306"/>
             </w:tabs>
           </w:pPr>
           <w:r>
             <w:rPr>
-              <w:rFonts w:hint="eastAsia" w:ascii="宋体" w:hAnsi="宋体" w:eastAsia="宋体" w:cs="宋体"/>
+              <w:rFonts w:ascii="宋体" w:eastAsia="宋体" w:hAnsi="宋体" w:cs="宋体" w:hint="eastAsia"/>
               <w:szCs w:val="24"/>
             </w:rPr>
             <w:fldChar w:fldCharType="begin"/>
           </w:r>
           <w:r>
             <w:rPr>
-              <w:rFonts w:hint="eastAsia" w:ascii="宋体" w:hAnsi="宋体" w:eastAsia="宋体" w:cs="宋体"/>
+              <w:rFonts w:ascii="宋体" w:eastAsia="宋体" w:hAnsi="宋体" w:cs="宋体" w:hint="eastAsia"/>
               <w:szCs w:val="24"/>
             </w:rPr>
             <w:instrText xml:space="preserve"> HYPERLINK \l _Toc28304 </w:instrText>
           </w:r>
           <w:r>
             <w:rPr>
-              <w:rFonts w:hint="eastAsia" w:ascii="宋体" w:hAnsi="宋体" w:eastAsia="宋体" w:cs="宋体"/>
+              <w:rFonts w:ascii="宋体" w:eastAsia="宋体" w:hAnsi="宋体" w:cs="宋体" w:hint="eastAsia"/>
               <w:szCs w:val="24"/>
             </w:rPr>
             <w:fldChar w:fldCharType="separate"/>
@@ -2342,7 +2315,7 @@
           </w:r>
           <w:r>
             <w:rPr>
-              <w:rFonts w:hint="eastAsia" w:ascii="宋体" w:hAnsi="宋体" w:eastAsia="宋体" w:cs="宋体"/>
+              <w:rFonts w:ascii="宋体" w:eastAsia="宋体" w:hAnsi="宋体" w:cs="宋体" w:hint="eastAsia"/>
               <w:szCs w:val="24"/>
             </w:rPr>
             <w:fldChar w:fldCharType="end"/>
@@ -2350,28 +2323,28 @@
         </w:p>
         <w:p>
           <w:pPr>
-            <w:pStyle w:val="16"/>
+            <w:pStyle w:val="TOC1"/>
             <w:tabs>
               <w:tab w:val="right" w:leader="dot" w:pos="8306"/>
             </w:tabs>
           </w:pPr>
           <w:r>
             <w:rPr>
-              <w:rFonts w:hint="eastAsia" w:ascii="宋体" w:hAnsi="宋体" w:eastAsia="宋体" w:cs="宋体"/>
+              <w:rFonts w:ascii="宋体" w:eastAsia="宋体" w:hAnsi="宋体" w:cs="宋体" w:hint="eastAsia"/>
               <w:szCs w:val="24"/>
             </w:rPr>
             <w:fldChar w:fldCharType="begin"/>
           </w:r>
           <w:r>
             <w:rPr>
-              <w:rFonts w:hint="eastAsia" w:ascii="宋体" w:hAnsi="宋体" w:eastAsia="宋体" w:cs="宋体"/>
+              <w:rFonts w:ascii="宋体" w:eastAsia="宋体" w:hAnsi="宋体" w:cs="宋体" w:hint="eastAsia"/>
               <w:szCs w:val="24"/>
             </w:rPr>
             <w:instrText xml:space="preserve"> HYPERLINK \l _Toc5497 </w:instrText>
           </w:r>
           <w:r>
             <w:rPr>
-              <w:rFonts w:hint="eastAsia" w:ascii="宋体" w:hAnsi="宋体" w:eastAsia="宋体" w:cs="宋体"/>
+              <w:rFonts w:ascii="宋体" w:eastAsia="宋体" w:hAnsi="宋体" w:cs="宋体" w:hint="eastAsia"/>
               <w:szCs w:val="24"/>
             </w:rPr>
             <w:fldChar w:fldCharType="separate"/>
@@ -2403,7 +2376,7 @@
           </w:r>
           <w:r>
             <w:rPr>
-              <w:rFonts w:hint="eastAsia" w:ascii="宋体" w:hAnsi="宋体" w:eastAsia="宋体" w:cs="宋体"/>
+              <w:rFonts w:ascii="宋体" w:eastAsia="宋体" w:hAnsi="宋体" w:cs="宋体" w:hint="eastAsia"/>
               <w:szCs w:val="24"/>
             </w:rPr>
             <w:fldChar w:fldCharType="end"/>
@@ -2411,28 +2384,28 @@
         </w:p>
         <w:p>
           <w:pPr>
-            <w:pStyle w:val="17"/>
+            <w:pStyle w:val="TOC2"/>
             <w:tabs>
               <w:tab w:val="right" w:leader="dot" w:pos="8306"/>
             </w:tabs>
           </w:pPr>
           <w:r>
             <w:rPr>
-              <w:rFonts w:hint="eastAsia" w:ascii="宋体" w:hAnsi="宋体" w:eastAsia="宋体" w:cs="宋体"/>
+              <w:rFonts w:ascii="宋体" w:eastAsia="宋体" w:hAnsi="宋体" w:cs="宋体" w:hint="eastAsia"/>
               <w:szCs w:val="24"/>
             </w:rPr>
             <w:fldChar w:fldCharType="begin"/>
           </w:r>
           <w:r>
             <w:rPr>
-              <w:rFonts w:hint="eastAsia" w:ascii="宋体" w:hAnsi="宋体" w:eastAsia="宋体" w:cs="宋体"/>
+              <w:rFonts w:ascii="宋体" w:eastAsia="宋体" w:hAnsi="宋体" w:cs="宋体" w:hint="eastAsia"/>
               <w:szCs w:val="24"/>
             </w:rPr>
             <w:instrText xml:space="preserve"> HYPERLINK \l _Toc5200 </w:instrText>
           </w:r>
           <w:r>
             <w:rPr>
-              <w:rFonts w:hint="eastAsia" w:ascii="宋体" w:hAnsi="宋体" w:eastAsia="宋体" w:cs="宋体"/>
+              <w:rFonts w:ascii="宋体" w:eastAsia="宋体" w:hAnsi="宋体" w:cs="宋体" w:hint="eastAsia"/>
               <w:szCs w:val="24"/>
             </w:rPr>
             <w:fldChar w:fldCharType="separate"/>
@@ -2464,7 +2437,7 @@
           </w:r>
           <w:r>
             <w:rPr>
-              <w:rFonts w:hint="eastAsia" w:ascii="宋体" w:hAnsi="宋体" w:eastAsia="宋体" w:cs="宋体"/>
+              <w:rFonts w:ascii="宋体" w:eastAsia="宋体" w:hAnsi="宋体" w:cs="宋体" w:hint="eastAsia"/>
               <w:szCs w:val="24"/>
             </w:rPr>
             <w:fldChar w:fldCharType="end"/>
@@ -2472,28 +2445,28 @@
         </w:p>
         <w:p>
           <w:pPr>
-            <w:pStyle w:val="17"/>
+            <w:pStyle w:val="TOC2"/>
             <w:tabs>
               <w:tab w:val="right" w:leader="dot" w:pos="8306"/>
             </w:tabs>
           </w:pPr>
           <w:r>
             <w:rPr>
-              <w:rFonts w:hint="eastAsia" w:ascii="宋体" w:hAnsi="宋体" w:eastAsia="宋体" w:cs="宋体"/>
+              <w:rFonts w:ascii="宋体" w:eastAsia="宋体" w:hAnsi="宋体" w:cs="宋体" w:hint="eastAsia"/>
               <w:szCs w:val="24"/>
             </w:rPr>
             <w:fldChar w:fldCharType="begin"/>
           </w:r>
           <w:r>
             <w:rPr>
-              <w:rFonts w:hint="eastAsia" w:ascii="宋体" w:hAnsi="宋体" w:eastAsia="宋体" w:cs="宋体"/>
+              <w:rFonts w:ascii="宋体" w:eastAsia="宋体" w:hAnsi="宋体" w:cs="宋体" w:hint="eastAsia"/>
               <w:szCs w:val="24"/>
             </w:rPr>
             <w:instrText xml:space="preserve"> HYPERLINK \l _Toc643 </w:instrText>
           </w:r>
           <w:r>
             <w:rPr>
-              <w:rFonts w:hint="eastAsia" w:ascii="宋体" w:hAnsi="宋体" w:eastAsia="宋体" w:cs="宋体"/>
+              <w:rFonts w:ascii="宋体" w:eastAsia="宋体" w:hAnsi="宋体" w:cs="宋体" w:hint="eastAsia"/>
               <w:szCs w:val="24"/>
             </w:rPr>
             <w:fldChar w:fldCharType="separate"/>
@@ -2525,7 +2498,7 @@
           </w:r>
           <w:r>
             <w:rPr>
-              <w:rFonts w:hint="eastAsia" w:ascii="宋体" w:hAnsi="宋体" w:eastAsia="宋体" w:cs="宋体"/>
+              <w:rFonts w:ascii="宋体" w:eastAsia="宋体" w:hAnsi="宋体" w:cs="宋体" w:hint="eastAsia"/>
               <w:szCs w:val="24"/>
             </w:rPr>
             <w:fldChar w:fldCharType="end"/>
@@ -2533,28 +2506,28 @@
         </w:p>
         <w:p>
           <w:pPr>
-            <w:pStyle w:val="17"/>
+            <w:pStyle w:val="TOC2"/>
             <w:tabs>
               <w:tab w:val="right" w:leader="dot" w:pos="8306"/>
             </w:tabs>
           </w:pPr>
           <w:r>
             <w:rPr>
-              <w:rFonts w:hint="eastAsia" w:ascii="宋体" w:hAnsi="宋体" w:eastAsia="宋体" w:cs="宋体"/>
+              <w:rFonts w:ascii="宋体" w:eastAsia="宋体" w:hAnsi="宋体" w:cs="宋体" w:hint="eastAsia"/>
               <w:szCs w:val="24"/>
             </w:rPr>
             <w:fldChar w:fldCharType="begin"/>
           </w:r>
           <w:r>
             <w:rPr>
-              <w:rFonts w:hint="eastAsia" w:ascii="宋体" w:hAnsi="宋体" w:eastAsia="宋体" w:cs="宋体"/>
+              <w:rFonts w:ascii="宋体" w:eastAsia="宋体" w:hAnsi="宋体" w:cs="宋体" w:hint="eastAsia"/>
               <w:szCs w:val="24"/>
             </w:rPr>
             <w:instrText xml:space="preserve"> HYPERLINK \l _Toc26482 </w:instrText>
           </w:r>
           <w:r>
             <w:rPr>
-              <w:rFonts w:hint="eastAsia" w:ascii="宋体" w:hAnsi="宋体" w:eastAsia="宋体" w:cs="宋体"/>
+              <w:rFonts w:ascii="宋体" w:eastAsia="宋体" w:hAnsi="宋体" w:cs="宋体" w:hint="eastAsia"/>
               <w:szCs w:val="24"/>
             </w:rPr>
             <w:fldChar w:fldCharType="separate"/>
@@ -2586,7 +2559,7 @@
           </w:r>
           <w:r>
             <w:rPr>
-              <w:rFonts w:hint="eastAsia" w:ascii="宋体" w:hAnsi="宋体" w:eastAsia="宋体" w:cs="宋体"/>
+              <w:rFonts w:ascii="宋体" w:eastAsia="宋体" w:hAnsi="宋体" w:cs="宋体" w:hint="eastAsia"/>
               <w:szCs w:val="24"/>
             </w:rPr>
             <w:fldChar w:fldCharType="end"/>
@@ -2594,28 +2567,28 @@
         </w:p>
         <w:p>
           <w:pPr>
-            <w:pStyle w:val="16"/>
+            <w:pStyle w:val="TOC1"/>
             <w:tabs>
               <w:tab w:val="right" w:leader="dot" w:pos="8306"/>
             </w:tabs>
           </w:pPr>
           <w:r>
             <w:rPr>
-              <w:rFonts w:hint="eastAsia" w:ascii="宋体" w:hAnsi="宋体" w:eastAsia="宋体" w:cs="宋体"/>
+              <w:rFonts w:ascii="宋体" w:eastAsia="宋体" w:hAnsi="宋体" w:cs="宋体" w:hint="eastAsia"/>
               <w:szCs w:val="24"/>
             </w:rPr>
             <w:fldChar w:fldCharType="begin"/>
           </w:r>
           <w:r>
             <w:rPr>
-              <w:rFonts w:hint="eastAsia" w:ascii="宋体" w:hAnsi="宋体" w:eastAsia="宋体" w:cs="宋体"/>
+              <w:rFonts w:ascii="宋体" w:eastAsia="宋体" w:hAnsi="宋体" w:cs="宋体" w:hint="eastAsia"/>
               <w:szCs w:val="24"/>
             </w:rPr>
             <w:instrText xml:space="preserve"> HYPERLINK \l _Toc6911 </w:instrText>
           </w:r>
           <w:r>
             <w:rPr>
-              <w:rFonts w:hint="eastAsia" w:ascii="宋体" w:hAnsi="宋体" w:eastAsia="宋体" w:cs="宋体"/>
+              <w:rFonts w:ascii="宋体" w:eastAsia="宋体" w:hAnsi="宋体" w:cs="宋体" w:hint="eastAsia"/>
               <w:szCs w:val="24"/>
             </w:rPr>
             <w:fldChar w:fldCharType="separate"/>
@@ -2647,7 +2620,7 @@
           </w:r>
           <w:r>
             <w:rPr>
-              <w:rFonts w:hint="eastAsia" w:ascii="宋体" w:hAnsi="宋体" w:eastAsia="宋体" w:cs="宋体"/>
+              <w:rFonts w:ascii="宋体" w:eastAsia="宋体" w:hAnsi="宋体" w:cs="宋体" w:hint="eastAsia"/>
               <w:szCs w:val="24"/>
             </w:rPr>
             <w:fldChar w:fldCharType="end"/>
@@ -2655,28 +2628,28 @@
         </w:p>
         <w:p>
           <w:pPr>
-            <w:pStyle w:val="16"/>
+            <w:pStyle w:val="TOC1"/>
             <w:tabs>
               <w:tab w:val="right" w:leader="dot" w:pos="8306"/>
             </w:tabs>
           </w:pPr>
           <w:r>
             <w:rPr>
-              <w:rFonts w:hint="eastAsia" w:ascii="宋体" w:hAnsi="宋体" w:eastAsia="宋体" w:cs="宋体"/>
+              <w:rFonts w:ascii="宋体" w:eastAsia="宋体" w:hAnsi="宋体" w:cs="宋体" w:hint="eastAsia"/>
               <w:szCs w:val="24"/>
             </w:rPr>
             <w:fldChar w:fldCharType="begin"/>
           </w:r>
           <w:r>
             <w:rPr>
-              <w:rFonts w:hint="eastAsia" w:ascii="宋体" w:hAnsi="宋体" w:eastAsia="宋体" w:cs="宋体"/>
+              <w:rFonts w:ascii="宋体" w:eastAsia="宋体" w:hAnsi="宋体" w:cs="宋体" w:hint="eastAsia"/>
               <w:szCs w:val="24"/>
             </w:rPr>
             <w:instrText xml:space="preserve"> HYPERLINK \l _Toc18043 </w:instrText>
           </w:r>
           <w:r>
             <w:rPr>
-              <w:rFonts w:hint="eastAsia" w:ascii="宋体" w:hAnsi="宋体" w:eastAsia="宋体" w:cs="宋体"/>
+              <w:rFonts w:ascii="宋体" w:eastAsia="宋体" w:hAnsi="宋体" w:cs="宋体" w:hint="eastAsia"/>
               <w:szCs w:val="24"/>
             </w:rPr>
             <w:fldChar w:fldCharType="separate"/>
@@ -2708,7 +2681,7 @@
           </w:r>
           <w:r>
             <w:rPr>
-              <w:rFonts w:hint="eastAsia" w:ascii="宋体" w:hAnsi="宋体" w:eastAsia="宋体" w:cs="宋体"/>
+              <w:rFonts w:ascii="宋体" w:eastAsia="宋体" w:hAnsi="宋体" w:cs="宋体" w:hint="eastAsia"/>
               <w:szCs w:val="24"/>
             </w:rPr>
             <w:fldChar w:fldCharType="end"/>
@@ -2716,28 +2689,28 @@
         </w:p>
         <w:p>
           <w:pPr>
-            <w:pStyle w:val="16"/>
+            <w:pStyle w:val="TOC1"/>
             <w:tabs>
               <w:tab w:val="right" w:leader="dot" w:pos="8306"/>
             </w:tabs>
           </w:pPr>
           <w:r>
             <w:rPr>
-              <w:rFonts w:hint="eastAsia" w:ascii="宋体" w:hAnsi="宋体" w:eastAsia="宋体" w:cs="宋体"/>
+              <w:rFonts w:ascii="宋体" w:eastAsia="宋体" w:hAnsi="宋体" w:cs="宋体" w:hint="eastAsia"/>
               <w:szCs w:val="24"/>
             </w:rPr>
             <w:fldChar w:fldCharType="begin"/>
           </w:r>
           <w:r>
             <w:rPr>
-              <w:rFonts w:hint="eastAsia" w:ascii="宋体" w:hAnsi="宋体" w:eastAsia="宋体" w:cs="宋体"/>
+              <w:rFonts w:ascii="宋体" w:eastAsia="宋体" w:hAnsi="宋体" w:cs="宋体" w:hint="eastAsia"/>
               <w:szCs w:val="24"/>
             </w:rPr>
             <w:instrText xml:space="preserve"> HYPERLINK \l _Toc27149 </w:instrText>
           </w:r>
           <w:r>
             <w:rPr>
-              <w:rFonts w:hint="eastAsia" w:ascii="宋体" w:hAnsi="宋体" w:eastAsia="宋体" w:cs="宋体"/>
+              <w:rFonts w:ascii="宋体" w:eastAsia="宋体" w:hAnsi="宋体" w:cs="宋体" w:hint="eastAsia"/>
               <w:szCs w:val="24"/>
             </w:rPr>
             <w:fldChar w:fldCharType="separate"/>
@@ -2769,7 +2742,7 @@
           </w:r>
           <w:r>
             <w:rPr>
-              <w:rFonts w:hint="eastAsia" w:ascii="宋体" w:hAnsi="宋体" w:eastAsia="宋体" w:cs="宋体"/>
+              <w:rFonts w:ascii="宋体" w:eastAsia="宋体" w:hAnsi="宋体" w:cs="宋体" w:hint="eastAsia"/>
               <w:szCs w:val="24"/>
             </w:rPr>
             <w:fldChar w:fldCharType="end"/>
@@ -2777,28 +2750,28 @@
         </w:p>
         <w:p>
           <w:pPr>
-            <w:pStyle w:val="16"/>
+            <w:pStyle w:val="TOC1"/>
             <w:tabs>
               <w:tab w:val="right" w:leader="dot" w:pos="8306"/>
             </w:tabs>
           </w:pPr>
           <w:r>
             <w:rPr>
-              <w:rFonts w:hint="eastAsia" w:ascii="宋体" w:hAnsi="宋体" w:eastAsia="宋体" w:cs="宋体"/>
+              <w:rFonts w:ascii="宋体" w:eastAsia="宋体" w:hAnsi="宋体" w:cs="宋体" w:hint="eastAsia"/>
               <w:szCs w:val="24"/>
             </w:rPr>
             <w:fldChar w:fldCharType="begin"/>
           </w:r>
           <w:r>
             <w:rPr>
-              <w:rFonts w:hint="eastAsia" w:ascii="宋体" w:hAnsi="宋体" w:eastAsia="宋体" w:cs="宋体"/>
+              <w:rFonts w:ascii="宋体" w:eastAsia="宋体" w:hAnsi="宋体" w:cs="宋体" w:hint="eastAsia"/>
               <w:szCs w:val="24"/>
             </w:rPr>
             <w:instrText xml:space="preserve"> HYPERLINK \l _Toc25590 </w:instrText>
           </w:r>
           <w:r>
             <w:rPr>
-              <w:rFonts w:hint="eastAsia" w:ascii="宋体" w:hAnsi="宋体" w:eastAsia="宋体" w:cs="宋体"/>
+              <w:rFonts w:ascii="宋体" w:eastAsia="宋体" w:hAnsi="宋体" w:cs="宋体" w:hint="eastAsia"/>
               <w:szCs w:val="24"/>
             </w:rPr>
             <w:fldChar w:fldCharType="separate"/>
@@ -2830,7 +2803,7 @@
           </w:r>
           <w:r>
             <w:rPr>
-              <w:rFonts w:hint="eastAsia" w:ascii="宋体" w:hAnsi="宋体" w:eastAsia="宋体" w:cs="宋体"/>
+              <w:rFonts w:ascii="宋体" w:eastAsia="宋体" w:hAnsi="宋体" w:cs="宋体" w:hint="eastAsia"/>
               <w:szCs w:val="24"/>
             </w:rPr>
             <w:fldChar w:fldCharType="end"/>
@@ -2853,7 +2826,7 @@
             <w:snapToGrid w:val="0"/>
             <w:textAlignment w:val="baseline"/>
             <w:rPr>
-              <w:rFonts w:hint="eastAsia" w:ascii="宋体" w:hAnsi="宋体" w:eastAsia="宋体" w:cs="宋体"/>
+              <w:rFonts w:ascii="宋体" w:eastAsia="宋体" w:hAnsi="宋体" w:cs="宋体" w:hint="eastAsia"/>
               <w:snapToGrid w:val="0"/>
               <w:color w:val="000000"/>
               <w:kern w:val="0"/>
@@ -2864,7 +2837,7 @@
           </w:pPr>
           <w:r>
             <w:rPr>
-              <w:rFonts w:hint="eastAsia" w:ascii="宋体" w:hAnsi="宋体" w:eastAsia="宋体" w:cs="宋体"/>
+              <w:rFonts w:ascii="宋体" w:eastAsia="宋体" w:hAnsi="宋体" w:cs="宋体" w:hint="eastAsia"/>
               <w:szCs w:val="24"/>
             </w:rPr>
             <w:fldChar w:fldCharType="end"/>
@@ -2889,7 +2862,7 @@
         <w:snapToGrid w:val="0"/>
         <w:textAlignment w:val="baseline"/>
         <w:rPr>
-          <w:rFonts w:ascii="Arial" w:hAnsi="Arial" w:eastAsia="Arial" w:cs="Arial"/>
+          <w:rFonts w:ascii="Arial" w:eastAsia="Arial" w:hAnsi="Arial" w:cs="Arial"/>
           <w:snapToGrid w:val="0"/>
           <w:color w:val="000000"/>
           <w:kern w:val="0"/>
@@ -2900,7 +2873,7 @@
       </w:pPr>
       <w:r>
         <w:rPr>
-          <w:rFonts w:ascii="Arial" w:hAnsi="Arial" w:eastAsia="Arial" w:cs="Arial"/>
+          <w:rFonts w:ascii="Arial" w:eastAsia="Arial" w:hAnsi="Arial" w:cs="Arial"/>
           <w:snapToGrid w:val="0"/>
           <w:color w:val="000000"/>
           <w:kern w:val="0"/>
@@ -2913,14 +2886,14 @@
     </w:p>
     <w:p>
       <w:pPr>
-        <w:pStyle w:val="28"/>
+        <w:pStyle w:val="1"/>
         <w:bidi w:val="0"/>
         <w:rPr>
           <w:rFonts w:hint="default"/>
           <w:lang w:val="en-US" w:eastAsia="zh-CN"/>
         </w:rPr>
       </w:pPr>
-      <w:bookmarkStart w:id="2" w:name="_Toc9477"/>
+      <w:bookmarkStart w:id="3" w:name="_Toc9477"/>
       <w:r>
         <w:rPr>
           <w:rFonts w:hint="default"/>
@@ -2928,11 +2901,11 @@
         </w:rPr>
         <w:t>巡检概述</w:t>
       </w:r>
-      <w:bookmarkEnd w:id="2"/>
+      <w:bookmarkEnd w:id="3"/>
     </w:p>
     <w:p>
       <w:pPr>
-        <w:pStyle w:val="29"/>
+        <w:pStyle w:val="a1"/>
         <w:bidi w:val="0"/>
         <w:rPr>
           <w:rFonts w:hint="default"/>
@@ -2949,14 +2922,14 @@
     </w:p>
     <w:p>
       <w:pPr>
-        <w:pStyle w:val="28"/>
+        <w:pStyle w:val="1"/>
         <w:bidi w:val="0"/>
         <w:rPr>
           <w:rFonts w:hint="default"/>
           <w:lang w:val="en-US" w:eastAsia="zh-CN"/>
         </w:rPr>
       </w:pPr>
-      <w:bookmarkStart w:id="3" w:name="_Toc28304"/>
+      <w:bookmarkStart w:id="4" w:name="_Toc28304"/>
       <w:r>
         <w:rPr>
           <w:rFonts w:hint="default"/>
@@ -2964,23 +2937,22 @@
         </w:rPr>
         <w:t>核心指标健康度概览</w:t>
       </w:r>
-      <w:bookmarkEnd w:id="3"/>
+      <w:bookmarkEnd w:id="4"/>
     </w:p>
     <w:tbl>
       <w:tblPr>
-        <w:tblStyle w:val="20"/>
+        <w:tblStyle w:val="TableNormal"/>
         <w:tblW w:w="8505" w:type="dxa"/>
         <w:jc w:val="center"/>
         <w:tblBorders>
-          <w:top w:val="single" w:color="auto" w:sz="4" w:space="0"/>
-          <w:left w:val="single" w:color="auto" w:sz="4" w:space="0"/>
-          <w:bottom w:val="single" w:color="auto" w:sz="4" w:space="0"/>
-          <w:right w:val="single" w:color="auto" w:sz="4" w:space="0"/>
-          <w:insideH w:val="single" w:color="auto" w:sz="4" w:space="0"/>
-          <w:insideV w:val="single" w:color="auto" w:sz="4" w:space="0"/>
+          <w:top w:val="single" w:sz="4" w:space="0" w:color="auto"/>
+          <w:left w:val="single" w:sz="4" w:space="0" w:color="auto"/>
+          <w:bottom w:val="single" w:sz="4" w:space="0" w:color="auto"/>
+          <w:right w:val="single" w:sz="4" w:space="0" w:color="auto"/>
+          <w:insideH w:val="single" w:sz="4" w:space="0" w:color="auto"/>
+          <w:insideV w:val="single" w:sz="4" w:space="0" w:color="auto"/>
         </w:tblBorders>
         <w:shd w:val="clear" w:color="auto" w:fill="auto"/>
-        <w:tblLayout w:type="autofit"/>
         <w:tblCellMar>
           <w:top w:w="15" w:type="dxa"/>
           <w:left w:w="15" w:type="dxa"/>
@@ -2997,13 +2969,15 @@
       </w:tblGrid>
       <w:tr>
         <w:tblPrEx>
+          <w:tblW w:w="8505" w:type="dxa"/>
+          <w:jc w:val="center"/>
           <w:tblBorders>
-            <w:top w:val="single" w:color="auto" w:sz="4" w:space="0"/>
-            <w:left w:val="single" w:color="auto" w:sz="4" w:space="0"/>
-            <w:bottom w:val="single" w:color="auto" w:sz="4" w:space="0"/>
-            <w:right w:val="single" w:color="auto" w:sz="4" w:space="0"/>
-            <w:insideH w:val="single" w:color="auto" w:sz="4" w:space="0"/>
-            <w:insideV w:val="single" w:color="auto" w:sz="4" w:space="0"/>
+            <w:top w:val="single" w:sz="4" w:space="0" w:color="auto"/>
+            <w:left w:val="single" w:sz="4" w:space="0" w:color="auto"/>
+            <w:bottom w:val="single" w:sz="4" w:space="0" w:color="auto"/>
+            <w:right w:val="single" w:sz="4" w:space="0" w:color="auto"/>
+            <w:insideH w:val="single" w:sz="4" w:space="0" w:color="auto"/>
+            <w:insideV w:val="single" w:sz="4" w:space="0" w:color="auto"/>
           </w:tblBorders>
           <w:shd w:val="clear" w:color="auto" w:fill="auto"/>
           <w:tblCellMar>
@@ -3014,7 +2988,7 @@
           </w:tblCellMar>
         </w:tblPrEx>
         <w:trPr>
-          <w:trHeight w:val="0" w:hRule="atLeast"/>
+          <w:trHeight w:val="0"/>
           <w:tblHeader/>
           <w:jc w:val="center"/>
         </w:trPr>
@@ -3038,10 +3012,10 @@
               <w:suppressLineNumbers w:val="0"/>
               <w:snapToGrid w:val="0"/>
               <w:spacing w:line="240" w:lineRule="auto"/>
-              <w:ind w:left="0" w:leftChars="0" w:right="0" w:rightChars="0" w:firstLine="0" w:firstLineChars="0"/>
+              <w:ind w:left="0" w:right="0" w:firstLine="0" w:leftChars="0" w:rightChars="0" w:firstLineChars="0"/>
               <w:jc w:val="center"/>
               <w:rPr>
-                <w:rFonts w:ascii="Segoe UI" w:hAnsi="Segoe UI" w:eastAsia="Segoe UI" w:cs="Segoe UI"/>
+                <w:rFonts w:ascii="Segoe UI" w:eastAsia="Segoe UI" w:hAnsi="Segoe UI" w:cs="Segoe UI"/>
                 <w:b/>
                 <w:i w:val="0"/>
                 <w:iCs w:val="0"/>
@@ -3054,8 +3028,8 @@
             </w:pPr>
             <w:r>
               <w:rPr>
-                <w:rStyle w:val="23"/>
-                <w:rFonts w:hint="default" w:ascii="Segoe UI" w:hAnsi="Segoe UI" w:eastAsia="Segoe UI" w:cs="Segoe UI"/>
+                <w:rStyle w:val="Strong"/>
+                <w:rFonts w:ascii="Segoe UI" w:eastAsia="Segoe UI" w:hAnsi="Segoe UI" w:cs="Segoe UI" w:hint="default"/>
                 <w:b/>
                 <w:bCs/>
                 <w:i w:val="0"/>
@@ -3067,7 +3041,7 @@
                 <w:kern w:val="0"/>
                 <w:sz w:val="18"/>
                 <w:szCs w:val="18"/>
-                <w:lang w:val="en-US" w:eastAsia="zh-CN" w:bidi="ar"/>
+                <w:lang w:val="en-US" w:eastAsia="zh-CN"/>
               </w:rPr>
               <w:t>指标类别</w:t>
             </w:r>
@@ -3093,10 +3067,10 @@
               <w:suppressLineNumbers w:val="0"/>
               <w:snapToGrid w:val="0"/>
               <w:spacing w:line="240" w:lineRule="auto"/>
-              <w:ind w:left="0" w:leftChars="0" w:right="0" w:rightChars="0" w:firstLine="0" w:firstLineChars="0"/>
+              <w:ind w:left="0" w:right="0" w:firstLine="0" w:leftChars="0" w:rightChars="0" w:firstLineChars="0"/>
               <w:jc w:val="center"/>
               <w:rPr>
-                <w:rFonts w:hint="default" w:ascii="Segoe UI" w:hAnsi="Segoe UI" w:eastAsia="Segoe UI" w:cs="Segoe UI"/>
+                <w:rFonts w:ascii="Segoe UI" w:eastAsia="Segoe UI" w:hAnsi="Segoe UI" w:cs="Segoe UI" w:hint="default"/>
                 <w:b/>
                 <w:i w:val="0"/>
                 <w:iCs w:val="0"/>
@@ -3109,8 +3083,8 @@
             </w:pPr>
             <w:r>
               <w:rPr>
-                <w:rStyle w:val="23"/>
-                <w:rFonts w:hint="default" w:ascii="Segoe UI" w:hAnsi="Segoe UI" w:eastAsia="Segoe UI" w:cs="Segoe UI"/>
+                <w:rStyle w:val="Strong"/>
+                <w:rFonts w:ascii="Segoe UI" w:eastAsia="Segoe UI" w:hAnsi="Segoe UI" w:cs="Segoe UI" w:hint="default"/>
                 <w:b/>
                 <w:bCs/>
                 <w:i w:val="0"/>
@@ -3122,7 +3096,7 @@
                 <w:kern w:val="0"/>
                 <w:sz w:val="18"/>
                 <w:szCs w:val="18"/>
-                <w:lang w:val="en-US" w:eastAsia="zh-CN" w:bidi="ar"/>
+                <w:lang w:val="en-US" w:eastAsia="zh-CN"/>
               </w:rPr>
               <w:t>检查项</w:t>
             </w:r>
@@ -3148,10 +3122,10 @@
               <w:suppressLineNumbers w:val="0"/>
               <w:snapToGrid w:val="0"/>
               <w:spacing w:line="240" w:lineRule="auto"/>
-              <w:ind w:left="0" w:leftChars="0" w:right="0" w:rightChars="0" w:firstLine="0" w:firstLineChars="0"/>
+              <w:ind w:left="0" w:right="0" w:firstLine="0" w:leftChars="0" w:rightChars="0" w:firstLineChars="0"/>
               <w:jc w:val="center"/>
               <w:rPr>
-                <w:rFonts w:hint="default" w:ascii="Segoe UI" w:hAnsi="Segoe UI" w:eastAsia="Segoe UI" w:cs="Segoe UI"/>
+                <w:rFonts w:ascii="Segoe UI" w:eastAsia="Segoe UI" w:hAnsi="Segoe UI" w:cs="Segoe UI" w:hint="default"/>
                 <w:b/>
                 <w:i w:val="0"/>
                 <w:iCs w:val="0"/>
@@ -3164,8 +3138,8 @@
             </w:pPr>
             <w:r>
               <w:rPr>
-                <w:rStyle w:val="23"/>
-                <w:rFonts w:hint="default" w:ascii="Segoe UI" w:hAnsi="Segoe UI" w:eastAsia="Segoe UI" w:cs="Segoe UI"/>
+                <w:rStyle w:val="Strong"/>
+                <w:rFonts w:ascii="Segoe UI" w:eastAsia="Segoe UI" w:hAnsi="Segoe UI" w:cs="Segoe UI" w:hint="default"/>
                 <w:b/>
                 <w:bCs/>
                 <w:i w:val="0"/>
@@ -3177,7 +3151,7 @@
                 <w:kern w:val="0"/>
                 <w:sz w:val="18"/>
                 <w:szCs w:val="18"/>
-                <w:lang w:val="en-US" w:eastAsia="zh-CN" w:bidi="ar"/>
+                <w:lang w:val="en-US" w:eastAsia="zh-CN"/>
               </w:rPr>
               <w:t>健康状态</w:t>
             </w:r>
@@ -3203,10 +3177,10 @@
               <w:suppressLineNumbers w:val="0"/>
               <w:snapToGrid w:val="0"/>
               <w:spacing w:line="240" w:lineRule="auto"/>
-              <w:ind w:left="0" w:leftChars="0" w:right="0" w:rightChars="0" w:firstLine="0" w:firstLineChars="0"/>
+              <w:ind w:left="0" w:right="0" w:firstLine="0" w:leftChars="0" w:rightChars="0" w:firstLineChars="0"/>
               <w:jc w:val="center"/>
               <w:rPr>
-                <w:rFonts w:hint="default" w:ascii="Segoe UI" w:hAnsi="Segoe UI" w:eastAsia="Segoe UI" w:cs="Segoe UI"/>
+                <w:rFonts w:ascii="Segoe UI" w:eastAsia="Segoe UI" w:hAnsi="Segoe UI" w:cs="Segoe UI" w:hint="default"/>
                 <w:b/>
                 <w:i w:val="0"/>
                 <w:iCs w:val="0"/>
@@ -3219,8 +3193,8 @@
             </w:pPr>
             <w:r>
               <w:rPr>
-                <w:rStyle w:val="23"/>
-                <w:rFonts w:hint="default" w:ascii="Segoe UI" w:hAnsi="Segoe UI" w:eastAsia="Segoe UI" w:cs="Segoe UI"/>
+                <w:rStyle w:val="Strong"/>
+                <w:rFonts w:ascii="Segoe UI" w:eastAsia="Segoe UI" w:hAnsi="Segoe UI" w:cs="Segoe UI" w:hint="default"/>
                 <w:b/>
                 <w:bCs/>
                 <w:i w:val="0"/>
@@ -3232,7 +3206,7 @@
                 <w:kern w:val="0"/>
                 <w:sz w:val="18"/>
                 <w:szCs w:val="18"/>
-                <w:lang w:val="en-US" w:eastAsia="zh-CN" w:bidi="ar"/>
+                <w:lang w:val="en-US" w:eastAsia="zh-CN"/>
               </w:rPr>
               <w:t>关键发现/数值</w:t>
             </w:r>
@@ -3258,10 +3232,10 @@
               <w:suppressLineNumbers w:val="0"/>
               <w:snapToGrid w:val="0"/>
               <w:spacing w:line="240" w:lineRule="auto"/>
-              <w:ind w:left="0" w:leftChars="0" w:right="0" w:rightChars="0" w:firstLine="0" w:firstLineChars="0"/>
+              <w:ind w:left="0" w:right="0" w:firstLine="0" w:leftChars="0" w:rightChars="0" w:firstLineChars="0"/>
               <w:jc w:val="center"/>
               <w:rPr>
-                <w:rFonts w:hint="default" w:ascii="Segoe UI" w:hAnsi="Segoe UI" w:eastAsia="Segoe UI" w:cs="Segoe UI"/>
+                <w:rFonts w:ascii="Segoe UI" w:eastAsia="Segoe UI" w:hAnsi="Segoe UI" w:cs="Segoe UI" w:hint="default"/>
                 <w:b/>
                 <w:i w:val="0"/>
                 <w:iCs w:val="0"/>
@@ -3274,8 +3248,8 @@
             </w:pPr>
             <w:r>
               <w:rPr>
-                <w:rStyle w:val="23"/>
-                <w:rFonts w:hint="default" w:ascii="Segoe UI" w:hAnsi="Segoe UI" w:eastAsia="Segoe UI" w:cs="Segoe UI"/>
+                <w:rStyle w:val="Strong"/>
+                <w:rFonts w:ascii="Segoe UI" w:eastAsia="Segoe UI" w:hAnsi="Segoe UI" w:cs="Segoe UI" w:hint="default"/>
                 <w:b/>
                 <w:bCs/>
                 <w:i w:val="0"/>
@@ -3287,7 +3261,7 @@
                 <w:kern w:val="0"/>
                 <w:sz w:val="18"/>
                 <w:szCs w:val="18"/>
-                <w:lang w:val="en-US" w:eastAsia="zh-CN" w:bidi="ar"/>
+                <w:lang w:val="en-US" w:eastAsia="zh-CN"/>
               </w:rPr>
               <w:t>趋势</w:t>
             </w:r>
@@ -3296,14 +3270,8 @@
       </w:tr>
       <w:tr>
         <w:tblPrEx>
-          <w:tblBorders>
-            <w:top w:val="single" w:color="auto" w:sz="4" w:space="0"/>
-            <w:left w:val="single" w:color="auto" w:sz="4" w:space="0"/>
-            <w:bottom w:val="single" w:color="auto" w:sz="4" w:space="0"/>
-            <w:right w:val="single" w:color="auto" w:sz="4" w:space="0"/>
-            <w:insideH w:val="single" w:color="auto" w:sz="4" w:space="0"/>
-            <w:insideV w:val="single" w:color="auto" w:sz="4" w:space="0"/>
-          </w:tblBorders>
+          <w:tblW w:w="8505" w:type="dxa"/>
+          <w:jc w:val="center"/>
           <w:shd w:val="clear" w:color="auto" w:fill="auto"/>
           <w:tblCellMar>
             <w:top w:w="15" w:type="dxa"/>
@@ -3313,7 +3281,7 @@
           </w:tblCellMar>
         </w:tblPrEx>
         <w:trPr>
-          <w:trHeight w:val="0" w:hRule="atLeast"/>
+          <w:trHeight w:val="0"/>
           <w:jc w:val="center"/>
         </w:trPr>
         <w:tc>
@@ -3337,10 +3305,10 @@
               <w:suppressLineNumbers w:val="0"/>
               <w:snapToGrid w:val="0"/>
               <w:spacing w:line="240" w:lineRule="auto"/>
-              <w:ind w:left="0" w:leftChars="0" w:right="0" w:rightChars="0" w:firstLine="0" w:firstLineChars="0"/>
+              <w:ind w:left="0" w:right="0" w:firstLine="0" w:leftChars="0" w:rightChars="0" w:firstLineChars="0"/>
               <w:jc w:val="center"/>
               <w:rPr>
-                <w:rFonts w:hint="default" w:ascii="Segoe UI" w:hAnsi="Segoe UI" w:eastAsia="Segoe UI" w:cs="Segoe UI"/>
+                <w:rFonts w:ascii="Segoe UI" w:eastAsia="Segoe UI" w:hAnsi="Segoe UI" w:cs="Segoe UI" w:hint="default"/>
                 <w:i w:val="0"/>
                 <w:iCs w:val="0"/>
                 <w:caps w:val="0"/>
@@ -3352,8 +3320,8 @@
             </w:pPr>
             <w:r>
               <w:rPr>
-                <w:rStyle w:val="23"/>
-                <w:rFonts w:hint="default" w:ascii="Segoe UI" w:hAnsi="Segoe UI" w:eastAsia="Segoe UI" w:cs="Segoe UI"/>
+                <w:rStyle w:val="Strong"/>
+                <w:rFonts w:ascii="Segoe UI" w:eastAsia="Segoe UI" w:hAnsi="Segoe UI" w:cs="Segoe UI" w:hint="default"/>
                 <w:b/>
                 <w:bCs/>
                 <w:i w:val="0"/>
@@ -3365,7 +3333,7 @@
                 <w:kern w:val="0"/>
                 <w:sz w:val="18"/>
                 <w:szCs w:val="18"/>
-                <w:lang w:val="en-US" w:eastAsia="zh-CN" w:bidi="ar"/>
+                <w:lang w:val="en-US" w:eastAsia="zh-CN"/>
               </w:rPr>
               <w:t>基础设施</w:t>
             </w:r>
@@ -3391,10 +3359,10 @@
               <w:suppressLineNumbers w:val="0"/>
               <w:snapToGrid w:val="0"/>
               <w:spacing w:line="240" w:lineRule="auto"/>
-              <w:ind w:left="0" w:leftChars="0" w:right="0" w:rightChars="0" w:firstLine="0" w:firstLineChars="0"/>
+              <w:ind w:left="0" w:right="0" w:firstLine="0" w:leftChars="0" w:rightChars="0" w:firstLineChars="0"/>
               <w:jc w:val="center"/>
               <w:rPr>
-                <w:rFonts w:hint="default" w:ascii="Segoe UI" w:hAnsi="Segoe UI" w:eastAsia="Segoe UI" w:cs="Segoe UI"/>
+                <w:rFonts w:ascii="Segoe UI" w:eastAsia="Segoe UI" w:hAnsi="Segoe UI" w:cs="Segoe UI" w:hint="default"/>
                 <w:i w:val="0"/>
                 <w:iCs w:val="0"/>
                 <w:caps w:val="0"/>
@@ -3406,7 +3374,7 @@
             </w:pPr>
             <w:r>
               <w:rPr>
-                <w:rFonts w:hint="default" w:ascii="Segoe UI" w:hAnsi="Segoe UI" w:eastAsia="Segoe UI" w:cs="Segoe UI"/>
+                <w:rFonts w:ascii="Segoe UI" w:eastAsia="Segoe UI" w:hAnsi="Segoe UI" w:cs="Segoe UI" w:hint="default"/>
                 <w:i w:val="0"/>
                 <w:iCs w:val="0"/>
                 <w:caps w:val="0"/>
@@ -3416,7 +3384,7 @@
                 <w:kern w:val="0"/>
                 <w:sz w:val="18"/>
                 <w:szCs w:val="18"/>
-                <w:lang w:val="en-US" w:eastAsia="zh-CN" w:bidi="ar"/>
+                <w:lang w:val="en-US" w:eastAsia="zh-CN"/>
               </w:rPr>
               <w:t>服务器CPU平均使用率</w:t>
             </w:r>
@@ -3442,10 +3410,10 @@
               <w:suppressLineNumbers w:val="0"/>
               <w:snapToGrid w:val="0"/>
               <w:spacing w:line="240" w:lineRule="auto"/>
-              <w:ind w:left="0" w:leftChars="0" w:right="0" w:rightChars="0" w:firstLine="0" w:firstLineChars="0"/>
+              <w:ind w:left="0" w:right="0" w:firstLine="0" w:leftChars="0" w:rightChars="0" w:firstLineChars="0"/>
               <w:jc w:val="center"/>
               <w:rPr>
-                <w:rFonts w:hint="default" w:ascii="Segoe UI" w:hAnsi="Segoe UI" w:eastAsia="Segoe UI" w:cs="Segoe UI"/>
+                <w:rFonts w:ascii="Segoe UI" w:eastAsia="Segoe UI" w:hAnsi="Segoe UI" w:cs="Segoe UI" w:hint="default"/>
                 <w:i w:val="0"/>
                 <w:iCs w:val="0"/>
                 <w:caps w:val="0"/>
@@ -3457,7 +3425,7 @@
             </w:pPr>
             <w:r>
               <w:rPr>
-                <w:rFonts w:hint="default" w:ascii="Segoe UI" w:hAnsi="Segoe UI" w:eastAsia="Segoe UI" w:cs="Segoe UI"/>
+                <w:rFonts w:ascii="Segoe UI" w:eastAsia="Segoe UI" w:hAnsi="Segoe UI" w:cs="Segoe UI" w:hint="default"/>
                 <w:i w:val="0"/>
                 <w:iCs w:val="0"/>
                 <w:caps w:val="0"/>
@@ -3467,7 +3435,7 @@
                 <w:kern w:val="0"/>
                 <w:sz w:val="18"/>
                 <w:szCs w:val="18"/>
-                <w:lang w:val="en-US" w:eastAsia="zh-CN" w:bidi="ar"/>
+                <w:lang w:val="en-US" w:eastAsia="zh-CN"/>
               </w:rPr>
               <w:t>✅ 正常</w:t>
             </w:r>
@@ -3493,10 +3461,10 @@
               <w:suppressLineNumbers w:val="0"/>
               <w:snapToGrid w:val="0"/>
               <w:spacing w:line="240" w:lineRule="auto"/>
-              <w:ind w:left="0" w:leftChars="0" w:right="0" w:rightChars="0" w:firstLine="0" w:firstLineChars="0"/>
+              <w:ind w:left="0" w:right="0" w:firstLine="0" w:leftChars="0" w:rightChars="0" w:firstLineChars="0"/>
               <w:jc w:val="center"/>
               <w:rPr>
-                <w:rFonts w:hint="default" w:ascii="Segoe UI" w:hAnsi="Segoe UI" w:eastAsia="Segoe UI" w:cs="Segoe UI"/>
+                <w:rFonts w:ascii="Segoe UI" w:eastAsia="Segoe UI" w:hAnsi="Segoe UI" w:cs="Segoe UI" w:hint="default"/>
                 <w:i w:val="0"/>
                 <w:iCs w:val="0"/>
                 <w:caps w:val="0"/>
@@ -3508,7 +3476,7 @@
             </w:pPr>
             <w:r>
               <w:rPr>
-                <w:rFonts w:hint="default" w:ascii="Segoe UI" w:hAnsi="Segoe UI" w:eastAsia="Segoe UI" w:cs="Segoe UI"/>
+                <w:rFonts w:ascii="Segoe UI" w:eastAsia="Segoe UI" w:hAnsi="Segoe UI" w:cs="Segoe UI" w:hint="default"/>
                 <w:i w:val="0"/>
                 <w:iCs w:val="0"/>
                 <w:caps w:val="0"/>
@@ -3518,7 +3486,7 @@
                 <w:kern w:val="0"/>
                 <w:sz w:val="18"/>
                 <w:szCs w:val="18"/>
-                <w:lang w:val="en-US" w:eastAsia="zh-CN" w:bidi="ar"/>
+                <w:lang w:val="en-US" w:eastAsia="zh-CN"/>
               </w:rPr>
               <w:t>41.2%</w:t>
             </w:r>
@@ -3544,10 +3512,10 @@
               <w:suppressLineNumbers w:val="0"/>
               <w:snapToGrid w:val="0"/>
               <w:spacing w:line="240" w:lineRule="auto"/>
-              <w:ind w:left="0" w:leftChars="0" w:right="0" w:rightChars="0" w:firstLine="0" w:firstLineChars="0"/>
+              <w:ind w:left="0" w:right="0" w:firstLine="0" w:leftChars="0" w:rightChars="0" w:firstLineChars="0"/>
               <w:jc w:val="center"/>
               <w:rPr>
-                <w:rFonts w:hint="default" w:ascii="Segoe UI" w:hAnsi="Segoe UI" w:eastAsia="Segoe UI" w:cs="Segoe UI"/>
+                <w:rFonts w:ascii="Segoe UI" w:eastAsia="Segoe UI" w:hAnsi="Segoe UI" w:cs="Segoe UI" w:hint="default"/>
                 <w:i w:val="0"/>
                 <w:iCs w:val="0"/>
                 <w:caps w:val="0"/>
@@ -3559,7 +3527,7 @@
             </w:pPr>
             <w:r>
               <w:rPr>
-                <w:rFonts w:hint="default" w:ascii="Segoe UI" w:hAnsi="Segoe UI" w:eastAsia="Segoe UI" w:cs="Segoe UI"/>
+                <w:rFonts w:ascii="Segoe UI" w:eastAsia="Segoe UI" w:hAnsi="Segoe UI" w:cs="Segoe UI" w:hint="default"/>
                 <w:i w:val="0"/>
                 <w:iCs w:val="0"/>
                 <w:caps w:val="0"/>
@@ -3569,7 +3537,7 @@
                 <w:kern w:val="0"/>
                 <w:sz w:val="18"/>
                 <w:szCs w:val="18"/>
-                <w:lang w:val="en-US" w:eastAsia="zh-CN" w:bidi="ar"/>
+                <w:lang w:val="en-US" w:eastAsia="zh-CN"/>
               </w:rPr>
               <w:t>↓ 较上月下降3%</w:t>
             </w:r>
@@ -3578,14 +3546,8 @@
       </w:tr>
       <w:tr>
         <w:tblPrEx>
-          <w:tblBorders>
-            <w:top w:val="single" w:color="auto" w:sz="4" w:space="0"/>
-            <w:left w:val="single" w:color="auto" w:sz="4" w:space="0"/>
-            <w:bottom w:val="single" w:color="auto" w:sz="4" w:space="0"/>
-            <w:right w:val="single" w:color="auto" w:sz="4" w:space="0"/>
-            <w:insideH w:val="single" w:color="auto" w:sz="4" w:space="0"/>
-            <w:insideV w:val="single" w:color="auto" w:sz="4" w:space="0"/>
-          </w:tblBorders>
+          <w:tblW w:w="8505" w:type="dxa"/>
+          <w:jc w:val="center"/>
           <w:shd w:val="clear" w:color="auto" w:fill="auto"/>
           <w:tblCellMar>
             <w:top w:w="15" w:type="dxa"/>
@@ -3595,13 +3557,13 @@
           </w:tblCellMar>
         </w:tblPrEx>
         <w:trPr>
-          <w:trHeight w:val="0" w:hRule="atLeast"/>
+          <w:trHeight w:val="0"/>
           <w:jc w:val="center"/>
         </w:trPr>
         <w:tc>
           <w:tcPr>
             <w:tcW w:w="1113" w:type="dxa"/>
-            <w:vMerge w:val="continue"/>
+            <w:vMerge/>
             <w:shd w:val="clear" w:color="auto" w:fill="auto"/>
             <w:tcMar>
               <w:top w:w="120" w:type="dxa"/>
@@ -3614,10 +3576,10 @@
           <w:p>
             <w:pPr>
               <w:snapToGrid w:val="0"/>
-              <w:ind w:left="0" w:leftChars="0" w:right="0" w:rightChars="0" w:firstLine="0" w:firstLineChars="0"/>
+              <w:ind w:left="0" w:right="0" w:firstLine="0" w:leftChars="0" w:rightChars="0" w:firstLineChars="0"/>
               <w:jc w:val="center"/>
               <w:rPr>
-                <w:rFonts w:hint="default" w:ascii="Segoe UI" w:hAnsi="Segoe UI" w:eastAsia="Segoe UI" w:cs="Segoe UI"/>
+                <w:rFonts w:ascii="Segoe UI" w:eastAsia="Segoe UI" w:hAnsi="Segoe UI" w:cs="Segoe UI" w:hint="default"/>
                 <w:b/>
                 <w:i w:val="0"/>
                 <w:iCs w:val="0"/>
@@ -3650,10 +3612,10 @@
               <w:suppressLineNumbers w:val="0"/>
               <w:snapToGrid w:val="0"/>
               <w:spacing w:line="240" w:lineRule="auto"/>
-              <w:ind w:left="0" w:leftChars="0" w:right="0" w:rightChars="0" w:firstLine="0" w:firstLineChars="0"/>
+              <w:ind w:left="0" w:right="0" w:firstLine="0" w:leftChars="0" w:rightChars="0" w:firstLineChars="0"/>
               <w:jc w:val="center"/>
               <w:rPr>
-                <w:rFonts w:hint="default" w:ascii="Segoe UI" w:hAnsi="Segoe UI" w:eastAsia="Segoe UI" w:cs="Segoe UI"/>
+                <w:rFonts w:ascii="Segoe UI" w:eastAsia="Segoe UI" w:hAnsi="Segoe UI" w:cs="Segoe UI" w:hint="default"/>
                 <w:b/>
                 <w:i w:val="0"/>
                 <w:iCs w:val="0"/>
@@ -3666,7 +3628,7 @@
             </w:pPr>
             <w:r>
               <w:rPr>
-                <w:rFonts w:hint="default" w:ascii="Segoe UI" w:hAnsi="Segoe UI" w:eastAsia="Segoe UI" w:cs="Segoe UI"/>
+                <w:rFonts w:ascii="Segoe UI" w:eastAsia="Segoe UI" w:hAnsi="Segoe UI" w:cs="Segoe UI" w:hint="default"/>
                 <w:b/>
                 <w:i w:val="0"/>
                 <w:iCs w:val="0"/>
@@ -3677,7 +3639,7 @@
                 <w:kern w:val="0"/>
                 <w:sz w:val="18"/>
                 <w:szCs w:val="18"/>
-                <w:lang w:val="en-US" w:eastAsia="zh-CN" w:bidi="ar"/>
+                <w:lang w:val="en-US" w:eastAsia="zh-CN"/>
               </w:rPr>
               <w:t>服务器内存平均使用率</w:t>
             </w:r>
@@ -3703,10 +3665,10 @@
               <w:suppressLineNumbers w:val="0"/>
               <w:snapToGrid w:val="0"/>
               <w:spacing w:line="240" w:lineRule="auto"/>
-              <w:ind w:left="0" w:leftChars="0" w:right="0" w:rightChars="0" w:firstLine="0" w:firstLineChars="0"/>
+              <w:ind w:left="0" w:right="0" w:firstLine="0" w:leftChars="0" w:rightChars="0" w:firstLineChars="0"/>
               <w:jc w:val="center"/>
               <w:rPr>
-                <w:rFonts w:hint="default" w:ascii="Segoe UI" w:hAnsi="Segoe UI" w:eastAsia="Segoe UI" w:cs="Segoe UI"/>
+                <w:rFonts w:ascii="Segoe UI" w:eastAsia="Segoe UI" w:hAnsi="Segoe UI" w:cs="Segoe UI" w:hint="default"/>
                 <w:b/>
                 <w:i w:val="0"/>
                 <w:iCs w:val="0"/>
@@ -3719,7 +3681,7 @@
             </w:pPr>
             <w:r>
               <w:rPr>
-                <w:rFonts w:hint="default" w:ascii="Segoe UI" w:hAnsi="Segoe UI" w:eastAsia="Segoe UI" w:cs="Segoe UI"/>
+                <w:rFonts w:ascii="Segoe UI" w:eastAsia="Segoe UI" w:hAnsi="Segoe UI" w:cs="Segoe UI" w:hint="default"/>
                 <w:b/>
                 <w:i w:val="0"/>
                 <w:iCs w:val="0"/>
@@ -3730,7 +3692,7 @@
                 <w:kern w:val="0"/>
                 <w:sz w:val="18"/>
                 <w:szCs w:val="18"/>
-                <w:lang w:val="en-US" w:eastAsia="zh-CN" w:bidi="ar"/>
+                <w:lang w:val="en-US" w:eastAsia="zh-CN"/>
               </w:rPr>
               <w:t>✅ 正常</w:t>
             </w:r>
@@ -3756,10 +3718,10 @@
               <w:suppressLineNumbers w:val="0"/>
               <w:snapToGrid w:val="0"/>
               <w:spacing w:line="240" w:lineRule="auto"/>
-              <w:ind w:left="0" w:leftChars="0" w:right="0" w:rightChars="0" w:firstLine="0" w:firstLineChars="0"/>
+              <w:ind w:left="0" w:right="0" w:firstLine="0" w:leftChars="0" w:rightChars="0" w:firstLineChars="0"/>
               <w:jc w:val="center"/>
               <w:rPr>
-                <w:rFonts w:hint="default" w:ascii="Segoe UI" w:hAnsi="Segoe UI" w:eastAsia="Segoe UI" w:cs="Segoe UI"/>
+                <w:rFonts w:ascii="Segoe UI" w:eastAsia="Segoe UI" w:hAnsi="Segoe UI" w:cs="Segoe UI" w:hint="default"/>
                 <w:b/>
                 <w:i w:val="0"/>
                 <w:iCs w:val="0"/>
@@ -3772,7 +3734,7 @@
             </w:pPr>
             <w:r>
               <w:rPr>
-                <w:rFonts w:hint="default" w:ascii="Segoe UI" w:hAnsi="Segoe UI" w:eastAsia="Segoe UI" w:cs="Segoe UI"/>
+                <w:rFonts w:ascii="Segoe UI" w:eastAsia="Segoe UI" w:hAnsi="Segoe UI" w:cs="Segoe UI" w:hint="default"/>
                 <w:b/>
                 <w:i w:val="0"/>
                 <w:iCs w:val="0"/>
@@ -3783,7 +3745,7 @@
                 <w:kern w:val="0"/>
                 <w:sz w:val="18"/>
                 <w:szCs w:val="18"/>
-                <w:lang w:val="en-US" w:eastAsia="zh-CN" w:bidi="ar"/>
+                <w:lang w:val="en-US" w:eastAsia="zh-CN"/>
               </w:rPr>
               <w:t>62.8%</w:t>
             </w:r>
@@ -3809,10 +3771,10 @@
               <w:suppressLineNumbers w:val="0"/>
               <w:snapToGrid w:val="0"/>
               <w:spacing w:line="240" w:lineRule="auto"/>
-              <w:ind w:left="0" w:leftChars="0" w:right="0" w:rightChars="0" w:firstLine="0" w:firstLineChars="0"/>
+              <w:ind w:left="0" w:right="0" w:firstLine="0" w:leftChars="0" w:rightChars="0" w:firstLineChars="0"/>
               <w:jc w:val="center"/>
               <w:rPr>
-                <w:rFonts w:hint="default" w:ascii="Segoe UI" w:hAnsi="Segoe UI" w:eastAsia="Segoe UI" w:cs="Segoe UI"/>
+                <w:rFonts w:ascii="Segoe UI" w:eastAsia="Segoe UI" w:hAnsi="Segoe UI" w:cs="Segoe UI" w:hint="default"/>
                 <w:b/>
                 <w:i w:val="0"/>
                 <w:iCs w:val="0"/>
@@ -3825,7 +3787,7 @@
             </w:pPr>
             <w:r>
               <w:rPr>
-                <w:rFonts w:hint="default" w:ascii="Segoe UI" w:hAnsi="Segoe UI" w:eastAsia="Segoe UI" w:cs="Segoe UI"/>
+                <w:rFonts w:ascii="Segoe UI" w:eastAsia="Segoe UI" w:hAnsi="Segoe UI" w:cs="Segoe UI" w:hint="default"/>
                 <w:b/>
                 <w:i w:val="0"/>
                 <w:iCs w:val="0"/>
@@ -3836,7 +3798,7 @@
                 <w:kern w:val="0"/>
                 <w:sz w:val="18"/>
                 <w:szCs w:val="18"/>
-                <w:lang w:val="en-US" w:eastAsia="zh-CN" w:bidi="ar"/>
+                <w:lang w:val="en-US" w:eastAsia="zh-CN"/>
               </w:rPr>
               <w:t>→ 保持稳定</w:t>
             </w:r>
@@ -3845,14 +3807,8 @@
       </w:tr>
       <w:tr>
         <w:tblPrEx>
-          <w:tblBorders>
-            <w:top w:val="single" w:color="auto" w:sz="4" w:space="0"/>
-            <w:left w:val="single" w:color="auto" w:sz="4" w:space="0"/>
-            <w:bottom w:val="single" w:color="auto" w:sz="4" w:space="0"/>
-            <w:right w:val="single" w:color="auto" w:sz="4" w:space="0"/>
-            <w:insideH w:val="single" w:color="auto" w:sz="4" w:space="0"/>
-            <w:insideV w:val="single" w:color="auto" w:sz="4" w:space="0"/>
-          </w:tblBorders>
+          <w:tblW w:w="8505" w:type="dxa"/>
+          <w:jc w:val="center"/>
           <w:shd w:val="clear" w:color="auto" w:fill="auto"/>
           <w:tblCellMar>
             <w:top w:w="15" w:type="dxa"/>
@@ -3862,13 +3818,13 @@
           </w:tblCellMar>
         </w:tblPrEx>
         <w:trPr>
-          <w:trHeight w:val="0" w:hRule="atLeast"/>
+          <w:trHeight w:val="0"/>
           <w:jc w:val="center"/>
         </w:trPr>
         <w:tc>
           <w:tcPr>
             <w:tcW w:w="1113" w:type="dxa"/>
-            <w:vMerge w:val="continue"/>
+            <w:vMerge/>
             <w:shd w:val="clear" w:color="auto" w:fill="auto"/>
             <w:tcMar>
               <w:top w:w="120" w:type="dxa"/>
@@ -3881,10 +3837,10 @@
           <w:p>
             <w:pPr>
               <w:snapToGrid w:val="0"/>
-              <w:ind w:left="0" w:leftChars="0" w:right="0" w:rightChars="0" w:firstLine="0" w:firstLineChars="0"/>
+              <w:ind w:left="0" w:right="0" w:firstLine="0" w:leftChars="0" w:rightChars="0" w:firstLineChars="0"/>
               <w:jc w:val="center"/>
               <w:rPr>
-                <w:rFonts w:hint="default" w:ascii="Segoe UI" w:hAnsi="Segoe UI" w:eastAsia="Segoe UI" w:cs="Segoe UI"/>
+                <w:rFonts w:ascii="Segoe UI" w:eastAsia="Segoe UI" w:hAnsi="Segoe UI" w:cs="Segoe UI" w:hint="default"/>
                 <w:i w:val="0"/>
                 <w:iCs w:val="0"/>
                 <w:caps w:val="0"/>
@@ -3916,10 +3872,10 @@
               <w:suppressLineNumbers w:val="0"/>
               <w:snapToGrid w:val="0"/>
               <w:spacing w:line="240" w:lineRule="auto"/>
-              <w:ind w:left="0" w:leftChars="0" w:right="0" w:rightChars="0" w:firstLine="0" w:firstLineChars="0"/>
+              <w:ind w:left="0" w:right="0" w:firstLine="0" w:leftChars="0" w:rightChars="0" w:firstLineChars="0"/>
               <w:jc w:val="center"/>
               <w:rPr>
-                <w:rFonts w:hint="default" w:ascii="Segoe UI" w:hAnsi="Segoe UI" w:eastAsia="Segoe UI" w:cs="Segoe UI"/>
+                <w:rFonts w:ascii="Segoe UI" w:eastAsia="Segoe UI" w:hAnsi="Segoe UI" w:cs="Segoe UI" w:hint="default"/>
                 <w:i w:val="0"/>
                 <w:iCs w:val="0"/>
                 <w:caps w:val="0"/>
@@ -3931,7 +3887,7 @@
             </w:pPr>
             <w:r>
               <w:rPr>
-                <w:rFonts w:hint="default" w:ascii="Segoe UI" w:hAnsi="Segoe UI" w:eastAsia="Segoe UI" w:cs="Segoe UI"/>
+                <w:rFonts w:ascii="Segoe UI" w:eastAsia="Segoe UI" w:hAnsi="Segoe UI" w:cs="Segoe UI" w:hint="default"/>
                 <w:i w:val="0"/>
                 <w:iCs w:val="0"/>
                 <w:caps w:val="0"/>
@@ -3941,7 +3897,7 @@
                 <w:kern w:val="0"/>
                 <w:sz w:val="18"/>
                 <w:szCs w:val="18"/>
-                <w:lang w:val="en-US" w:eastAsia="zh-CN" w:bidi="ar"/>
+                <w:lang w:val="en-US" w:eastAsia="zh-CN"/>
               </w:rPr>
               <w:t>存储空间使用率（主存储）</w:t>
             </w:r>
@@ -3967,10 +3923,10 @@
               <w:suppressLineNumbers w:val="0"/>
               <w:snapToGrid w:val="0"/>
               <w:spacing w:line="240" w:lineRule="auto"/>
-              <w:ind w:left="0" w:leftChars="0" w:right="0" w:rightChars="0" w:firstLine="0" w:firstLineChars="0"/>
+              <w:ind w:left="0" w:right="0" w:firstLine="0" w:leftChars="0" w:rightChars="0" w:firstLineChars="0"/>
               <w:jc w:val="center"/>
               <w:rPr>
-                <w:rFonts w:hint="default" w:ascii="Segoe UI" w:hAnsi="Segoe UI" w:eastAsia="Segoe UI" w:cs="Segoe UI"/>
+                <w:rFonts w:ascii="Segoe UI" w:eastAsia="Segoe UI" w:hAnsi="Segoe UI" w:cs="Segoe UI" w:hint="default"/>
                 <w:i w:val="0"/>
                 <w:iCs w:val="0"/>
                 <w:caps w:val="0"/>
@@ -3982,7 +3938,7 @@
             </w:pPr>
             <w:r>
               <w:rPr>
-                <w:rFonts w:hint="default" w:ascii="Segoe UI" w:hAnsi="Segoe UI" w:eastAsia="Segoe UI" w:cs="Segoe UI"/>
+                <w:rFonts w:ascii="Segoe UI" w:eastAsia="Segoe UI" w:hAnsi="Segoe UI" w:cs="Segoe UI" w:hint="default"/>
                 <w:i w:val="0"/>
                 <w:iCs w:val="0"/>
                 <w:caps w:val="0"/>
@@ -3992,7 +3948,7 @@
                 <w:kern w:val="0"/>
                 <w:sz w:val="18"/>
                 <w:szCs w:val="18"/>
-                <w:lang w:val="en-US" w:eastAsia="zh-CN" w:bidi="ar"/>
+                <w:lang w:val="en-US" w:eastAsia="zh-CN"/>
               </w:rPr>
               <w:t>⚠️ 关注</w:t>
             </w:r>
@@ -4018,10 +3974,10 @@
               <w:suppressLineNumbers w:val="0"/>
               <w:snapToGrid w:val="0"/>
               <w:spacing w:line="240" w:lineRule="auto"/>
-              <w:ind w:left="0" w:leftChars="0" w:right="0" w:rightChars="0" w:firstLine="0" w:firstLineChars="0"/>
+              <w:ind w:left="0" w:right="0" w:firstLine="0" w:leftChars="0" w:rightChars="0" w:firstLineChars="0"/>
               <w:jc w:val="center"/>
               <w:rPr>
-                <w:rFonts w:hint="default" w:ascii="Segoe UI" w:hAnsi="Segoe UI" w:eastAsia="Segoe UI" w:cs="Segoe UI"/>
+                <w:rFonts w:ascii="Segoe UI" w:eastAsia="Segoe UI" w:hAnsi="Segoe UI" w:cs="Segoe UI" w:hint="default"/>
                 <w:i w:val="0"/>
                 <w:iCs w:val="0"/>
                 <w:caps w:val="0"/>
@@ -4033,7 +3989,7 @@
             </w:pPr>
             <w:r>
               <w:rPr>
-                <w:rFonts w:hint="default" w:ascii="Segoe UI" w:hAnsi="Segoe UI" w:eastAsia="Segoe UI" w:cs="Segoe UI"/>
+                <w:rFonts w:ascii="Segoe UI" w:eastAsia="Segoe UI" w:hAnsi="Segoe UI" w:cs="Segoe UI" w:hint="default"/>
                 <w:i w:val="0"/>
                 <w:iCs w:val="0"/>
                 <w:caps w:val="0"/>
@@ -4043,7 +3999,7 @@
                 <w:kern w:val="0"/>
                 <w:sz w:val="18"/>
                 <w:szCs w:val="18"/>
-                <w:lang w:val="en-US" w:eastAsia="zh-CN" w:bidi="ar"/>
+                <w:lang w:val="en-US" w:eastAsia="zh-CN"/>
               </w:rPr>
               <w:t>71.5%</w:t>
             </w:r>
@@ -4069,10 +4025,10 @@
               <w:suppressLineNumbers w:val="0"/>
               <w:snapToGrid w:val="0"/>
               <w:spacing w:line="240" w:lineRule="auto"/>
-              <w:ind w:left="0" w:leftChars="0" w:right="0" w:rightChars="0" w:firstLine="0" w:firstLineChars="0"/>
+              <w:ind w:left="0" w:right="0" w:firstLine="0" w:leftChars="0" w:rightChars="0" w:firstLineChars="0"/>
               <w:jc w:val="center"/>
               <w:rPr>
-                <w:rFonts w:hint="default" w:ascii="Segoe UI" w:hAnsi="Segoe UI" w:eastAsia="Segoe UI" w:cs="Segoe UI"/>
+                <w:rFonts w:ascii="Segoe UI" w:eastAsia="Segoe UI" w:hAnsi="Segoe UI" w:cs="Segoe UI" w:hint="default"/>
                 <w:i w:val="0"/>
                 <w:iCs w:val="0"/>
                 <w:caps w:val="0"/>
@@ -4084,7 +4040,7 @@
             </w:pPr>
             <w:r>
               <w:rPr>
-                <w:rFonts w:hint="default" w:ascii="Segoe UI" w:hAnsi="Segoe UI" w:eastAsia="Segoe UI" w:cs="Segoe UI"/>
+                <w:rFonts w:ascii="Segoe UI" w:eastAsia="Segoe UI" w:hAnsi="Segoe UI" w:cs="Segoe UI" w:hint="default"/>
                 <w:i w:val="0"/>
                 <w:iCs w:val="0"/>
                 <w:caps w:val="0"/>
@@ -4094,7 +4050,7 @@
                 <w:kern w:val="0"/>
                 <w:sz w:val="18"/>
                 <w:szCs w:val="18"/>
-                <w:lang w:val="en-US" w:eastAsia="zh-CN" w:bidi="ar"/>
+                <w:lang w:val="en-US" w:eastAsia="zh-CN"/>
               </w:rPr>
               <w:t>↑ 月增长1.8%</w:t>
             </w:r>
@@ -4103,14 +4059,8 @@
       </w:tr>
       <w:tr>
         <w:tblPrEx>
-          <w:tblBorders>
-            <w:top w:val="single" w:color="auto" w:sz="4" w:space="0"/>
-            <w:left w:val="single" w:color="auto" w:sz="4" w:space="0"/>
-            <w:bottom w:val="single" w:color="auto" w:sz="4" w:space="0"/>
-            <w:right w:val="single" w:color="auto" w:sz="4" w:space="0"/>
-            <w:insideH w:val="single" w:color="auto" w:sz="4" w:space="0"/>
-            <w:insideV w:val="single" w:color="auto" w:sz="4" w:space="0"/>
-          </w:tblBorders>
+          <w:tblW w:w="8505" w:type="dxa"/>
+          <w:jc w:val="center"/>
           <w:shd w:val="clear" w:color="auto" w:fill="auto"/>
           <w:tblCellMar>
             <w:top w:w="15" w:type="dxa"/>
@@ -4120,13 +4070,13 @@
           </w:tblCellMar>
         </w:tblPrEx>
         <w:trPr>
-          <w:trHeight w:val="0" w:hRule="atLeast"/>
+          <w:trHeight w:val="0"/>
           <w:jc w:val="center"/>
         </w:trPr>
         <w:tc>
           <w:tcPr>
             <w:tcW w:w="1113" w:type="dxa"/>
-            <w:vMerge w:val="continue"/>
+            <w:vMerge/>
             <w:shd w:val="clear" w:color="auto" w:fill="auto"/>
             <w:tcMar>
               <w:top w:w="120" w:type="dxa"/>
@@ -4139,10 +4089,10 @@
           <w:p>
             <w:pPr>
               <w:snapToGrid w:val="0"/>
-              <w:ind w:left="0" w:leftChars="0" w:right="0" w:rightChars="0" w:firstLine="0" w:firstLineChars="0"/>
+              <w:ind w:left="0" w:right="0" w:firstLine="0" w:leftChars="0" w:rightChars="0" w:firstLineChars="0"/>
               <w:jc w:val="center"/>
               <w:rPr>
-                <w:rFonts w:hint="default" w:ascii="Segoe UI" w:hAnsi="Segoe UI" w:eastAsia="Segoe UI" w:cs="Segoe UI"/>
+                <w:rFonts w:ascii="Segoe UI" w:eastAsia="Segoe UI" w:hAnsi="Segoe UI" w:cs="Segoe UI" w:hint="default"/>
                 <w:i w:val="0"/>
                 <w:iCs w:val="0"/>
                 <w:caps w:val="0"/>
@@ -4174,10 +4124,10 @@
               <w:suppressLineNumbers w:val="0"/>
               <w:snapToGrid w:val="0"/>
               <w:spacing w:line="240" w:lineRule="auto"/>
-              <w:ind w:left="0" w:leftChars="0" w:right="0" w:rightChars="0" w:firstLine="0" w:firstLineChars="0"/>
+              <w:ind w:left="0" w:right="0" w:firstLine="0" w:leftChars="0" w:rightChars="0" w:firstLineChars="0"/>
               <w:jc w:val="center"/>
               <w:rPr>
-                <w:rFonts w:hint="default" w:ascii="Segoe UI" w:hAnsi="Segoe UI" w:eastAsia="Segoe UI" w:cs="Segoe UI"/>
+                <w:rFonts w:ascii="Segoe UI" w:eastAsia="Segoe UI" w:hAnsi="Segoe UI" w:cs="Segoe UI" w:hint="default"/>
                 <w:i w:val="0"/>
                 <w:iCs w:val="0"/>
                 <w:caps w:val="0"/>
@@ -4189,7 +4139,7 @@
             </w:pPr>
             <w:r>
               <w:rPr>
-                <w:rFonts w:hint="default" w:ascii="Segoe UI" w:hAnsi="Segoe UI" w:eastAsia="Segoe UI" w:cs="Segoe UI"/>
+                <w:rFonts w:ascii="Segoe UI" w:eastAsia="Segoe UI" w:hAnsi="Segoe UI" w:cs="Segoe UI" w:hint="default"/>
                 <w:i w:val="0"/>
                 <w:iCs w:val="0"/>
                 <w:caps w:val="0"/>
@@ -4199,7 +4149,7 @@
                 <w:kern w:val="0"/>
                 <w:sz w:val="18"/>
                 <w:szCs w:val="18"/>
-                <w:lang w:val="en-US" w:eastAsia="zh-CN" w:bidi="ar"/>
+                <w:lang w:val="en-US" w:eastAsia="zh-CN"/>
               </w:rPr>
               <w:t>网络延迟（至核心数据库）</w:t>
             </w:r>
@@ -4225,10 +4175,10 @@
               <w:suppressLineNumbers w:val="0"/>
               <w:snapToGrid w:val="0"/>
               <w:spacing w:line="240" w:lineRule="auto"/>
-              <w:ind w:left="0" w:leftChars="0" w:right="0" w:rightChars="0" w:firstLine="0" w:firstLineChars="0"/>
+              <w:ind w:left="0" w:right="0" w:firstLine="0" w:leftChars="0" w:rightChars="0" w:firstLineChars="0"/>
               <w:jc w:val="center"/>
               <w:rPr>
-                <w:rFonts w:hint="default" w:ascii="Segoe UI" w:hAnsi="Segoe UI" w:eastAsia="Segoe UI" w:cs="Segoe UI"/>
+                <w:rFonts w:ascii="Segoe UI" w:eastAsia="Segoe UI" w:hAnsi="Segoe UI" w:cs="Segoe UI" w:hint="default"/>
                 <w:i w:val="0"/>
                 <w:iCs w:val="0"/>
                 <w:caps w:val="0"/>
@@ -4240,7 +4190,7 @@
             </w:pPr>
             <w:r>
               <w:rPr>
-                <w:rFonts w:hint="default" w:ascii="Segoe UI" w:hAnsi="Segoe UI" w:eastAsia="Segoe UI" w:cs="Segoe UI"/>
+                <w:rFonts w:ascii="Segoe UI" w:eastAsia="Segoe UI" w:hAnsi="Segoe UI" w:cs="Segoe UI" w:hint="default"/>
                 <w:i w:val="0"/>
                 <w:iCs w:val="0"/>
                 <w:caps w:val="0"/>
@@ -4250,7 +4200,7 @@
                 <w:kern w:val="0"/>
                 <w:sz w:val="18"/>
                 <w:szCs w:val="18"/>
-                <w:lang w:val="en-US" w:eastAsia="zh-CN" w:bidi="ar"/>
+                <w:lang w:val="en-US" w:eastAsia="zh-CN"/>
               </w:rPr>
               <w:t>✅ 正常</w:t>
             </w:r>
@@ -4276,10 +4226,10 @@
               <w:suppressLineNumbers w:val="0"/>
               <w:snapToGrid w:val="0"/>
               <w:spacing w:line="240" w:lineRule="auto"/>
-              <w:ind w:left="0" w:leftChars="0" w:right="0" w:rightChars="0" w:firstLine="0" w:firstLineChars="0"/>
+              <w:ind w:left="0" w:right="0" w:firstLine="0" w:leftChars="0" w:rightChars="0" w:firstLineChars="0"/>
               <w:jc w:val="center"/>
               <w:rPr>
-                <w:rFonts w:hint="default" w:ascii="Segoe UI" w:hAnsi="Segoe UI" w:eastAsia="Segoe UI" w:cs="Segoe UI"/>
+                <w:rFonts w:ascii="Segoe UI" w:eastAsia="Segoe UI" w:hAnsi="Segoe UI" w:cs="Segoe UI" w:hint="default"/>
                 <w:i w:val="0"/>
                 <w:iCs w:val="0"/>
                 <w:caps w:val="0"/>
@@ -4291,7 +4241,7 @@
             </w:pPr>
             <w:r>
               <w:rPr>
-                <w:rFonts w:hint="default" w:ascii="Segoe UI" w:hAnsi="Segoe UI" w:eastAsia="Segoe UI" w:cs="Segoe UI"/>
+                <w:rFonts w:ascii="Segoe UI" w:eastAsia="Segoe UI" w:hAnsi="Segoe UI" w:cs="Segoe UI" w:hint="default"/>
                 <w:i w:val="0"/>
                 <w:iCs w:val="0"/>
                 <w:caps w:val="0"/>
@@ -4301,7 +4251,7 @@
                 <w:kern w:val="0"/>
                 <w:sz w:val="18"/>
                 <w:szCs w:val="18"/>
-                <w:lang w:val="en-US" w:eastAsia="zh-CN" w:bidi="ar"/>
+                <w:lang w:val="en-US" w:eastAsia="zh-CN"/>
               </w:rPr>
               <w:t>&lt;10ms</w:t>
             </w:r>
@@ -4327,10 +4277,10 @@
               <w:suppressLineNumbers w:val="0"/>
               <w:snapToGrid w:val="0"/>
               <w:spacing w:line="240" w:lineRule="auto"/>
-              <w:ind w:left="0" w:leftChars="0" w:right="0" w:rightChars="0" w:firstLine="0" w:firstLineChars="0"/>
+              <w:ind w:left="0" w:right="0" w:firstLine="0" w:leftChars="0" w:rightChars="0" w:firstLineChars="0"/>
               <w:jc w:val="center"/>
               <w:rPr>
-                <w:rFonts w:hint="default" w:ascii="Segoe UI" w:hAnsi="Segoe UI" w:eastAsia="Segoe UI" w:cs="Segoe UI"/>
+                <w:rFonts w:ascii="Segoe UI" w:eastAsia="Segoe UI" w:hAnsi="Segoe UI" w:cs="Segoe UI" w:hint="default"/>
                 <w:i w:val="0"/>
                 <w:iCs w:val="0"/>
                 <w:caps w:val="0"/>
@@ -4342,7 +4292,7 @@
             </w:pPr>
             <w:r>
               <w:rPr>
-                <w:rFonts w:hint="default" w:ascii="Segoe UI" w:hAnsi="Segoe UI" w:eastAsia="Segoe UI" w:cs="Segoe UI"/>
+                <w:rFonts w:ascii="Segoe UI" w:eastAsia="Segoe UI" w:hAnsi="Segoe UI" w:cs="Segoe UI" w:hint="default"/>
                 <w:i w:val="0"/>
                 <w:iCs w:val="0"/>
                 <w:caps w:val="0"/>
@@ -4352,7 +4302,7 @@
                 <w:kern w:val="0"/>
                 <w:sz w:val="18"/>
                 <w:szCs w:val="18"/>
-                <w:lang w:val="en-US" w:eastAsia="zh-CN" w:bidi="ar"/>
+                <w:lang w:val="en-US" w:eastAsia="zh-CN"/>
               </w:rPr>
               <w:t>→ 保持稳定</w:t>
             </w:r>
@@ -4361,14 +4311,8 @@
       </w:tr>
       <w:tr>
         <w:tblPrEx>
-          <w:tblBorders>
-            <w:top w:val="single" w:color="auto" w:sz="4" w:space="0"/>
-            <w:left w:val="single" w:color="auto" w:sz="4" w:space="0"/>
-            <w:bottom w:val="single" w:color="auto" w:sz="4" w:space="0"/>
-            <w:right w:val="single" w:color="auto" w:sz="4" w:space="0"/>
-            <w:insideH w:val="single" w:color="auto" w:sz="4" w:space="0"/>
-            <w:insideV w:val="single" w:color="auto" w:sz="4" w:space="0"/>
-          </w:tblBorders>
+          <w:tblW w:w="8505" w:type="dxa"/>
+          <w:jc w:val="center"/>
           <w:shd w:val="clear" w:color="auto" w:fill="auto"/>
           <w:tblCellMar>
             <w:top w:w="15" w:type="dxa"/>
@@ -4378,7 +4322,7 @@
           </w:tblCellMar>
         </w:tblPrEx>
         <w:trPr>
-          <w:trHeight w:val="0" w:hRule="atLeast"/>
+          <w:trHeight w:val="0"/>
           <w:jc w:val="center"/>
         </w:trPr>
         <w:tc>
@@ -4402,10 +4346,10 @@
               <w:suppressLineNumbers w:val="0"/>
               <w:snapToGrid w:val="0"/>
               <w:spacing w:line="240" w:lineRule="auto"/>
-              <w:ind w:left="0" w:leftChars="0" w:right="0" w:rightChars="0" w:firstLine="0" w:firstLineChars="0"/>
+              <w:ind w:left="0" w:right="0" w:firstLine="0" w:leftChars="0" w:rightChars="0" w:firstLineChars="0"/>
               <w:jc w:val="center"/>
               <w:rPr>
-                <w:rFonts w:hint="default" w:ascii="Segoe UI" w:hAnsi="Segoe UI" w:eastAsia="Segoe UI" w:cs="Segoe UI"/>
+                <w:rFonts w:ascii="Segoe UI" w:eastAsia="Segoe UI" w:hAnsi="Segoe UI" w:cs="Segoe UI" w:hint="default"/>
                 <w:b/>
                 <w:i w:val="0"/>
                 <w:iCs w:val="0"/>
@@ -4418,8 +4362,8 @@
             </w:pPr>
             <w:r>
               <w:rPr>
-                <w:rStyle w:val="23"/>
-                <w:rFonts w:hint="default" w:ascii="Segoe UI" w:hAnsi="Segoe UI" w:eastAsia="Segoe UI" w:cs="Segoe UI"/>
+                <w:rStyle w:val="Strong"/>
+                <w:rFonts w:ascii="Segoe UI" w:eastAsia="Segoe UI" w:hAnsi="Segoe UI" w:cs="Segoe UI" w:hint="default"/>
                 <w:b/>
                 <w:bCs/>
                 <w:i w:val="0"/>
@@ -4431,7 +4375,7 @@
                 <w:kern w:val="0"/>
                 <w:sz w:val="18"/>
                 <w:szCs w:val="18"/>
-                <w:lang w:val="en-US" w:eastAsia="zh-CN" w:bidi="ar"/>
+                <w:lang w:val="en-US" w:eastAsia="zh-CN"/>
               </w:rPr>
               <w:t>应用性能</w:t>
             </w:r>
@@ -4457,10 +4401,10 @@
               <w:suppressLineNumbers w:val="0"/>
               <w:snapToGrid w:val="0"/>
               <w:spacing w:line="240" w:lineRule="auto"/>
-              <w:ind w:left="0" w:leftChars="0" w:right="0" w:rightChars="0" w:firstLine="0" w:firstLineChars="0"/>
+              <w:ind w:left="0" w:right="0" w:firstLine="0" w:leftChars="0" w:rightChars="0" w:firstLineChars="0"/>
               <w:jc w:val="center"/>
               <w:rPr>
-                <w:rFonts w:hint="default" w:ascii="Segoe UI" w:hAnsi="Segoe UI" w:eastAsia="Segoe UI" w:cs="Segoe UI"/>
+                <w:rFonts w:ascii="Segoe UI" w:eastAsia="Segoe UI" w:hAnsi="Segoe UI" w:cs="Segoe UI" w:hint="default"/>
                 <w:b/>
                 <w:i w:val="0"/>
                 <w:iCs w:val="0"/>
@@ -4473,7 +4417,7 @@
             </w:pPr>
             <w:r>
               <w:rPr>
-                <w:rFonts w:hint="default" w:ascii="Segoe UI" w:hAnsi="Segoe UI" w:eastAsia="Segoe UI" w:cs="Segoe UI"/>
+                <w:rFonts w:ascii="Segoe UI" w:eastAsia="Segoe UI" w:hAnsi="Segoe UI" w:cs="Segoe UI" w:hint="default"/>
                 <w:b/>
                 <w:i w:val="0"/>
                 <w:iCs w:val="0"/>
@@ -4484,7 +4428,7 @@
                 <w:kern w:val="0"/>
                 <w:sz w:val="18"/>
                 <w:szCs w:val="18"/>
-                <w:lang w:val="en-US" w:eastAsia="zh-CN" w:bidi="ar"/>
+                <w:lang w:val="en-US" w:eastAsia="zh-CN"/>
               </w:rPr>
               <w:t>核心页面平均响应时间</w:t>
             </w:r>
@@ -4510,10 +4454,10 @@
               <w:suppressLineNumbers w:val="0"/>
               <w:snapToGrid w:val="0"/>
               <w:spacing w:line="240" w:lineRule="auto"/>
-              <w:ind w:left="0" w:leftChars="0" w:right="0" w:rightChars="0" w:firstLine="0" w:firstLineChars="0"/>
+              <w:ind w:left="0" w:right="0" w:firstLine="0" w:leftChars="0" w:rightChars="0" w:firstLineChars="0"/>
               <w:jc w:val="center"/>
               <w:rPr>
-                <w:rFonts w:hint="default" w:ascii="Segoe UI" w:hAnsi="Segoe UI" w:eastAsia="Segoe UI" w:cs="Segoe UI"/>
+                <w:rFonts w:ascii="Segoe UI" w:eastAsia="Segoe UI" w:hAnsi="Segoe UI" w:cs="Segoe UI" w:hint="default"/>
                 <w:b/>
                 <w:i w:val="0"/>
                 <w:iCs w:val="0"/>
@@ -4526,7 +4470,7 @@
             </w:pPr>
             <w:r>
               <w:rPr>
-                <w:rFonts w:hint="default" w:ascii="Segoe UI" w:hAnsi="Segoe UI" w:eastAsia="Segoe UI" w:cs="Segoe UI"/>
+                <w:rFonts w:ascii="Segoe UI" w:eastAsia="Segoe UI" w:hAnsi="Segoe UI" w:cs="Segoe UI" w:hint="default"/>
                 <w:b/>
                 <w:i w:val="0"/>
                 <w:iCs w:val="0"/>
@@ -4537,7 +4481,7 @@
                 <w:kern w:val="0"/>
                 <w:sz w:val="18"/>
                 <w:szCs w:val="18"/>
-                <w:lang w:val="en-US" w:eastAsia="zh-CN" w:bidi="ar"/>
+                <w:lang w:val="en-US" w:eastAsia="zh-CN"/>
               </w:rPr>
               <w:t>✅ 正常</w:t>
             </w:r>
@@ -4563,10 +4507,10 @@
               <w:suppressLineNumbers w:val="0"/>
               <w:snapToGrid w:val="0"/>
               <w:spacing w:line="240" w:lineRule="auto"/>
-              <w:ind w:left="0" w:leftChars="0" w:right="0" w:rightChars="0" w:firstLine="0" w:firstLineChars="0"/>
+              <w:ind w:left="0" w:right="0" w:firstLine="0" w:leftChars="0" w:rightChars="0" w:firstLineChars="0"/>
               <w:jc w:val="center"/>
               <w:rPr>
-                <w:rFonts w:hint="default" w:ascii="Segoe UI" w:hAnsi="Segoe UI" w:eastAsia="Segoe UI" w:cs="Segoe UI"/>
+                <w:rFonts w:ascii="Segoe UI" w:eastAsia="Segoe UI" w:hAnsi="Segoe UI" w:cs="Segoe UI" w:hint="default"/>
                 <w:b/>
                 <w:i w:val="0"/>
                 <w:iCs w:val="0"/>
@@ -4579,7 +4523,7 @@
             </w:pPr>
             <w:r>
               <w:rPr>
-                <w:rFonts w:hint="default" w:ascii="Segoe UI" w:hAnsi="Segoe UI" w:eastAsia="Segoe UI" w:cs="Segoe UI"/>
+                <w:rFonts w:ascii="Segoe UI" w:eastAsia="Segoe UI" w:hAnsi="Segoe UI" w:cs="Segoe UI" w:hint="default"/>
                 <w:b/>
                 <w:i w:val="0"/>
                 <w:iCs w:val="0"/>
@@ -4590,7 +4534,7 @@
                 <w:kern w:val="0"/>
                 <w:sz w:val="18"/>
                 <w:szCs w:val="18"/>
-                <w:lang w:val="en-US" w:eastAsia="zh-CN" w:bidi="ar"/>
+                <w:lang w:val="en-US" w:eastAsia="zh-CN"/>
               </w:rPr>
               <w:t>1.2秒</w:t>
             </w:r>
@@ -4616,10 +4560,10 @@
               <w:suppressLineNumbers w:val="0"/>
               <w:snapToGrid w:val="0"/>
               <w:spacing w:line="240" w:lineRule="auto"/>
-              <w:ind w:left="0" w:leftChars="0" w:right="0" w:rightChars="0" w:firstLine="0" w:firstLineChars="0"/>
+              <w:ind w:left="0" w:right="0" w:firstLine="0" w:leftChars="0" w:rightChars="0" w:firstLineChars="0"/>
               <w:jc w:val="center"/>
               <w:rPr>
-                <w:rFonts w:hint="default" w:ascii="Segoe UI" w:hAnsi="Segoe UI" w:eastAsia="Segoe UI" w:cs="Segoe UI"/>
+                <w:rFonts w:ascii="Segoe UI" w:eastAsia="Segoe UI" w:hAnsi="Segoe UI" w:cs="Segoe UI" w:hint="default"/>
                 <w:b/>
                 <w:i w:val="0"/>
                 <w:iCs w:val="0"/>
@@ -4632,7 +4576,7 @@
             </w:pPr>
             <w:r>
               <w:rPr>
-                <w:rFonts w:hint="default" w:ascii="Segoe UI" w:hAnsi="Segoe UI" w:eastAsia="Segoe UI" w:cs="Segoe UI"/>
+                <w:rFonts w:ascii="Segoe UI" w:eastAsia="Segoe UI" w:hAnsi="Segoe UI" w:cs="Segoe UI" w:hint="default"/>
                 <w:b/>
                 <w:i w:val="0"/>
                 <w:iCs w:val="0"/>
@@ -4643,7 +4587,7 @@
                 <w:kern w:val="0"/>
                 <w:sz w:val="18"/>
                 <w:szCs w:val="18"/>
-                <w:lang w:val="en-US" w:eastAsia="zh-CN" w:bidi="ar"/>
+                <w:lang w:val="en-US" w:eastAsia="zh-CN"/>
               </w:rPr>
               <w:t>→ 保持稳定</w:t>
             </w:r>
@@ -4652,14 +4596,8 @@
       </w:tr>
       <w:tr>
         <w:tblPrEx>
-          <w:tblBorders>
-            <w:top w:val="single" w:color="auto" w:sz="4" w:space="0"/>
-            <w:left w:val="single" w:color="auto" w:sz="4" w:space="0"/>
-            <w:bottom w:val="single" w:color="auto" w:sz="4" w:space="0"/>
-            <w:right w:val="single" w:color="auto" w:sz="4" w:space="0"/>
-            <w:insideH w:val="single" w:color="auto" w:sz="4" w:space="0"/>
-            <w:insideV w:val="single" w:color="auto" w:sz="4" w:space="0"/>
-          </w:tblBorders>
+          <w:tblW w:w="8505" w:type="dxa"/>
+          <w:jc w:val="center"/>
           <w:shd w:val="clear" w:color="auto" w:fill="auto"/>
           <w:tblCellMar>
             <w:top w:w="15" w:type="dxa"/>
@@ -4669,13 +4607,13 @@
           </w:tblCellMar>
         </w:tblPrEx>
         <w:trPr>
-          <w:trHeight w:val="0" w:hRule="atLeast"/>
+          <w:trHeight w:val="0"/>
           <w:jc w:val="center"/>
         </w:trPr>
         <w:tc>
           <w:tcPr>
             <w:tcW w:w="1113" w:type="dxa"/>
-            <w:vMerge w:val="continue"/>
+            <w:vMerge/>
             <w:shd w:val="clear" w:color="auto" w:fill="auto"/>
             <w:tcMar>
               <w:top w:w="120" w:type="dxa"/>
@@ -4688,10 +4626,10 @@
           <w:p>
             <w:pPr>
               <w:snapToGrid w:val="0"/>
-              <w:ind w:left="0" w:leftChars="0" w:right="0" w:rightChars="0" w:firstLine="0" w:firstLineChars="0"/>
+              <w:ind w:left="0" w:right="0" w:firstLine="0" w:leftChars="0" w:rightChars="0" w:firstLineChars="0"/>
               <w:jc w:val="center"/>
               <w:rPr>
-                <w:rFonts w:hint="default" w:ascii="Segoe UI" w:hAnsi="Segoe UI" w:eastAsia="Segoe UI" w:cs="Segoe UI"/>
+                <w:rFonts w:ascii="Segoe UI" w:eastAsia="Segoe UI" w:hAnsi="Segoe UI" w:cs="Segoe UI" w:hint="default"/>
                 <w:i w:val="0"/>
                 <w:iCs w:val="0"/>
                 <w:caps w:val="0"/>
@@ -4723,10 +4661,10 @@
               <w:suppressLineNumbers w:val="0"/>
               <w:snapToGrid w:val="0"/>
               <w:spacing w:line="240" w:lineRule="auto"/>
-              <w:ind w:left="0" w:leftChars="0" w:right="0" w:rightChars="0" w:firstLine="0" w:firstLineChars="0"/>
+              <w:ind w:left="0" w:right="0" w:firstLine="0" w:leftChars="0" w:rightChars="0" w:firstLineChars="0"/>
               <w:jc w:val="center"/>
               <w:rPr>
-                <w:rFonts w:hint="default" w:ascii="Segoe UI" w:hAnsi="Segoe UI" w:eastAsia="Segoe UI" w:cs="Segoe UI"/>
+                <w:rFonts w:ascii="Segoe UI" w:eastAsia="Segoe UI" w:hAnsi="Segoe UI" w:cs="Segoe UI" w:hint="default"/>
                 <w:i w:val="0"/>
                 <w:iCs w:val="0"/>
                 <w:caps w:val="0"/>
@@ -4738,7 +4676,7 @@
             </w:pPr>
             <w:r>
               <w:rPr>
-                <w:rFonts w:hint="default" w:ascii="Segoe UI" w:hAnsi="Segoe UI" w:eastAsia="Segoe UI" w:cs="Segoe UI"/>
+                <w:rFonts w:ascii="Segoe UI" w:eastAsia="Segoe UI" w:hAnsi="Segoe UI" w:cs="Segoe UI" w:hint="default"/>
                 <w:i w:val="0"/>
                 <w:iCs w:val="0"/>
                 <w:caps w:val="0"/>
@@ -4748,7 +4686,7 @@
                 <w:kern w:val="0"/>
                 <w:sz w:val="18"/>
                 <w:szCs w:val="18"/>
-                <w:lang w:val="en-US" w:eastAsia="zh-CN" w:bidi="ar"/>
+                <w:lang w:val="en-US" w:eastAsia="zh-CN"/>
               </w:rPr>
               <w:t>事务处理成功率</w:t>
             </w:r>
@@ -4774,10 +4712,10 @@
               <w:suppressLineNumbers w:val="0"/>
               <w:snapToGrid w:val="0"/>
               <w:spacing w:line="240" w:lineRule="auto"/>
-              <w:ind w:left="0" w:leftChars="0" w:right="0" w:rightChars="0" w:firstLine="0" w:firstLineChars="0"/>
+              <w:ind w:left="0" w:right="0" w:firstLine="0" w:leftChars="0" w:rightChars="0" w:firstLineChars="0"/>
               <w:jc w:val="center"/>
               <w:rPr>
-                <w:rFonts w:hint="default" w:ascii="Segoe UI" w:hAnsi="Segoe UI" w:eastAsia="Segoe UI" w:cs="Segoe UI"/>
+                <w:rFonts w:ascii="Segoe UI" w:eastAsia="Segoe UI" w:hAnsi="Segoe UI" w:cs="Segoe UI" w:hint="default"/>
                 <w:i w:val="0"/>
                 <w:iCs w:val="0"/>
                 <w:caps w:val="0"/>
@@ -4789,7 +4727,7 @@
             </w:pPr>
             <w:r>
               <w:rPr>
-                <w:rFonts w:hint="default" w:ascii="Segoe UI" w:hAnsi="Segoe UI" w:eastAsia="Segoe UI" w:cs="Segoe UI"/>
+                <w:rFonts w:ascii="Segoe UI" w:eastAsia="Segoe UI" w:hAnsi="Segoe UI" w:cs="Segoe UI" w:hint="default"/>
                 <w:i w:val="0"/>
                 <w:iCs w:val="0"/>
                 <w:caps w:val="0"/>
@@ -4799,7 +4737,7 @@
                 <w:kern w:val="0"/>
                 <w:sz w:val="18"/>
                 <w:szCs w:val="18"/>
-                <w:lang w:val="en-US" w:eastAsia="zh-CN" w:bidi="ar"/>
+                <w:lang w:val="en-US" w:eastAsia="zh-CN"/>
               </w:rPr>
               <w:t>✅ 正常</w:t>
             </w:r>
@@ -4825,10 +4763,10 @@
               <w:suppressLineNumbers w:val="0"/>
               <w:snapToGrid w:val="0"/>
               <w:spacing w:line="240" w:lineRule="auto"/>
-              <w:ind w:left="0" w:leftChars="0" w:right="0" w:rightChars="0" w:firstLine="0" w:firstLineChars="0"/>
+              <w:ind w:left="0" w:right="0" w:firstLine="0" w:leftChars="0" w:rightChars="0" w:firstLineChars="0"/>
               <w:jc w:val="center"/>
               <w:rPr>
-                <w:rFonts w:hint="default" w:ascii="Segoe UI" w:hAnsi="Segoe UI" w:eastAsia="Segoe UI" w:cs="Segoe UI"/>
+                <w:rFonts w:ascii="Segoe UI" w:eastAsia="Segoe UI" w:hAnsi="Segoe UI" w:cs="Segoe UI" w:hint="default"/>
                 <w:i w:val="0"/>
                 <w:iCs w:val="0"/>
                 <w:caps w:val="0"/>
@@ -4840,7 +4778,7 @@
             </w:pPr>
             <w:r>
               <w:rPr>
-                <w:rFonts w:hint="default" w:ascii="Segoe UI" w:hAnsi="Segoe UI" w:eastAsia="Segoe UI" w:cs="Segoe UI"/>
+                <w:rFonts w:ascii="Segoe UI" w:eastAsia="Segoe UI" w:hAnsi="Segoe UI" w:cs="Segoe UI" w:hint="default"/>
                 <w:i w:val="0"/>
                 <w:iCs w:val="0"/>
                 <w:caps w:val="0"/>
@@ -4850,7 +4788,7 @@
                 <w:kern w:val="0"/>
                 <w:sz w:val="18"/>
                 <w:szCs w:val="18"/>
-                <w:lang w:val="en-US" w:eastAsia="zh-CN" w:bidi="ar"/>
+                <w:lang w:val="en-US" w:eastAsia="zh-CN"/>
               </w:rPr>
               <w:t>99.92%</w:t>
             </w:r>
@@ -4876,10 +4814,10 @@
               <w:suppressLineNumbers w:val="0"/>
               <w:snapToGrid w:val="0"/>
               <w:spacing w:line="240" w:lineRule="auto"/>
-              <w:ind w:left="0" w:leftChars="0" w:right="0" w:rightChars="0" w:firstLine="0" w:firstLineChars="0"/>
+              <w:ind w:left="0" w:right="0" w:firstLine="0" w:leftChars="0" w:rightChars="0" w:firstLineChars="0"/>
               <w:jc w:val="center"/>
               <w:rPr>
-                <w:rFonts w:hint="default" w:ascii="Segoe UI" w:hAnsi="Segoe UI" w:eastAsia="Segoe UI" w:cs="Segoe UI"/>
+                <w:rFonts w:ascii="Segoe UI" w:eastAsia="Segoe UI" w:hAnsi="Segoe UI" w:cs="Segoe UI" w:hint="default"/>
                 <w:i w:val="0"/>
                 <w:iCs w:val="0"/>
                 <w:caps w:val="0"/>
@@ -4891,7 +4829,7 @@
             </w:pPr>
             <w:r>
               <w:rPr>
-                <w:rFonts w:hint="default" w:ascii="Segoe UI" w:hAnsi="Segoe UI" w:eastAsia="Segoe UI" w:cs="Segoe UI"/>
+                <w:rFonts w:ascii="Segoe UI" w:eastAsia="Segoe UI" w:hAnsi="Segoe UI" w:cs="Segoe UI" w:hint="default"/>
                 <w:i w:val="0"/>
                 <w:iCs w:val="0"/>
                 <w:caps w:val="0"/>
@@ -4901,7 +4839,7 @@
                 <w:kern w:val="0"/>
                 <w:sz w:val="18"/>
                 <w:szCs w:val="18"/>
-                <w:lang w:val="en-US" w:eastAsia="zh-CN" w:bidi="ar"/>
+                <w:lang w:val="en-US" w:eastAsia="zh-CN"/>
               </w:rPr>
               <w:t>→ 保持稳定</w:t>
             </w:r>
@@ -4910,14 +4848,8 @@
       </w:tr>
       <w:tr>
         <w:tblPrEx>
-          <w:tblBorders>
-            <w:top w:val="single" w:color="auto" w:sz="4" w:space="0"/>
-            <w:left w:val="single" w:color="auto" w:sz="4" w:space="0"/>
-            <w:bottom w:val="single" w:color="auto" w:sz="4" w:space="0"/>
-            <w:right w:val="single" w:color="auto" w:sz="4" w:space="0"/>
-            <w:insideH w:val="single" w:color="auto" w:sz="4" w:space="0"/>
-            <w:insideV w:val="single" w:color="auto" w:sz="4" w:space="0"/>
-          </w:tblBorders>
+          <w:tblW w:w="8505" w:type="dxa"/>
+          <w:jc w:val="center"/>
           <w:shd w:val="clear" w:color="auto" w:fill="auto"/>
           <w:tblCellMar>
             <w:top w:w="15" w:type="dxa"/>
@@ -4927,13 +4859,13 @@
           </w:tblCellMar>
         </w:tblPrEx>
         <w:trPr>
-          <w:trHeight w:val="0" w:hRule="atLeast"/>
+          <w:trHeight w:val="0"/>
           <w:jc w:val="center"/>
         </w:trPr>
         <w:tc>
           <w:tcPr>
             <w:tcW w:w="1113" w:type="dxa"/>
-            <w:vMerge w:val="continue"/>
+            <w:vMerge/>
             <w:shd w:val="clear" w:color="auto" w:fill="auto"/>
             <w:tcMar>
               <w:top w:w="120" w:type="dxa"/>
@@ -4946,10 +4878,10 @@
           <w:p>
             <w:pPr>
               <w:snapToGrid w:val="0"/>
-              <w:ind w:left="0" w:leftChars="0" w:right="0" w:rightChars="0" w:firstLine="0" w:firstLineChars="0"/>
+              <w:ind w:left="0" w:right="0" w:firstLine="0" w:leftChars="0" w:rightChars="0" w:firstLineChars="0"/>
               <w:jc w:val="center"/>
               <w:rPr>
-                <w:rFonts w:hint="default" w:ascii="Segoe UI" w:hAnsi="Segoe UI" w:eastAsia="Segoe UI" w:cs="Segoe UI"/>
+                <w:rFonts w:ascii="Segoe UI" w:eastAsia="Segoe UI" w:hAnsi="Segoe UI" w:cs="Segoe UI" w:hint="default"/>
                 <w:b/>
                 <w:i w:val="0"/>
                 <w:iCs w:val="0"/>
@@ -4982,10 +4914,10 @@
               <w:suppressLineNumbers w:val="0"/>
               <w:snapToGrid w:val="0"/>
               <w:spacing w:line="240" w:lineRule="auto"/>
-              <w:ind w:left="0" w:leftChars="0" w:right="0" w:rightChars="0" w:firstLine="0" w:firstLineChars="0"/>
+              <w:ind w:left="0" w:right="0" w:firstLine="0" w:leftChars="0" w:rightChars="0" w:firstLineChars="0"/>
               <w:jc w:val="center"/>
               <w:rPr>
-                <w:rFonts w:hint="default" w:ascii="Segoe UI" w:hAnsi="Segoe UI" w:eastAsia="Segoe UI" w:cs="Segoe UI"/>
+                <w:rFonts w:ascii="Segoe UI" w:eastAsia="Segoe UI" w:hAnsi="Segoe UI" w:cs="Segoe UI" w:hint="default"/>
                 <w:b/>
                 <w:i w:val="0"/>
                 <w:iCs w:val="0"/>
@@ -4998,7 +4930,7 @@
             </w:pPr>
             <w:r>
               <w:rPr>
-                <w:rFonts w:hint="default" w:ascii="Segoe UI" w:hAnsi="Segoe UI" w:eastAsia="Segoe UI" w:cs="Segoe UI"/>
+                <w:rFonts w:ascii="Segoe UI" w:eastAsia="Segoe UI" w:hAnsi="Segoe UI" w:cs="Segoe UI" w:hint="default"/>
                 <w:b/>
                 <w:i w:val="0"/>
                 <w:iCs w:val="0"/>
@@ -5009,7 +4941,7 @@
                 <w:kern w:val="0"/>
                 <w:sz w:val="18"/>
                 <w:szCs w:val="18"/>
-                <w:lang w:val="en-US" w:eastAsia="zh-CN" w:bidi="ar"/>
+                <w:lang w:val="en-US" w:eastAsia="zh-CN"/>
               </w:rPr>
               <w:t>API接口平均响应时间</w:t>
             </w:r>
@@ -5035,10 +4967,10 @@
               <w:suppressLineNumbers w:val="0"/>
               <w:snapToGrid w:val="0"/>
               <w:spacing w:line="240" w:lineRule="auto"/>
-              <w:ind w:left="0" w:leftChars="0" w:right="0" w:rightChars="0" w:firstLine="0" w:firstLineChars="0"/>
+              <w:ind w:left="0" w:right="0" w:firstLine="0" w:leftChars="0" w:rightChars="0" w:firstLineChars="0"/>
               <w:jc w:val="center"/>
               <w:rPr>
-                <w:rFonts w:hint="default" w:ascii="Segoe UI" w:hAnsi="Segoe UI" w:eastAsia="Segoe UI" w:cs="Segoe UI"/>
+                <w:rFonts w:ascii="Segoe UI" w:eastAsia="Segoe UI" w:hAnsi="Segoe UI" w:cs="Segoe UI" w:hint="default"/>
                 <w:b/>
                 <w:i w:val="0"/>
                 <w:iCs w:val="0"/>
@@ -5051,7 +4983,7 @@
             </w:pPr>
             <w:r>
               <w:rPr>
-                <w:rFonts w:hint="default" w:ascii="Segoe UI" w:hAnsi="Segoe UI" w:eastAsia="Segoe UI" w:cs="Segoe UI"/>
+                <w:rFonts w:ascii="Segoe UI" w:eastAsia="Segoe UI" w:hAnsi="Segoe UI" w:cs="Segoe UI" w:hint="default"/>
                 <w:b/>
                 <w:i w:val="0"/>
                 <w:iCs w:val="0"/>
@@ -5062,7 +4994,7 @@
                 <w:kern w:val="0"/>
                 <w:sz w:val="18"/>
                 <w:szCs w:val="18"/>
-                <w:lang w:val="en-US" w:eastAsia="zh-CN" w:bidi="ar"/>
+                <w:lang w:val="en-US" w:eastAsia="zh-CN"/>
               </w:rPr>
               <w:t>✅ 正常</w:t>
             </w:r>
@@ -5088,10 +5020,10 @@
               <w:suppressLineNumbers w:val="0"/>
               <w:snapToGrid w:val="0"/>
               <w:spacing w:line="240" w:lineRule="auto"/>
-              <w:ind w:left="0" w:leftChars="0" w:right="0" w:rightChars="0" w:firstLine="0" w:firstLineChars="0"/>
+              <w:ind w:left="0" w:right="0" w:firstLine="0" w:leftChars="0" w:rightChars="0" w:firstLineChars="0"/>
               <w:jc w:val="center"/>
               <w:rPr>
-                <w:rFonts w:hint="default" w:ascii="Segoe UI" w:hAnsi="Segoe UI" w:eastAsia="Segoe UI" w:cs="Segoe UI"/>
+                <w:rFonts w:ascii="Segoe UI" w:eastAsia="Segoe UI" w:hAnsi="Segoe UI" w:cs="Segoe UI" w:hint="default"/>
                 <w:b/>
                 <w:i w:val="0"/>
                 <w:iCs w:val="0"/>
@@ -5104,7 +5036,7 @@
             </w:pPr>
             <w:r>
               <w:rPr>
-                <w:rFonts w:hint="default" w:ascii="Segoe UI" w:hAnsi="Segoe UI" w:eastAsia="Segoe UI" w:cs="Segoe UI"/>
+                <w:rFonts w:ascii="Segoe UI" w:eastAsia="Segoe UI" w:hAnsi="Segoe UI" w:cs="Segoe UI" w:hint="default"/>
                 <w:b/>
                 <w:i w:val="0"/>
                 <w:iCs w:val="0"/>
@@ -5115,7 +5047,7 @@
                 <w:kern w:val="0"/>
                 <w:sz w:val="18"/>
                 <w:szCs w:val="18"/>
-                <w:lang w:val="en-US" w:eastAsia="zh-CN" w:bidi="ar"/>
+                <w:lang w:val="en-US" w:eastAsia="zh-CN"/>
               </w:rPr>
               <w:t>185毫秒</w:t>
             </w:r>
@@ -5141,10 +5073,10 @@
               <w:suppressLineNumbers w:val="0"/>
               <w:snapToGrid w:val="0"/>
               <w:spacing w:line="240" w:lineRule="auto"/>
-              <w:ind w:left="0" w:leftChars="0" w:right="0" w:rightChars="0" w:firstLine="0" w:firstLineChars="0"/>
+              <w:ind w:left="0" w:right="0" w:firstLine="0" w:leftChars="0" w:rightChars="0" w:firstLineChars="0"/>
               <w:jc w:val="center"/>
               <w:rPr>
-                <w:rFonts w:hint="default" w:ascii="Segoe UI" w:hAnsi="Segoe UI" w:eastAsia="Segoe UI" w:cs="Segoe UI"/>
+                <w:rFonts w:ascii="Segoe UI" w:eastAsia="Segoe UI" w:hAnsi="Segoe UI" w:cs="Segoe UI" w:hint="default"/>
                 <w:b/>
                 <w:i w:val="0"/>
                 <w:iCs w:val="0"/>
@@ -5157,7 +5089,7 @@
             </w:pPr>
             <w:r>
               <w:rPr>
-                <w:rFonts w:hint="default" w:ascii="Segoe UI" w:hAnsi="Segoe UI" w:eastAsia="Segoe UI" w:cs="Segoe UI"/>
+                <w:rFonts w:ascii="Segoe UI" w:eastAsia="Segoe UI" w:hAnsi="Segoe UI" w:cs="Segoe UI" w:hint="default"/>
                 <w:b/>
                 <w:i w:val="0"/>
                 <w:iCs w:val="0"/>
@@ -5168,7 +5100,7 @@
                 <w:kern w:val="0"/>
                 <w:sz w:val="18"/>
                 <w:szCs w:val="18"/>
-                <w:lang w:val="en-US" w:eastAsia="zh-CN" w:bidi="ar"/>
+                <w:lang w:val="en-US" w:eastAsia="zh-CN"/>
               </w:rPr>
               <w:t>↓ 较上月优化5%</w:t>
             </w:r>
@@ -5177,14 +5109,8 @@
       </w:tr>
       <w:tr>
         <w:tblPrEx>
-          <w:tblBorders>
-            <w:top w:val="single" w:color="auto" w:sz="4" w:space="0"/>
-            <w:left w:val="single" w:color="auto" w:sz="4" w:space="0"/>
-            <w:bottom w:val="single" w:color="auto" w:sz="4" w:space="0"/>
-            <w:right w:val="single" w:color="auto" w:sz="4" w:space="0"/>
-            <w:insideH w:val="single" w:color="auto" w:sz="4" w:space="0"/>
-            <w:insideV w:val="single" w:color="auto" w:sz="4" w:space="0"/>
-          </w:tblBorders>
+          <w:tblW w:w="8505" w:type="dxa"/>
+          <w:jc w:val="center"/>
           <w:shd w:val="clear" w:color="auto" w:fill="auto"/>
           <w:tblCellMar>
             <w:top w:w="15" w:type="dxa"/>
@@ -5194,7 +5120,7 @@
           </w:tblCellMar>
         </w:tblPrEx>
         <w:trPr>
-          <w:trHeight w:val="0" w:hRule="atLeast"/>
+          <w:trHeight w:val="0"/>
           <w:jc w:val="center"/>
         </w:trPr>
         <w:tc>
@@ -5218,10 +5144,10 @@
               <w:suppressLineNumbers w:val="0"/>
               <w:snapToGrid w:val="0"/>
               <w:spacing w:line="240" w:lineRule="auto"/>
-              <w:ind w:left="0" w:leftChars="0" w:right="0" w:rightChars="0" w:firstLine="0" w:firstLineChars="0"/>
+              <w:ind w:left="0" w:right="0" w:firstLine="0" w:leftChars="0" w:rightChars="0" w:firstLineChars="0"/>
               <w:jc w:val="center"/>
               <w:rPr>
-                <w:rFonts w:hint="default" w:ascii="Segoe UI" w:hAnsi="Segoe UI" w:eastAsia="Segoe UI" w:cs="Segoe UI"/>
+                <w:rFonts w:ascii="Segoe UI" w:eastAsia="Segoe UI" w:hAnsi="Segoe UI" w:cs="Segoe UI" w:hint="default"/>
                 <w:i w:val="0"/>
                 <w:iCs w:val="0"/>
                 <w:caps w:val="0"/>
@@ -5233,8 +5159,8 @@
             </w:pPr>
             <w:r>
               <w:rPr>
-                <w:rStyle w:val="23"/>
-                <w:rFonts w:hint="default" w:ascii="Segoe UI" w:hAnsi="Segoe UI" w:eastAsia="Segoe UI" w:cs="Segoe UI"/>
+                <w:rStyle w:val="Strong"/>
+                <w:rFonts w:ascii="Segoe UI" w:eastAsia="Segoe UI" w:hAnsi="Segoe UI" w:cs="Segoe UI" w:hint="default"/>
                 <w:b/>
                 <w:bCs/>
                 <w:i w:val="0"/>
@@ -5246,7 +5172,7 @@
                 <w:kern w:val="0"/>
                 <w:sz w:val="18"/>
                 <w:szCs w:val="18"/>
-                <w:lang w:val="en-US" w:eastAsia="zh-CN" w:bidi="ar"/>
+                <w:lang w:val="en-US" w:eastAsia="zh-CN"/>
               </w:rPr>
               <w:t>业务连续性</w:t>
             </w:r>
@@ -5272,10 +5198,10 @@
               <w:suppressLineNumbers w:val="0"/>
               <w:snapToGrid w:val="0"/>
               <w:spacing w:line="240" w:lineRule="auto"/>
-              <w:ind w:left="0" w:leftChars="0" w:right="0" w:rightChars="0" w:firstLine="0" w:firstLineChars="0"/>
+              <w:ind w:left="0" w:right="0" w:firstLine="0" w:leftChars="0" w:rightChars="0" w:firstLineChars="0"/>
               <w:jc w:val="center"/>
               <w:rPr>
-                <w:rFonts w:hint="default" w:ascii="Segoe UI" w:hAnsi="Segoe UI" w:eastAsia="Segoe UI" w:cs="Segoe UI"/>
+                <w:rFonts w:ascii="Segoe UI" w:eastAsia="Segoe UI" w:hAnsi="Segoe UI" w:cs="Segoe UI" w:hint="default"/>
                 <w:i w:val="0"/>
                 <w:iCs w:val="0"/>
                 <w:caps w:val="0"/>
@@ -5287,7 +5213,7 @@
             </w:pPr>
             <w:r>
               <w:rPr>
-                <w:rFonts w:hint="default" w:ascii="Segoe UI" w:hAnsi="Segoe UI" w:eastAsia="Segoe UI" w:cs="Segoe UI"/>
+                <w:rFonts w:ascii="Segoe UI" w:eastAsia="Segoe UI" w:hAnsi="Segoe UI" w:cs="Segoe UI" w:hint="default"/>
                 <w:i w:val="0"/>
                 <w:iCs w:val="0"/>
                 <w:caps w:val="0"/>
@@ -5297,7 +5223,7 @@
                 <w:kern w:val="0"/>
                 <w:sz w:val="18"/>
                 <w:szCs w:val="18"/>
-                <w:lang w:val="en-US" w:eastAsia="zh-CN" w:bidi="ar"/>
+                <w:lang w:val="en-US" w:eastAsia="zh-CN"/>
               </w:rPr>
               <w:t>备份任务成功率</w:t>
             </w:r>
@@ -5323,10 +5249,10 @@
               <w:suppressLineNumbers w:val="0"/>
               <w:snapToGrid w:val="0"/>
               <w:spacing w:line="240" w:lineRule="auto"/>
-              <w:ind w:left="0" w:leftChars="0" w:right="0" w:rightChars="0" w:firstLine="0" w:firstLineChars="0"/>
+              <w:ind w:left="0" w:right="0" w:firstLine="0" w:leftChars="0" w:rightChars="0" w:firstLineChars="0"/>
               <w:jc w:val="center"/>
               <w:rPr>
-                <w:rFonts w:hint="default" w:ascii="Segoe UI" w:hAnsi="Segoe UI" w:eastAsia="Segoe UI" w:cs="Segoe UI"/>
+                <w:rFonts w:ascii="Segoe UI" w:eastAsia="Segoe UI" w:hAnsi="Segoe UI" w:cs="Segoe UI" w:hint="default"/>
                 <w:i w:val="0"/>
                 <w:iCs w:val="0"/>
                 <w:caps w:val="0"/>
@@ -5338,7 +5264,7 @@
             </w:pPr>
             <w:r>
               <w:rPr>
-                <w:rFonts w:hint="default" w:ascii="Segoe UI" w:hAnsi="Segoe UI" w:eastAsia="Segoe UI" w:cs="Segoe UI"/>
+                <w:rFonts w:ascii="Segoe UI" w:eastAsia="Segoe UI" w:hAnsi="Segoe UI" w:cs="Segoe UI" w:hint="default"/>
                 <w:i w:val="0"/>
                 <w:iCs w:val="0"/>
                 <w:caps w:val="0"/>
@@ -5348,7 +5274,7 @@
                 <w:kern w:val="0"/>
                 <w:sz w:val="18"/>
                 <w:szCs w:val="18"/>
-                <w:lang w:val="en-US" w:eastAsia="zh-CN" w:bidi="ar"/>
+                <w:lang w:val="en-US" w:eastAsia="zh-CN"/>
               </w:rPr>
               <w:t>✅ 正常</w:t>
             </w:r>
@@ -5374,10 +5300,10 @@
               <w:suppressLineNumbers w:val="0"/>
               <w:snapToGrid w:val="0"/>
               <w:spacing w:line="240" w:lineRule="auto"/>
-              <w:ind w:left="0" w:leftChars="0" w:right="0" w:rightChars="0" w:firstLine="0" w:firstLineChars="0"/>
+              <w:ind w:left="0" w:right="0" w:firstLine="0" w:leftChars="0" w:rightChars="0" w:firstLineChars="0"/>
               <w:jc w:val="center"/>
               <w:rPr>
-                <w:rFonts w:hint="default" w:ascii="Segoe UI" w:hAnsi="Segoe UI" w:eastAsia="Segoe UI" w:cs="Segoe UI"/>
+                <w:rFonts w:ascii="Segoe UI" w:eastAsia="Segoe UI" w:hAnsi="Segoe UI" w:cs="Segoe UI" w:hint="default"/>
                 <w:i w:val="0"/>
                 <w:iCs w:val="0"/>
                 <w:caps w:val="0"/>
@@ -5389,7 +5315,7 @@
             </w:pPr>
             <w:r>
               <w:rPr>
-                <w:rFonts w:hint="default" w:ascii="Segoe UI" w:hAnsi="Segoe UI" w:eastAsia="Segoe UI" w:cs="Segoe UI"/>
+                <w:rFonts w:ascii="Segoe UI" w:eastAsia="Segoe UI" w:hAnsi="Segoe UI" w:cs="Segoe UI" w:hint="default"/>
                 <w:i w:val="0"/>
                 <w:iCs w:val="0"/>
                 <w:caps w:val="0"/>
@@ -5399,7 +5325,7 @@
                 <w:kern w:val="0"/>
                 <w:sz w:val="18"/>
                 <w:szCs w:val="18"/>
-                <w:lang w:val="en-US" w:eastAsia="zh-CN" w:bidi="ar"/>
+                <w:lang w:val="en-US" w:eastAsia="zh-CN"/>
               </w:rPr>
               <w:t>100%</w:t>
             </w:r>
@@ -5425,10 +5351,10 @@
               <w:suppressLineNumbers w:val="0"/>
               <w:snapToGrid w:val="0"/>
               <w:spacing w:line="240" w:lineRule="auto"/>
-              <w:ind w:left="0" w:leftChars="0" w:right="0" w:rightChars="0" w:firstLine="0" w:firstLineChars="0"/>
+              <w:ind w:left="0" w:right="0" w:firstLine="0" w:leftChars="0" w:rightChars="0" w:firstLineChars="0"/>
               <w:jc w:val="center"/>
               <w:rPr>
-                <w:rFonts w:hint="default" w:ascii="Segoe UI" w:hAnsi="Segoe UI" w:eastAsia="Segoe UI" w:cs="Segoe UI"/>
+                <w:rFonts w:ascii="Segoe UI" w:eastAsia="Segoe UI" w:hAnsi="Segoe UI" w:cs="Segoe UI" w:hint="default"/>
                 <w:i w:val="0"/>
                 <w:iCs w:val="0"/>
                 <w:caps w:val="0"/>
@@ -5440,7 +5366,7 @@
             </w:pPr>
             <w:r>
               <w:rPr>
-                <w:rFonts w:hint="default" w:ascii="Segoe UI" w:hAnsi="Segoe UI" w:eastAsia="Segoe UI" w:cs="Segoe UI"/>
+                <w:rFonts w:ascii="Segoe UI" w:eastAsia="Segoe UI" w:hAnsi="Segoe UI" w:cs="Segoe UI" w:hint="default"/>
                 <w:i w:val="0"/>
                 <w:iCs w:val="0"/>
                 <w:caps w:val="0"/>
@@ -5450,7 +5376,7 @@
                 <w:kern w:val="0"/>
                 <w:sz w:val="18"/>
                 <w:szCs w:val="18"/>
-                <w:lang w:val="en-US" w:eastAsia="zh-CN" w:bidi="ar"/>
+                <w:lang w:val="en-US" w:eastAsia="zh-CN"/>
               </w:rPr>
               <w:t>→ 保持稳定</w:t>
             </w:r>
@@ -5459,14 +5385,8 @@
       </w:tr>
       <w:tr>
         <w:tblPrEx>
-          <w:tblBorders>
-            <w:top w:val="single" w:color="auto" w:sz="4" w:space="0"/>
-            <w:left w:val="single" w:color="auto" w:sz="4" w:space="0"/>
-            <w:bottom w:val="single" w:color="auto" w:sz="4" w:space="0"/>
-            <w:right w:val="single" w:color="auto" w:sz="4" w:space="0"/>
-            <w:insideH w:val="single" w:color="auto" w:sz="4" w:space="0"/>
-            <w:insideV w:val="single" w:color="auto" w:sz="4" w:space="0"/>
-          </w:tblBorders>
+          <w:tblW w:w="8505" w:type="dxa"/>
+          <w:jc w:val="center"/>
           <w:shd w:val="clear" w:color="auto" w:fill="auto"/>
           <w:tblCellMar>
             <w:top w:w="15" w:type="dxa"/>
@@ -5476,13 +5396,13 @@
           </w:tblCellMar>
         </w:tblPrEx>
         <w:trPr>
-          <w:trHeight w:val="0" w:hRule="atLeast"/>
+          <w:trHeight w:val="0"/>
           <w:jc w:val="center"/>
         </w:trPr>
         <w:tc>
           <w:tcPr>
             <w:tcW w:w="1113" w:type="dxa"/>
-            <w:vMerge w:val="continue"/>
+            <w:vMerge/>
             <w:shd w:val="clear" w:color="auto" w:fill="auto"/>
             <w:tcMar>
               <w:top w:w="120" w:type="dxa"/>
@@ -5495,10 +5415,10 @@
           <w:p>
             <w:pPr>
               <w:snapToGrid w:val="0"/>
-              <w:ind w:left="0" w:leftChars="0" w:right="0" w:rightChars="0" w:firstLine="0" w:firstLineChars="0"/>
+              <w:ind w:left="0" w:right="0" w:firstLine="0" w:leftChars="0" w:rightChars="0" w:firstLineChars="0"/>
               <w:jc w:val="center"/>
               <w:rPr>
-                <w:rFonts w:hint="default" w:ascii="Segoe UI" w:hAnsi="Segoe UI" w:eastAsia="Segoe UI" w:cs="Segoe UI"/>
+                <w:rFonts w:ascii="Segoe UI" w:eastAsia="Segoe UI" w:hAnsi="Segoe UI" w:cs="Segoe UI" w:hint="default"/>
                 <w:i w:val="0"/>
                 <w:iCs w:val="0"/>
                 <w:caps w:val="0"/>
@@ -5530,10 +5450,10 @@
               <w:suppressLineNumbers w:val="0"/>
               <w:snapToGrid w:val="0"/>
               <w:spacing w:line="240" w:lineRule="auto"/>
-              <w:ind w:left="0" w:leftChars="0" w:right="0" w:rightChars="0" w:firstLine="0" w:firstLineChars="0"/>
+              <w:ind w:left="0" w:right="0" w:firstLine="0" w:leftChars="0" w:rightChars="0" w:firstLineChars="0"/>
               <w:jc w:val="center"/>
               <w:rPr>
-                <w:rFonts w:hint="default" w:ascii="Segoe UI" w:hAnsi="Segoe UI" w:eastAsia="Segoe UI" w:cs="Segoe UI"/>
+                <w:rFonts w:ascii="Segoe UI" w:eastAsia="Segoe UI" w:hAnsi="Segoe UI" w:cs="Segoe UI" w:hint="default"/>
                 <w:i w:val="0"/>
                 <w:iCs w:val="0"/>
                 <w:caps w:val="0"/>
@@ -5545,7 +5465,7 @@
             </w:pPr>
             <w:r>
               <w:rPr>
-                <w:rFonts w:hint="default" w:ascii="Segoe UI" w:hAnsi="Segoe UI" w:eastAsia="Segoe UI" w:cs="Segoe UI"/>
+                <w:rFonts w:ascii="Segoe UI" w:eastAsia="Segoe UI" w:hAnsi="Segoe UI" w:cs="Segoe UI" w:hint="default"/>
                 <w:i w:val="0"/>
                 <w:iCs w:val="0"/>
                 <w:caps w:val="0"/>
@@ -5555,7 +5475,7 @@
                 <w:kern w:val="0"/>
                 <w:sz w:val="18"/>
                 <w:szCs w:val="18"/>
-                <w:lang w:val="en-US" w:eastAsia="zh-CN" w:bidi="ar"/>
+                <w:lang w:val="en-US" w:eastAsia="zh-CN"/>
               </w:rPr>
               <w:t>灾备系统同步状态</w:t>
             </w:r>
@@ -5581,10 +5501,10 @@
               <w:suppressLineNumbers w:val="0"/>
               <w:snapToGrid w:val="0"/>
               <w:spacing w:line="240" w:lineRule="auto"/>
-              <w:ind w:left="0" w:leftChars="0" w:right="0" w:rightChars="0" w:firstLine="0" w:firstLineChars="0"/>
+              <w:ind w:left="0" w:right="0" w:firstLine="0" w:leftChars="0" w:rightChars="0" w:firstLineChars="0"/>
               <w:jc w:val="center"/>
               <w:rPr>
-                <w:rFonts w:hint="default" w:ascii="Segoe UI" w:hAnsi="Segoe UI" w:eastAsia="Segoe UI" w:cs="Segoe UI"/>
+                <w:rFonts w:ascii="Segoe UI" w:eastAsia="Segoe UI" w:hAnsi="Segoe UI" w:cs="Segoe UI" w:hint="default"/>
                 <w:i w:val="0"/>
                 <w:iCs w:val="0"/>
                 <w:caps w:val="0"/>
@@ -5596,7 +5516,7 @@
             </w:pPr>
             <w:r>
               <w:rPr>
-                <w:rFonts w:hint="default" w:ascii="Segoe UI" w:hAnsi="Segoe UI" w:eastAsia="Segoe UI" w:cs="Segoe UI"/>
+                <w:rFonts w:ascii="Segoe UI" w:eastAsia="Segoe UI" w:hAnsi="Segoe UI" w:cs="Segoe UI" w:hint="default"/>
                 <w:i w:val="0"/>
                 <w:iCs w:val="0"/>
                 <w:caps w:val="0"/>
@@ -5606,7 +5526,7 @@
                 <w:kern w:val="0"/>
                 <w:sz w:val="18"/>
                 <w:szCs w:val="18"/>
-                <w:lang w:val="en-US" w:eastAsia="zh-CN" w:bidi="ar"/>
+                <w:lang w:val="en-US" w:eastAsia="zh-CN"/>
               </w:rPr>
               <w:t>✅ 正常</w:t>
             </w:r>
@@ -5632,10 +5552,10 @@
               <w:suppressLineNumbers w:val="0"/>
               <w:snapToGrid w:val="0"/>
               <w:spacing w:line="240" w:lineRule="auto"/>
-              <w:ind w:left="0" w:leftChars="0" w:right="0" w:rightChars="0" w:firstLine="0" w:firstLineChars="0"/>
+              <w:ind w:left="0" w:right="0" w:firstLine="0" w:leftChars="0" w:rightChars="0" w:firstLineChars="0"/>
               <w:jc w:val="center"/>
               <w:rPr>
-                <w:rFonts w:hint="default" w:ascii="Segoe UI" w:hAnsi="Segoe UI" w:eastAsia="Segoe UI" w:cs="Segoe UI"/>
+                <w:rFonts w:ascii="Segoe UI" w:eastAsia="Segoe UI" w:hAnsi="Segoe UI" w:cs="Segoe UI" w:hint="default"/>
                 <w:i w:val="0"/>
                 <w:iCs w:val="0"/>
                 <w:caps w:val="0"/>
@@ -5647,7 +5567,7 @@
             </w:pPr>
             <w:r>
               <w:rPr>
-                <w:rFonts w:hint="default" w:ascii="Segoe UI" w:hAnsi="Segoe UI" w:eastAsia="Segoe UI" w:cs="Segoe UI"/>
+                <w:rFonts w:ascii="Segoe UI" w:eastAsia="Segoe UI" w:hAnsi="Segoe UI" w:cs="Segoe UI" w:hint="default"/>
                 <w:i w:val="0"/>
                 <w:iCs w:val="0"/>
                 <w:caps w:val="0"/>
@@ -5657,7 +5577,7 @@
                 <w:kern w:val="0"/>
                 <w:sz w:val="18"/>
                 <w:szCs w:val="18"/>
-                <w:lang w:val="en-US" w:eastAsia="zh-CN" w:bidi="ar"/>
+                <w:lang w:val="en-US" w:eastAsia="zh-CN"/>
               </w:rPr>
               <w:t>同步正常，延迟&lt;30秒</w:t>
             </w:r>
@@ -5683,10 +5603,10 @@
               <w:suppressLineNumbers w:val="0"/>
               <w:snapToGrid w:val="0"/>
               <w:spacing w:line="240" w:lineRule="auto"/>
-              <w:ind w:left="0" w:leftChars="0" w:right="0" w:rightChars="0" w:firstLine="0" w:firstLineChars="0"/>
+              <w:ind w:left="0" w:right="0" w:firstLine="0" w:leftChars="0" w:rightChars="0" w:firstLineChars="0"/>
               <w:jc w:val="center"/>
               <w:rPr>
-                <w:rFonts w:hint="default" w:ascii="Segoe UI" w:hAnsi="Segoe UI" w:eastAsia="Segoe UI" w:cs="Segoe UI"/>
+                <w:rFonts w:ascii="Segoe UI" w:eastAsia="Segoe UI" w:hAnsi="Segoe UI" w:cs="Segoe UI" w:hint="default"/>
                 <w:i w:val="0"/>
                 <w:iCs w:val="0"/>
                 <w:caps w:val="0"/>
@@ -5698,7 +5618,7 @@
             </w:pPr>
             <w:r>
               <w:rPr>
-                <w:rFonts w:hint="default" w:ascii="Segoe UI" w:hAnsi="Segoe UI" w:eastAsia="Segoe UI" w:cs="Segoe UI"/>
+                <w:rFonts w:ascii="Segoe UI" w:eastAsia="Segoe UI" w:hAnsi="Segoe UI" w:cs="Segoe UI" w:hint="default"/>
                 <w:i w:val="0"/>
                 <w:iCs w:val="0"/>
                 <w:caps w:val="0"/>
@@ -5708,7 +5628,7 @@
                 <w:kern w:val="0"/>
                 <w:sz w:val="18"/>
                 <w:szCs w:val="18"/>
-                <w:lang w:val="en-US" w:eastAsia="zh-CN" w:bidi="ar"/>
+                <w:lang w:val="en-US" w:eastAsia="zh-CN"/>
               </w:rPr>
               <w:t>→ 保持稳定</w:t>
             </w:r>
@@ -5718,7 +5638,7 @@
     </w:tbl>
     <w:p>
       <w:pPr>
-        <w:pStyle w:val="29"/>
+        <w:pStyle w:val="a1"/>
         <w:bidi w:val="0"/>
         <w:rPr>
           <w:rFonts w:hint="default"/>
@@ -5731,14 +5651,14 @@
     </w:p>
     <w:p>
       <w:pPr>
-        <w:pStyle w:val="28"/>
+        <w:pStyle w:val="1"/>
         <w:bidi w:val="0"/>
         <w:rPr>
           <w:rFonts w:hint="default"/>
           <w:lang w:val="en-US" w:eastAsia="zh-CN"/>
         </w:rPr>
       </w:pPr>
-      <w:bookmarkStart w:id="4" w:name="_Toc5497"/>
+      <w:bookmarkStart w:id="5" w:name="_Toc5497"/>
       <w:r>
         <w:rPr>
           <w:rFonts w:hint="default"/>
@@ -5746,18 +5666,18 @@
         </w:rPr>
         <w:t>核心业务模块专项检查</w:t>
       </w:r>
-      <w:bookmarkEnd w:id="4"/>
+      <w:bookmarkEnd w:id="5"/>
     </w:p>
     <w:p>
       <w:pPr>
-        <w:pStyle w:val="30"/>
+        <w:pStyle w:val="2"/>
         <w:bidi w:val="0"/>
         <w:rPr>
           <w:rFonts w:hint="default"/>
           <w:lang w:val="en-US" w:eastAsia="zh-CN"/>
         </w:rPr>
       </w:pPr>
-      <w:bookmarkStart w:id="5" w:name="_Toc5200"/>
+      <w:bookmarkStart w:id="6" w:name="_Toc5200"/>
       <w:r>
         <w:rPr>
           <w:rFonts w:hint="default"/>
@@ -5765,11 +5685,11 @@
         </w:rPr>
         <w:t>项目管理模块</w:t>
       </w:r>
-      <w:bookmarkEnd w:id="5"/>
+      <w:bookmarkEnd w:id="6"/>
     </w:p>
     <w:p>
       <w:pPr>
-        <w:pStyle w:val="29"/>
+        <w:pStyle w:val="a1"/>
         <w:bidi w:val="0"/>
         <w:rPr>
           <w:rFonts w:hint="default"/>
@@ -5786,7 +5706,7 @@
     </w:p>
     <w:p>
       <w:pPr>
-        <w:pStyle w:val="29"/>
+        <w:pStyle w:val="a1"/>
         <w:bidi w:val="0"/>
         <w:rPr>
           <w:rFonts w:hint="default"/>
@@ -5803,7 +5723,7 @@
     </w:p>
     <w:p>
       <w:pPr>
-        <w:pStyle w:val="29"/>
+        <w:pStyle w:val="a1"/>
         <w:bidi w:val="0"/>
         <w:rPr>
           <w:rFonts w:hint="default"/>
@@ -5820,14 +5740,14 @@
     </w:p>
     <w:p>
       <w:pPr>
-        <w:pStyle w:val="30"/>
+        <w:pStyle w:val="2"/>
         <w:bidi w:val="0"/>
         <w:rPr>
           <w:rFonts w:hint="default"/>
           <w:lang w:val="en-US" w:eastAsia="zh-CN"/>
         </w:rPr>
       </w:pPr>
-      <w:bookmarkStart w:id="6" w:name="_Toc643"/>
+      <w:bookmarkStart w:id="7" w:name="_Toc643"/>
       <w:r>
         <w:rPr>
           <w:rFonts w:hint="default"/>
@@ -5835,11 +5755,11 @@
         </w:rPr>
         <w:t>财务核算模块</w:t>
       </w:r>
-      <w:bookmarkEnd w:id="6"/>
+      <w:bookmarkEnd w:id="7"/>
     </w:p>
     <w:p>
       <w:pPr>
-        <w:pStyle w:val="29"/>
+        <w:pStyle w:val="a1"/>
         <w:bidi w:val="0"/>
         <w:rPr>
           <w:rFonts w:hint="default"/>
@@ -5856,7 +5776,7 @@
     </w:p>
     <w:p>
       <w:pPr>
-        <w:pStyle w:val="29"/>
+        <w:pStyle w:val="a1"/>
         <w:bidi w:val="0"/>
         <w:rPr>
           <w:rFonts w:hint="default"/>
@@ -5873,7 +5793,7 @@
     </w:p>
     <w:p>
       <w:pPr>
-        <w:pStyle w:val="29"/>
+        <w:pStyle w:val="a1"/>
         <w:bidi w:val="0"/>
         <w:rPr>
           <w:rFonts w:hint="default"/>
@@ -5890,14 +5810,14 @@
     </w:p>
     <w:p>
       <w:pPr>
-        <w:pStyle w:val="30"/>
+        <w:pStyle w:val="2"/>
         <w:bidi w:val="0"/>
         <w:rPr>
           <w:rFonts w:hint="default"/>
           <w:lang w:val="en-US" w:eastAsia="zh-CN"/>
         </w:rPr>
       </w:pPr>
-      <w:bookmarkStart w:id="7" w:name="_Toc26482"/>
+      <w:bookmarkStart w:id="8" w:name="_Toc26482"/>
       <w:r>
         <w:rPr>
           <w:rFonts w:hint="default"/>
@@ -5905,11 +5825,11 @@
         </w:rPr>
         <w:t>系统集成接口</w:t>
       </w:r>
-      <w:bookmarkEnd w:id="7"/>
+      <w:bookmarkEnd w:id="8"/>
     </w:p>
     <w:p>
       <w:pPr>
-        <w:pStyle w:val="29"/>
+        <w:pStyle w:val="a1"/>
         <w:bidi w:val="0"/>
         <w:rPr>
           <w:rFonts w:hint="default"/>
@@ -5926,7 +5846,7 @@
     </w:p>
     <w:p>
       <w:pPr>
-        <w:pStyle w:val="29"/>
+        <w:pStyle w:val="a1"/>
         <w:bidi w:val="0"/>
         <w:rPr>
           <w:rFonts w:hint="default"/>
@@ -5943,7 +5863,7 @@
     </w:p>
     <w:p>
       <w:pPr>
-        <w:pStyle w:val="29"/>
+        <w:pStyle w:val="a1"/>
         <w:bidi w:val="0"/>
         <w:rPr>
           <w:rFonts w:hint="default"/>
@@ -5960,14 +5880,14 @@
     </w:p>
     <w:p>
       <w:pPr>
-        <w:pStyle w:val="28"/>
+        <w:pStyle w:val="1"/>
         <w:bidi w:val="0"/>
         <w:rPr>
           <w:rFonts w:hint="default"/>
           <w:lang w:val="en-US" w:eastAsia="zh-CN"/>
         </w:rPr>
       </w:pPr>
-      <w:bookmarkStart w:id="8" w:name="_Toc6911"/>
+      <w:bookmarkStart w:id="9" w:name="_Toc6911"/>
       <w:r>
         <w:rPr>
           <w:rFonts w:hint="default"/>
@@ -5975,23 +5895,22 @@
         </w:rPr>
         <w:t>安全与合规性检查</w:t>
       </w:r>
-      <w:bookmarkEnd w:id="8"/>
+      <w:bookmarkEnd w:id="9"/>
     </w:p>
     <w:tbl>
       <w:tblPr>
-        <w:tblStyle w:val="20"/>
+        <w:tblStyle w:val="TableNormal"/>
         <w:tblW w:w="9024" w:type="dxa"/>
         <w:tblInd w:w="0" w:type="dxa"/>
         <w:tblBorders>
-          <w:top w:val="single" w:color="auto" w:sz="4" w:space="0"/>
-          <w:left w:val="single" w:color="auto" w:sz="4" w:space="0"/>
-          <w:bottom w:val="single" w:color="auto" w:sz="4" w:space="0"/>
-          <w:right w:val="single" w:color="auto" w:sz="4" w:space="0"/>
-          <w:insideH w:val="single" w:color="auto" w:sz="4" w:space="0"/>
-          <w:insideV w:val="single" w:color="auto" w:sz="4" w:space="0"/>
+          <w:top w:val="single" w:sz="4" w:space="0" w:color="auto"/>
+          <w:left w:val="single" w:sz="4" w:space="0" w:color="auto"/>
+          <w:bottom w:val="single" w:sz="4" w:space="0" w:color="auto"/>
+          <w:right w:val="single" w:sz="4" w:space="0" w:color="auto"/>
+          <w:insideH w:val="single" w:sz="4" w:space="0" w:color="auto"/>
+          <w:insideV w:val="single" w:sz="4" w:space="0" w:color="auto"/>
         </w:tblBorders>
         <w:shd w:val="clear" w:color="auto" w:fill="auto"/>
-        <w:tblLayout w:type="autofit"/>
         <w:tblCellMar>
           <w:top w:w="15" w:type="dxa"/>
           <w:left w:w="15" w:type="dxa"/>
@@ -6006,13 +5925,15 @@
       </w:tblGrid>
       <w:tr>
         <w:tblPrEx>
+          <w:tblW w:w="9024" w:type="dxa"/>
+          <w:tblInd w:w="0" w:type="dxa"/>
           <w:tblBorders>
-            <w:top w:val="single" w:color="auto" w:sz="4" w:space="0"/>
-            <w:left w:val="single" w:color="auto" w:sz="4" w:space="0"/>
-            <w:bottom w:val="single" w:color="auto" w:sz="4" w:space="0"/>
-            <w:right w:val="single" w:color="auto" w:sz="4" w:space="0"/>
-            <w:insideH w:val="single" w:color="auto" w:sz="4" w:space="0"/>
-            <w:insideV w:val="single" w:color="auto" w:sz="4" w:space="0"/>
+            <w:top w:val="single" w:sz="4" w:space="0" w:color="auto"/>
+            <w:left w:val="single" w:sz="4" w:space="0" w:color="auto"/>
+            <w:bottom w:val="single" w:sz="4" w:space="0" w:color="auto"/>
+            <w:right w:val="single" w:sz="4" w:space="0" w:color="auto"/>
+            <w:insideH w:val="single" w:sz="4" w:space="0" w:color="auto"/>
+            <w:insideV w:val="single" w:sz="4" w:space="0" w:color="auto"/>
           </w:tblBorders>
           <w:shd w:val="clear" w:color="auto" w:fill="auto"/>
           <w:tblCellMar>
@@ -6046,7 +5967,7 @@
               <w:spacing w:line="300" w:lineRule="atLeast"/>
               <w:jc w:val="left"/>
               <w:rPr>
-                <w:rFonts w:ascii="Segoe UI" w:hAnsi="Segoe UI" w:eastAsia="Segoe UI" w:cs="Segoe UI"/>
+                <w:rFonts w:ascii="Segoe UI" w:eastAsia="Segoe UI" w:hAnsi="Segoe UI" w:cs="Segoe UI"/>
                 <w:i w:val="0"/>
                 <w:iCs w:val="0"/>
                 <w:caps w:val="0"/>
@@ -6058,8 +5979,8 @@
             </w:pPr>
             <w:r>
               <w:rPr>
-                <w:rStyle w:val="23"/>
-                <w:rFonts w:hint="default" w:ascii="Segoe UI" w:hAnsi="Segoe UI" w:eastAsia="Segoe UI" w:cs="Segoe UI"/>
+                <w:rStyle w:val="Strong"/>
+                <w:rFonts w:ascii="Segoe UI" w:eastAsia="Segoe UI" w:hAnsi="Segoe UI" w:cs="Segoe UI" w:hint="default"/>
                 <w:b/>
                 <w:bCs/>
                 <w:i w:val="0"/>
@@ -6071,7 +5992,7 @@
                 <w:kern w:val="0"/>
                 <w:sz w:val="18"/>
                 <w:szCs w:val="18"/>
-                <w:lang w:val="en-US" w:eastAsia="zh-CN" w:bidi="ar"/>
+                <w:lang w:val="en-US" w:eastAsia="zh-CN"/>
               </w:rPr>
               <w:t>检查项目</w:t>
             </w:r>
@@ -6098,7 +6019,7 @@
               <w:spacing w:line="300" w:lineRule="atLeast"/>
               <w:jc w:val="left"/>
               <w:rPr>
-                <w:rFonts w:hint="default" w:ascii="Segoe UI" w:hAnsi="Segoe UI" w:eastAsia="Segoe UI" w:cs="Segoe UI"/>
+                <w:rFonts w:ascii="Segoe UI" w:eastAsia="Segoe UI" w:hAnsi="Segoe UI" w:cs="Segoe UI" w:hint="default"/>
                 <w:i w:val="0"/>
                 <w:iCs w:val="0"/>
                 <w:caps w:val="0"/>
@@ -6110,8 +6031,8 @@
             </w:pPr>
             <w:r>
               <w:rPr>
-                <w:rStyle w:val="23"/>
-                <w:rFonts w:hint="default" w:ascii="Segoe UI" w:hAnsi="Segoe UI" w:eastAsia="Segoe UI" w:cs="Segoe UI"/>
+                <w:rStyle w:val="Strong"/>
+                <w:rFonts w:ascii="Segoe UI" w:eastAsia="Segoe UI" w:hAnsi="Segoe UI" w:cs="Segoe UI" w:hint="default"/>
                 <w:b/>
                 <w:bCs/>
                 <w:i w:val="0"/>
@@ -6123,7 +6044,7 @@
                 <w:kern w:val="0"/>
                 <w:sz w:val="18"/>
                 <w:szCs w:val="18"/>
-                <w:lang w:val="en-US" w:eastAsia="zh-CN" w:bidi="ar"/>
+                <w:lang w:val="en-US" w:eastAsia="zh-CN"/>
               </w:rPr>
               <w:t>检查结果</w:t>
             </w:r>
@@ -6150,7 +6071,7 @@
               <w:spacing w:line="300" w:lineRule="atLeast"/>
               <w:jc w:val="left"/>
               <w:rPr>
-                <w:rFonts w:hint="default" w:ascii="Segoe UI" w:hAnsi="Segoe UI" w:eastAsia="Segoe UI" w:cs="Segoe UI"/>
+                <w:rFonts w:ascii="Segoe UI" w:eastAsia="Segoe UI" w:hAnsi="Segoe UI" w:cs="Segoe UI" w:hint="default"/>
                 <w:i w:val="0"/>
                 <w:iCs w:val="0"/>
                 <w:caps w:val="0"/>
@@ -6162,8 +6083,8 @@
             </w:pPr>
             <w:r>
               <w:rPr>
-                <w:rStyle w:val="23"/>
-                <w:rFonts w:hint="default" w:ascii="Segoe UI" w:hAnsi="Segoe UI" w:eastAsia="Segoe UI" w:cs="Segoe UI"/>
+                <w:rStyle w:val="Strong"/>
+                <w:rFonts w:ascii="Segoe UI" w:eastAsia="Segoe UI" w:hAnsi="Segoe UI" w:cs="Segoe UI" w:hint="default"/>
                 <w:b/>
                 <w:bCs/>
                 <w:i w:val="0"/>
@@ -6175,7 +6096,7 @@
                 <w:kern w:val="0"/>
                 <w:sz w:val="18"/>
                 <w:szCs w:val="18"/>
-                <w:lang w:val="en-US" w:eastAsia="zh-CN" w:bidi="ar"/>
+                <w:lang w:val="en-US" w:eastAsia="zh-CN"/>
               </w:rPr>
               <w:t>说明与建议</w:t>
             </w:r>
@@ -6184,14 +6105,9 @@
       </w:tr>
       <w:tr>
         <w:tblPrEx>
-          <w:tblBorders>
-            <w:top w:val="single" w:color="auto" w:sz="4" w:space="0"/>
-            <w:left w:val="single" w:color="auto" w:sz="4" w:space="0"/>
-            <w:bottom w:val="single" w:color="auto" w:sz="4" w:space="0"/>
-            <w:right w:val="single" w:color="auto" w:sz="4" w:space="0"/>
-            <w:insideH w:val="single" w:color="auto" w:sz="4" w:space="0"/>
-            <w:insideV w:val="single" w:color="auto" w:sz="4" w:space="0"/>
-          </w:tblBorders>
+          <w:tblW w:w="9024" w:type="dxa"/>
+          <w:tblInd w:w="0" w:type="dxa"/>
+          <w:shd w:val="clear" w:color="auto" w:fill="auto"/>
           <w:tblCellMar>
             <w:top w:w="15" w:type="dxa"/>
             <w:left w:w="15" w:type="dxa"/>
@@ -6220,7 +6136,7 @@
               <w:spacing w:line="300" w:lineRule="atLeast"/>
               <w:jc w:val="left"/>
               <w:rPr>
-                <w:rFonts w:hint="default" w:ascii="Segoe UI" w:hAnsi="Segoe UI" w:eastAsia="Segoe UI" w:cs="Segoe UI"/>
+                <w:rFonts w:ascii="Segoe UI" w:eastAsia="Segoe UI" w:hAnsi="Segoe UI" w:cs="Segoe UI" w:hint="default"/>
                 <w:i w:val="0"/>
                 <w:iCs w:val="0"/>
                 <w:caps w:val="0"/>
@@ -6232,8 +6148,8 @@
             </w:pPr>
             <w:r>
               <w:rPr>
-                <w:rStyle w:val="23"/>
-                <w:rFonts w:hint="default" w:ascii="Segoe UI" w:hAnsi="Segoe UI" w:eastAsia="Segoe UI" w:cs="Segoe UI"/>
+                <w:rStyle w:val="Strong"/>
+                <w:rFonts w:ascii="Segoe UI" w:eastAsia="Segoe UI" w:hAnsi="Segoe UI" w:cs="Segoe UI" w:hint="default"/>
                 <w:b/>
                 <w:bCs/>
                 <w:i w:val="0"/>
@@ -6245,7 +6161,7 @@
                 <w:kern w:val="0"/>
                 <w:sz w:val="18"/>
                 <w:szCs w:val="18"/>
-                <w:lang w:val="en-US" w:eastAsia="zh-CN" w:bidi="ar"/>
+                <w:lang w:val="en-US" w:eastAsia="zh-CN"/>
               </w:rPr>
               <w:t>用户账号与权限</w:t>
             </w:r>
@@ -6272,7 +6188,7 @@
               <w:spacing w:line="300" w:lineRule="atLeast"/>
               <w:jc w:val="left"/>
               <w:rPr>
-                <w:rFonts w:hint="default" w:ascii="Segoe UI" w:hAnsi="Segoe UI" w:eastAsia="Segoe UI" w:cs="Segoe UI"/>
+                <w:rFonts w:ascii="Segoe UI" w:eastAsia="Segoe UI" w:hAnsi="Segoe UI" w:cs="Segoe UI" w:hint="default"/>
                 <w:i w:val="0"/>
                 <w:iCs w:val="0"/>
                 <w:caps w:val="0"/>
@@ -6284,7 +6200,7 @@
             </w:pPr>
             <w:r>
               <w:rPr>
-                <w:rFonts w:hint="default" w:ascii="Segoe UI" w:hAnsi="Segoe UI" w:eastAsia="Segoe UI" w:cs="Segoe UI"/>
+                <w:rFonts w:ascii="Segoe UI" w:eastAsia="Segoe UI" w:hAnsi="Segoe UI" w:cs="Segoe UI" w:hint="default"/>
                 <w:i w:val="0"/>
                 <w:iCs w:val="0"/>
                 <w:caps w:val="0"/>
@@ -6294,7 +6210,7 @@
                 <w:kern w:val="0"/>
                 <w:sz w:val="18"/>
                 <w:szCs w:val="18"/>
-                <w:lang w:val="en-US" w:eastAsia="zh-CN" w:bidi="ar"/>
+                <w:lang w:val="en-US" w:eastAsia="zh-CN"/>
               </w:rPr>
               <w:t>✅ 合规</w:t>
             </w:r>
@@ -6321,7 +6237,7 @@
               <w:spacing w:line="300" w:lineRule="atLeast"/>
               <w:jc w:val="left"/>
               <w:rPr>
-                <w:rFonts w:hint="default" w:ascii="Segoe UI" w:hAnsi="Segoe UI" w:eastAsia="Segoe UI" w:cs="Segoe UI"/>
+                <w:rFonts w:ascii="Segoe UI" w:eastAsia="Segoe UI" w:hAnsi="Segoe UI" w:cs="Segoe UI" w:hint="default"/>
                 <w:i w:val="0"/>
                 <w:iCs w:val="0"/>
                 <w:caps w:val="0"/>
@@ -6333,7 +6249,7 @@
             </w:pPr>
             <w:r>
               <w:rPr>
-                <w:rFonts w:hint="default" w:ascii="Segoe UI" w:hAnsi="Segoe UI" w:eastAsia="Segoe UI" w:cs="Segoe UI"/>
+                <w:rFonts w:ascii="Segoe UI" w:eastAsia="Segoe UI" w:hAnsi="Segoe UI" w:cs="Segoe UI" w:hint="default"/>
                 <w:i w:val="0"/>
                 <w:iCs w:val="0"/>
                 <w:caps w:val="0"/>
@@ -6343,7 +6259,7 @@
                 <w:kern w:val="0"/>
                 <w:sz w:val="18"/>
                 <w:szCs w:val="18"/>
-                <w:lang w:val="en-US" w:eastAsia="zh-CN" w:bidi="ar"/>
+                <w:lang w:val="en-US" w:eastAsia="zh-CN"/>
               </w:rPr>
               <w:t>巡检期间未发现异常账号、闲置账号或权限过度分配情况。</w:t>
             </w:r>
@@ -6352,14 +6268,8 @@
       </w:tr>
       <w:tr>
         <w:tblPrEx>
-          <w:tblBorders>
-            <w:top w:val="single" w:color="auto" w:sz="4" w:space="0"/>
-            <w:left w:val="single" w:color="auto" w:sz="4" w:space="0"/>
-            <w:bottom w:val="single" w:color="auto" w:sz="4" w:space="0"/>
-            <w:right w:val="single" w:color="auto" w:sz="4" w:space="0"/>
-            <w:insideH w:val="single" w:color="auto" w:sz="4" w:space="0"/>
-            <w:insideV w:val="single" w:color="auto" w:sz="4" w:space="0"/>
-          </w:tblBorders>
+          <w:tblW w:w="9024" w:type="dxa"/>
+          <w:tblInd w:w="0" w:type="dxa"/>
           <w:shd w:val="clear" w:color="auto" w:fill="auto"/>
           <w:tblCellMar>
             <w:top w:w="15" w:type="dxa"/>
@@ -6389,7 +6299,7 @@
               <w:spacing w:line="300" w:lineRule="atLeast"/>
               <w:jc w:val="left"/>
               <w:rPr>
-                <w:rFonts w:hint="default" w:ascii="Segoe UI" w:hAnsi="Segoe UI" w:eastAsia="Segoe UI" w:cs="Segoe UI"/>
+                <w:rFonts w:ascii="Segoe UI" w:eastAsia="Segoe UI" w:hAnsi="Segoe UI" w:cs="Segoe UI" w:hint="default"/>
                 <w:i w:val="0"/>
                 <w:iCs w:val="0"/>
                 <w:caps w:val="0"/>
@@ -6401,8 +6311,8 @@
             </w:pPr>
             <w:r>
               <w:rPr>
-                <w:rStyle w:val="23"/>
-                <w:rFonts w:hint="default" w:ascii="Segoe UI" w:hAnsi="Segoe UI" w:eastAsia="Segoe UI" w:cs="Segoe UI"/>
+                <w:rStyle w:val="Strong"/>
+                <w:rFonts w:ascii="Segoe UI" w:eastAsia="Segoe UI" w:hAnsi="Segoe UI" w:cs="Segoe UI" w:hint="default"/>
                 <w:b/>
                 <w:bCs/>
                 <w:i w:val="0"/>
@@ -6414,7 +6324,7 @@
                 <w:kern w:val="0"/>
                 <w:sz w:val="18"/>
                 <w:szCs w:val="18"/>
-                <w:lang w:val="en-US" w:eastAsia="zh-CN" w:bidi="ar"/>
+                <w:lang w:val="en-US" w:eastAsia="zh-CN"/>
               </w:rPr>
               <w:t>系统日志审计</w:t>
             </w:r>
@@ -6441,7 +6351,7 @@
               <w:spacing w:line="300" w:lineRule="atLeast"/>
               <w:jc w:val="left"/>
               <w:rPr>
-                <w:rFonts w:hint="default" w:ascii="Segoe UI" w:hAnsi="Segoe UI" w:eastAsia="Segoe UI" w:cs="Segoe UI"/>
+                <w:rFonts w:ascii="Segoe UI" w:eastAsia="Segoe UI" w:hAnsi="Segoe UI" w:cs="Segoe UI" w:hint="default"/>
                 <w:i w:val="0"/>
                 <w:iCs w:val="0"/>
                 <w:caps w:val="0"/>
@@ -6453,7 +6363,7 @@
             </w:pPr>
             <w:r>
               <w:rPr>
-                <w:rFonts w:hint="default" w:ascii="Segoe UI" w:hAnsi="Segoe UI" w:eastAsia="Segoe UI" w:cs="Segoe UI"/>
+                <w:rFonts w:ascii="Segoe UI" w:eastAsia="Segoe UI" w:hAnsi="Segoe UI" w:cs="Segoe UI" w:hint="default"/>
                 <w:i w:val="0"/>
                 <w:iCs w:val="0"/>
                 <w:caps w:val="0"/>
@@ -6463,7 +6373,7 @@
                 <w:kern w:val="0"/>
                 <w:sz w:val="18"/>
                 <w:szCs w:val="18"/>
-                <w:lang w:val="en-US" w:eastAsia="zh-CN" w:bidi="ar"/>
+                <w:lang w:val="en-US" w:eastAsia="zh-CN"/>
               </w:rPr>
               <w:t>✅ 合规</w:t>
             </w:r>
@@ -6490,7 +6400,7 @@
               <w:spacing w:line="300" w:lineRule="atLeast"/>
               <w:jc w:val="left"/>
               <w:rPr>
-                <w:rFonts w:hint="default" w:ascii="Segoe UI" w:hAnsi="Segoe UI" w:eastAsia="Segoe UI" w:cs="Segoe UI"/>
+                <w:rFonts w:ascii="Segoe UI" w:eastAsia="Segoe UI" w:hAnsi="Segoe UI" w:cs="Segoe UI" w:hint="default"/>
                 <w:i w:val="0"/>
                 <w:iCs w:val="0"/>
                 <w:caps w:val="0"/>
@@ -6502,7 +6412,7 @@
             </w:pPr>
             <w:r>
               <w:rPr>
-                <w:rFonts w:hint="default" w:ascii="Segoe UI" w:hAnsi="Segoe UI" w:eastAsia="Segoe UI" w:cs="Segoe UI"/>
+                <w:rFonts w:ascii="Segoe UI" w:eastAsia="Segoe UI" w:hAnsi="Segoe UI" w:cs="Segoe UI" w:hint="default"/>
                 <w:i w:val="0"/>
                 <w:iCs w:val="0"/>
                 <w:caps w:val="0"/>
@@ -6512,7 +6422,7 @@
                 <w:kern w:val="0"/>
                 <w:sz w:val="18"/>
                 <w:szCs w:val="18"/>
-                <w:lang w:val="en-US" w:eastAsia="zh-CN" w:bidi="ar"/>
+                <w:lang w:val="en-US" w:eastAsia="zh-CN"/>
               </w:rPr>
               <w:t>关键操作日志完整，留存周期符合安全规范，无异常访问记录。</w:t>
             </w:r>
@@ -6521,14 +6431,8 @@
       </w:tr>
       <w:tr>
         <w:tblPrEx>
-          <w:tblBorders>
-            <w:top w:val="single" w:color="auto" w:sz="4" w:space="0"/>
-            <w:left w:val="single" w:color="auto" w:sz="4" w:space="0"/>
-            <w:bottom w:val="single" w:color="auto" w:sz="4" w:space="0"/>
-            <w:right w:val="single" w:color="auto" w:sz="4" w:space="0"/>
-            <w:insideH w:val="single" w:color="auto" w:sz="4" w:space="0"/>
-            <w:insideV w:val="single" w:color="auto" w:sz="4" w:space="0"/>
-          </w:tblBorders>
+          <w:tblW w:w="9024" w:type="dxa"/>
+          <w:tblInd w:w="0" w:type="dxa"/>
           <w:shd w:val="clear" w:color="auto" w:fill="auto"/>
           <w:tblCellMar>
             <w:top w:w="15" w:type="dxa"/>
@@ -6558,7 +6462,7 @@
               <w:spacing w:line="300" w:lineRule="atLeast"/>
               <w:jc w:val="left"/>
               <w:rPr>
-                <w:rFonts w:hint="default" w:ascii="Segoe UI" w:hAnsi="Segoe UI" w:eastAsia="Segoe UI" w:cs="Segoe UI"/>
+                <w:rFonts w:ascii="Segoe UI" w:eastAsia="Segoe UI" w:hAnsi="Segoe UI" w:cs="Segoe UI" w:hint="default"/>
                 <w:i w:val="0"/>
                 <w:iCs w:val="0"/>
                 <w:caps w:val="0"/>
@@ -6570,8 +6474,8 @@
             </w:pPr>
             <w:r>
               <w:rPr>
-                <w:rStyle w:val="23"/>
-                <w:rFonts w:hint="default" w:ascii="Segoe UI" w:hAnsi="Segoe UI" w:eastAsia="Segoe UI" w:cs="Segoe UI"/>
+                <w:rStyle w:val="Strong"/>
+                <w:rFonts w:ascii="Segoe UI" w:eastAsia="Segoe UI" w:hAnsi="Segoe UI" w:cs="Segoe UI" w:hint="default"/>
                 <w:b/>
                 <w:bCs/>
                 <w:i w:val="0"/>
@@ -6583,7 +6487,7 @@
                 <w:kern w:val="0"/>
                 <w:sz w:val="18"/>
                 <w:szCs w:val="18"/>
-                <w:lang w:val="en-US" w:eastAsia="zh-CN" w:bidi="ar"/>
+                <w:lang w:val="en-US" w:eastAsia="zh-CN"/>
               </w:rPr>
               <w:t>漏洞扫描与补丁</w:t>
             </w:r>
@@ -6610,7 +6514,7 @@
               <w:spacing w:line="300" w:lineRule="atLeast"/>
               <w:jc w:val="left"/>
               <w:rPr>
-                <w:rFonts w:hint="default" w:ascii="Segoe UI" w:hAnsi="Segoe UI" w:eastAsia="Segoe UI" w:cs="Segoe UI"/>
+                <w:rFonts w:ascii="Segoe UI" w:eastAsia="Segoe UI" w:hAnsi="Segoe UI" w:cs="Segoe UI" w:hint="default"/>
                 <w:i w:val="0"/>
                 <w:iCs w:val="0"/>
                 <w:caps w:val="0"/>
@@ -6622,7 +6526,7 @@
             </w:pPr>
             <w:r>
               <w:rPr>
-                <w:rFonts w:hint="default" w:ascii="Segoe UI" w:hAnsi="Segoe UI" w:eastAsia="Segoe UI" w:cs="Segoe UI"/>
+                <w:rFonts w:ascii="Segoe UI" w:eastAsia="Segoe UI" w:hAnsi="Segoe UI" w:cs="Segoe UI" w:hint="default"/>
                 <w:i w:val="0"/>
                 <w:iCs w:val="0"/>
                 <w:caps w:val="0"/>
@@ -6632,7 +6536,7 @@
                 <w:kern w:val="0"/>
                 <w:sz w:val="18"/>
                 <w:szCs w:val="18"/>
-                <w:lang w:val="en-US" w:eastAsia="zh-CN" w:bidi="ar"/>
+                <w:lang w:val="en-US" w:eastAsia="zh-CN"/>
               </w:rPr>
               <w:t>⚠️ 需规划</w:t>
             </w:r>
@@ -6659,7 +6563,7 @@
               <w:spacing w:line="300" w:lineRule="atLeast"/>
               <w:jc w:val="left"/>
               <w:rPr>
-                <w:rFonts w:hint="default" w:ascii="Segoe UI" w:hAnsi="Segoe UI" w:eastAsia="Segoe UI" w:cs="Segoe UI"/>
+                <w:rFonts w:ascii="Segoe UI" w:eastAsia="Segoe UI" w:hAnsi="Segoe UI" w:cs="Segoe UI" w:hint="default"/>
                 <w:i w:val="0"/>
                 <w:iCs w:val="0"/>
                 <w:caps w:val="0"/>
@@ -6671,7 +6575,7 @@
             </w:pPr>
             <w:r>
               <w:rPr>
-                <w:rFonts w:hint="default" w:ascii="Segoe UI" w:hAnsi="Segoe UI" w:eastAsia="Segoe UI" w:cs="Segoe UI"/>
+                <w:rFonts w:ascii="Segoe UI" w:eastAsia="Segoe UI" w:hAnsi="Segoe UI" w:cs="Segoe UI" w:hint="default"/>
                 <w:i w:val="0"/>
                 <w:iCs w:val="0"/>
                 <w:caps w:val="0"/>
@@ -6681,7 +6585,7 @@
                 <w:kern w:val="0"/>
                 <w:sz w:val="18"/>
                 <w:szCs w:val="18"/>
-                <w:lang w:val="en-US" w:eastAsia="zh-CN" w:bidi="ar"/>
+                <w:lang w:val="en-US" w:eastAsia="zh-CN"/>
               </w:rPr>
               <w:t>本月收到操作系统安全补丁更新通知。建议在12月例行维护窗口安排更新测试与部署。</w:t>
             </w:r>
@@ -6691,14 +6595,14 @@
     </w:tbl>
     <w:p>
       <w:pPr>
-        <w:pStyle w:val="28"/>
+        <w:pStyle w:val="1"/>
         <w:bidi w:val="0"/>
         <w:rPr>
           <w:rFonts w:hint="default"/>
           <w:lang w:val="en-US" w:eastAsia="zh-CN"/>
         </w:rPr>
       </w:pPr>
-      <w:bookmarkStart w:id="9" w:name="_Toc18043"/>
+      <w:bookmarkStart w:id="10" w:name="_Toc18043"/>
       <w:r>
         <w:rPr>
           <w:rFonts w:hint="default"/>
@@ -6706,23 +6610,22 @@
         </w:rPr>
         <w:t>知识库运营与效能分析</w:t>
       </w:r>
-      <w:bookmarkEnd w:id="9"/>
+      <w:bookmarkEnd w:id="10"/>
     </w:p>
     <w:tbl>
       <w:tblPr>
-        <w:tblStyle w:val="20"/>
+        <w:tblStyle w:val="TableNormal"/>
         <w:tblW w:w="8495" w:type="dxa"/>
         <w:jc w:val="center"/>
         <w:tblBorders>
-          <w:top w:val="none" w:color="auto" w:sz="0" w:space="0"/>
-          <w:left w:val="none" w:color="auto" w:sz="0" w:space="0"/>
-          <w:bottom w:val="none" w:color="auto" w:sz="0" w:space="0"/>
-          <w:right w:val="none" w:color="auto" w:sz="0" w:space="0"/>
-          <w:insideH w:val="none" w:color="auto" w:sz="0" w:space="0"/>
-          <w:insideV w:val="none" w:color="auto" w:sz="0" w:space="0"/>
+          <w:top w:val="nil"/>
+          <w:left w:val="nil"/>
+          <w:bottom w:val="nil"/>
+          <w:right w:val="nil"/>
+          <w:insideH w:val="nil"/>
+          <w:insideV w:val="nil"/>
         </w:tblBorders>
         <w:shd w:val="clear" w:color="auto" w:fill="auto"/>
-        <w:tblLayout w:type="autofit"/>
         <w:tblCellMar>
           <w:top w:w="15" w:type="dxa"/>
           <w:left w:w="15" w:type="dxa"/>
@@ -6738,13 +6641,15 @@
       </w:tblGrid>
       <w:tr>
         <w:tblPrEx>
+          <w:tblW w:w="8495" w:type="dxa"/>
+          <w:jc w:val="center"/>
           <w:tblBorders>
-            <w:top w:val="none" w:color="auto" w:sz="0" w:space="0"/>
-            <w:left w:val="none" w:color="auto" w:sz="0" w:space="0"/>
-            <w:bottom w:val="none" w:color="auto" w:sz="0" w:space="0"/>
-            <w:right w:val="none" w:color="auto" w:sz="0" w:space="0"/>
-            <w:insideH w:val="none" w:color="auto" w:sz="0" w:space="0"/>
-            <w:insideV w:val="none" w:color="auto" w:sz="0" w:space="0"/>
+            <w:top w:val="nil"/>
+            <w:left w:val="nil"/>
+            <w:bottom w:val="nil"/>
+            <w:right w:val="nil"/>
+            <w:insideH w:val="nil"/>
+            <w:insideV w:val="nil"/>
           </w:tblBorders>
           <w:shd w:val="clear" w:color="auto" w:fill="auto"/>
           <w:tblCellMar>
@@ -6755,7 +6660,7 @@
           </w:tblCellMar>
         </w:tblPrEx>
         <w:trPr>
-          <w:trHeight w:val="0" w:hRule="atLeast"/>
+          <w:trHeight w:val="0"/>
           <w:tblHeader/>
           <w:jc w:val="center"/>
         </w:trPr>
@@ -6763,10 +6668,10 @@
           <w:tcPr>
             <w:tcW w:w="1720" w:type="dxa"/>
             <w:tcBorders>
-              <w:top w:val="single" w:color="auto" w:sz="12" w:space="0"/>
-              <w:left w:val="single" w:color="auto" w:sz="12" w:space="0"/>
-              <w:bottom w:val="single" w:color="auto" w:sz="4" w:space="0"/>
-              <w:right w:val="single" w:color="auto" w:sz="4" w:space="0"/>
+              <w:top w:val="single" w:sz="12" w:space="0" w:color="auto"/>
+              <w:left w:val="single" w:sz="12" w:space="0" w:color="auto"/>
+              <w:bottom w:val="single" w:sz="4" w:space="0" w:color="auto"/>
+              <w:right w:val="single" w:sz="4" w:space="0" w:color="auto"/>
             </w:tcBorders>
             <w:shd w:val="clear" w:color="auto" w:fill="auto"/>
             <w:tcMar>
@@ -6785,10 +6690,10 @@
               <w:suppressLineNumbers w:val="0"/>
               <w:snapToGrid w:val="0"/>
               <w:spacing w:line="240" w:lineRule="auto"/>
-              <w:ind w:left="0" w:leftChars="0" w:right="0" w:rightChars="0" w:firstLine="0" w:firstLineChars="0"/>
+              <w:ind w:left="0" w:right="0" w:firstLine="0" w:leftChars="0" w:rightChars="0" w:firstLineChars="0"/>
               <w:jc w:val="center"/>
               <w:rPr>
-                <w:rFonts w:ascii="Segoe UI" w:hAnsi="Segoe UI" w:eastAsia="Segoe UI" w:cs="Segoe UI"/>
+                <w:rFonts w:ascii="Segoe UI" w:eastAsia="Segoe UI" w:hAnsi="Segoe UI" w:cs="Segoe UI"/>
                 <w:b/>
                 <w:i w:val="0"/>
                 <w:iCs w:val="0"/>
@@ -6801,8 +6706,8 @@
             </w:pPr>
             <w:r>
               <w:rPr>
-                <w:rStyle w:val="23"/>
-                <w:rFonts w:hint="default" w:ascii="Segoe UI" w:hAnsi="Segoe UI" w:eastAsia="Segoe UI" w:cs="Segoe UI"/>
+                <w:rStyle w:val="Strong"/>
+                <w:rFonts w:ascii="Segoe UI" w:eastAsia="Segoe UI" w:hAnsi="Segoe UI" w:cs="Segoe UI" w:hint="default"/>
                 <w:b/>
                 <w:bCs/>
                 <w:i w:val="0"/>
@@ -6814,7 +6719,7 @@
                 <w:kern w:val="0"/>
                 <w:sz w:val="18"/>
                 <w:szCs w:val="18"/>
-                <w:lang w:val="en-US" w:eastAsia="zh-CN" w:bidi="ar"/>
+                <w:lang w:val="en-US" w:eastAsia="zh-CN"/>
               </w:rPr>
               <w:t>指标</w:t>
             </w:r>
@@ -6824,10 +6729,10 @@
           <w:tcPr>
             <w:tcW w:w="2053" w:type="dxa"/>
             <w:tcBorders>
-              <w:top w:val="single" w:color="auto" w:sz="12" w:space="0"/>
-              <w:left w:val="single" w:color="auto" w:sz="4" w:space="0"/>
-              <w:bottom w:val="single" w:color="auto" w:sz="4" w:space="0"/>
-              <w:right w:val="single" w:color="auto" w:sz="4" w:space="0"/>
+              <w:top w:val="single" w:sz="12" w:space="0" w:color="auto"/>
+              <w:left w:val="single" w:sz="4" w:space="0" w:color="auto"/>
+              <w:bottom w:val="single" w:sz="4" w:space="0" w:color="auto"/>
+              <w:right w:val="single" w:sz="4" w:space="0" w:color="auto"/>
             </w:tcBorders>
             <w:shd w:val="clear" w:color="auto" w:fill="auto"/>
             <w:tcMar>
@@ -6846,10 +6751,10 @@
               <w:suppressLineNumbers w:val="0"/>
               <w:snapToGrid w:val="0"/>
               <w:spacing w:line="240" w:lineRule="auto"/>
-              <w:ind w:left="0" w:leftChars="0" w:right="0" w:rightChars="0" w:firstLine="0" w:firstLineChars="0"/>
+              <w:ind w:left="0" w:right="0" w:firstLine="0" w:leftChars="0" w:rightChars="0" w:firstLineChars="0"/>
               <w:jc w:val="center"/>
               <w:rPr>
-                <w:rFonts w:hint="default" w:ascii="Segoe UI" w:hAnsi="Segoe UI" w:eastAsia="Segoe UI" w:cs="Segoe UI"/>
+                <w:rFonts w:ascii="Segoe UI" w:eastAsia="Segoe UI" w:hAnsi="Segoe UI" w:cs="Segoe UI" w:hint="default"/>
                 <w:b/>
                 <w:i w:val="0"/>
                 <w:iCs w:val="0"/>
@@ -6862,8 +6767,8 @@
             </w:pPr>
             <w:r>
               <w:rPr>
-                <w:rStyle w:val="23"/>
-                <w:rFonts w:hint="default" w:ascii="Segoe UI" w:hAnsi="Segoe UI" w:eastAsia="Segoe UI" w:cs="Segoe UI"/>
+                <w:rStyle w:val="Strong"/>
+                <w:rFonts w:ascii="Segoe UI" w:eastAsia="Segoe UI" w:hAnsi="Segoe UI" w:cs="Segoe UI" w:hint="default"/>
                 <w:b/>
                 <w:bCs/>
                 <w:i w:val="0"/>
@@ -6875,7 +6780,7 @@
                 <w:kern w:val="0"/>
                 <w:sz w:val="18"/>
                 <w:szCs w:val="18"/>
-                <w:lang w:val="en-US" w:eastAsia="zh-CN" w:bidi="ar"/>
+                <w:lang w:val="en-US" w:eastAsia="zh-CN"/>
               </w:rPr>
               <w:t>本月数值</w:t>
             </w:r>
@@ -6885,10 +6790,10 @@
           <w:tcPr>
             <w:tcW w:w="1106" w:type="dxa"/>
             <w:tcBorders>
-              <w:top w:val="single" w:color="auto" w:sz="12" w:space="0"/>
-              <w:left w:val="single" w:color="auto" w:sz="4" w:space="0"/>
-              <w:bottom w:val="single" w:color="auto" w:sz="4" w:space="0"/>
-              <w:right w:val="single" w:color="auto" w:sz="4" w:space="0"/>
+              <w:top w:val="single" w:sz="12" w:space="0" w:color="auto"/>
+              <w:left w:val="single" w:sz="4" w:space="0" w:color="auto"/>
+              <w:bottom w:val="single" w:sz="4" w:space="0" w:color="auto"/>
+              <w:right w:val="single" w:sz="4" w:space="0" w:color="auto"/>
             </w:tcBorders>
             <w:shd w:val="clear" w:color="auto" w:fill="auto"/>
             <w:tcMar>
@@ -6907,10 +6812,10 @@
               <w:suppressLineNumbers w:val="0"/>
               <w:snapToGrid w:val="0"/>
               <w:spacing w:line="240" w:lineRule="auto"/>
-              <w:ind w:left="0" w:leftChars="0" w:right="0" w:rightChars="0" w:firstLine="0" w:firstLineChars="0"/>
+              <w:ind w:left="0" w:right="0" w:firstLine="0" w:leftChars="0" w:rightChars="0" w:firstLineChars="0"/>
               <w:jc w:val="center"/>
               <w:rPr>
-                <w:rFonts w:hint="default" w:ascii="Segoe UI" w:hAnsi="Segoe UI" w:eastAsia="Segoe UI" w:cs="Segoe UI"/>
+                <w:rFonts w:ascii="Segoe UI" w:eastAsia="Segoe UI" w:hAnsi="Segoe UI" w:cs="Segoe UI" w:hint="default"/>
                 <w:b/>
                 <w:i w:val="0"/>
                 <w:iCs w:val="0"/>
@@ -6923,8 +6828,8 @@
             </w:pPr>
             <w:r>
               <w:rPr>
-                <w:rStyle w:val="23"/>
-                <w:rFonts w:hint="default" w:ascii="Segoe UI" w:hAnsi="Segoe UI" w:eastAsia="Segoe UI" w:cs="Segoe UI"/>
+                <w:rStyle w:val="Strong"/>
+                <w:rFonts w:ascii="Segoe UI" w:eastAsia="Segoe UI" w:hAnsi="Segoe UI" w:cs="Segoe UI" w:hint="default"/>
                 <w:b/>
                 <w:bCs/>
                 <w:i w:val="0"/>
@@ -6936,7 +6841,7 @@
                 <w:kern w:val="0"/>
                 <w:sz w:val="18"/>
                 <w:szCs w:val="18"/>
-                <w:lang w:val="en-US" w:eastAsia="zh-CN" w:bidi="ar"/>
+                <w:lang w:val="en-US" w:eastAsia="zh-CN"/>
               </w:rPr>
               <w:t>环比变化</w:t>
             </w:r>
@@ -6946,10 +6851,10 @@
           <w:tcPr>
             <w:tcW w:w="3616" w:type="dxa"/>
             <w:tcBorders>
-              <w:top w:val="single" w:color="auto" w:sz="12" w:space="0"/>
-              <w:left w:val="single" w:color="auto" w:sz="4" w:space="0"/>
-              <w:bottom w:val="single" w:color="auto" w:sz="4" w:space="0"/>
-              <w:right w:val="single" w:color="auto" w:sz="12" w:space="0"/>
+              <w:top w:val="single" w:sz="12" w:space="0" w:color="auto"/>
+              <w:left w:val="single" w:sz="4" w:space="0" w:color="auto"/>
+              <w:bottom w:val="single" w:sz="4" w:space="0" w:color="auto"/>
+              <w:right w:val="single" w:sz="12" w:space="0" w:color="auto"/>
             </w:tcBorders>
             <w:shd w:val="clear" w:color="auto" w:fill="auto"/>
             <w:tcMar>
@@ -6968,10 +6873,10 @@
               <w:suppressLineNumbers w:val="0"/>
               <w:snapToGrid w:val="0"/>
               <w:spacing w:line="240" w:lineRule="auto"/>
-              <w:ind w:left="0" w:leftChars="0" w:right="0" w:rightChars="0" w:firstLine="0" w:firstLineChars="0"/>
+              <w:ind w:left="0" w:right="0" w:firstLine="0" w:leftChars="0" w:rightChars="0" w:firstLineChars="0"/>
               <w:jc w:val="center"/>
               <w:rPr>
-                <w:rFonts w:hint="default" w:ascii="Segoe UI" w:hAnsi="Segoe UI" w:eastAsia="Segoe UI" w:cs="Segoe UI"/>
+                <w:rFonts w:ascii="Segoe UI" w:eastAsia="Segoe UI" w:hAnsi="Segoe UI" w:cs="Segoe UI" w:hint="default"/>
                 <w:b/>
                 <w:i w:val="0"/>
                 <w:iCs w:val="0"/>
@@ -6984,8 +6889,8 @@
             </w:pPr>
             <w:r>
               <w:rPr>
-                <w:rStyle w:val="23"/>
-                <w:rFonts w:hint="default" w:ascii="Segoe UI" w:hAnsi="Segoe UI" w:eastAsia="Segoe UI" w:cs="Segoe UI"/>
+                <w:rStyle w:val="Strong"/>
+                <w:rFonts w:ascii="Segoe UI" w:eastAsia="Segoe UI" w:hAnsi="Segoe UI" w:cs="Segoe UI" w:hint="default"/>
                 <w:b/>
                 <w:bCs/>
                 <w:i w:val="0"/>
@@ -6997,7 +6902,7 @@
                 <w:kern w:val="0"/>
                 <w:sz w:val="18"/>
                 <w:szCs w:val="18"/>
-                <w:lang w:val="en-US" w:eastAsia="zh-CN" w:bidi="ar"/>
+                <w:lang w:val="en-US" w:eastAsia="zh-CN"/>
               </w:rPr>
               <w:t>分析</w:t>
             </w:r>
@@ -7006,14 +6911,8 @@
       </w:tr>
       <w:tr>
         <w:tblPrEx>
-          <w:tblBorders>
-            <w:top w:val="none" w:color="auto" w:sz="0" w:space="0"/>
-            <w:left w:val="none" w:color="auto" w:sz="0" w:space="0"/>
-            <w:bottom w:val="none" w:color="auto" w:sz="0" w:space="0"/>
-            <w:right w:val="none" w:color="auto" w:sz="0" w:space="0"/>
-            <w:insideH w:val="none" w:color="auto" w:sz="0" w:space="0"/>
-            <w:insideV w:val="none" w:color="auto" w:sz="0" w:space="0"/>
-          </w:tblBorders>
+          <w:tblW w:w="8495" w:type="dxa"/>
+          <w:jc w:val="center"/>
           <w:shd w:val="clear" w:color="auto" w:fill="auto"/>
           <w:tblCellMar>
             <w:top w:w="15" w:type="dxa"/>
@@ -7023,17 +6922,17 @@
           </w:tblCellMar>
         </w:tblPrEx>
         <w:trPr>
-          <w:trHeight w:val="0" w:hRule="atLeast"/>
+          <w:trHeight w:val="0"/>
           <w:jc w:val="center"/>
         </w:trPr>
         <w:tc>
           <w:tcPr>
             <w:tcW w:w="1720" w:type="dxa"/>
             <w:tcBorders>
-              <w:top w:val="single" w:color="auto" w:sz="4" w:space="0"/>
-              <w:left w:val="single" w:color="auto" w:sz="12" w:space="0"/>
-              <w:bottom w:val="single" w:color="auto" w:sz="4" w:space="0"/>
-              <w:right w:val="single" w:color="auto" w:sz="4" w:space="0"/>
+              <w:top w:val="single" w:sz="4" w:space="0" w:color="auto"/>
+              <w:left w:val="single" w:sz="12" w:space="0" w:color="auto"/>
+              <w:bottom w:val="single" w:sz="4" w:space="0" w:color="auto"/>
+              <w:right w:val="single" w:sz="4" w:space="0" w:color="auto"/>
             </w:tcBorders>
             <w:shd w:val="clear" w:color="auto" w:fill="auto"/>
             <w:tcMar>
@@ -7052,10 +6951,10 @@
               <w:suppressLineNumbers w:val="0"/>
               <w:snapToGrid w:val="0"/>
               <w:spacing w:line="240" w:lineRule="auto"/>
-              <w:ind w:left="0" w:leftChars="0" w:right="0" w:rightChars="0" w:firstLine="0" w:firstLineChars="0"/>
+              <w:ind w:left="0" w:right="0" w:firstLine="0" w:leftChars="0" w:rightChars="0" w:firstLineChars="0"/>
               <w:jc w:val="center"/>
               <w:rPr>
-                <w:rFonts w:hint="default" w:ascii="Segoe UI" w:hAnsi="Segoe UI" w:eastAsia="Segoe UI" w:cs="Segoe UI"/>
+                <w:rFonts w:ascii="Segoe UI" w:eastAsia="Segoe UI" w:hAnsi="Segoe UI" w:cs="Segoe UI" w:hint="default"/>
                 <w:i w:val="0"/>
                 <w:iCs w:val="0"/>
                 <w:caps w:val="0"/>
@@ -7067,8 +6966,8 @@
             </w:pPr>
             <w:r>
               <w:rPr>
-                <w:rStyle w:val="23"/>
-                <w:rFonts w:hint="default" w:ascii="Segoe UI" w:hAnsi="Segoe UI" w:eastAsia="Segoe UI" w:cs="Segoe UI"/>
+                <w:rStyle w:val="Strong"/>
+                <w:rFonts w:ascii="Segoe UI" w:eastAsia="Segoe UI" w:hAnsi="Segoe UI" w:cs="Segoe UI" w:hint="default"/>
                 <w:b/>
                 <w:bCs/>
                 <w:i w:val="0"/>
@@ -7080,7 +6979,7 @@
                 <w:kern w:val="0"/>
                 <w:sz w:val="18"/>
                 <w:szCs w:val="18"/>
-                <w:lang w:val="en-US" w:eastAsia="zh-CN" w:bidi="ar"/>
+                <w:lang w:val="en-US" w:eastAsia="zh-CN"/>
               </w:rPr>
               <w:t>知识库检索次数</w:t>
             </w:r>
@@ -7090,10 +6989,10 @@
           <w:tcPr>
             <w:tcW w:w="2053" w:type="dxa"/>
             <w:tcBorders>
-              <w:top w:val="single" w:color="auto" w:sz="4" w:space="0"/>
-              <w:left w:val="single" w:color="auto" w:sz="4" w:space="0"/>
-              <w:bottom w:val="single" w:color="auto" w:sz="4" w:space="0"/>
-              <w:right w:val="single" w:color="auto" w:sz="4" w:space="0"/>
+              <w:top w:val="single" w:sz="4" w:space="0" w:color="auto"/>
+              <w:left w:val="single" w:sz="4" w:space="0" w:color="auto"/>
+              <w:bottom w:val="single" w:sz="4" w:space="0" w:color="auto"/>
+              <w:right w:val="single" w:sz="4" w:space="0" w:color="auto"/>
             </w:tcBorders>
             <w:shd w:val="clear" w:color="auto" w:fill="auto"/>
             <w:tcMar>
@@ -7115,10 +7014,10 @@
               </w:tabs>
               <w:snapToGrid w:val="0"/>
               <w:spacing w:line="240" w:lineRule="auto"/>
-              <w:ind w:left="0" w:leftChars="0" w:right="0" w:rightChars="0" w:firstLine="0" w:firstLineChars="0"/>
+              <w:ind w:left="0" w:right="0" w:firstLine="0" w:leftChars="0" w:rightChars="0" w:firstLineChars="0"/>
               <w:jc w:val="left"/>
               <w:rPr>
-                <w:rFonts w:hint="default" w:ascii="Segoe UI" w:hAnsi="Segoe UI" w:eastAsia="Segoe UI" w:cs="Segoe UI"/>
+                <w:rFonts w:ascii="Segoe UI" w:eastAsia="Segoe UI" w:hAnsi="Segoe UI" w:cs="Segoe UI" w:hint="default"/>
                 <w:i w:val="0"/>
                 <w:iCs w:val="0"/>
                 <w:caps w:val="0"/>
@@ -7131,7 +7030,7 @@
             </w:pPr>
             <w:r>
               <w:rPr>
-                <w:rFonts w:hint="eastAsia" w:ascii="Segoe UI" w:hAnsi="Segoe UI" w:eastAsia="Segoe UI" w:cs="Segoe UI"/>
+                <w:rFonts w:ascii="Segoe UI" w:eastAsia="Segoe UI" w:hAnsi="Segoe UI" w:cs="Segoe UI" w:hint="eastAsia"/>
                 <w:i w:val="0"/>
                 <w:iCs w:val="0"/>
                 <w:caps w:val="0"/>
@@ -7141,7 +7040,7 @@
                 <w:kern w:val="0"/>
                 <w:sz w:val="18"/>
                 <w:szCs w:val="18"/>
-                <w:lang w:val="en-US" w:eastAsia="zh-CN" w:bidi="ar"/>
+                <w:lang w:val="en-US" w:eastAsia="zh-CN"/>
               </w:rPr>
               <w:t>32</w:t>
             </w:r>
@@ -7151,10 +7050,10 @@
           <w:tcPr>
             <w:tcW w:w="1106" w:type="dxa"/>
             <w:tcBorders>
-              <w:top w:val="single" w:color="auto" w:sz="4" w:space="0"/>
-              <w:left w:val="single" w:color="auto" w:sz="4" w:space="0"/>
-              <w:bottom w:val="single" w:color="auto" w:sz="4" w:space="0"/>
-              <w:right w:val="single" w:color="auto" w:sz="4" w:space="0"/>
+              <w:top w:val="single" w:sz="4" w:space="0" w:color="auto"/>
+              <w:left w:val="single" w:sz="4" w:space="0" w:color="auto"/>
+              <w:bottom w:val="single" w:sz="4" w:space="0" w:color="auto"/>
+              <w:right w:val="single" w:sz="4" w:space="0" w:color="auto"/>
             </w:tcBorders>
             <w:shd w:val="clear" w:color="auto" w:fill="auto"/>
             <w:tcMar>
@@ -7173,10 +7072,10 @@
               <w:suppressLineNumbers w:val="0"/>
               <w:snapToGrid w:val="0"/>
               <w:spacing w:line="240" w:lineRule="auto"/>
-              <w:ind w:left="0" w:leftChars="0" w:right="0" w:rightChars="0" w:firstLine="0" w:firstLineChars="0"/>
+              <w:ind w:left="0" w:right="0" w:firstLine="0" w:leftChars="0" w:rightChars="0" w:firstLineChars="0"/>
               <w:jc w:val="left"/>
               <w:rPr>
-                <w:rFonts w:hint="default" w:ascii="Segoe UI" w:hAnsi="Segoe UI" w:eastAsia="Segoe UI" w:cs="Segoe UI"/>
+                <w:rFonts w:ascii="Segoe UI" w:eastAsia="Segoe UI" w:hAnsi="Segoe UI" w:cs="Segoe UI" w:hint="default"/>
                 <w:i w:val="0"/>
                 <w:iCs w:val="0"/>
                 <w:caps w:val="0"/>
@@ -7188,7 +7087,7 @@
             </w:pPr>
             <w:r>
               <w:rPr>
-                <w:rFonts w:hint="default" w:ascii="Segoe UI" w:hAnsi="Segoe UI" w:eastAsia="Segoe UI" w:cs="Segoe UI"/>
+                <w:rFonts w:ascii="Segoe UI" w:eastAsia="Segoe UI" w:hAnsi="Segoe UI" w:cs="Segoe UI" w:hint="default"/>
                 <w:i w:val="0"/>
                 <w:iCs w:val="0"/>
                 <w:caps w:val="0"/>
@@ -7198,7 +7097,7 @@
                 <w:kern w:val="0"/>
                 <w:sz w:val="18"/>
                 <w:szCs w:val="18"/>
-                <w:lang w:val="en-US" w:eastAsia="zh-CN" w:bidi="ar"/>
+                <w:lang w:val="en-US" w:eastAsia="zh-CN"/>
               </w:rPr>
               <w:t>+12%</w:t>
             </w:r>
@@ -7208,10 +7107,10 @@
           <w:tcPr>
             <w:tcW w:w="3616" w:type="dxa"/>
             <w:tcBorders>
-              <w:top w:val="single" w:color="auto" w:sz="4" w:space="0"/>
-              <w:left w:val="single" w:color="auto" w:sz="4" w:space="0"/>
-              <w:bottom w:val="single" w:color="auto" w:sz="4" w:space="0"/>
-              <w:right w:val="single" w:color="auto" w:sz="12" w:space="0"/>
+              <w:top w:val="single" w:sz="4" w:space="0" w:color="auto"/>
+              <w:left w:val="single" w:sz="4" w:space="0" w:color="auto"/>
+              <w:bottom w:val="single" w:sz="4" w:space="0" w:color="auto"/>
+              <w:right w:val="single" w:sz="12" w:space="0" w:color="auto"/>
             </w:tcBorders>
             <w:shd w:val="clear" w:color="auto" w:fill="auto"/>
             <w:tcMar>
@@ -7230,10 +7129,10 @@
               <w:suppressLineNumbers w:val="0"/>
               <w:snapToGrid w:val="0"/>
               <w:spacing w:line="240" w:lineRule="auto"/>
-              <w:ind w:left="0" w:leftChars="0" w:right="0" w:rightChars="0" w:firstLine="0" w:firstLineChars="0"/>
+              <w:ind w:left="0" w:right="0" w:firstLine="0" w:leftChars="0" w:rightChars="0" w:firstLineChars="0"/>
               <w:jc w:val="left"/>
               <w:rPr>
-                <w:rFonts w:hint="default" w:ascii="Segoe UI" w:hAnsi="Segoe UI" w:eastAsia="Segoe UI" w:cs="Segoe UI"/>
+                <w:rFonts w:ascii="Segoe UI" w:eastAsia="Segoe UI" w:hAnsi="Segoe UI" w:cs="Segoe UI" w:hint="default"/>
                 <w:i w:val="0"/>
                 <w:iCs w:val="0"/>
                 <w:caps w:val="0"/>
@@ -7245,7 +7144,7 @@
             </w:pPr>
             <w:r>
               <w:rPr>
-                <w:rFonts w:hint="default" w:ascii="Segoe UI" w:hAnsi="Segoe UI" w:eastAsia="Segoe UI" w:cs="Segoe UI"/>
+                <w:rFonts w:ascii="Segoe UI" w:eastAsia="Segoe UI" w:hAnsi="Segoe UI" w:cs="Segoe UI" w:hint="default"/>
                 <w:i w:val="0"/>
                 <w:iCs w:val="0"/>
                 <w:caps w:val="0"/>
@@ -7255,7 +7154,7 @@
                 <w:kern w:val="0"/>
                 <w:sz w:val="18"/>
                 <w:szCs w:val="18"/>
-                <w:lang w:val="en-US" w:eastAsia="zh-CN" w:bidi="ar"/>
+                <w:lang w:val="en-US" w:eastAsia="zh-CN"/>
               </w:rPr>
               <w:t>用户主动检索意识持续增强。</w:t>
             </w:r>
@@ -7264,14 +7163,9 @@
       </w:tr>
       <w:tr>
         <w:tblPrEx>
-          <w:tblBorders>
-            <w:top w:val="none" w:color="auto" w:sz="0" w:space="0"/>
-            <w:left w:val="none" w:color="auto" w:sz="0" w:space="0"/>
-            <w:bottom w:val="none" w:color="auto" w:sz="0" w:space="0"/>
-            <w:right w:val="none" w:color="auto" w:sz="0" w:space="0"/>
-            <w:insideH w:val="none" w:color="auto" w:sz="0" w:space="0"/>
-            <w:insideV w:val="none" w:color="auto" w:sz="0" w:space="0"/>
-          </w:tblBorders>
+          <w:tblW w:w="8495" w:type="dxa"/>
+          <w:jc w:val="center"/>
+          <w:shd w:val="clear" w:color="auto" w:fill="auto"/>
           <w:tblCellMar>
             <w:top w:w="15" w:type="dxa"/>
             <w:left w:w="15" w:type="dxa"/>
@@ -7280,17 +7174,17 @@
           </w:tblCellMar>
         </w:tblPrEx>
         <w:trPr>
-          <w:trHeight w:val="0" w:hRule="atLeast"/>
+          <w:trHeight w:val="0"/>
           <w:jc w:val="center"/>
         </w:trPr>
         <w:tc>
           <w:tcPr>
             <w:tcW w:w="1720" w:type="dxa"/>
             <w:tcBorders>
-              <w:top w:val="single" w:color="auto" w:sz="4" w:space="0"/>
-              <w:left w:val="single" w:color="auto" w:sz="12" w:space="0"/>
-              <w:bottom w:val="single" w:color="auto" w:sz="4" w:space="0"/>
-              <w:right w:val="single" w:color="auto" w:sz="4" w:space="0"/>
+              <w:top w:val="single" w:sz="4" w:space="0" w:color="auto"/>
+              <w:left w:val="single" w:sz="12" w:space="0" w:color="auto"/>
+              <w:bottom w:val="single" w:sz="4" w:space="0" w:color="auto"/>
+              <w:right w:val="single" w:sz="4" w:space="0" w:color="auto"/>
             </w:tcBorders>
             <w:shd w:val="clear" w:color="auto" w:fill="auto"/>
             <w:tcMar>
@@ -7309,10 +7203,10 @@
               <w:suppressLineNumbers w:val="0"/>
               <w:snapToGrid w:val="0"/>
               <w:spacing w:line="240" w:lineRule="auto"/>
-              <w:ind w:left="0" w:leftChars="0" w:right="0" w:rightChars="0" w:firstLine="0" w:firstLineChars="0"/>
+              <w:ind w:left="0" w:right="0" w:firstLine="0" w:leftChars="0" w:rightChars="0" w:firstLineChars="0"/>
               <w:jc w:val="center"/>
               <w:rPr>
-                <w:rFonts w:hint="default" w:ascii="Segoe UI" w:hAnsi="Segoe UI" w:eastAsia="Segoe UI" w:cs="Segoe UI"/>
+                <w:rFonts w:ascii="Segoe UI" w:eastAsia="Segoe UI" w:hAnsi="Segoe UI" w:cs="Segoe UI" w:hint="default"/>
                 <w:i w:val="0"/>
                 <w:iCs w:val="0"/>
                 <w:caps w:val="0"/>
@@ -7324,8 +7218,8 @@
             </w:pPr>
             <w:r>
               <w:rPr>
-                <w:rStyle w:val="23"/>
-                <w:rFonts w:hint="default" w:ascii="Segoe UI" w:hAnsi="Segoe UI" w:eastAsia="Segoe UI" w:cs="Segoe UI"/>
+                <w:rStyle w:val="Strong"/>
+                <w:rFonts w:ascii="Segoe UI" w:eastAsia="Segoe UI" w:hAnsi="Segoe UI" w:cs="Segoe UI" w:hint="default"/>
                 <w:b/>
                 <w:bCs/>
                 <w:i w:val="0"/>
@@ -7337,7 +7231,7 @@
                 <w:kern w:val="0"/>
                 <w:sz w:val="18"/>
                 <w:szCs w:val="18"/>
-                <w:lang w:val="en-US" w:eastAsia="zh-CN" w:bidi="ar"/>
+                <w:lang w:val="en-US" w:eastAsia="zh-CN"/>
               </w:rPr>
               <w:t>知识关联解决率</w:t>
             </w:r>
@@ -7347,10 +7241,10 @@
           <w:tcPr>
             <w:tcW w:w="2053" w:type="dxa"/>
             <w:tcBorders>
-              <w:top w:val="single" w:color="auto" w:sz="4" w:space="0"/>
-              <w:left w:val="single" w:color="auto" w:sz="4" w:space="0"/>
-              <w:bottom w:val="single" w:color="auto" w:sz="4" w:space="0"/>
-              <w:right w:val="single" w:color="auto" w:sz="4" w:space="0"/>
+              <w:top w:val="single" w:sz="4" w:space="0" w:color="auto"/>
+              <w:left w:val="single" w:sz="4" w:space="0" w:color="auto"/>
+              <w:bottom w:val="single" w:sz="4" w:space="0" w:color="auto"/>
+              <w:right w:val="single" w:sz="4" w:space="0" w:color="auto"/>
             </w:tcBorders>
             <w:shd w:val="clear" w:color="auto" w:fill="auto"/>
             <w:tcMar>
@@ -7369,10 +7263,10 @@
               <w:suppressLineNumbers w:val="0"/>
               <w:snapToGrid w:val="0"/>
               <w:spacing w:line="240" w:lineRule="auto"/>
-              <w:ind w:left="0" w:leftChars="0" w:right="0" w:rightChars="0" w:firstLine="0" w:firstLineChars="0"/>
+              <w:ind w:left="0" w:right="0" w:firstLine="0" w:leftChars="0" w:rightChars="0" w:firstLineChars="0"/>
               <w:jc w:val="left"/>
               <w:rPr>
-                <w:rFonts w:hint="default" w:ascii="Segoe UI" w:hAnsi="Segoe UI" w:eastAsia="Segoe UI" w:cs="Segoe UI"/>
+                <w:rFonts w:ascii="Segoe UI" w:eastAsia="Segoe UI" w:hAnsi="Segoe UI" w:cs="Segoe UI" w:hint="default"/>
                 <w:i w:val="0"/>
                 <w:iCs w:val="0"/>
                 <w:caps w:val="0"/>
@@ -7384,7 +7278,7 @@
             </w:pPr>
             <w:r>
               <w:rPr>
-                <w:rFonts w:hint="default" w:ascii="Segoe UI" w:hAnsi="Segoe UI" w:eastAsia="Segoe UI" w:cs="Segoe UI"/>
+                <w:rFonts w:ascii="Segoe UI" w:eastAsia="Segoe UI" w:hAnsi="Segoe UI" w:cs="Segoe UI" w:hint="default"/>
                 <w:i w:val="0"/>
                 <w:iCs w:val="0"/>
                 <w:caps w:val="0"/>
@@ -7394,7 +7288,7 @@
                 <w:kern w:val="0"/>
                 <w:sz w:val="18"/>
                 <w:szCs w:val="18"/>
-                <w:lang w:val="en-US" w:eastAsia="zh-CN" w:bidi="ar"/>
+                <w:lang w:val="en-US" w:eastAsia="zh-CN"/>
               </w:rPr>
               <w:t>68%</w:t>
             </w:r>
@@ -7404,10 +7298,10 @@
           <w:tcPr>
             <w:tcW w:w="1106" w:type="dxa"/>
             <w:tcBorders>
-              <w:top w:val="single" w:color="auto" w:sz="4" w:space="0"/>
-              <w:left w:val="single" w:color="auto" w:sz="4" w:space="0"/>
-              <w:bottom w:val="single" w:color="auto" w:sz="4" w:space="0"/>
-              <w:right w:val="single" w:color="auto" w:sz="4" w:space="0"/>
+              <w:top w:val="single" w:sz="4" w:space="0" w:color="auto"/>
+              <w:left w:val="single" w:sz="4" w:space="0" w:color="auto"/>
+              <w:bottom w:val="single" w:sz="4" w:space="0" w:color="auto"/>
+              <w:right w:val="single" w:sz="4" w:space="0" w:color="auto"/>
             </w:tcBorders>
             <w:shd w:val="clear" w:color="auto" w:fill="auto"/>
             <w:tcMar>
@@ -7426,10 +7320,10 @@
               <w:suppressLineNumbers w:val="0"/>
               <w:snapToGrid w:val="0"/>
               <w:spacing w:line="240" w:lineRule="auto"/>
-              <w:ind w:left="0" w:leftChars="0" w:right="0" w:rightChars="0" w:firstLine="0" w:firstLineChars="0"/>
+              <w:ind w:left="0" w:right="0" w:firstLine="0" w:leftChars="0" w:rightChars="0" w:firstLineChars="0"/>
               <w:jc w:val="left"/>
               <w:rPr>
-                <w:rFonts w:hint="default" w:ascii="Segoe UI" w:hAnsi="Segoe UI" w:eastAsia="Segoe UI" w:cs="Segoe UI"/>
+                <w:rFonts w:ascii="Segoe UI" w:eastAsia="Segoe UI" w:hAnsi="Segoe UI" w:cs="Segoe UI" w:hint="default"/>
                 <w:i w:val="0"/>
                 <w:iCs w:val="0"/>
                 <w:caps w:val="0"/>
@@ -7441,7 +7335,7 @@
             </w:pPr>
             <w:r>
               <w:rPr>
-                <w:rFonts w:hint="default" w:ascii="Segoe UI" w:hAnsi="Segoe UI" w:eastAsia="Segoe UI" w:cs="Segoe UI"/>
+                <w:rFonts w:ascii="Segoe UI" w:eastAsia="Segoe UI" w:hAnsi="Segoe UI" w:cs="Segoe UI" w:hint="default"/>
                 <w:i w:val="0"/>
                 <w:iCs w:val="0"/>
                 <w:caps w:val="0"/>
@@ -7451,7 +7345,7 @@
                 <w:kern w:val="0"/>
                 <w:sz w:val="18"/>
                 <w:szCs w:val="18"/>
-                <w:lang w:val="en-US" w:eastAsia="zh-CN" w:bidi="ar"/>
+                <w:lang w:val="en-US" w:eastAsia="zh-CN"/>
               </w:rPr>
               <w:t>+5%</w:t>
             </w:r>
@@ -7461,10 +7355,10 @@
           <w:tcPr>
             <w:tcW w:w="3616" w:type="dxa"/>
             <w:tcBorders>
-              <w:top w:val="single" w:color="auto" w:sz="4" w:space="0"/>
-              <w:left w:val="single" w:color="auto" w:sz="4" w:space="0"/>
-              <w:bottom w:val="single" w:color="auto" w:sz="4" w:space="0"/>
-              <w:right w:val="single" w:color="auto" w:sz="12" w:space="0"/>
+              <w:top w:val="single" w:sz="4" w:space="0" w:color="auto"/>
+              <w:left w:val="single" w:sz="4" w:space="0" w:color="auto"/>
+              <w:bottom w:val="single" w:sz="4" w:space="0" w:color="auto"/>
+              <w:right w:val="single" w:sz="12" w:space="0" w:color="auto"/>
             </w:tcBorders>
             <w:shd w:val="clear" w:color="auto" w:fill="auto"/>
             <w:tcMar>
@@ -7483,10 +7377,10 @@
               <w:suppressLineNumbers w:val="0"/>
               <w:snapToGrid w:val="0"/>
               <w:spacing w:line="240" w:lineRule="auto"/>
-              <w:ind w:left="0" w:leftChars="0" w:right="0" w:rightChars="0" w:firstLine="0" w:firstLineChars="0"/>
+              <w:ind w:left="0" w:right="0" w:firstLine="0" w:leftChars="0" w:rightChars="0" w:firstLineChars="0"/>
               <w:jc w:val="left"/>
               <w:rPr>
-                <w:rFonts w:hint="default" w:ascii="Segoe UI" w:hAnsi="Segoe UI" w:eastAsia="Segoe UI" w:cs="Segoe UI"/>
+                <w:rFonts w:ascii="Segoe UI" w:eastAsia="Segoe UI" w:hAnsi="Segoe UI" w:cs="Segoe UI" w:hint="default"/>
                 <w:i w:val="0"/>
                 <w:iCs w:val="0"/>
                 <w:caps w:val="0"/>
@@ -7498,7 +7392,7 @@
             </w:pPr>
             <w:r>
               <w:rPr>
-                <w:rFonts w:hint="default" w:ascii="Segoe UI" w:hAnsi="Segoe UI" w:eastAsia="Segoe UI" w:cs="Segoe UI"/>
+                <w:rFonts w:ascii="Segoe UI" w:eastAsia="Segoe UI" w:hAnsi="Segoe UI" w:cs="Segoe UI" w:hint="default"/>
                 <w:i w:val="0"/>
                 <w:iCs w:val="0"/>
                 <w:caps w:val="0"/>
@@ -7508,7 +7402,7 @@
                 <w:kern w:val="0"/>
                 <w:sz w:val="18"/>
                 <w:szCs w:val="18"/>
-                <w:lang w:val="en-US" w:eastAsia="zh-CN" w:bidi="ar"/>
+                <w:lang w:val="en-US" w:eastAsia="zh-CN"/>
               </w:rPr>
               <w:t>新上线的智能推荐功能效果显现。</w:t>
             </w:r>
@@ -7517,14 +7411,8 @@
       </w:tr>
       <w:tr>
         <w:tblPrEx>
-          <w:tblBorders>
-            <w:top w:val="none" w:color="auto" w:sz="0" w:space="0"/>
-            <w:left w:val="none" w:color="auto" w:sz="0" w:space="0"/>
-            <w:bottom w:val="none" w:color="auto" w:sz="0" w:space="0"/>
-            <w:right w:val="none" w:color="auto" w:sz="0" w:space="0"/>
-            <w:insideH w:val="none" w:color="auto" w:sz="0" w:space="0"/>
-            <w:insideV w:val="none" w:color="auto" w:sz="0" w:space="0"/>
-          </w:tblBorders>
+          <w:tblW w:w="8495" w:type="dxa"/>
+          <w:jc w:val="center"/>
           <w:shd w:val="clear" w:color="auto" w:fill="auto"/>
           <w:tblCellMar>
             <w:top w:w="15" w:type="dxa"/>
@@ -7534,17 +7422,17 @@
           </w:tblCellMar>
         </w:tblPrEx>
         <w:trPr>
-          <w:trHeight w:val="0" w:hRule="atLeast"/>
+          <w:trHeight w:val="0"/>
           <w:jc w:val="center"/>
         </w:trPr>
         <w:tc>
           <w:tcPr>
             <w:tcW w:w="1720" w:type="dxa"/>
             <w:tcBorders>
-              <w:top w:val="single" w:color="auto" w:sz="4" w:space="0"/>
-              <w:left w:val="single" w:color="auto" w:sz="12" w:space="0"/>
-              <w:bottom w:val="single" w:color="auto" w:sz="4" w:space="0"/>
-              <w:right w:val="single" w:color="auto" w:sz="4" w:space="0"/>
+              <w:top w:val="single" w:sz="4" w:space="0" w:color="auto"/>
+              <w:left w:val="single" w:sz="12" w:space="0" w:color="auto"/>
+              <w:bottom w:val="single" w:sz="4" w:space="0" w:color="auto"/>
+              <w:right w:val="single" w:sz="4" w:space="0" w:color="auto"/>
             </w:tcBorders>
             <w:shd w:val="clear" w:color="auto" w:fill="auto"/>
             <w:tcMar>
@@ -7563,10 +7451,10 @@
               <w:suppressLineNumbers w:val="0"/>
               <w:snapToGrid w:val="0"/>
               <w:spacing w:line="240" w:lineRule="auto"/>
-              <w:ind w:left="0" w:leftChars="0" w:right="0" w:rightChars="0" w:firstLine="0" w:firstLineChars="0"/>
+              <w:ind w:left="0" w:right="0" w:firstLine="0" w:leftChars="0" w:rightChars="0" w:firstLineChars="0"/>
               <w:jc w:val="center"/>
               <w:rPr>
-                <w:rFonts w:hint="default" w:ascii="Segoe UI" w:hAnsi="Segoe UI" w:eastAsia="Segoe UI" w:cs="Segoe UI"/>
+                <w:rFonts w:ascii="Segoe UI" w:eastAsia="Segoe UI" w:hAnsi="Segoe UI" w:cs="Segoe UI" w:hint="default"/>
                 <w:i w:val="0"/>
                 <w:iCs w:val="0"/>
                 <w:caps w:val="0"/>
@@ -7578,8 +7466,8 @@
             </w:pPr>
             <w:r>
               <w:rPr>
-                <w:rStyle w:val="23"/>
-                <w:rFonts w:hint="default" w:ascii="Segoe UI" w:hAnsi="Segoe UI" w:eastAsia="Segoe UI" w:cs="Segoe UI"/>
+                <w:rStyle w:val="Strong"/>
+                <w:rFonts w:ascii="Segoe UI" w:eastAsia="Segoe UI" w:hAnsi="Segoe UI" w:cs="Segoe UI" w:hint="default"/>
                 <w:b/>
                 <w:bCs/>
                 <w:i w:val="0"/>
@@ -7591,7 +7479,7 @@
                 <w:kern w:val="0"/>
                 <w:sz w:val="18"/>
                 <w:szCs w:val="18"/>
-                <w:lang w:val="en-US" w:eastAsia="zh-CN" w:bidi="ar"/>
+                <w:lang w:val="en-US" w:eastAsia="zh-CN"/>
               </w:rPr>
               <w:t>新增/优化知识条目</w:t>
             </w:r>
@@ -7601,10 +7489,10 @@
           <w:tcPr>
             <w:tcW w:w="2053" w:type="dxa"/>
             <w:tcBorders>
-              <w:top w:val="single" w:color="auto" w:sz="4" w:space="0"/>
-              <w:left w:val="single" w:color="auto" w:sz="4" w:space="0"/>
-              <w:bottom w:val="single" w:color="auto" w:sz="4" w:space="0"/>
-              <w:right w:val="single" w:color="auto" w:sz="4" w:space="0"/>
+              <w:top w:val="single" w:sz="4" w:space="0" w:color="auto"/>
+              <w:left w:val="single" w:sz="4" w:space="0" w:color="auto"/>
+              <w:bottom w:val="single" w:sz="4" w:space="0" w:color="auto"/>
+              <w:right w:val="single" w:sz="4" w:space="0" w:color="auto"/>
             </w:tcBorders>
             <w:shd w:val="clear" w:color="auto" w:fill="auto"/>
             <w:tcMar>
@@ -7623,10 +7511,10 @@
               <w:suppressLineNumbers w:val="0"/>
               <w:snapToGrid w:val="0"/>
               <w:spacing w:line="240" w:lineRule="auto"/>
-              <w:ind w:left="0" w:leftChars="0" w:right="0" w:rightChars="0" w:firstLine="0" w:firstLineChars="0"/>
+              <w:ind w:left="0" w:right="0" w:firstLine="0" w:leftChars="0" w:rightChars="0" w:firstLineChars="0"/>
               <w:jc w:val="left"/>
               <w:rPr>
-                <w:rFonts w:hint="default" w:ascii="Segoe UI" w:hAnsi="Segoe UI" w:eastAsia="宋体" w:cs="Segoe UI"/>
+                <w:rFonts w:ascii="Segoe UI" w:eastAsia="宋体" w:hAnsi="Segoe UI" w:cs="Segoe UI" w:hint="default"/>
                 <w:i w:val="0"/>
                 <w:iCs w:val="0"/>
                 <w:caps w:val="0"/>
@@ -7639,7 +7527,7 @@
             </w:pPr>
             <w:r>
               <w:rPr>
-                <w:rFonts w:hint="eastAsia" w:ascii="Segoe UI" w:hAnsi="Segoe UI" w:eastAsia="宋体" w:cs="Segoe UI"/>
+                <w:rFonts w:ascii="Segoe UI" w:eastAsia="宋体" w:hAnsi="Segoe UI" w:cs="Segoe UI" w:hint="eastAsia"/>
                 <w:i w:val="0"/>
                 <w:iCs w:val="0"/>
                 <w:caps w:val="0"/>
@@ -7657,10 +7545,10 @@
           <w:tcPr>
             <w:tcW w:w="1106" w:type="dxa"/>
             <w:tcBorders>
-              <w:top w:val="single" w:color="auto" w:sz="4" w:space="0"/>
-              <w:left w:val="single" w:color="auto" w:sz="4" w:space="0"/>
-              <w:bottom w:val="single" w:color="auto" w:sz="4" w:space="0"/>
-              <w:right w:val="single" w:color="auto" w:sz="4" w:space="0"/>
+              <w:top w:val="single" w:sz="4" w:space="0" w:color="auto"/>
+              <w:left w:val="single" w:sz="4" w:space="0" w:color="auto"/>
+              <w:bottom w:val="single" w:sz="4" w:space="0" w:color="auto"/>
+              <w:right w:val="single" w:sz="4" w:space="0" w:color="auto"/>
             </w:tcBorders>
             <w:shd w:val="clear" w:color="auto" w:fill="auto"/>
             <w:tcMar>
@@ -7679,10 +7567,10 @@
               <w:suppressLineNumbers w:val="0"/>
               <w:snapToGrid w:val="0"/>
               <w:spacing w:line="240" w:lineRule="auto"/>
-              <w:ind w:left="0" w:leftChars="0" w:right="0" w:rightChars="0" w:firstLine="0" w:firstLineChars="0"/>
+              <w:ind w:left="0" w:right="0" w:firstLine="0" w:leftChars="0" w:rightChars="0" w:firstLineChars="0"/>
               <w:jc w:val="left"/>
               <w:rPr>
-                <w:rFonts w:hint="default" w:ascii="Segoe UI" w:hAnsi="Segoe UI" w:eastAsia="Segoe UI" w:cs="Segoe UI"/>
+                <w:rFonts w:ascii="Segoe UI" w:eastAsia="Segoe UI" w:hAnsi="Segoe UI" w:cs="Segoe UI" w:hint="default"/>
                 <w:i w:val="0"/>
                 <w:iCs w:val="0"/>
                 <w:caps w:val="0"/>
@@ -7694,7 +7582,7 @@
             </w:pPr>
             <w:r>
               <w:rPr>
-                <w:rFonts w:hint="default" w:ascii="Segoe UI" w:hAnsi="Segoe UI" w:eastAsia="Segoe UI" w:cs="Segoe UI"/>
+                <w:rFonts w:ascii="Segoe UI" w:eastAsia="Segoe UI" w:hAnsi="Segoe UI" w:cs="Segoe UI" w:hint="default"/>
                 <w:i w:val="0"/>
                 <w:iCs w:val="0"/>
                 <w:caps w:val="0"/>
@@ -7704,7 +7592,7 @@
                 <w:kern w:val="0"/>
                 <w:sz w:val="18"/>
                 <w:szCs w:val="18"/>
-                <w:lang w:val="en-US" w:eastAsia="zh-CN" w:bidi="ar"/>
+                <w:lang w:val="en-US" w:eastAsia="zh-CN"/>
               </w:rPr>
               <w:t>持平</w:t>
             </w:r>
@@ -7714,10 +7602,10 @@
           <w:tcPr>
             <w:tcW w:w="3616" w:type="dxa"/>
             <w:tcBorders>
-              <w:top w:val="single" w:color="auto" w:sz="4" w:space="0"/>
-              <w:left w:val="single" w:color="auto" w:sz="4" w:space="0"/>
-              <w:bottom w:val="single" w:color="auto" w:sz="4" w:space="0"/>
-              <w:right w:val="single" w:color="auto" w:sz="12" w:space="0"/>
+              <w:top w:val="single" w:sz="4" w:space="0" w:color="auto"/>
+              <w:left w:val="single" w:sz="4" w:space="0" w:color="auto"/>
+              <w:bottom w:val="single" w:sz="4" w:space="0" w:color="auto"/>
+              <w:right w:val="single" w:sz="12" w:space="0" w:color="auto"/>
             </w:tcBorders>
             <w:shd w:val="clear" w:color="auto" w:fill="auto"/>
             <w:tcMar>
@@ -7736,10 +7624,10 @@
               <w:suppressLineNumbers w:val="0"/>
               <w:snapToGrid w:val="0"/>
               <w:spacing w:line="240" w:lineRule="auto"/>
-              <w:ind w:left="0" w:leftChars="0" w:right="0" w:rightChars="0" w:firstLine="0" w:firstLineChars="0"/>
+              <w:ind w:left="0" w:right="0" w:firstLine="0" w:leftChars="0" w:rightChars="0" w:firstLineChars="0"/>
               <w:jc w:val="left"/>
               <w:rPr>
-                <w:rFonts w:hint="default" w:ascii="Segoe UI" w:hAnsi="Segoe UI" w:eastAsia="Segoe UI" w:cs="Segoe UI"/>
+                <w:rFonts w:ascii="Segoe UI" w:eastAsia="Segoe UI" w:hAnsi="Segoe UI" w:cs="Segoe UI" w:hint="default"/>
                 <w:i w:val="0"/>
                 <w:iCs w:val="0"/>
                 <w:caps w:val="0"/>
@@ -7751,7 +7639,7 @@
             </w:pPr>
             <w:r>
               <w:rPr>
-                <w:rFonts w:hint="default" w:ascii="Segoe UI" w:hAnsi="Segoe UI" w:eastAsia="Segoe UI" w:cs="Segoe UI"/>
+                <w:rFonts w:ascii="Segoe UI" w:eastAsia="Segoe UI" w:hAnsi="Segoe UI" w:cs="Segoe UI" w:hint="default"/>
                 <w:i w:val="0"/>
                 <w:iCs w:val="0"/>
                 <w:caps w:val="0"/>
@@ -7761,7 +7649,7 @@
                 <w:kern w:val="0"/>
                 <w:sz w:val="18"/>
                 <w:szCs w:val="18"/>
-                <w:lang w:val="en-US" w:eastAsia="zh-CN" w:bidi="ar"/>
+                <w:lang w:val="en-US" w:eastAsia="zh-CN"/>
               </w:rPr>
               <w:t>其中45条来源于本月高频工单的沉淀。</w:t>
             </w:r>
@@ -7770,14 +7658,9 @@
       </w:tr>
       <w:tr>
         <w:tblPrEx>
-          <w:tblBorders>
-            <w:top w:val="none" w:color="auto" w:sz="0" w:space="0"/>
-            <w:left w:val="none" w:color="auto" w:sz="0" w:space="0"/>
-            <w:bottom w:val="none" w:color="auto" w:sz="0" w:space="0"/>
-            <w:right w:val="none" w:color="auto" w:sz="0" w:space="0"/>
-            <w:insideH w:val="none" w:color="auto" w:sz="0" w:space="0"/>
-            <w:insideV w:val="none" w:color="auto" w:sz="0" w:space="0"/>
-          </w:tblBorders>
+          <w:tblW w:w="8495" w:type="dxa"/>
+          <w:jc w:val="center"/>
+          <w:shd w:val="clear" w:color="auto" w:fill="auto"/>
           <w:tblCellMar>
             <w:top w:w="15" w:type="dxa"/>
             <w:left w:w="15" w:type="dxa"/>
@@ -7786,17 +7669,17 @@
           </w:tblCellMar>
         </w:tblPrEx>
         <w:trPr>
-          <w:trHeight w:val="0" w:hRule="atLeast"/>
+          <w:trHeight w:val="0"/>
           <w:jc w:val="center"/>
         </w:trPr>
         <w:tc>
           <w:tcPr>
             <w:tcW w:w="1720" w:type="dxa"/>
             <w:tcBorders>
-              <w:top w:val="single" w:color="auto" w:sz="4" w:space="0"/>
-              <w:left w:val="single" w:color="auto" w:sz="12" w:space="0"/>
-              <w:bottom w:val="single" w:color="auto" w:sz="12" w:space="0"/>
-              <w:right w:val="single" w:color="auto" w:sz="4" w:space="0"/>
+              <w:top w:val="single" w:sz="4" w:space="0" w:color="auto"/>
+              <w:left w:val="single" w:sz="12" w:space="0" w:color="auto"/>
+              <w:bottom w:val="single" w:sz="12" w:space="0" w:color="auto"/>
+              <w:right w:val="single" w:sz="4" w:space="0" w:color="auto"/>
             </w:tcBorders>
             <w:shd w:val="clear" w:color="auto" w:fill="auto"/>
             <w:tcMar>
@@ -7815,10 +7698,10 @@
               <w:suppressLineNumbers w:val="0"/>
               <w:snapToGrid w:val="0"/>
               <w:spacing w:line="240" w:lineRule="auto"/>
-              <w:ind w:left="0" w:leftChars="0" w:right="0" w:rightChars="0" w:firstLine="0" w:firstLineChars="0"/>
+              <w:ind w:left="0" w:right="0" w:firstLine="0" w:leftChars="0" w:rightChars="0" w:firstLineChars="0"/>
               <w:jc w:val="center"/>
               <w:rPr>
-                <w:rFonts w:hint="default" w:ascii="Segoe UI" w:hAnsi="Segoe UI" w:eastAsia="Segoe UI" w:cs="Segoe UI"/>
+                <w:rFonts w:ascii="Segoe UI" w:eastAsia="Segoe UI" w:hAnsi="Segoe UI" w:cs="Segoe UI" w:hint="default"/>
                 <w:i w:val="0"/>
                 <w:iCs w:val="0"/>
                 <w:caps w:val="0"/>
@@ -7830,8 +7713,8 @@
             </w:pPr>
             <w:r>
               <w:rPr>
-                <w:rStyle w:val="23"/>
-                <w:rFonts w:hint="default" w:ascii="Segoe UI" w:hAnsi="Segoe UI" w:eastAsia="Segoe UI" w:cs="Segoe UI"/>
+                <w:rStyle w:val="Strong"/>
+                <w:rFonts w:ascii="Segoe UI" w:eastAsia="Segoe UI" w:hAnsi="Segoe UI" w:cs="Segoe UI" w:hint="default"/>
                 <w:b/>
                 <w:bCs/>
                 <w:i w:val="0"/>
@@ -7843,7 +7726,7 @@
                 <w:kern w:val="0"/>
                 <w:sz w:val="18"/>
                 <w:szCs w:val="18"/>
-                <w:lang w:val="en-US" w:eastAsia="zh-CN" w:bidi="ar"/>
+                <w:lang w:val="en-US" w:eastAsia="zh-CN"/>
               </w:rPr>
               <w:t>热点知识TOP3</w:t>
             </w:r>
@@ -7853,10 +7736,10 @@
           <w:tcPr>
             <w:tcW w:w="2053" w:type="dxa"/>
             <w:tcBorders>
-              <w:top w:val="single" w:color="auto" w:sz="4" w:space="0"/>
-              <w:left w:val="single" w:color="auto" w:sz="4" w:space="0"/>
-              <w:bottom w:val="single" w:color="auto" w:sz="12" w:space="0"/>
-              <w:right w:val="single" w:color="auto" w:sz="4" w:space="0"/>
+              <w:top w:val="single" w:sz="4" w:space="0" w:color="auto"/>
+              <w:left w:val="single" w:sz="4" w:space="0" w:color="auto"/>
+              <w:bottom w:val="single" w:sz="12" w:space="0" w:color="auto"/>
+              <w:right w:val="single" w:sz="4" w:space="0" w:color="auto"/>
             </w:tcBorders>
             <w:shd w:val="clear" w:color="auto" w:fill="auto"/>
             <w:tcMar>
@@ -7875,10 +7758,10 @@
               <w:suppressLineNumbers w:val="0"/>
               <w:snapToGrid w:val="0"/>
               <w:spacing w:line="240" w:lineRule="auto"/>
-              <w:ind w:left="0" w:leftChars="0" w:right="0" w:rightChars="0" w:firstLine="0" w:firstLineChars="0"/>
+              <w:ind w:left="0" w:right="0" w:firstLine="0" w:leftChars="0" w:rightChars="0" w:firstLineChars="0"/>
               <w:jc w:val="left"/>
               <w:rPr>
-                <w:rFonts w:hint="default" w:ascii="Segoe UI" w:hAnsi="Segoe UI" w:eastAsia="Segoe UI" w:cs="Segoe UI"/>
+                <w:rFonts w:ascii="Segoe UI" w:eastAsia="Segoe UI" w:hAnsi="Segoe UI" w:cs="Segoe UI" w:hint="default"/>
                 <w:i w:val="0"/>
                 <w:iCs w:val="0"/>
                 <w:caps w:val="0"/>
@@ -7890,7 +7773,7 @@
             </w:pPr>
             <w:r>
               <w:rPr>
-                <w:rFonts w:hint="default" w:ascii="Segoe UI" w:hAnsi="Segoe UI" w:eastAsia="Segoe UI" w:cs="Segoe UI"/>
+                <w:rFonts w:ascii="Segoe UI" w:eastAsia="Segoe UI" w:hAnsi="Segoe UI" w:cs="Segoe UI" w:hint="default"/>
                 <w:i w:val="0"/>
                 <w:iCs w:val="0"/>
                 <w:caps w:val="0"/>
@@ -7900,13 +7783,13 @@
                 <w:kern w:val="0"/>
                 <w:sz w:val="18"/>
                 <w:szCs w:val="18"/>
-                <w:lang w:val="en-US" w:eastAsia="zh-CN" w:bidi="ar"/>
+                <w:lang w:val="en-US" w:eastAsia="zh-CN"/>
               </w:rPr>
               <w:t>1. 项目关闭条件核查</w:t>
             </w:r>
             <w:r>
               <w:rPr>
-                <w:rFonts w:hint="default" w:ascii="Segoe UI" w:hAnsi="Segoe UI" w:eastAsia="Segoe UI" w:cs="Segoe UI"/>
+                <w:rFonts w:ascii="Segoe UI" w:eastAsia="Segoe UI" w:hAnsi="Segoe UI" w:cs="Segoe UI" w:hint="default"/>
                 <w:i w:val="0"/>
                 <w:iCs w:val="0"/>
                 <w:caps w:val="0"/>
@@ -7916,13 +7799,13 @@
                 <w:kern w:val="0"/>
                 <w:sz w:val="18"/>
                 <w:szCs w:val="18"/>
-                <w:lang w:val="en-US" w:eastAsia="zh-CN" w:bidi="ar"/>
-              </w:rPr>
-              <w:br w:type="textWrapping"/>
-            </w:r>
-            <w:r>
-              <w:rPr>
-                <w:rFonts w:hint="default" w:ascii="Segoe UI" w:hAnsi="Segoe UI" w:eastAsia="Segoe UI" w:cs="Segoe UI"/>
+                <w:lang w:val="en-US" w:eastAsia="zh-CN"/>
+              </w:rPr>
+              <w:br/>
+            </w:r>
+            <w:r>
+              <w:rPr>
+                <w:rFonts w:ascii="Segoe UI" w:eastAsia="Segoe UI" w:hAnsi="Segoe UI" w:cs="Segoe UI" w:hint="default"/>
                 <w:i w:val="0"/>
                 <w:iCs w:val="0"/>
                 <w:caps w:val="0"/>
@@ -7932,13 +7815,13 @@
                 <w:kern w:val="0"/>
                 <w:sz w:val="18"/>
                 <w:szCs w:val="18"/>
-                <w:lang w:val="en-US" w:eastAsia="zh-CN" w:bidi="ar"/>
+                <w:lang w:val="en-US" w:eastAsia="zh-CN"/>
               </w:rPr>
               <w:t>2. 影像补扫操作指南</w:t>
             </w:r>
             <w:r>
               <w:rPr>
-                <w:rFonts w:hint="default" w:ascii="Segoe UI" w:hAnsi="Segoe UI" w:eastAsia="Segoe UI" w:cs="Segoe UI"/>
+                <w:rFonts w:ascii="Segoe UI" w:eastAsia="Segoe UI" w:hAnsi="Segoe UI" w:cs="Segoe UI" w:hint="default"/>
                 <w:i w:val="0"/>
                 <w:iCs w:val="0"/>
                 <w:caps w:val="0"/>
@@ -7948,13 +7831,13 @@
                 <w:kern w:val="0"/>
                 <w:sz w:val="18"/>
                 <w:szCs w:val="18"/>
-                <w:lang w:val="en-US" w:eastAsia="zh-CN" w:bidi="ar"/>
-              </w:rPr>
-              <w:br w:type="textWrapping"/>
-            </w:r>
-            <w:r>
-              <w:rPr>
-                <w:rFonts w:hint="default" w:ascii="Segoe UI" w:hAnsi="Segoe UI" w:eastAsia="Segoe UI" w:cs="Segoe UI"/>
+                <w:lang w:val="en-US" w:eastAsia="zh-CN"/>
+              </w:rPr>
+              <w:br/>
+            </w:r>
+            <w:r>
+              <w:rPr>
+                <w:rFonts w:ascii="Segoe UI" w:eastAsia="Segoe UI" w:hAnsi="Segoe UI" w:cs="Segoe UI" w:hint="default"/>
                 <w:i w:val="0"/>
                 <w:iCs w:val="0"/>
                 <w:caps w:val="0"/>
@@ -7964,7 +7847,7 @@
                 <w:kern w:val="0"/>
                 <w:sz w:val="18"/>
                 <w:szCs w:val="18"/>
-                <w:lang w:val="en-US" w:eastAsia="zh-CN" w:bidi="ar"/>
+                <w:lang w:val="en-US" w:eastAsia="zh-CN"/>
               </w:rPr>
               <w:t>3. 临时客商处理流程</w:t>
             </w:r>
@@ -7974,10 +7857,10 @@
           <w:tcPr>
             <w:tcW w:w="1106" w:type="dxa"/>
             <w:tcBorders>
-              <w:top w:val="single" w:color="auto" w:sz="4" w:space="0"/>
-              <w:left w:val="single" w:color="auto" w:sz="4" w:space="0"/>
-              <w:bottom w:val="single" w:color="auto" w:sz="12" w:space="0"/>
-              <w:right w:val="single" w:color="auto" w:sz="4" w:space="0"/>
+              <w:top w:val="single" w:sz="4" w:space="0" w:color="auto"/>
+              <w:left w:val="single" w:sz="4" w:space="0" w:color="auto"/>
+              <w:bottom w:val="single" w:sz="12" w:space="0" w:color="auto"/>
+              <w:right w:val="single" w:sz="4" w:space="0" w:color="auto"/>
             </w:tcBorders>
             <w:shd w:val="clear" w:color="auto" w:fill="auto"/>
             <w:tcMar>
@@ -7996,10 +7879,10 @@
               <w:suppressLineNumbers w:val="0"/>
               <w:snapToGrid w:val="0"/>
               <w:spacing w:line="240" w:lineRule="auto"/>
-              <w:ind w:left="0" w:leftChars="0" w:right="0" w:rightChars="0" w:firstLine="0" w:firstLineChars="0"/>
+              <w:ind w:left="0" w:right="0" w:firstLine="0" w:leftChars="0" w:rightChars="0" w:firstLineChars="0"/>
               <w:jc w:val="left"/>
               <w:rPr>
-                <w:rFonts w:hint="default" w:ascii="Segoe UI" w:hAnsi="Segoe UI" w:eastAsia="Segoe UI" w:cs="Segoe UI"/>
+                <w:rFonts w:ascii="Segoe UI" w:eastAsia="Segoe UI" w:hAnsi="Segoe UI" w:cs="Segoe UI" w:hint="default"/>
                 <w:i w:val="0"/>
                 <w:iCs w:val="0"/>
                 <w:caps w:val="0"/>
@@ -8011,7 +7894,7 @@
             </w:pPr>
             <w:r>
               <w:rPr>
-                <w:rFonts w:hint="default" w:ascii="Segoe UI" w:hAnsi="Segoe UI" w:eastAsia="Segoe UI" w:cs="Segoe UI"/>
+                <w:rFonts w:ascii="Segoe UI" w:eastAsia="Segoe UI" w:hAnsi="Segoe UI" w:cs="Segoe UI" w:hint="default"/>
                 <w:i w:val="0"/>
                 <w:iCs w:val="0"/>
                 <w:caps w:val="0"/>
@@ -8021,7 +7904,7 @@
                 <w:kern w:val="0"/>
                 <w:sz w:val="18"/>
                 <w:szCs w:val="18"/>
-                <w:lang w:val="en-US" w:eastAsia="zh-CN" w:bidi="ar"/>
+                <w:lang w:val="en-US" w:eastAsia="zh-CN"/>
               </w:rPr>
               <w:t>-</w:t>
             </w:r>
@@ -8031,10 +7914,10 @@
           <w:tcPr>
             <w:tcW w:w="3616" w:type="dxa"/>
             <w:tcBorders>
-              <w:top w:val="single" w:color="auto" w:sz="4" w:space="0"/>
-              <w:left w:val="single" w:color="auto" w:sz="4" w:space="0"/>
-              <w:bottom w:val="single" w:color="auto" w:sz="12" w:space="0"/>
-              <w:right w:val="single" w:color="auto" w:sz="12" w:space="0"/>
+              <w:top w:val="single" w:sz="4" w:space="0" w:color="auto"/>
+              <w:left w:val="single" w:sz="4" w:space="0" w:color="auto"/>
+              <w:bottom w:val="single" w:sz="12" w:space="0" w:color="auto"/>
+              <w:right w:val="single" w:sz="12" w:space="0" w:color="auto"/>
             </w:tcBorders>
             <w:shd w:val="clear" w:color="auto" w:fill="auto"/>
             <w:tcMar>
@@ -8053,10 +7936,10 @@
               <w:suppressLineNumbers w:val="0"/>
               <w:snapToGrid w:val="0"/>
               <w:spacing w:line="240" w:lineRule="auto"/>
-              <w:ind w:left="0" w:leftChars="0" w:right="0" w:rightChars="0" w:firstLine="0" w:firstLineChars="0"/>
+              <w:ind w:left="0" w:right="0" w:firstLine="0" w:leftChars="0" w:rightChars="0" w:firstLineChars="0"/>
               <w:jc w:val="left"/>
               <w:rPr>
-                <w:rFonts w:hint="default" w:ascii="Segoe UI" w:hAnsi="Segoe UI" w:eastAsia="Segoe UI" w:cs="Segoe UI"/>
+                <w:rFonts w:ascii="Segoe UI" w:eastAsia="Segoe UI" w:hAnsi="Segoe UI" w:cs="Segoe UI" w:hint="default"/>
                 <w:i w:val="0"/>
                 <w:iCs w:val="0"/>
                 <w:caps w:val="0"/>
@@ -8068,7 +7951,7 @@
             </w:pPr>
             <w:r>
               <w:rPr>
-                <w:rFonts w:hint="default" w:ascii="Segoe UI" w:hAnsi="Segoe UI" w:eastAsia="Segoe UI" w:cs="Segoe UI"/>
+                <w:rFonts w:ascii="Segoe UI" w:eastAsia="Segoe UI" w:hAnsi="Segoe UI" w:cs="Segoe UI" w:hint="default"/>
                 <w:i w:val="0"/>
                 <w:iCs w:val="0"/>
                 <w:caps w:val="0"/>
@@ -8078,7 +7961,7 @@
                 <w:kern w:val="0"/>
                 <w:sz w:val="18"/>
                 <w:szCs w:val="18"/>
-                <w:lang w:val="en-US" w:eastAsia="zh-CN" w:bidi="ar"/>
+                <w:lang w:val="en-US" w:eastAsia="zh-CN"/>
               </w:rPr>
               <w:t>与业务周期性操作强相关，知识有效性高。</w:t>
             </w:r>
@@ -8088,7 +7971,7 @@
     </w:tbl>
     <w:p>
       <w:pPr>
-        <w:pStyle w:val="29"/>
+        <w:pStyle w:val="a1"/>
         <w:rPr>
           <w:rFonts w:hint="default"/>
           <w:lang w:val="en-US" w:eastAsia="zh-CN"/>
@@ -8097,7 +7980,7 @@
     </w:p>
     <w:p>
       <w:pPr>
-        <w:pStyle w:val="29"/>
+        <w:pStyle w:val="a1"/>
         <w:bidi w:val="0"/>
         <w:rPr>
           <w:rFonts w:hint="default"/>
@@ -8121,14 +8004,14 @@
     </w:p>
     <w:p>
       <w:pPr>
-        <w:pStyle w:val="28"/>
+        <w:pStyle w:val="1"/>
         <w:bidi w:val="0"/>
         <w:rPr>
           <w:rFonts w:hint="default"/>
           <w:lang w:val="en-US" w:eastAsia="zh-CN"/>
         </w:rPr>
       </w:pPr>
-      <w:bookmarkStart w:id="10" w:name="_Toc27149"/>
+      <w:bookmarkStart w:id="11" w:name="_Toc27149"/>
       <w:r>
         <w:rPr>
           <w:rFonts w:hint="default"/>
@@ -8136,23 +8019,22 @@
         </w:rPr>
         <w:t>发现的风险与改进建议</w:t>
       </w:r>
-      <w:bookmarkEnd w:id="10"/>
+      <w:bookmarkEnd w:id="11"/>
     </w:p>
     <w:tbl>
       <w:tblPr>
-        <w:tblStyle w:val="20"/>
+        <w:tblStyle w:val="TableNormal"/>
         <w:tblW w:w="8907" w:type="dxa"/>
         <w:jc w:val="center"/>
         <w:tblBorders>
-          <w:top w:val="none" w:color="auto" w:sz="0" w:space="0"/>
-          <w:left w:val="none" w:color="auto" w:sz="0" w:space="0"/>
-          <w:bottom w:val="none" w:color="auto" w:sz="0" w:space="0"/>
-          <w:right w:val="none" w:color="auto" w:sz="0" w:space="0"/>
-          <w:insideH w:val="none" w:color="auto" w:sz="0" w:space="0"/>
-          <w:insideV w:val="none" w:color="auto" w:sz="0" w:space="0"/>
+          <w:top w:val="nil"/>
+          <w:left w:val="nil"/>
+          <w:bottom w:val="nil"/>
+          <w:right w:val="nil"/>
+          <w:insideH w:val="nil"/>
+          <w:insideV w:val="nil"/>
         </w:tblBorders>
         <w:shd w:val="clear" w:color="auto" w:fill="auto"/>
-        <w:tblLayout w:type="autofit"/>
         <w:tblCellMar>
           <w:top w:w="15" w:type="dxa"/>
           <w:left w:w="15" w:type="dxa"/>
@@ -8170,13 +8052,15 @@
       </w:tblGrid>
       <w:tr>
         <w:tblPrEx>
+          <w:tblW w:w="8907" w:type="dxa"/>
+          <w:jc w:val="center"/>
           <w:tblBorders>
-            <w:top w:val="none" w:color="auto" w:sz="0" w:space="0"/>
-            <w:left w:val="none" w:color="auto" w:sz="0" w:space="0"/>
-            <w:bottom w:val="none" w:color="auto" w:sz="0" w:space="0"/>
-            <w:right w:val="none" w:color="auto" w:sz="0" w:space="0"/>
-            <w:insideH w:val="none" w:color="auto" w:sz="0" w:space="0"/>
-            <w:insideV w:val="none" w:color="auto" w:sz="0" w:space="0"/>
+            <w:top w:val="nil"/>
+            <w:left w:val="nil"/>
+            <w:bottom w:val="nil"/>
+            <w:right w:val="nil"/>
+            <w:insideH w:val="nil"/>
+            <w:insideV w:val="nil"/>
           </w:tblBorders>
           <w:shd w:val="clear" w:color="auto" w:fill="auto"/>
           <w:tblCellMar>
@@ -8187,7 +8071,7 @@
           </w:tblCellMar>
         </w:tblPrEx>
         <w:trPr>
-          <w:trHeight w:val="0" w:hRule="atLeast"/>
+          <w:trHeight w:val="0"/>
           <w:tblHeader/>
           <w:jc w:val="center"/>
         </w:trPr>
@@ -8195,10 +8079,10 @@
           <w:tcPr>
             <w:tcW w:w="872" w:type="dxa"/>
             <w:tcBorders>
-              <w:top w:val="single" w:color="auto" w:sz="12" w:space="0"/>
-              <w:left w:val="single" w:color="auto" w:sz="12" w:space="0"/>
-              <w:bottom w:val="single" w:color="auto" w:sz="4" w:space="0"/>
-              <w:right w:val="single" w:color="auto" w:sz="4" w:space="0"/>
+              <w:top w:val="single" w:sz="12" w:space="0" w:color="auto"/>
+              <w:left w:val="single" w:sz="12" w:space="0" w:color="auto"/>
+              <w:bottom w:val="single" w:sz="4" w:space="0" w:color="auto"/>
+              <w:right w:val="single" w:sz="4" w:space="0" w:color="auto"/>
             </w:tcBorders>
             <w:shd w:val="clear" w:color="auto" w:fill="auto"/>
             <w:tcMar>
@@ -8217,10 +8101,10 @@
               <w:suppressLineNumbers w:val="0"/>
               <w:snapToGrid w:val="0"/>
               <w:spacing w:line="240" w:lineRule="auto"/>
-              <w:ind w:left="0" w:leftChars="0" w:right="0" w:rightChars="0" w:firstLine="0" w:firstLineChars="0"/>
+              <w:ind w:left="0" w:right="0" w:firstLine="0" w:leftChars="0" w:rightChars="0" w:firstLineChars="0"/>
               <w:jc w:val="center"/>
               <w:rPr>
-                <w:rFonts w:ascii="Segoe UI" w:hAnsi="Segoe UI" w:eastAsia="Segoe UI" w:cs="Segoe UI"/>
+                <w:rFonts w:ascii="Segoe UI" w:eastAsia="Segoe UI" w:hAnsi="Segoe UI" w:cs="Segoe UI"/>
                 <w:b/>
                 <w:i w:val="0"/>
                 <w:iCs w:val="0"/>
@@ -8233,8 +8117,8 @@
             </w:pPr>
             <w:r>
               <w:rPr>
-                <w:rStyle w:val="23"/>
-                <w:rFonts w:hint="default" w:ascii="Segoe UI" w:hAnsi="Segoe UI" w:eastAsia="Segoe UI" w:cs="Segoe UI"/>
+                <w:rStyle w:val="Strong"/>
+                <w:rFonts w:ascii="Segoe UI" w:eastAsia="Segoe UI" w:hAnsi="Segoe UI" w:cs="Segoe UI" w:hint="default"/>
                 <w:b/>
                 <w:bCs/>
                 <w:i w:val="0"/>
@@ -8246,7 +8130,7 @@
                 <w:kern w:val="0"/>
                 <w:sz w:val="18"/>
                 <w:szCs w:val="18"/>
-                <w:lang w:val="en-US" w:eastAsia="zh-CN" w:bidi="ar"/>
+                <w:lang w:val="en-US" w:eastAsia="zh-CN"/>
               </w:rPr>
               <w:t>风险等级</w:t>
             </w:r>
@@ -8256,10 +8140,10 @@
           <w:tcPr>
             <w:tcW w:w="1170" w:type="dxa"/>
             <w:tcBorders>
-              <w:top w:val="single" w:color="auto" w:sz="12" w:space="0"/>
-              <w:left w:val="single" w:color="auto" w:sz="4" w:space="0"/>
-              <w:bottom w:val="single" w:color="auto" w:sz="4" w:space="0"/>
-              <w:right w:val="single" w:color="auto" w:sz="4" w:space="0"/>
+              <w:top w:val="single" w:sz="12" w:space="0" w:color="auto"/>
+              <w:left w:val="single" w:sz="4" w:space="0" w:color="auto"/>
+              <w:bottom w:val="single" w:sz="4" w:space="0" w:color="auto"/>
+              <w:right w:val="single" w:sz="4" w:space="0" w:color="auto"/>
             </w:tcBorders>
             <w:shd w:val="clear" w:color="auto" w:fill="auto"/>
             <w:tcMar>
@@ -8278,10 +8162,10 @@
               <w:suppressLineNumbers w:val="0"/>
               <w:snapToGrid w:val="0"/>
               <w:spacing w:line="240" w:lineRule="auto"/>
-              <w:ind w:left="0" w:leftChars="0" w:right="0" w:rightChars="0" w:firstLine="0" w:firstLineChars="0"/>
+              <w:ind w:left="0" w:right="0" w:firstLine="0" w:leftChars="0" w:rightChars="0" w:firstLineChars="0"/>
               <w:jc w:val="center"/>
               <w:rPr>
-                <w:rFonts w:hint="default" w:ascii="Segoe UI" w:hAnsi="Segoe UI" w:eastAsia="Segoe UI" w:cs="Segoe UI"/>
+                <w:rFonts w:ascii="Segoe UI" w:eastAsia="Segoe UI" w:hAnsi="Segoe UI" w:cs="Segoe UI" w:hint="default"/>
                 <w:b/>
                 <w:i w:val="0"/>
                 <w:iCs w:val="0"/>
@@ -8294,8 +8178,8 @@
             </w:pPr>
             <w:r>
               <w:rPr>
-                <w:rStyle w:val="23"/>
-                <w:rFonts w:hint="default" w:ascii="Segoe UI" w:hAnsi="Segoe UI" w:eastAsia="Segoe UI" w:cs="Segoe UI"/>
+                <w:rStyle w:val="Strong"/>
+                <w:rFonts w:ascii="Segoe UI" w:eastAsia="Segoe UI" w:hAnsi="Segoe UI" w:cs="Segoe UI" w:hint="default"/>
                 <w:b/>
                 <w:bCs/>
                 <w:i w:val="0"/>
@@ -8307,7 +8191,7 @@
                 <w:kern w:val="0"/>
                 <w:sz w:val="18"/>
                 <w:szCs w:val="18"/>
-                <w:lang w:val="en-US" w:eastAsia="zh-CN" w:bidi="ar"/>
+                <w:lang w:val="en-US" w:eastAsia="zh-CN"/>
               </w:rPr>
               <w:t>风险描述</w:t>
             </w:r>
@@ -8317,10 +8201,10 @@
           <w:tcPr>
             <w:tcW w:w="1871" w:type="dxa"/>
             <w:tcBorders>
-              <w:top w:val="single" w:color="auto" w:sz="12" w:space="0"/>
-              <w:left w:val="single" w:color="auto" w:sz="4" w:space="0"/>
-              <w:bottom w:val="single" w:color="auto" w:sz="4" w:space="0"/>
-              <w:right w:val="single" w:color="auto" w:sz="4" w:space="0"/>
+              <w:top w:val="single" w:sz="12" w:space="0" w:color="auto"/>
+              <w:left w:val="single" w:sz="4" w:space="0" w:color="auto"/>
+              <w:bottom w:val="single" w:sz="4" w:space="0" w:color="auto"/>
+              <w:right w:val="single" w:sz="4" w:space="0" w:color="auto"/>
             </w:tcBorders>
             <w:shd w:val="clear" w:color="auto" w:fill="auto"/>
             <w:tcMar>
@@ -8339,10 +8223,10 @@
               <w:suppressLineNumbers w:val="0"/>
               <w:snapToGrid w:val="0"/>
               <w:spacing w:line="240" w:lineRule="auto"/>
-              <w:ind w:left="0" w:leftChars="0" w:right="0" w:rightChars="0" w:firstLine="0" w:firstLineChars="0"/>
+              <w:ind w:left="0" w:right="0" w:firstLine="0" w:leftChars="0" w:rightChars="0" w:firstLineChars="0"/>
               <w:jc w:val="center"/>
               <w:rPr>
-                <w:rFonts w:hint="default" w:ascii="Segoe UI" w:hAnsi="Segoe UI" w:eastAsia="Segoe UI" w:cs="Segoe UI"/>
+                <w:rFonts w:ascii="Segoe UI" w:eastAsia="Segoe UI" w:hAnsi="Segoe UI" w:cs="Segoe UI" w:hint="default"/>
                 <w:b/>
                 <w:i w:val="0"/>
                 <w:iCs w:val="0"/>
@@ -8355,8 +8239,8 @@
             </w:pPr>
             <w:r>
               <w:rPr>
-                <w:rStyle w:val="23"/>
-                <w:rFonts w:hint="default" w:ascii="Segoe UI" w:hAnsi="Segoe UI" w:eastAsia="Segoe UI" w:cs="Segoe UI"/>
+                <w:rStyle w:val="Strong"/>
+                <w:rFonts w:ascii="Segoe UI" w:eastAsia="Segoe UI" w:hAnsi="Segoe UI" w:cs="Segoe UI" w:hint="default"/>
                 <w:b/>
                 <w:bCs/>
                 <w:i w:val="0"/>
@@ -8368,7 +8252,7 @@
                 <w:kern w:val="0"/>
                 <w:sz w:val="18"/>
                 <w:szCs w:val="18"/>
-                <w:lang w:val="en-US" w:eastAsia="zh-CN" w:bidi="ar"/>
+                <w:lang w:val="en-US" w:eastAsia="zh-CN"/>
               </w:rPr>
               <w:t>影响分析</w:t>
             </w:r>
@@ -8378,10 +8262,10 @@
           <w:tcPr>
             <w:tcW w:w="3030" w:type="dxa"/>
             <w:tcBorders>
-              <w:top w:val="single" w:color="auto" w:sz="12" w:space="0"/>
-              <w:left w:val="single" w:color="auto" w:sz="4" w:space="0"/>
-              <w:bottom w:val="single" w:color="auto" w:sz="4" w:space="0"/>
-              <w:right w:val="single" w:color="auto" w:sz="4" w:space="0"/>
+              <w:top w:val="single" w:sz="12" w:space="0" w:color="auto"/>
+              <w:left w:val="single" w:sz="4" w:space="0" w:color="auto"/>
+              <w:bottom w:val="single" w:sz="4" w:space="0" w:color="auto"/>
+              <w:right w:val="single" w:sz="4" w:space="0" w:color="auto"/>
             </w:tcBorders>
             <w:shd w:val="clear" w:color="auto" w:fill="auto"/>
             <w:tcMar>
@@ -8400,10 +8284,10 @@
               <w:suppressLineNumbers w:val="0"/>
               <w:snapToGrid w:val="0"/>
               <w:spacing w:line="240" w:lineRule="auto"/>
-              <w:ind w:left="0" w:leftChars="0" w:right="0" w:rightChars="0" w:firstLine="0" w:firstLineChars="0"/>
+              <w:ind w:left="0" w:right="0" w:firstLine="0" w:leftChars="0" w:rightChars="0" w:firstLineChars="0"/>
               <w:jc w:val="center"/>
               <w:rPr>
-                <w:rFonts w:hint="default" w:ascii="Segoe UI" w:hAnsi="Segoe UI" w:eastAsia="Segoe UI" w:cs="Segoe UI"/>
+                <w:rFonts w:ascii="Segoe UI" w:eastAsia="Segoe UI" w:hAnsi="Segoe UI" w:cs="Segoe UI" w:hint="default"/>
                 <w:b/>
                 <w:i w:val="0"/>
                 <w:iCs w:val="0"/>
@@ -8416,8 +8300,8 @@
             </w:pPr>
             <w:r>
               <w:rPr>
-                <w:rStyle w:val="23"/>
-                <w:rFonts w:hint="default" w:ascii="Segoe UI" w:hAnsi="Segoe UI" w:eastAsia="Segoe UI" w:cs="Segoe UI"/>
+                <w:rStyle w:val="Strong"/>
+                <w:rFonts w:ascii="Segoe UI" w:eastAsia="Segoe UI" w:hAnsi="Segoe UI" w:cs="Segoe UI" w:hint="default"/>
                 <w:b/>
                 <w:bCs/>
                 <w:i w:val="0"/>
@@ -8429,7 +8313,7 @@
                 <w:kern w:val="0"/>
                 <w:sz w:val="18"/>
                 <w:szCs w:val="18"/>
-                <w:lang w:val="en-US" w:eastAsia="zh-CN" w:bidi="ar"/>
+                <w:lang w:val="en-US" w:eastAsia="zh-CN"/>
               </w:rPr>
               <w:t>改进建议</w:t>
             </w:r>
@@ -8439,10 +8323,10 @@
           <w:tcPr>
             <w:tcW w:w="872" w:type="dxa"/>
             <w:tcBorders>
-              <w:top w:val="single" w:color="auto" w:sz="12" w:space="0"/>
-              <w:left w:val="single" w:color="auto" w:sz="4" w:space="0"/>
-              <w:bottom w:val="single" w:color="auto" w:sz="4" w:space="0"/>
-              <w:right w:val="single" w:color="auto" w:sz="4" w:space="0"/>
+              <w:top w:val="single" w:sz="12" w:space="0" w:color="auto"/>
+              <w:left w:val="single" w:sz="4" w:space="0" w:color="auto"/>
+              <w:bottom w:val="single" w:sz="4" w:space="0" w:color="auto"/>
+              <w:right w:val="single" w:sz="4" w:space="0" w:color="auto"/>
             </w:tcBorders>
             <w:shd w:val="clear" w:color="auto" w:fill="auto"/>
             <w:tcMar>
@@ -8461,10 +8345,10 @@
               <w:suppressLineNumbers w:val="0"/>
               <w:snapToGrid w:val="0"/>
               <w:spacing w:line="240" w:lineRule="auto"/>
-              <w:ind w:left="0" w:leftChars="0" w:right="0" w:rightChars="0" w:firstLine="0" w:firstLineChars="0"/>
+              <w:ind w:left="0" w:right="0" w:firstLine="0" w:leftChars="0" w:rightChars="0" w:firstLineChars="0"/>
               <w:jc w:val="center"/>
               <w:rPr>
-                <w:rFonts w:hint="default" w:ascii="Segoe UI" w:hAnsi="Segoe UI" w:eastAsia="Segoe UI" w:cs="Segoe UI"/>
+                <w:rFonts w:ascii="Segoe UI" w:eastAsia="Segoe UI" w:hAnsi="Segoe UI" w:cs="Segoe UI" w:hint="default"/>
                 <w:b/>
                 <w:i w:val="0"/>
                 <w:iCs w:val="0"/>
@@ -8477,8 +8361,8 @@
             </w:pPr>
             <w:r>
               <w:rPr>
-                <w:rStyle w:val="23"/>
-                <w:rFonts w:hint="default" w:ascii="Segoe UI" w:hAnsi="Segoe UI" w:eastAsia="Segoe UI" w:cs="Segoe UI"/>
+                <w:rStyle w:val="Strong"/>
+                <w:rFonts w:ascii="Segoe UI" w:eastAsia="Segoe UI" w:hAnsi="Segoe UI" w:cs="Segoe UI" w:hint="default"/>
                 <w:b/>
                 <w:bCs/>
                 <w:i w:val="0"/>
@@ -8490,7 +8374,7 @@
                 <w:kern w:val="0"/>
                 <w:sz w:val="18"/>
                 <w:szCs w:val="18"/>
-                <w:lang w:val="en-US" w:eastAsia="zh-CN" w:bidi="ar"/>
+                <w:lang w:val="en-US" w:eastAsia="zh-CN"/>
               </w:rPr>
               <w:t>责任团队</w:t>
             </w:r>
@@ -8500,10 +8384,10 @@
           <w:tcPr>
             <w:tcW w:w="1092" w:type="dxa"/>
             <w:tcBorders>
-              <w:top w:val="single" w:color="auto" w:sz="12" w:space="0"/>
-              <w:left w:val="single" w:color="auto" w:sz="4" w:space="0"/>
-              <w:bottom w:val="single" w:color="auto" w:sz="4" w:space="0"/>
-              <w:right w:val="single" w:color="auto" w:sz="12" w:space="0"/>
+              <w:top w:val="single" w:sz="12" w:space="0" w:color="auto"/>
+              <w:left w:val="single" w:sz="4" w:space="0" w:color="auto"/>
+              <w:bottom w:val="single" w:sz="4" w:space="0" w:color="auto"/>
+              <w:right w:val="single" w:sz="12" w:space="0" w:color="auto"/>
             </w:tcBorders>
             <w:shd w:val="clear" w:color="auto" w:fill="auto"/>
             <w:tcMar>
@@ -8522,10 +8406,10 @@
               <w:suppressLineNumbers w:val="0"/>
               <w:snapToGrid w:val="0"/>
               <w:spacing w:line="240" w:lineRule="auto"/>
-              <w:ind w:left="0" w:leftChars="0" w:right="0" w:rightChars="0" w:firstLine="0" w:firstLineChars="0"/>
+              <w:ind w:left="0" w:right="0" w:firstLine="0" w:leftChars="0" w:rightChars="0" w:firstLineChars="0"/>
               <w:jc w:val="center"/>
               <w:rPr>
-                <w:rFonts w:hint="default" w:ascii="Segoe UI" w:hAnsi="Segoe UI" w:eastAsia="Segoe UI" w:cs="Segoe UI"/>
+                <w:rFonts w:ascii="Segoe UI" w:eastAsia="Segoe UI" w:hAnsi="Segoe UI" w:cs="Segoe UI" w:hint="default"/>
                 <w:b/>
                 <w:i w:val="0"/>
                 <w:iCs w:val="0"/>
@@ -8538,8 +8422,8 @@
             </w:pPr>
             <w:r>
               <w:rPr>
-                <w:rStyle w:val="23"/>
-                <w:rFonts w:hint="default" w:ascii="Segoe UI" w:hAnsi="Segoe UI" w:eastAsia="Segoe UI" w:cs="Segoe UI"/>
+                <w:rStyle w:val="Strong"/>
+                <w:rFonts w:ascii="Segoe UI" w:eastAsia="Segoe UI" w:hAnsi="Segoe UI" w:cs="Segoe UI" w:hint="default"/>
                 <w:b/>
                 <w:bCs/>
                 <w:i w:val="0"/>
@@ -8551,7 +8435,7 @@
                 <w:kern w:val="0"/>
                 <w:sz w:val="18"/>
                 <w:szCs w:val="18"/>
-                <w:lang w:val="en-US" w:eastAsia="zh-CN" w:bidi="ar"/>
+                <w:lang w:val="en-US" w:eastAsia="zh-CN"/>
               </w:rPr>
               <w:t>计划解决时间</w:t>
             </w:r>
@@ -8560,14 +8444,8 @@
       </w:tr>
       <w:tr>
         <w:tblPrEx>
-          <w:tblBorders>
-            <w:top w:val="none" w:color="auto" w:sz="0" w:space="0"/>
-            <w:left w:val="none" w:color="auto" w:sz="0" w:space="0"/>
-            <w:bottom w:val="none" w:color="auto" w:sz="0" w:space="0"/>
-            <w:right w:val="none" w:color="auto" w:sz="0" w:space="0"/>
-            <w:insideH w:val="none" w:color="auto" w:sz="0" w:space="0"/>
-            <w:insideV w:val="none" w:color="auto" w:sz="0" w:space="0"/>
-          </w:tblBorders>
+          <w:tblW w:w="8907" w:type="dxa"/>
+          <w:jc w:val="center"/>
           <w:shd w:val="clear" w:color="auto" w:fill="auto"/>
           <w:tblCellMar>
             <w:top w:w="15" w:type="dxa"/>
@@ -8577,17 +8455,17 @@
           </w:tblCellMar>
         </w:tblPrEx>
         <w:trPr>
-          <w:trHeight w:val="0" w:hRule="atLeast"/>
+          <w:trHeight w:val="0"/>
           <w:jc w:val="center"/>
         </w:trPr>
         <w:tc>
           <w:tcPr>
             <w:tcW w:w="872" w:type="dxa"/>
             <w:tcBorders>
-              <w:top w:val="single" w:color="auto" w:sz="4" w:space="0"/>
-              <w:left w:val="single" w:color="auto" w:sz="12" w:space="0"/>
-              <w:bottom w:val="single" w:color="auto" w:sz="4" w:space="0"/>
-              <w:right w:val="single" w:color="auto" w:sz="4" w:space="0"/>
+              <w:top w:val="single" w:sz="4" w:space="0" w:color="auto"/>
+              <w:left w:val="single" w:sz="12" w:space="0" w:color="auto"/>
+              <w:bottom w:val="single" w:sz="4" w:space="0" w:color="auto"/>
+              <w:right w:val="single" w:sz="4" w:space="0" w:color="auto"/>
             </w:tcBorders>
             <w:shd w:val="clear" w:color="auto" w:fill="auto"/>
             <w:tcMar>
@@ -8606,10 +8484,10 @@
               <w:suppressLineNumbers w:val="0"/>
               <w:snapToGrid w:val="0"/>
               <w:spacing w:line="240" w:lineRule="auto"/>
-              <w:ind w:left="0" w:leftChars="0" w:right="0" w:rightChars="0" w:firstLine="0" w:firstLineChars="0"/>
+              <w:ind w:left="0" w:right="0" w:firstLine="0" w:leftChars="0" w:rightChars="0" w:firstLineChars="0"/>
               <w:jc w:val="center"/>
               <w:rPr>
-                <w:rFonts w:hint="default" w:ascii="Segoe UI" w:hAnsi="Segoe UI" w:eastAsia="Segoe UI" w:cs="Segoe UI"/>
+                <w:rFonts w:ascii="Segoe UI" w:eastAsia="Segoe UI" w:hAnsi="Segoe UI" w:cs="Segoe UI" w:hint="default"/>
                 <w:i w:val="0"/>
                 <w:iCs w:val="0"/>
                 <w:caps w:val="0"/>
@@ -8621,8 +8499,8 @@
             </w:pPr>
             <w:r>
               <w:rPr>
-                <w:rStyle w:val="23"/>
-                <w:rFonts w:hint="default" w:ascii="Segoe UI" w:hAnsi="Segoe UI" w:eastAsia="Segoe UI" w:cs="Segoe UI"/>
+                <w:rStyle w:val="Strong"/>
+                <w:rFonts w:ascii="Segoe UI" w:eastAsia="Segoe UI" w:hAnsi="Segoe UI" w:cs="Segoe UI" w:hint="default"/>
                 <w:b/>
                 <w:bCs/>
                 <w:i w:val="0"/>
@@ -8634,7 +8512,7 @@
                 <w:kern w:val="0"/>
                 <w:sz w:val="18"/>
                 <w:szCs w:val="18"/>
-                <w:lang w:val="en-US" w:eastAsia="zh-CN" w:bidi="ar"/>
+                <w:lang w:val="en-US" w:eastAsia="zh-CN"/>
               </w:rPr>
               <w:t>低</w:t>
             </w:r>
@@ -8644,10 +8522,10 @@
           <w:tcPr>
             <w:tcW w:w="1170" w:type="dxa"/>
             <w:tcBorders>
-              <w:top w:val="single" w:color="auto" w:sz="4" w:space="0"/>
-              <w:left w:val="single" w:color="auto" w:sz="4" w:space="0"/>
-              <w:bottom w:val="single" w:color="auto" w:sz="4" w:space="0"/>
-              <w:right w:val="single" w:color="auto" w:sz="4" w:space="0"/>
+              <w:top w:val="single" w:sz="4" w:space="0" w:color="auto"/>
+              <w:left w:val="single" w:sz="4" w:space="0" w:color="auto"/>
+              <w:bottom w:val="single" w:sz="4" w:space="0" w:color="auto"/>
+              <w:right w:val="single" w:sz="4" w:space="0" w:color="auto"/>
             </w:tcBorders>
             <w:shd w:val="clear" w:color="auto" w:fill="auto"/>
             <w:tcMar>
@@ -8666,10 +8544,10 @@
               <w:suppressLineNumbers w:val="0"/>
               <w:snapToGrid w:val="0"/>
               <w:spacing w:line="240" w:lineRule="auto"/>
-              <w:ind w:left="0" w:leftChars="0" w:right="0" w:rightChars="0" w:firstLine="0" w:firstLineChars="0"/>
+              <w:ind w:left="0" w:right="0" w:firstLine="0" w:leftChars="0" w:rightChars="0" w:firstLineChars="0"/>
               <w:jc w:val="left"/>
               <w:rPr>
-                <w:rFonts w:hint="default" w:ascii="Segoe UI" w:hAnsi="Segoe UI" w:eastAsia="Segoe UI" w:cs="Segoe UI"/>
+                <w:rFonts w:ascii="Segoe UI" w:eastAsia="Segoe UI" w:hAnsi="Segoe UI" w:cs="Segoe UI" w:hint="default"/>
                 <w:i w:val="0"/>
                 <w:iCs w:val="0"/>
                 <w:caps w:val="0"/>
@@ -8681,7 +8559,7 @@
             </w:pPr>
             <w:r>
               <w:rPr>
-                <w:rFonts w:hint="default" w:ascii="Segoe UI" w:hAnsi="Segoe UI" w:eastAsia="Segoe UI" w:cs="Segoe UI"/>
+                <w:rFonts w:ascii="Segoe UI" w:eastAsia="Segoe UI" w:hAnsi="Segoe UI" w:cs="Segoe UI" w:hint="default"/>
                 <w:i w:val="0"/>
                 <w:iCs w:val="0"/>
                 <w:caps w:val="0"/>
@@ -8691,7 +8569,7 @@
                 <w:kern w:val="0"/>
                 <w:sz w:val="18"/>
                 <w:szCs w:val="18"/>
-                <w:lang w:val="en-US" w:eastAsia="zh-CN" w:bidi="ar"/>
+                <w:lang w:val="en-US" w:eastAsia="zh-CN"/>
               </w:rPr>
               <w:t>主存储空间月增长率约1.8%</w:t>
             </w:r>
@@ -8701,10 +8579,10 @@
           <w:tcPr>
             <w:tcW w:w="1871" w:type="dxa"/>
             <w:tcBorders>
-              <w:top w:val="single" w:color="auto" w:sz="4" w:space="0"/>
-              <w:left w:val="single" w:color="auto" w:sz="4" w:space="0"/>
-              <w:bottom w:val="single" w:color="auto" w:sz="4" w:space="0"/>
-              <w:right w:val="single" w:color="auto" w:sz="4" w:space="0"/>
+              <w:top w:val="single" w:sz="4" w:space="0" w:color="auto"/>
+              <w:left w:val="single" w:sz="4" w:space="0" w:color="auto"/>
+              <w:bottom w:val="single" w:sz="4" w:space="0" w:color="auto"/>
+              <w:right w:val="single" w:sz="4" w:space="0" w:color="auto"/>
             </w:tcBorders>
             <w:shd w:val="clear" w:color="auto" w:fill="auto"/>
             <w:tcMar>
@@ -8723,10 +8601,10 @@
               <w:suppressLineNumbers w:val="0"/>
               <w:snapToGrid w:val="0"/>
               <w:spacing w:line="240" w:lineRule="auto"/>
-              <w:ind w:left="0" w:leftChars="0" w:right="0" w:rightChars="0" w:firstLine="0" w:firstLineChars="0"/>
+              <w:ind w:left="0" w:right="0" w:firstLine="0" w:leftChars="0" w:rightChars="0" w:firstLineChars="0"/>
               <w:jc w:val="left"/>
               <w:rPr>
-                <w:rFonts w:hint="default" w:ascii="Segoe UI" w:hAnsi="Segoe UI" w:eastAsia="Segoe UI" w:cs="Segoe UI"/>
+                <w:rFonts w:ascii="Segoe UI" w:eastAsia="Segoe UI" w:hAnsi="Segoe UI" w:cs="Segoe UI" w:hint="default"/>
                 <w:i w:val="0"/>
                 <w:iCs w:val="0"/>
                 <w:caps w:val="0"/>
@@ -8738,7 +8616,7 @@
             </w:pPr>
             <w:r>
               <w:rPr>
-                <w:rFonts w:hint="default" w:ascii="Segoe UI" w:hAnsi="Segoe UI" w:eastAsia="Segoe UI" w:cs="Segoe UI"/>
+                <w:rFonts w:ascii="Segoe UI" w:eastAsia="Segoe UI" w:hAnsi="Segoe UI" w:cs="Segoe UI" w:hint="default"/>
                 <w:i w:val="0"/>
                 <w:iCs w:val="0"/>
                 <w:caps w:val="0"/>
@@ -8748,7 +8626,7 @@
                 <w:kern w:val="0"/>
                 <w:sz w:val="18"/>
                 <w:szCs w:val="18"/>
-                <w:lang w:val="en-US" w:eastAsia="zh-CN" w:bidi="ar"/>
+                <w:lang w:val="en-US" w:eastAsia="zh-CN"/>
               </w:rPr>
               <w:t>按此趋势，预计在6个月后触及85%告警线。</w:t>
             </w:r>
@@ -8758,10 +8636,10 @@
           <w:tcPr>
             <w:tcW w:w="3030" w:type="dxa"/>
             <w:tcBorders>
-              <w:top w:val="single" w:color="auto" w:sz="4" w:space="0"/>
-              <w:left w:val="single" w:color="auto" w:sz="4" w:space="0"/>
-              <w:bottom w:val="single" w:color="auto" w:sz="4" w:space="0"/>
-              <w:right w:val="single" w:color="auto" w:sz="4" w:space="0"/>
+              <w:top w:val="single" w:sz="4" w:space="0" w:color="auto"/>
+              <w:left w:val="single" w:sz="4" w:space="0" w:color="auto"/>
+              <w:bottom w:val="single" w:sz="4" w:space="0" w:color="auto"/>
+              <w:right w:val="single" w:sz="4" w:space="0" w:color="auto"/>
             </w:tcBorders>
             <w:shd w:val="clear" w:color="auto" w:fill="auto"/>
             <w:tcMar>
@@ -8780,10 +8658,10 @@
               <w:suppressLineNumbers w:val="0"/>
               <w:snapToGrid w:val="0"/>
               <w:spacing w:line="240" w:lineRule="auto"/>
-              <w:ind w:left="0" w:leftChars="0" w:right="0" w:rightChars="0" w:firstLine="0" w:firstLineChars="0"/>
+              <w:ind w:left="0" w:right="0" w:firstLine="0" w:leftChars="0" w:rightChars="0" w:firstLineChars="0"/>
               <w:jc w:val="left"/>
               <w:rPr>
-                <w:rFonts w:hint="default" w:ascii="Segoe UI" w:hAnsi="Segoe UI" w:eastAsia="Segoe UI" w:cs="Segoe UI"/>
+                <w:rFonts w:ascii="Segoe UI" w:eastAsia="Segoe UI" w:hAnsi="Segoe UI" w:cs="Segoe UI" w:hint="default"/>
                 <w:i w:val="0"/>
                 <w:iCs w:val="0"/>
                 <w:caps w:val="0"/>
@@ -8795,7 +8673,7 @@
             </w:pPr>
             <w:r>
               <w:rPr>
-                <w:rFonts w:hint="default" w:ascii="Segoe UI" w:hAnsi="Segoe UI" w:eastAsia="Segoe UI" w:cs="Segoe UI"/>
+                <w:rFonts w:ascii="Segoe UI" w:eastAsia="Segoe UI" w:hAnsi="Segoe UI" w:cs="Segoe UI" w:hint="default"/>
                 <w:i w:val="0"/>
                 <w:iCs w:val="0"/>
                 <w:caps w:val="0"/>
@@ -8805,13 +8683,13 @@
                 <w:kern w:val="0"/>
                 <w:sz w:val="18"/>
                 <w:szCs w:val="18"/>
-                <w:lang w:val="en-US" w:eastAsia="zh-CN" w:bidi="ar"/>
+                <w:lang w:val="en-US" w:eastAsia="zh-CN"/>
               </w:rPr>
               <w:t>1. 启动存储数据生命周期复审，清理无用测试数据。</w:t>
             </w:r>
             <w:r>
               <w:rPr>
-                <w:rFonts w:hint="default" w:ascii="Segoe UI" w:hAnsi="Segoe UI" w:eastAsia="Segoe UI" w:cs="Segoe UI"/>
+                <w:rFonts w:ascii="Segoe UI" w:eastAsia="Segoe UI" w:hAnsi="Segoe UI" w:cs="Segoe UI" w:hint="default"/>
                 <w:i w:val="0"/>
                 <w:iCs w:val="0"/>
                 <w:caps w:val="0"/>
@@ -8821,13 +8699,13 @@
                 <w:kern w:val="0"/>
                 <w:sz w:val="18"/>
                 <w:szCs w:val="18"/>
-                <w:lang w:val="en-US" w:eastAsia="zh-CN" w:bidi="ar"/>
-              </w:rPr>
-              <w:br w:type="textWrapping"/>
-            </w:r>
-            <w:r>
-              <w:rPr>
-                <w:rFonts w:hint="default" w:ascii="Segoe UI" w:hAnsi="Segoe UI" w:eastAsia="Segoe UI" w:cs="Segoe UI"/>
+                <w:lang w:val="en-US" w:eastAsia="zh-CN"/>
+              </w:rPr>
+              <w:br/>
+            </w:r>
+            <w:r>
+              <w:rPr>
+                <w:rFonts w:ascii="Segoe UI" w:eastAsia="Segoe UI" w:hAnsi="Segoe UI" w:cs="Segoe UI" w:hint="default"/>
                 <w:i w:val="0"/>
                 <w:iCs w:val="0"/>
                 <w:caps w:val="0"/>
@@ -8837,7 +8715,7 @@
                 <w:kern w:val="0"/>
                 <w:sz w:val="18"/>
                 <w:szCs w:val="18"/>
-                <w:lang w:val="en-US" w:eastAsia="zh-CN" w:bidi="ar"/>
+                <w:lang w:val="en-US" w:eastAsia="zh-CN"/>
               </w:rPr>
               <w:t>2. 将扩容需求纳入下季度预算规划。</w:t>
             </w:r>
@@ -8847,10 +8725,10 @@
           <w:tcPr>
             <w:tcW w:w="872" w:type="dxa"/>
             <w:tcBorders>
-              <w:top w:val="single" w:color="auto" w:sz="4" w:space="0"/>
-              <w:left w:val="single" w:color="auto" w:sz="4" w:space="0"/>
-              <w:bottom w:val="single" w:color="auto" w:sz="4" w:space="0"/>
-              <w:right w:val="single" w:color="auto" w:sz="4" w:space="0"/>
+              <w:top w:val="single" w:sz="4" w:space="0" w:color="auto"/>
+              <w:left w:val="single" w:sz="4" w:space="0" w:color="auto"/>
+              <w:bottom w:val="single" w:sz="4" w:space="0" w:color="auto"/>
+              <w:right w:val="single" w:sz="4" w:space="0" w:color="auto"/>
             </w:tcBorders>
             <w:shd w:val="clear" w:color="auto" w:fill="auto"/>
             <w:tcMar>
@@ -8869,10 +8747,10 @@
               <w:suppressLineNumbers w:val="0"/>
               <w:snapToGrid w:val="0"/>
               <w:spacing w:line="240" w:lineRule="auto"/>
-              <w:ind w:left="0" w:leftChars="0" w:right="0" w:rightChars="0" w:firstLine="0" w:firstLineChars="0"/>
+              <w:ind w:left="0" w:right="0" w:firstLine="0" w:leftChars="0" w:rightChars="0" w:firstLineChars="0"/>
               <w:jc w:val="center"/>
               <w:rPr>
-                <w:rFonts w:hint="default" w:ascii="Segoe UI" w:hAnsi="Segoe UI" w:eastAsia="Segoe UI" w:cs="Segoe UI"/>
+                <w:rFonts w:ascii="Segoe UI" w:eastAsia="Segoe UI" w:hAnsi="Segoe UI" w:cs="Segoe UI" w:hint="default"/>
                 <w:i w:val="0"/>
                 <w:iCs w:val="0"/>
                 <w:caps w:val="0"/>
@@ -8884,7 +8762,7 @@
             </w:pPr>
             <w:r>
               <w:rPr>
-                <w:rFonts w:hint="default" w:ascii="Segoe UI" w:hAnsi="Segoe UI" w:eastAsia="Segoe UI" w:cs="Segoe UI"/>
+                <w:rFonts w:ascii="Segoe UI" w:eastAsia="Segoe UI" w:hAnsi="Segoe UI" w:cs="Segoe UI" w:hint="default"/>
                 <w:i w:val="0"/>
                 <w:iCs w:val="0"/>
                 <w:caps w:val="0"/>
@@ -8894,7 +8772,7 @@
                 <w:kern w:val="0"/>
                 <w:sz w:val="18"/>
                 <w:szCs w:val="18"/>
-                <w:lang w:val="en-US" w:eastAsia="zh-CN" w:bidi="ar"/>
+                <w:lang w:val="en-US" w:eastAsia="zh-CN"/>
               </w:rPr>
               <w:t>运维团队</w:t>
             </w:r>
@@ -8904,10 +8782,10 @@
           <w:tcPr>
             <w:tcW w:w="1092" w:type="dxa"/>
             <w:tcBorders>
-              <w:top w:val="single" w:color="auto" w:sz="4" w:space="0"/>
-              <w:left w:val="single" w:color="auto" w:sz="4" w:space="0"/>
-              <w:bottom w:val="single" w:color="auto" w:sz="4" w:space="0"/>
-              <w:right w:val="single" w:color="auto" w:sz="12" w:space="0"/>
+              <w:top w:val="single" w:sz="4" w:space="0" w:color="auto"/>
+              <w:left w:val="single" w:sz="4" w:space="0" w:color="auto"/>
+              <w:bottom w:val="single" w:sz="4" w:space="0" w:color="auto"/>
+              <w:right w:val="single" w:sz="12" w:space="0" w:color="auto"/>
             </w:tcBorders>
             <w:shd w:val="clear" w:color="auto" w:fill="auto"/>
             <w:tcMar>
@@ -8926,10 +8804,10 @@
               <w:suppressLineNumbers w:val="0"/>
               <w:snapToGrid w:val="0"/>
               <w:spacing w:line="240" w:lineRule="auto"/>
-              <w:ind w:left="0" w:leftChars="0" w:right="0" w:rightChars="0" w:firstLine="0" w:firstLineChars="0"/>
+              <w:ind w:left="0" w:right="0" w:firstLine="0" w:leftChars="0" w:rightChars="0" w:firstLineChars="0"/>
               <w:jc w:val="center"/>
               <w:rPr>
-                <w:rFonts w:hint="default" w:ascii="Segoe UI" w:hAnsi="Segoe UI" w:eastAsia="Segoe UI" w:cs="Segoe UI"/>
+                <w:rFonts w:ascii="Segoe UI" w:eastAsia="Segoe UI" w:hAnsi="Segoe UI" w:cs="Segoe UI" w:hint="default"/>
                 <w:i w:val="0"/>
                 <w:iCs w:val="0"/>
                 <w:caps w:val="0"/>
@@ -8941,7 +8819,7 @@
             </w:pPr>
             <w:r>
               <w:rPr>
-                <w:rFonts w:hint="default" w:ascii="Segoe UI" w:hAnsi="Segoe UI" w:eastAsia="Segoe UI" w:cs="Segoe UI"/>
+                <w:rFonts w:ascii="Segoe UI" w:eastAsia="Segoe UI" w:hAnsi="Segoe UI" w:cs="Segoe UI" w:hint="default"/>
                 <w:i w:val="0"/>
                 <w:iCs w:val="0"/>
                 <w:caps w:val="0"/>
@@ -8951,7 +8829,7 @@
                 <w:kern w:val="0"/>
                 <w:sz w:val="18"/>
                 <w:szCs w:val="18"/>
-                <w:lang w:val="en-US" w:eastAsia="zh-CN" w:bidi="ar"/>
+                <w:lang w:val="en-US" w:eastAsia="zh-CN"/>
               </w:rPr>
               <w:t>2026年Q1</w:t>
             </w:r>
@@ -8960,14 +8838,8 @@
       </w:tr>
       <w:tr>
         <w:tblPrEx>
-          <w:tblBorders>
-            <w:top w:val="none" w:color="auto" w:sz="0" w:space="0"/>
-            <w:left w:val="none" w:color="auto" w:sz="0" w:space="0"/>
-            <w:bottom w:val="none" w:color="auto" w:sz="0" w:space="0"/>
-            <w:right w:val="none" w:color="auto" w:sz="0" w:space="0"/>
-            <w:insideH w:val="none" w:color="auto" w:sz="0" w:space="0"/>
-            <w:insideV w:val="none" w:color="auto" w:sz="0" w:space="0"/>
-          </w:tblBorders>
+          <w:tblW w:w="8907" w:type="dxa"/>
+          <w:jc w:val="center"/>
           <w:shd w:val="clear" w:color="auto" w:fill="auto"/>
           <w:tblCellMar>
             <w:top w:w="15" w:type="dxa"/>
@@ -8977,17 +8849,17 @@
           </w:tblCellMar>
         </w:tblPrEx>
         <w:trPr>
-          <w:trHeight w:val="0" w:hRule="atLeast"/>
+          <w:trHeight w:val="0"/>
           <w:jc w:val="center"/>
         </w:trPr>
         <w:tc>
           <w:tcPr>
             <w:tcW w:w="872" w:type="dxa"/>
             <w:tcBorders>
-              <w:top w:val="single" w:color="auto" w:sz="4" w:space="0"/>
-              <w:left w:val="single" w:color="auto" w:sz="12" w:space="0"/>
-              <w:bottom w:val="single" w:color="auto" w:sz="4" w:space="0"/>
-              <w:right w:val="single" w:color="auto" w:sz="4" w:space="0"/>
+              <w:top w:val="single" w:sz="4" w:space="0" w:color="auto"/>
+              <w:left w:val="single" w:sz="12" w:space="0" w:color="auto"/>
+              <w:bottom w:val="single" w:sz="4" w:space="0" w:color="auto"/>
+              <w:right w:val="single" w:sz="4" w:space="0" w:color="auto"/>
             </w:tcBorders>
             <w:shd w:val="clear" w:color="auto" w:fill="auto"/>
             <w:tcMar>
@@ -9006,10 +8878,10 @@
               <w:suppressLineNumbers w:val="0"/>
               <w:snapToGrid w:val="0"/>
               <w:spacing w:line="240" w:lineRule="auto"/>
-              <w:ind w:left="0" w:leftChars="0" w:right="0" w:rightChars="0" w:firstLine="0" w:firstLineChars="0"/>
+              <w:ind w:left="0" w:right="0" w:firstLine="0" w:leftChars="0" w:rightChars="0" w:firstLineChars="0"/>
               <w:jc w:val="center"/>
               <w:rPr>
-                <w:rFonts w:hint="default" w:ascii="Segoe UI" w:hAnsi="Segoe UI" w:eastAsia="Segoe UI" w:cs="Segoe UI"/>
+                <w:rFonts w:ascii="Segoe UI" w:eastAsia="Segoe UI" w:hAnsi="Segoe UI" w:cs="Segoe UI" w:hint="default"/>
                 <w:i w:val="0"/>
                 <w:iCs w:val="0"/>
                 <w:caps w:val="0"/>
@@ -9021,8 +8893,8 @@
             </w:pPr>
             <w:r>
               <w:rPr>
-                <w:rStyle w:val="23"/>
-                <w:rFonts w:hint="default" w:ascii="Segoe UI" w:hAnsi="Segoe UI" w:eastAsia="Segoe UI" w:cs="Segoe UI"/>
+                <w:rStyle w:val="Strong"/>
+                <w:rFonts w:ascii="Segoe UI" w:eastAsia="Segoe UI" w:hAnsi="Segoe UI" w:cs="Segoe UI" w:hint="default"/>
                 <w:b/>
                 <w:bCs/>
                 <w:i w:val="0"/>
@@ -9034,7 +8906,7 @@
                 <w:kern w:val="0"/>
                 <w:sz w:val="18"/>
                 <w:szCs w:val="18"/>
-                <w:lang w:val="en-US" w:eastAsia="zh-CN" w:bidi="ar"/>
+                <w:lang w:val="en-US" w:eastAsia="zh-CN"/>
               </w:rPr>
               <w:t>中</w:t>
             </w:r>
@@ -9044,10 +8916,10 @@
           <w:tcPr>
             <w:tcW w:w="1170" w:type="dxa"/>
             <w:tcBorders>
-              <w:top w:val="single" w:color="auto" w:sz="4" w:space="0"/>
-              <w:left w:val="single" w:color="auto" w:sz="4" w:space="0"/>
-              <w:bottom w:val="single" w:color="auto" w:sz="4" w:space="0"/>
-              <w:right w:val="single" w:color="auto" w:sz="4" w:space="0"/>
+              <w:top w:val="single" w:sz="4" w:space="0" w:color="auto"/>
+              <w:left w:val="single" w:sz="4" w:space="0" w:color="auto"/>
+              <w:bottom w:val="single" w:sz="4" w:space="0" w:color="auto"/>
+              <w:right w:val="single" w:sz="4" w:space="0" w:color="auto"/>
             </w:tcBorders>
             <w:shd w:val="clear" w:color="auto" w:fill="auto"/>
             <w:tcMar>
@@ -9066,10 +8938,10 @@
               <w:suppressLineNumbers w:val="0"/>
               <w:snapToGrid w:val="0"/>
               <w:spacing w:line="240" w:lineRule="auto"/>
-              <w:ind w:left="0" w:leftChars="0" w:right="0" w:rightChars="0" w:firstLine="0" w:firstLineChars="0"/>
+              <w:ind w:left="0" w:right="0" w:firstLine="0" w:leftChars="0" w:rightChars="0" w:firstLineChars="0"/>
               <w:jc w:val="left"/>
               <w:rPr>
-                <w:rFonts w:hint="default" w:ascii="Segoe UI" w:hAnsi="Segoe UI" w:eastAsia="Segoe UI" w:cs="Segoe UI"/>
+                <w:rFonts w:ascii="Segoe UI" w:eastAsia="Segoe UI" w:hAnsi="Segoe UI" w:cs="Segoe UI" w:hint="default"/>
                 <w:i w:val="0"/>
                 <w:iCs w:val="0"/>
                 <w:caps w:val="0"/>
@@ -9081,7 +8953,7 @@
             </w:pPr>
             <w:r>
               <w:rPr>
-                <w:rFonts w:hint="default" w:ascii="Segoe UI" w:hAnsi="Segoe UI" w:eastAsia="Segoe UI" w:cs="Segoe UI"/>
+                <w:rFonts w:ascii="Segoe UI" w:eastAsia="Segoe UI" w:hAnsi="Segoe UI" w:cs="Segoe UI" w:hint="default"/>
                 <w:i w:val="0"/>
                 <w:iCs w:val="0"/>
                 <w:caps w:val="0"/>
@@ -9091,7 +8963,7 @@
                 <w:kern w:val="0"/>
                 <w:sz w:val="18"/>
                 <w:szCs w:val="18"/>
-                <w:lang w:val="en-US" w:eastAsia="zh-CN" w:bidi="ar"/>
+                <w:lang w:val="en-US" w:eastAsia="zh-CN"/>
               </w:rPr>
               <w:t>与四川集采接口偶发延迟</w:t>
             </w:r>
@@ -9101,10 +8973,10 @@
           <w:tcPr>
             <w:tcW w:w="1871" w:type="dxa"/>
             <w:tcBorders>
-              <w:top w:val="single" w:color="auto" w:sz="4" w:space="0"/>
-              <w:left w:val="single" w:color="auto" w:sz="4" w:space="0"/>
-              <w:bottom w:val="single" w:color="auto" w:sz="4" w:space="0"/>
-              <w:right w:val="single" w:color="auto" w:sz="4" w:space="0"/>
+              <w:top w:val="single" w:sz="4" w:space="0" w:color="auto"/>
+              <w:left w:val="single" w:sz="4" w:space="0" w:color="auto"/>
+              <w:bottom w:val="single" w:sz="4" w:space="0" w:color="auto"/>
+              <w:right w:val="single" w:sz="4" w:space="0" w:color="auto"/>
             </w:tcBorders>
             <w:shd w:val="clear" w:color="auto" w:fill="auto"/>
             <w:tcMar>
@@ -9123,10 +8995,10 @@
               <w:suppressLineNumbers w:val="0"/>
               <w:snapToGrid w:val="0"/>
               <w:spacing w:line="240" w:lineRule="auto"/>
-              <w:ind w:left="0" w:leftChars="0" w:right="0" w:rightChars="0" w:firstLine="0" w:firstLineChars="0"/>
+              <w:ind w:left="0" w:right="0" w:firstLine="0" w:leftChars="0" w:rightChars="0" w:firstLineChars="0"/>
               <w:jc w:val="left"/>
               <w:rPr>
-                <w:rFonts w:hint="default" w:ascii="Segoe UI" w:hAnsi="Segoe UI" w:eastAsia="Segoe UI" w:cs="Segoe UI"/>
+                <w:rFonts w:ascii="Segoe UI" w:eastAsia="Segoe UI" w:hAnsi="Segoe UI" w:cs="Segoe UI" w:hint="default"/>
                 <w:i w:val="0"/>
                 <w:iCs w:val="0"/>
                 <w:caps w:val="0"/>
@@ -9138,7 +9010,7 @@
             </w:pPr>
             <w:r>
               <w:rPr>
-                <w:rFonts w:hint="default" w:ascii="Segoe UI" w:hAnsi="Segoe UI" w:eastAsia="Segoe UI" w:cs="Segoe UI"/>
+                <w:rFonts w:ascii="Segoe UI" w:eastAsia="Segoe UI" w:hAnsi="Segoe UI" w:cs="Segoe UI" w:hint="default"/>
                 <w:i w:val="0"/>
                 <w:iCs w:val="0"/>
                 <w:caps w:val="0"/>
@@ -9148,7 +9020,7 @@
                 <w:kern w:val="0"/>
                 <w:sz w:val="18"/>
                 <w:szCs w:val="18"/>
-                <w:lang w:val="en-US" w:eastAsia="zh-CN" w:bidi="ar"/>
+                <w:lang w:val="en-US" w:eastAsia="zh-CN"/>
               </w:rPr>
               <w:t>可能导致集采合同状态在翔云侧更新不及时，影响用户感知。</w:t>
             </w:r>
@@ -9158,10 +9030,10 @@
           <w:tcPr>
             <w:tcW w:w="3030" w:type="dxa"/>
             <w:tcBorders>
-              <w:top w:val="single" w:color="auto" w:sz="4" w:space="0"/>
-              <w:left w:val="single" w:color="auto" w:sz="4" w:space="0"/>
-              <w:bottom w:val="single" w:color="auto" w:sz="4" w:space="0"/>
-              <w:right w:val="single" w:color="auto" w:sz="4" w:space="0"/>
+              <w:top w:val="single" w:sz="4" w:space="0" w:color="auto"/>
+              <w:left w:val="single" w:sz="4" w:space="0" w:color="auto"/>
+              <w:bottom w:val="single" w:sz="4" w:space="0" w:color="auto"/>
+              <w:right w:val="single" w:sz="4" w:space="0" w:color="auto"/>
             </w:tcBorders>
             <w:shd w:val="clear" w:color="auto" w:fill="auto"/>
             <w:tcMar>
@@ -9180,10 +9052,10 @@
               <w:suppressLineNumbers w:val="0"/>
               <w:snapToGrid w:val="0"/>
               <w:spacing w:line="240" w:lineRule="auto"/>
-              <w:ind w:left="0" w:leftChars="0" w:right="0" w:rightChars="0" w:firstLine="0" w:firstLineChars="0"/>
+              <w:ind w:left="0" w:right="0" w:firstLine="0" w:leftChars="0" w:rightChars="0" w:firstLineChars="0"/>
               <w:jc w:val="left"/>
               <w:rPr>
-                <w:rFonts w:hint="default" w:ascii="Segoe UI" w:hAnsi="Segoe UI" w:eastAsia="Segoe UI" w:cs="Segoe UI"/>
+                <w:rFonts w:ascii="Segoe UI" w:eastAsia="Segoe UI" w:hAnsi="Segoe UI" w:cs="Segoe UI" w:hint="default"/>
                 <w:i w:val="0"/>
                 <w:iCs w:val="0"/>
                 <w:caps w:val="0"/>
@@ -9195,7 +9067,7 @@
             </w:pPr>
             <w:r>
               <w:rPr>
-                <w:rFonts w:hint="default" w:ascii="Segoe UI" w:hAnsi="Segoe UI" w:eastAsia="Segoe UI" w:cs="Segoe UI"/>
+                <w:rFonts w:ascii="Segoe UI" w:eastAsia="Segoe UI" w:hAnsi="Segoe UI" w:cs="Segoe UI" w:hint="default"/>
                 <w:i w:val="0"/>
                 <w:iCs w:val="0"/>
                 <w:caps w:val="0"/>
@@ -9205,13 +9077,13 @@
                 <w:kern w:val="0"/>
                 <w:sz w:val="18"/>
                 <w:szCs w:val="18"/>
-                <w:lang w:val="en-US" w:eastAsia="zh-CN" w:bidi="ar"/>
+                <w:lang w:val="en-US" w:eastAsia="zh-CN"/>
               </w:rPr>
               <w:t>1. 与对方系统管理员建立直接沟通通道。</w:t>
             </w:r>
             <w:r>
               <w:rPr>
-                <w:rFonts w:hint="default" w:ascii="Segoe UI" w:hAnsi="Segoe UI" w:eastAsia="Segoe UI" w:cs="Segoe UI"/>
+                <w:rFonts w:ascii="Segoe UI" w:eastAsia="Segoe UI" w:hAnsi="Segoe UI" w:cs="Segoe UI" w:hint="default"/>
                 <w:i w:val="0"/>
                 <w:iCs w:val="0"/>
                 <w:caps w:val="0"/>
@@ -9221,13 +9093,13 @@
                 <w:kern w:val="0"/>
                 <w:sz w:val="18"/>
                 <w:szCs w:val="18"/>
-                <w:lang w:val="en-US" w:eastAsia="zh-CN" w:bidi="ar"/>
-              </w:rPr>
-              <w:br w:type="textWrapping"/>
-            </w:r>
-            <w:r>
-              <w:rPr>
-                <w:rFonts w:hint="default" w:ascii="Segoe UI" w:hAnsi="Segoe UI" w:eastAsia="Segoe UI" w:cs="Segoe UI"/>
+                <w:lang w:val="en-US" w:eastAsia="zh-CN"/>
+              </w:rPr>
+              <w:br/>
+            </w:r>
+            <w:r>
+              <w:rPr>
+                <w:rFonts w:ascii="Segoe UI" w:eastAsia="Segoe UI" w:hAnsi="Segoe UI" w:cs="Segoe UI" w:hint="default"/>
                 <w:i w:val="0"/>
                 <w:iCs w:val="0"/>
                 <w:caps w:val="0"/>
@@ -9237,7 +9109,7 @@
                 <w:kern w:val="0"/>
                 <w:sz w:val="18"/>
                 <w:szCs w:val="18"/>
-                <w:lang w:val="en-US" w:eastAsia="zh-CN" w:bidi="ar"/>
+                <w:lang w:val="en-US" w:eastAsia="zh-CN"/>
               </w:rPr>
               <w:t>2. 优化我方接口调用的重试与超时机制。</w:t>
             </w:r>
@@ -9247,10 +9119,10 @@
           <w:tcPr>
             <w:tcW w:w="872" w:type="dxa"/>
             <w:tcBorders>
-              <w:top w:val="single" w:color="auto" w:sz="4" w:space="0"/>
-              <w:left w:val="single" w:color="auto" w:sz="4" w:space="0"/>
-              <w:bottom w:val="single" w:color="auto" w:sz="4" w:space="0"/>
-              <w:right w:val="single" w:color="auto" w:sz="4" w:space="0"/>
+              <w:top w:val="single" w:sz="4" w:space="0" w:color="auto"/>
+              <w:left w:val="single" w:sz="4" w:space="0" w:color="auto"/>
+              <w:bottom w:val="single" w:sz="4" w:space="0" w:color="auto"/>
+              <w:right w:val="single" w:sz="4" w:space="0" w:color="auto"/>
             </w:tcBorders>
             <w:shd w:val="clear" w:color="auto" w:fill="auto"/>
             <w:tcMar>
@@ -9269,10 +9141,10 @@
               <w:suppressLineNumbers w:val="0"/>
               <w:snapToGrid w:val="0"/>
               <w:spacing w:line="240" w:lineRule="auto"/>
-              <w:ind w:left="0" w:leftChars="0" w:right="0" w:rightChars="0" w:firstLine="0" w:firstLineChars="0"/>
+              <w:ind w:left="0" w:right="0" w:firstLine="0" w:leftChars="0" w:rightChars="0" w:firstLineChars="0"/>
               <w:jc w:val="center"/>
               <w:rPr>
-                <w:rFonts w:hint="default" w:ascii="Segoe UI" w:hAnsi="Segoe UI" w:eastAsia="Segoe UI" w:cs="Segoe UI"/>
+                <w:rFonts w:ascii="Segoe UI" w:eastAsia="Segoe UI" w:hAnsi="Segoe UI" w:cs="Segoe UI" w:hint="default"/>
                 <w:i w:val="0"/>
                 <w:iCs w:val="0"/>
                 <w:caps w:val="0"/>
@@ -9284,7 +9156,7 @@
             </w:pPr>
             <w:r>
               <w:rPr>
-                <w:rFonts w:hint="default" w:ascii="Segoe UI" w:hAnsi="Segoe UI" w:eastAsia="Segoe UI" w:cs="Segoe UI"/>
+                <w:rFonts w:ascii="Segoe UI" w:eastAsia="Segoe UI" w:hAnsi="Segoe UI" w:cs="Segoe UI" w:hint="default"/>
                 <w:i w:val="0"/>
                 <w:iCs w:val="0"/>
                 <w:caps w:val="0"/>
@@ -9294,7 +9166,7 @@
                 <w:kern w:val="0"/>
                 <w:sz w:val="18"/>
                 <w:szCs w:val="18"/>
-                <w:lang w:val="en-US" w:eastAsia="zh-CN" w:bidi="ar"/>
+                <w:lang w:val="en-US" w:eastAsia="zh-CN"/>
               </w:rPr>
               <w:t>研发支撑组</w:t>
             </w:r>
@@ -9304,10 +9176,10 @@
           <w:tcPr>
             <w:tcW w:w="1092" w:type="dxa"/>
             <w:tcBorders>
-              <w:top w:val="single" w:color="auto" w:sz="4" w:space="0"/>
-              <w:left w:val="single" w:color="auto" w:sz="4" w:space="0"/>
-              <w:bottom w:val="single" w:color="auto" w:sz="4" w:space="0"/>
-              <w:right w:val="single" w:color="auto" w:sz="12" w:space="0"/>
+              <w:top w:val="single" w:sz="4" w:space="0" w:color="auto"/>
+              <w:left w:val="single" w:sz="4" w:space="0" w:color="auto"/>
+              <w:bottom w:val="single" w:sz="4" w:space="0" w:color="auto"/>
+              <w:right w:val="single" w:sz="12" w:space="0" w:color="auto"/>
             </w:tcBorders>
             <w:shd w:val="clear" w:color="auto" w:fill="auto"/>
             <w:tcMar>
@@ -9326,10 +9198,10 @@
               <w:suppressLineNumbers w:val="0"/>
               <w:snapToGrid w:val="0"/>
               <w:spacing w:line="240" w:lineRule="auto"/>
-              <w:ind w:left="0" w:leftChars="0" w:right="0" w:rightChars="0" w:firstLine="0" w:firstLineChars="0"/>
+              <w:ind w:left="0" w:right="0" w:firstLine="0" w:leftChars="0" w:rightChars="0" w:firstLineChars="0"/>
               <w:jc w:val="center"/>
               <w:rPr>
-                <w:rFonts w:hint="default" w:ascii="Segoe UI" w:hAnsi="Segoe UI" w:eastAsia="Segoe UI" w:cs="Segoe UI"/>
+                <w:rFonts w:ascii="Segoe UI" w:eastAsia="Segoe UI" w:hAnsi="Segoe UI" w:cs="Segoe UI" w:hint="default"/>
                 <w:i w:val="0"/>
                 <w:iCs w:val="0"/>
                 <w:caps w:val="0"/>
@@ -9341,7 +9213,7 @@
             </w:pPr>
             <w:r>
               <w:rPr>
-                <w:rFonts w:hint="default" w:ascii="Segoe UI" w:hAnsi="Segoe UI" w:eastAsia="Segoe UI" w:cs="Segoe UI"/>
+                <w:rFonts w:ascii="Segoe UI" w:eastAsia="Segoe UI" w:hAnsi="Segoe UI" w:cs="Segoe UI" w:hint="default"/>
                 <w:i w:val="0"/>
                 <w:iCs w:val="0"/>
                 <w:caps w:val="0"/>
@@ -9351,7 +9223,7 @@
                 <w:kern w:val="0"/>
                 <w:sz w:val="18"/>
                 <w:szCs w:val="18"/>
-                <w:lang w:val="en-US" w:eastAsia="zh-CN" w:bidi="ar"/>
+                <w:lang w:val="en-US" w:eastAsia="zh-CN"/>
               </w:rPr>
               <w:t>2025年12月</w:t>
             </w:r>
@@ -9360,14 +9232,8 @@
       </w:tr>
       <w:tr>
         <w:tblPrEx>
-          <w:tblBorders>
-            <w:top w:val="none" w:color="auto" w:sz="0" w:space="0"/>
-            <w:left w:val="none" w:color="auto" w:sz="0" w:space="0"/>
-            <w:bottom w:val="none" w:color="auto" w:sz="0" w:space="0"/>
-            <w:right w:val="none" w:color="auto" w:sz="0" w:space="0"/>
-            <w:insideH w:val="none" w:color="auto" w:sz="0" w:space="0"/>
-            <w:insideV w:val="none" w:color="auto" w:sz="0" w:space="0"/>
-          </w:tblBorders>
+          <w:tblW w:w="8907" w:type="dxa"/>
+          <w:jc w:val="center"/>
           <w:shd w:val="clear" w:color="auto" w:fill="auto"/>
           <w:tblCellMar>
             <w:top w:w="15" w:type="dxa"/>
@@ -9377,17 +9243,17 @@
           </w:tblCellMar>
         </w:tblPrEx>
         <w:trPr>
-          <w:trHeight w:val="0" w:hRule="atLeast"/>
+          <w:trHeight w:val="0"/>
           <w:jc w:val="center"/>
         </w:trPr>
         <w:tc>
           <w:tcPr>
             <w:tcW w:w="872" w:type="dxa"/>
             <w:tcBorders>
-              <w:top w:val="single" w:color="auto" w:sz="4" w:space="0"/>
-              <w:left w:val="single" w:color="auto" w:sz="12" w:space="0"/>
-              <w:bottom w:val="single" w:color="auto" w:sz="12" w:space="0"/>
-              <w:right w:val="single" w:color="auto" w:sz="4" w:space="0"/>
+              <w:top w:val="single" w:sz="4" w:space="0" w:color="auto"/>
+              <w:left w:val="single" w:sz="12" w:space="0" w:color="auto"/>
+              <w:bottom w:val="single" w:sz="12" w:space="0" w:color="auto"/>
+              <w:right w:val="single" w:sz="4" w:space="0" w:color="auto"/>
             </w:tcBorders>
             <w:shd w:val="clear" w:color="auto" w:fill="auto"/>
             <w:tcMar>
@@ -9406,10 +9272,10 @@
               <w:suppressLineNumbers w:val="0"/>
               <w:snapToGrid w:val="0"/>
               <w:spacing w:line="240" w:lineRule="auto"/>
-              <w:ind w:left="0" w:leftChars="0" w:right="0" w:rightChars="0" w:firstLine="0" w:firstLineChars="0"/>
+              <w:ind w:left="0" w:right="0" w:firstLine="0" w:leftChars="0" w:rightChars="0" w:firstLineChars="0"/>
               <w:jc w:val="center"/>
               <w:rPr>
-                <w:rFonts w:hint="default" w:ascii="Segoe UI" w:hAnsi="Segoe UI" w:eastAsia="Segoe UI" w:cs="Segoe UI"/>
+                <w:rFonts w:ascii="Segoe UI" w:eastAsia="Segoe UI" w:hAnsi="Segoe UI" w:cs="Segoe UI" w:hint="default"/>
                 <w:i w:val="0"/>
                 <w:iCs w:val="0"/>
                 <w:caps w:val="0"/>
@@ -9421,8 +9287,8 @@
             </w:pPr>
             <w:r>
               <w:rPr>
-                <w:rStyle w:val="23"/>
-                <w:rFonts w:hint="default" w:ascii="Segoe UI" w:hAnsi="Segoe UI" w:eastAsia="Segoe UI" w:cs="Segoe UI"/>
+                <w:rStyle w:val="Strong"/>
+                <w:rFonts w:ascii="Segoe UI" w:eastAsia="Segoe UI" w:hAnsi="Segoe UI" w:cs="Segoe UI" w:hint="default"/>
                 <w:b/>
                 <w:bCs/>
                 <w:i w:val="0"/>
@@ -9434,7 +9300,7 @@
                 <w:kern w:val="0"/>
                 <w:sz w:val="18"/>
                 <w:szCs w:val="18"/>
-                <w:lang w:val="en-US" w:eastAsia="zh-CN" w:bidi="ar"/>
+                <w:lang w:val="en-US" w:eastAsia="zh-CN"/>
               </w:rPr>
               <w:t>低</w:t>
             </w:r>
@@ -9444,10 +9310,10 @@
           <w:tcPr>
             <w:tcW w:w="1170" w:type="dxa"/>
             <w:tcBorders>
-              <w:top w:val="single" w:color="auto" w:sz="4" w:space="0"/>
-              <w:left w:val="single" w:color="auto" w:sz="4" w:space="0"/>
-              <w:bottom w:val="single" w:color="auto" w:sz="12" w:space="0"/>
-              <w:right w:val="single" w:color="auto" w:sz="4" w:space="0"/>
+              <w:top w:val="single" w:sz="4" w:space="0" w:color="auto"/>
+              <w:left w:val="single" w:sz="4" w:space="0" w:color="auto"/>
+              <w:bottom w:val="single" w:sz="12" w:space="0" w:color="auto"/>
+              <w:right w:val="single" w:sz="4" w:space="0" w:color="auto"/>
             </w:tcBorders>
             <w:shd w:val="clear" w:color="auto" w:fill="auto"/>
             <w:tcMar>
@@ -9466,10 +9332,10 @@
               <w:suppressLineNumbers w:val="0"/>
               <w:snapToGrid w:val="0"/>
               <w:spacing w:line="240" w:lineRule="auto"/>
-              <w:ind w:left="0" w:leftChars="0" w:right="0" w:rightChars="0" w:firstLine="0" w:firstLineChars="0"/>
+              <w:ind w:left="0" w:right="0" w:firstLine="0" w:leftChars="0" w:rightChars="0" w:firstLineChars="0"/>
               <w:jc w:val="left"/>
               <w:rPr>
-                <w:rFonts w:hint="default" w:ascii="Segoe UI" w:hAnsi="Segoe UI" w:eastAsia="Segoe UI" w:cs="Segoe UI"/>
+                <w:rFonts w:ascii="Segoe UI" w:eastAsia="Segoe UI" w:hAnsi="Segoe UI" w:cs="Segoe UI" w:hint="default"/>
                 <w:i w:val="0"/>
                 <w:iCs w:val="0"/>
                 <w:caps w:val="0"/>
@@ -9481,7 +9347,7 @@
             </w:pPr>
             <w:r>
               <w:rPr>
-                <w:rFonts w:hint="default" w:ascii="Segoe UI" w:hAnsi="Segoe UI" w:eastAsia="Segoe UI" w:cs="Segoe UI"/>
+                <w:rFonts w:ascii="Segoe UI" w:eastAsia="Segoe UI" w:hAnsi="Segoe UI" w:cs="Segoe UI" w:hint="default"/>
                 <w:i w:val="0"/>
                 <w:iCs w:val="0"/>
                 <w:caps w:val="0"/>
@@ -9491,7 +9357,7 @@
                 <w:kern w:val="0"/>
                 <w:sz w:val="18"/>
                 <w:szCs w:val="18"/>
-                <w:lang w:val="en-US" w:eastAsia="zh-CN" w:bidi="ar"/>
+                <w:lang w:val="en-US" w:eastAsia="zh-CN"/>
               </w:rPr>
               <w:t>系统安全补丁待更新</w:t>
             </w:r>
@@ -9501,10 +9367,10 @@
           <w:tcPr>
             <w:tcW w:w="1871" w:type="dxa"/>
             <w:tcBorders>
-              <w:top w:val="single" w:color="auto" w:sz="4" w:space="0"/>
-              <w:left w:val="single" w:color="auto" w:sz="4" w:space="0"/>
-              <w:bottom w:val="single" w:color="auto" w:sz="12" w:space="0"/>
-              <w:right w:val="single" w:color="auto" w:sz="4" w:space="0"/>
+              <w:top w:val="single" w:sz="4" w:space="0" w:color="auto"/>
+              <w:left w:val="single" w:sz="4" w:space="0" w:color="auto"/>
+              <w:bottom w:val="single" w:sz="12" w:space="0" w:color="auto"/>
+              <w:right w:val="single" w:sz="4" w:space="0" w:color="auto"/>
             </w:tcBorders>
             <w:shd w:val="clear" w:color="auto" w:fill="auto"/>
             <w:tcMar>
@@ -9523,10 +9389,10 @@
               <w:suppressLineNumbers w:val="0"/>
               <w:snapToGrid w:val="0"/>
               <w:spacing w:line="240" w:lineRule="auto"/>
-              <w:ind w:left="0" w:leftChars="0" w:right="0" w:rightChars="0" w:firstLine="0" w:firstLineChars="0"/>
+              <w:ind w:left="0" w:right="0" w:firstLine="0" w:leftChars="0" w:rightChars="0" w:firstLineChars="0"/>
               <w:jc w:val="left"/>
               <w:rPr>
-                <w:rFonts w:hint="default" w:ascii="Segoe UI" w:hAnsi="Segoe UI" w:eastAsia="Segoe UI" w:cs="Segoe UI"/>
+                <w:rFonts w:ascii="Segoe UI" w:eastAsia="Segoe UI" w:hAnsi="Segoe UI" w:cs="Segoe UI" w:hint="default"/>
                 <w:i w:val="0"/>
                 <w:iCs w:val="0"/>
                 <w:caps w:val="0"/>
@@ -9538,7 +9404,7 @@
             </w:pPr>
             <w:r>
               <w:rPr>
-                <w:rFonts w:hint="default" w:ascii="Segoe UI" w:hAnsi="Segoe UI" w:eastAsia="Segoe UI" w:cs="Segoe UI"/>
+                <w:rFonts w:ascii="Segoe UI" w:eastAsia="Segoe UI" w:hAnsi="Segoe UI" w:cs="Segoe UI" w:hint="default"/>
                 <w:i w:val="0"/>
                 <w:iCs w:val="0"/>
                 <w:caps w:val="0"/>
@@ -9548,7 +9414,7 @@
                 <w:kern w:val="0"/>
                 <w:sz w:val="18"/>
                 <w:szCs w:val="18"/>
-                <w:lang w:val="en-US" w:eastAsia="zh-CN" w:bidi="ar"/>
+                <w:lang w:val="en-US" w:eastAsia="zh-CN"/>
               </w:rPr>
               <w:t>存在潜在安全风险，但非紧急漏洞。</w:t>
             </w:r>
@@ -9558,10 +9424,10 @@
           <w:tcPr>
             <w:tcW w:w="3030" w:type="dxa"/>
             <w:tcBorders>
-              <w:top w:val="single" w:color="auto" w:sz="4" w:space="0"/>
-              <w:left w:val="single" w:color="auto" w:sz="4" w:space="0"/>
-              <w:bottom w:val="single" w:color="auto" w:sz="12" w:space="0"/>
-              <w:right w:val="single" w:color="auto" w:sz="4" w:space="0"/>
+              <w:top w:val="single" w:sz="4" w:space="0" w:color="auto"/>
+              <w:left w:val="single" w:sz="4" w:space="0" w:color="auto"/>
+              <w:bottom w:val="single" w:sz="12" w:space="0" w:color="auto"/>
+              <w:right w:val="single" w:sz="4" w:space="0" w:color="auto"/>
             </w:tcBorders>
             <w:shd w:val="clear" w:color="auto" w:fill="auto"/>
             <w:tcMar>
@@ -9580,10 +9446,10 @@
               <w:suppressLineNumbers w:val="0"/>
               <w:snapToGrid w:val="0"/>
               <w:spacing w:line="240" w:lineRule="auto"/>
-              <w:ind w:left="0" w:leftChars="0" w:right="0" w:rightChars="0" w:firstLine="0" w:firstLineChars="0"/>
+              <w:ind w:left="0" w:right="0" w:firstLine="0" w:leftChars="0" w:rightChars="0" w:firstLineChars="0"/>
               <w:jc w:val="left"/>
               <w:rPr>
-                <w:rFonts w:hint="default" w:ascii="Segoe UI" w:hAnsi="Segoe UI" w:eastAsia="Segoe UI" w:cs="Segoe UI"/>
+                <w:rFonts w:ascii="Segoe UI" w:eastAsia="Segoe UI" w:hAnsi="Segoe UI" w:cs="Segoe UI" w:hint="default"/>
                 <w:i w:val="0"/>
                 <w:iCs w:val="0"/>
                 <w:caps w:val="0"/>
@@ -9595,7 +9461,7 @@
             </w:pPr>
             <w:r>
               <w:rPr>
-                <w:rFonts w:hint="default" w:ascii="Segoe UI" w:hAnsi="Segoe UI" w:eastAsia="Segoe UI" w:cs="Segoe UI"/>
+                <w:rFonts w:ascii="Segoe UI" w:eastAsia="Segoe UI" w:hAnsi="Segoe UI" w:cs="Segoe UI" w:hint="default"/>
                 <w:i w:val="0"/>
                 <w:iCs w:val="0"/>
                 <w:caps w:val="0"/>
@@ -9605,7 +9471,7 @@
                 <w:kern w:val="0"/>
                 <w:sz w:val="18"/>
                 <w:szCs w:val="18"/>
-                <w:lang w:val="en-US" w:eastAsia="zh-CN" w:bidi="ar"/>
+                <w:lang w:val="en-US" w:eastAsia="zh-CN"/>
               </w:rPr>
               <w:t>安排在12月低峰期（如周末夜间）进行补丁测试与分批更新。</w:t>
             </w:r>
@@ -9615,10 +9481,10 @@
           <w:tcPr>
             <w:tcW w:w="872" w:type="dxa"/>
             <w:tcBorders>
-              <w:top w:val="single" w:color="auto" w:sz="4" w:space="0"/>
-              <w:left w:val="single" w:color="auto" w:sz="4" w:space="0"/>
-              <w:bottom w:val="single" w:color="auto" w:sz="12" w:space="0"/>
-              <w:right w:val="single" w:color="auto" w:sz="4" w:space="0"/>
+              <w:top w:val="single" w:sz="4" w:space="0" w:color="auto"/>
+              <w:left w:val="single" w:sz="4" w:space="0" w:color="auto"/>
+              <w:bottom w:val="single" w:sz="12" w:space="0" w:color="auto"/>
+              <w:right w:val="single" w:sz="4" w:space="0" w:color="auto"/>
             </w:tcBorders>
             <w:shd w:val="clear" w:color="auto" w:fill="auto"/>
             <w:tcMar>
@@ -9637,10 +9503,10 @@
               <w:suppressLineNumbers w:val="0"/>
               <w:snapToGrid w:val="0"/>
               <w:spacing w:line="240" w:lineRule="auto"/>
-              <w:ind w:left="0" w:leftChars="0" w:right="0" w:rightChars="0" w:firstLine="0" w:firstLineChars="0"/>
+              <w:ind w:left="0" w:right="0" w:firstLine="0" w:leftChars="0" w:rightChars="0" w:firstLineChars="0"/>
               <w:jc w:val="center"/>
               <w:rPr>
-                <w:rFonts w:hint="default" w:ascii="Segoe UI" w:hAnsi="Segoe UI" w:eastAsia="Segoe UI" w:cs="Segoe UI"/>
+                <w:rFonts w:ascii="Segoe UI" w:eastAsia="Segoe UI" w:hAnsi="Segoe UI" w:cs="Segoe UI" w:hint="default"/>
                 <w:i w:val="0"/>
                 <w:iCs w:val="0"/>
                 <w:caps w:val="0"/>
@@ -9652,7 +9518,7 @@
             </w:pPr>
             <w:r>
               <w:rPr>
-                <w:rFonts w:hint="default" w:ascii="Segoe UI" w:hAnsi="Segoe UI" w:eastAsia="Segoe UI" w:cs="Segoe UI"/>
+                <w:rFonts w:ascii="Segoe UI" w:eastAsia="Segoe UI" w:hAnsi="Segoe UI" w:cs="Segoe UI" w:hint="default"/>
                 <w:i w:val="0"/>
                 <w:iCs w:val="0"/>
                 <w:caps w:val="0"/>
@@ -9662,7 +9528,7 @@
                 <w:kern w:val="0"/>
                 <w:sz w:val="18"/>
                 <w:szCs w:val="18"/>
-                <w:lang w:val="en-US" w:eastAsia="zh-CN" w:bidi="ar"/>
+                <w:lang w:val="en-US" w:eastAsia="zh-CN"/>
               </w:rPr>
               <w:t>系统管理组</w:t>
             </w:r>
@@ -9672,10 +9538,10 @@
           <w:tcPr>
             <w:tcW w:w="1092" w:type="dxa"/>
             <w:tcBorders>
-              <w:top w:val="single" w:color="auto" w:sz="4" w:space="0"/>
-              <w:left w:val="single" w:color="auto" w:sz="4" w:space="0"/>
-              <w:bottom w:val="single" w:color="auto" w:sz="12" w:space="0"/>
-              <w:right w:val="single" w:color="auto" w:sz="12" w:space="0"/>
+              <w:top w:val="single" w:sz="4" w:space="0" w:color="auto"/>
+              <w:left w:val="single" w:sz="4" w:space="0" w:color="auto"/>
+              <w:bottom w:val="single" w:sz="12" w:space="0" w:color="auto"/>
+              <w:right w:val="single" w:sz="12" w:space="0" w:color="auto"/>
             </w:tcBorders>
             <w:shd w:val="clear" w:color="auto" w:fill="auto"/>
             <w:tcMar>
@@ -9694,10 +9560,10 @@
               <w:suppressLineNumbers w:val="0"/>
               <w:snapToGrid w:val="0"/>
               <w:spacing w:line="240" w:lineRule="auto"/>
-              <w:ind w:left="0" w:leftChars="0" w:right="0" w:rightChars="0" w:firstLine="0" w:firstLineChars="0"/>
+              <w:ind w:left="0" w:right="0" w:firstLine="0" w:leftChars="0" w:rightChars="0" w:firstLineChars="0"/>
               <w:jc w:val="center"/>
               <w:rPr>
-                <w:rFonts w:hint="default" w:ascii="Segoe UI" w:hAnsi="Segoe UI" w:eastAsia="Segoe UI" w:cs="Segoe UI"/>
+                <w:rFonts w:ascii="Segoe UI" w:eastAsia="Segoe UI" w:hAnsi="Segoe UI" w:cs="Segoe UI" w:hint="default"/>
                 <w:i w:val="0"/>
                 <w:iCs w:val="0"/>
                 <w:caps w:val="0"/>
@@ -9709,7 +9575,7 @@
             </w:pPr>
             <w:r>
               <w:rPr>
-                <w:rFonts w:hint="default" w:ascii="Segoe UI" w:hAnsi="Segoe UI" w:eastAsia="Segoe UI" w:cs="Segoe UI"/>
+                <w:rFonts w:ascii="Segoe UI" w:eastAsia="Segoe UI" w:hAnsi="Segoe UI" w:cs="Segoe UI" w:hint="default"/>
                 <w:i w:val="0"/>
                 <w:iCs w:val="0"/>
                 <w:caps w:val="0"/>
@@ -9719,7 +9585,7 @@
                 <w:kern w:val="0"/>
                 <w:sz w:val="18"/>
                 <w:szCs w:val="18"/>
-                <w:lang w:val="en-US" w:eastAsia="zh-CN" w:bidi="ar"/>
+                <w:lang w:val="en-US" w:eastAsia="zh-CN"/>
               </w:rPr>
               <w:t>2025年12月</w:t>
             </w:r>
@@ -9729,14 +9595,14 @@
     </w:tbl>
     <w:p>
       <w:pPr>
-        <w:pStyle w:val="28"/>
+        <w:pStyle w:val="1"/>
         <w:bidi w:val="0"/>
         <w:rPr>
           <w:rFonts w:hint="default"/>
           <w:lang w:val="en-US" w:eastAsia="zh-CN"/>
         </w:rPr>
       </w:pPr>
-      <w:bookmarkStart w:id="11" w:name="_Toc25590"/>
+      <w:bookmarkStart w:id="12" w:name="_Toc25590"/>
       <w:r>
         <w:rPr>
           <w:rFonts w:hint="default"/>
@@ -9744,11 +9610,11 @@
         </w:rPr>
         <w:t>下月巡检重点预告</w:t>
       </w:r>
-      <w:bookmarkEnd w:id="11"/>
+      <w:bookmarkEnd w:id="12"/>
     </w:p>
     <w:p>
       <w:pPr>
-        <w:pStyle w:val="29"/>
+        <w:pStyle w:val="a1"/>
         <w:bidi w:val="0"/>
         <w:rPr>
           <w:rFonts w:hint="default"/>
@@ -9765,7 +9631,7 @@
     </w:p>
     <w:p>
       <w:pPr>
-        <w:pStyle w:val="29"/>
+        <w:pStyle w:val="a1"/>
         <w:bidi w:val="0"/>
         <w:rPr>
           <w:rFonts w:hint="default"/>
@@ -9782,7 +9648,7 @@
     </w:p>
     <w:p>
       <w:pPr>
-        <w:pStyle w:val="29"/>
+        <w:pStyle w:val="a1"/>
         <w:bidi w:val="0"/>
         <w:rPr>
           <w:rFonts w:hint="default"/>
@@ -9798,73 +9664,23 @@
       </w:r>
     </w:p>
     <w:sectPr>
-      <w:headerReference r:id="rId5" w:type="default"/>
+      <w:headerReference w:type="default" r:id="rId7"/>
       <w:pgSz w:w="11906" w:h="16838"/>
       <w:pgMar w:top="1417" w:right="1800" w:bottom="1440" w:left="1800" w:header="1140" w:footer="992" w:gutter="0"/>
-      <w:cols w:space="425" w:num="1"/>
+      <w:cols w:num="1" w:space="425"/>
       <w:docGrid w:type="lines" w:linePitch="312" w:charSpace="0"/>
     </w:sectPr>
   </w:body>
 </w:document>
 </file>
 
-<file path=word/endnotes.xml><?xml version="1.0" encoding="utf-8"?>
-<w:endnotes xmlns:wpc="http://schemas.microsoft.com/office/word/2010/wordprocessingCanvas" xmlns:mc="http://schemas.openxmlformats.org/markup-compatibility/2006" xmlns:o="urn:schemas-microsoft-com:office:office" xmlns:r="http://schemas.openxmlformats.org/officeDocument/2006/relationships" xmlns:m="http://schemas.openxmlformats.org/officeDocument/2006/math" xmlns:v="urn:schemas-microsoft-com:vml" xmlns:wp14="http://schemas.microsoft.com/office/word/2010/wordprocessingDrawing" xmlns:wp="http://schemas.openxmlformats.org/drawingml/2006/wordprocessingDrawing" xmlns:w="http://schemas.openxmlformats.org/wordprocessingml/2006/main" xmlns:w14="http://schemas.microsoft.com/office/word/2010/wordml" xmlns:w15="http://schemas.microsoft.com/office/word/2012/wordml" xmlns:w10="urn:schemas-microsoft-com:office:word" xmlns:wpg="http://schemas.microsoft.com/office/word/2010/wordprocessingGroup" xmlns:wpi="http://schemas.microsoft.com/office/word/2010/wordprocessingInk" xmlns:wne="http://schemas.microsoft.com/office/word/2006/wordml" xmlns:wps="http://schemas.microsoft.com/office/word/2010/wordprocessingShape" xmlns:wpsCustomData="http://www.wps.cn/officeDocument/2013/wpsCustomData" mc:Ignorable="w14 w15 wp14">
-  <w:endnote w:type="separator" w:id="0">
-    <w:p>
-      <w:pPr>
-        <w:spacing w:line="240" w:lineRule="auto"/>
-      </w:pPr>
-      <w:r>
-        <w:separator/>
-      </w:r>
-    </w:p>
-  </w:endnote>
-  <w:endnote w:type="continuationSeparator" w:id="1">
-    <w:p>
-      <w:pPr>
-        <w:spacing w:line="240" w:lineRule="auto"/>
-      </w:pPr>
-      <w:r>
-        <w:continuationSeparator/>
-      </w:r>
-    </w:p>
-  </w:endnote>
-</w:endnotes>
-</file>
-
-<file path=word/footnotes.xml><?xml version="1.0" encoding="utf-8"?>
-<w:footnotes xmlns:wpc="http://schemas.microsoft.com/office/word/2010/wordprocessingCanvas" xmlns:mc="http://schemas.openxmlformats.org/markup-compatibility/2006" xmlns:o="urn:schemas-microsoft-com:office:office" xmlns:r="http://schemas.openxmlformats.org/officeDocument/2006/relationships" xmlns:m="http://schemas.openxmlformats.org/officeDocument/2006/math" xmlns:v="urn:schemas-microsoft-com:vml" xmlns:wp14="http://schemas.microsoft.com/office/word/2010/wordprocessingDrawing" xmlns:wp="http://schemas.openxmlformats.org/drawingml/2006/wordprocessingDrawing" xmlns:w="http://schemas.openxmlformats.org/wordprocessingml/2006/main" xmlns:w14="http://schemas.microsoft.com/office/word/2010/wordml" xmlns:w15="http://schemas.microsoft.com/office/word/2012/wordml" xmlns:w10="urn:schemas-microsoft-com:office:word" xmlns:wpg="http://schemas.microsoft.com/office/word/2010/wordprocessingGroup" xmlns:wpi="http://schemas.microsoft.com/office/word/2010/wordprocessingInk" xmlns:wne="http://schemas.microsoft.com/office/word/2006/wordml" xmlns:wps="http://schemas.microsoft.com/office/word/2010/wordprocessingShape" xmlns:wpsCustomData="http://www.wps.cn/officeDocument/2013/wpsCustomData" mc:Ignorable="w14 w15 wp14">
-  <w:footnote w:type="separator" w:id="0">
-    <w:p>
-      <w:pPr>
-        <w:spacing w:line="360" w:lineRule="auto"/>
-      </w:pPr>
-      <w:r>
-        <w:separator/>
-      </w:r>
-    </w:p>
-  </w:footnote>
-  <w:footnote w:type="continuationSeparator" w:id="1">
-    <w:p>
-      <w:pPr>
-        <w:spacing w:line="360" w:lineRule="auto"/>
-      </w:pPr>
-      <w:r>
-        <w:continuationSeparator/>
-      </w:r>
-    </w:p>
-  </w:footnote>
-</w:footnotes>
-</file>
-
 <file path=word/header1.xml><?xml version="1.0" encoding="utf-8"?>
-<w:hdr xmlns:wpc="http://schemas.microsoft.com/office/word/2010/wordprocessingCanvas" xmlns:mc="http://schemas.openxmlformats.org/markup-compatibility/2006" xmlns:o="urn:schemas-microsoft-com:office:office" xmlns:r="http://schemas.openxmlformats.org/officeDocument/2006/relationships" xmlns:m="http://schemas.openxmlformats.org/officeDocument/2006/math" xmlns:v="urn:schemas-microsoft-com:vml" xmlns:wp14="http://schemas.microsoft.com/office/word/2010/wordprocessingDrawing" xmlns:wp="http://schemas.openxmlformats.org/drawingml/2006/wordprocessingDrawing" xmlns:w10="urn:schemas-microsoft-com:office:word" xmlns:w="http://schemas.openxmlformats.org/wordprocessingml/2006/main" xmlns:w14="http://schemas.microsoft.com/office/word/2010/wordml" xmlns:w15="http://schemas.microsoft.com/office/word/2012/wordml" xmlns:wpg="http://schemas.microsoft.com/office/word/2010/wordprocessingGroup" xmlns:wpi="http://schemas.microsoft.com/office/word/2010/wordprocessingInk" xmlns:wne="http://schemas.microsoft.com/office/word/2006/wordml" xmlns:wps="http://schemas.microsoft.com/office/word/2010/wordprocessingShape" xmlns:wpsCustomData="http://www.wps.cn/officeDocument/2013/wpsCustomData" mc:Ignorable="w14 w15 wp14">
+<w:hdr xmlns:wpc="http://schemas.microsoft.com/office/word/2010/wordprocessingCanvas" xmlns:mc="http://schemas.openxmlformats.org/markup-compatibility/2006" xmlns:o="urn:schemas-microsoft-com:office:office" xmlns:r="http://schemas.openxmlformats.org/officeDocument/2006/relationships" xmlns:m="http://schemas.openxmlformats.org/officeDocument/2006/math" xmlns:v="urn:schemas-microsoft-com:vml" xmlns:wp14="http://schemas.microsoft.com/office/word/2010/wordprocessingDrawing" xmlns:wp="http://schemas.openxmlformats.org/drawingml/2006/wordprocessingDrawing" xmlns:w10="urn:schemas-microsoft-com:office:word" xmlns:w="http://schemas.openxmlformats.org/wordprocessingml/2006/main" xmlns:w14="http://schemas.microsoft.com/office/word/2010/wordml" xmlns:w15="http://schemas.microsoft.com/office/word/2012/wordml" xmlns:wne="http://schemas.microsoft.com/office/word/2006/wordml" xmlns:wpg="http://schemas.microsoft.com/office/word/2010/wordprocessingGroup" xmlns:wpi="http://schemas.microsoft.com/office/word/2010/wordprocessingInk" xmlns:wps="http://schemas.microsoft.com/office/word/2010/wordprocessingShape" mc:Ignorable="w14 w15 wp14">
   <w:p>
     <w:pPr>
-      <w:pStyle w:val="15"/>
+      <w:pStyle w:val="Header"/>
       <w:pBdr>
-        <w:bottom w:val="single" w:color="auto" w:sz="4" w:space="1"/>
+        <w:bottom w:val="single" w:sz="4" w:space="1" w:color="auto"/>
       </w:pBdr>
       <w:tabs>
         <w:tab w:val="left" w:pos="335"/>
@@ -9872,27 +9688,27 @@
       </w:tabs>
       <w:jc w:val="right"/>
       <w:rPr>
-        <w:rFonts w:hint="eastAsia" w:eastAsiaTheme="minorEastAsia"/>
+        <w:rFonts w:eastAsiaTheme="minorEastAsia" w:hint="eastAsia"/>
         <w:lang w:eastAsia="zh-CN"/>
       </w:rPr>
     </w:pPr>
     <w:r>
       <w:rPr>
-        <w:rFonts w:hint="eastAsia" w:eastAsiaTheme="minorEastAsia"/>
+        <w:rFonts w:eastAsiaTheme="minorEastAsia" w:hint="eastAsia"/>
         <w:lang w:val="en-US" w:eastAsia="zh-CN"/>
       </w:rPr>
       <w:tab/>
     </w:r>
     <w:r>
       <w:rPr>
-        <w:rFonts w:hint="eastAsia" w:eastAsiaTheme="minorEastAsia"/>
+        <w:rFonts w:eastAsiaTheme="minorEastAsia" w:hint="eastAsia"/>
         <w:lang w:val="en-US" w:eastAsia="zh-CN"/>
       </w:rPr>
       <w:tab/>
     </w:r>
     <w:r>
       <w:rPr>
-        <w:rFonts w:hint="eastAsia" w:eastAsiaTheme="minorEastAsia"/>
+        <w:rFonts w:eastAsiaTheme="minorEastAsia" w:hint="eastAsia"/>
         <w:lang w:val="en-US" w:eastAsia="zh-CN"/>
       </w:rPr>
       <w:t>江西通信产业服务有限公司</w:t>
@@ -9902,15 +9718,15 @@
 </file>
 
 <file path=word/numbering.xml><?xml version="1.0" encoding="utf-8"?>
-<w:numbering xmlns:wpc="http://schemas.microsoft.com/office/word/2010/wordprocessingCanvas" xmlns:mc="http://schemas.openxmlformats.org/markup-compatibility/2006" xmlns:o="urn:schemas-microsoft-com:office:office" xmlns:r="http://schemas.openxmlformats.org/officeDocument/2006/relationships" xmlns:m="http://schemas.openxmlformats.org/officeDocument/2006/math" xmlns:v="urn:schemas-microsoft-com:vml" xmlns:wp14="http://schemas.microsoft.com/office/word/2010/wordprocessingDrawing" xmlns:wp="http://schemas.openxmlformats.org/drawingml/2006/wordprocessingDrawing" xmlns:w10="urn:schemas-microsoft-com:office:word" xmlns:w="http://schemas.openxmlformats.org/wordprocessingml/2006/main" xmlns:w14="http://schemas.microsoft.com/office/word/2010/wordml" xmlns:wpg="http://schemas.microsoft.com/office/word/2010/wordprocessingGroup" xmlns:wpi="http://schemas.microsoft.com/office/word/2010/wordprocessingInk" xmlns:wne="http://schemas.microsoft.com/office/word/2006/wordml" xmlns:wps="http://schemas.microsoft.com/office/word/2010/wordprocessingShape" xmlns:wpsCustomData="http://www.wps.cn/officeDocument/2013/wpsCustomData" mc:Ignorable="w14 wp14">
+<w:numbering xmlns:wpc="http://schemas.microsoft.com/office/word/2010/wordprocessingCanvas" xmlns:mc="http://schemas.openxmlformats.org/markup-compatibility/2006" xmlns:o="urn:schemas-microsoft-com:office:office" xmlns:r="http://schemas.openxmlformats.org/officeDocument/2006/relationships" xmlns:m="http://schemas.openxmlformats.org/officeDocument/2006/math" xmlns:v="urn:schemas-microsoft-com:vml" xmlns:wp14="http://schemas.microsoft.com/office/word/2010/wordprocessingDrawing" xmlns:wp="http://schemas.openxmlformats.org/drawingml/2006/wordprocessingDrawing" xmlns:w10="urn:schemas-microsoft-com:office:word" xmlns:w="http://schemas.openxmlformats.org/wordprocessingml/2006/main" xmlns:w14="http://schemas.microsoft.com/office/word/2010/wordml" xmlns:w15="http://schemas.microsoft.com/office/word/2012/wordml" xmlns:wne="http://schemas.microsoft.com/office/word/2006/wordml" xmlns:wpg="http://schemas.microsoft.com/office/word/2010/wordprocessingGroup" xmlns:wpi="http://schemas.microsoft.com/office/word/2010/wordprocessingInk" xmlns:wps="http://schemas.microsoft.com/office/word/2010/wordprocessingShape" mc:Ignorable="w14 w15 wp14">
   <w:abstractNum w:abstractNumId="0">
     <w:nsid w:val="8E964DCE"/>
     <w:multiLevelType w:val="multilevel"/>
     <w:tmpl w:val="8E964DCE"/>
-    <w:lvl w:ilvl="0" w:tentative="0">
+    <w:lvl w:ilvl="0">
       <w:start w:val="1"/>
       <w:numFmt w:val="decimal"/>
-      <w:pStyle w:val="2"/>
+      <w:pStyle w:val="Heading1"/>
       <w:lvlText w:val="%1."/>
       <w:lvlJc w:val="left"/>
       <w:pPr>
@@ -9920,10 +9736,10 @@
         <w:rFonts w:hint="default"/>
       </w:rPr>
     </w:lvl>
-    <w:lvl w:ilvl="1" w:tentative="0">
+    <w:lvl w:ilvl="1">
       <w:start w:val="1"/>
       <w:numFmt w:val="decimal"/>
-      <w:pStyle w:val="3"/>
+      <w:pStyle w:val="Heading2"/>
       <w:lvlText w:val="%1.%2."/>
       <w:lvlJc w:val="left"/>
       <w:pPr>
@@ -9933,10 +9749,10 @@
         <w:rFonts w:hint="default"/>
       </w:rPr>
     </w:lvl>
-    <w:lvl w:ilvl="2" w:tentative="0">
+    <w:lvl w:ilvl="2">
       <w:start w:val="1"/>
       <w:numFmt w:val="decimal"/>
-      <w:pStyle w:val="4"/>
+      <w:pStyle w:val="Heading3"/>
       <w:lvlText w:val="%1.%2.%3."/>
       <w:lvlJc w:val="left"/>
       <w:pPr>
@@ -9946,10 +9762,10 @@
         <w:rFonts w:hint="default"/>
       </w:rPr>
     </w:lvl>
-    <w:lvl w:ilvl="3" w:tentative="0">
+    <w:lvl w:ilvl="3">
       <w:start w:val="1"/>
       <w:numFmt w:val="decimal"/>
-      <w:pStyle w:val="5"/>
+      <w:pStyle w:val="Heading4"/>
       <w:lvlText w:val="%1.%2.%3.%4."/>
       <w:lvlJc w:val="left"/>
       <w:pPr>
@@ -9959,10 +9775,10 @@
         <w:rFonts w:hint="default"/>
       </w:rPr>
     </w:lvl>
-    <w:lvl w:ilvl="4" w:tentative="0">
+    <w:lvl w:ilvl="4">
       <w:start w:val="1"/>
       <w:numFmt w:val="decimal"/>
-      <w:pStyle w:val="6"/>
+      <w:pStyle w:val="Heading5"/>
       <w:lvlText w:val="%1.%2.%3.%4.%5."/>
       <w:lvlJc w:val="left"/>
       <w:pPr>
@@ -9972,10 +9788,10 @@
         <w:rFonts w:hint="default"/>
       </w:rPr>
     </w:lvl>
-    <w:lvl w:ilvl="5" w:tentative="0">
+    <w:lvl w:ilvl="5">
       <w:start w:val="1"/>
       <w:numFmt w:val="decimal"/>
-      <w:pStyle w:val="7"/>
+      <w:pStyle w:val="Heading6"/>
       <w:lvlText w:val="%1.%2.%3.%4.%5.%6."/>
       <w:lvlJc w:val="left"/>
       <w:pPr>
@@ -9985,10 +9801,10 @@
         <w:rFonts w:hint="default"/>
       </w:rPr>
     </w:lvl>
-    <w:lvl w:ilvl="6" w:tentative="0">
+    <w:lvl w:ilvl="6">
       <w:start w:val="1"/>
       <w:numFmt w:val="decimal"/>
-      <w:pStyle w:val="8"/>
+      <w:pStyle w:val="Heading7"/>
       <w:lvlText w:val="%1.%2.%3.%4.%5.%6.%7."/>
       <w:lvlJc w:val="left"/>
       <w:pPr>
@@ -9998,10 +9814,10 @@
         <w:rFonts w:hint="default"/>
       </w:rPr>
     </w:lvl>
-    <w:lvl w:ilvl="7" w:tentative="0">
+    <w:lvl w:ilvl="7">
       <w:start w:val="1"/>
       <w:numFmt w:val="decimal"/>
-      <w:pStyle w:val="9"/>
+      <w:pStyle w:val="Heading8"/>
       <w:lvlText w:val="%1.%2.%3.%4.%5.%6.%7.%8."/>
       <w:lvlJc w:val="left"/>
       <w:pPr>
@@ -10011,10 +9827,10 @@
         <w:rFonts w:hint="default"/>
       </w:rPr>
     </w:lvl>
-    <w:lvl w:ilvl="8" w:tentative="0">
+    <w:lvl w:ilvl="8">
       <w:start w:val="1"/>
       <w:numFmt w:val="decimal"/>
-      <w:pStyle w:val="10"/>
+      <w:pStyle w:val="Heading9"/>
       <w:lvlText w:val="%1.%2.%3.%4.%5.%6.%7.%8.%9."/>
       <w:lvlJc w:val="left"/>
       <w:pPr>
@@ -10032,269 +9848,267 @@
 </file>
 
 <file path=word/styles.xml><?xml version="1.0" encoding="utf-8"?>
-<w:styles xmlns:mc="http://schemas.openxmlformats.org/markup-compatibility/2006" xmlns:o="urn:schemas-microsoft-com:office:office" xmlns:r="http://schemas.openxmlformats.org/officeDocument/2006/relationships" xmlns:m="http://schemas.openxmlformats.org/officeDocument/2006/math" xmlns:v="urn:schemas-microsoft-com:vml" xmlns:w="http://schemas.openxmlformats.org/wordprocessingml/2006/main" xmlns:w14="http://schemas.microsoft.com/office/word/2010/wordml" xmlns:w10="urn:schemas-microsoft-com:office:word" xmlns:sl="http://schemas.openxmlformats.org/schemaLibrary/2006/main" xmlns:wpsCustomData="http://www.wps.cn/officeDocument/2013/wpsCustomData" mc:Ignorable="w14">
+<w:styles xmlns:mc="http://schemas.openxmlformats.org/markup-compatibility/2006" xmlns:r="http://schemas.openxmlformats.org/officeDocument/2006/relationships" xmlns:w="http://schemas.openxmlformats.org/wordprocessingml/2006/main" xmlns:w14="http://schemas.microsoft.com/office/word/2010/wordml" xmlns:w15="http://schemas.microsoft.com/office/word/2012/wordml" mc:Ignorable="w14 w15">
   <w:docDefaults>
     <w:rPrDefault>
       <w:rPr>
-        <w:rFonts w:ascii="Times New Roman" w:hAnsi="Times New Roman" w:eastAsia="宋体" w:cs="Times New Roman"/>
+        <w:rFonts w:ascii="Times New Roman" w:eastAsia="宋体" w:hAnsi="Times New Roman" w:cs="Times New Roman"/>
       </w:rPr>
     </w:rPrDefault>
     <w:pPrDefault/>
   </w:docDefaults>
-  <w:latentStyles w:count="260" w:defQFormat="0" w:defUnhideWhenUsed="1" w:defSemiHidden="1" w:defUIPriority="99" w:defLockedState="0">
-    <w:lsdException w:qFormat="1" w:unhideWhenUsed="0" w:uiPriority="0" w:semiHidden="0" w:name="Normal"/>
-    <w:lsdException w:qFormat="1" w:unhideWhenUsed="0" w:uiPriority="0" w:semiHidden="0" w:name="heading 1"/>
-    <w:lsdException w:qFormat="1" w:uiPriority="0" w:semiHidden="0" w:name="heading 2"/>
-    <w:lsdException w:qFormat="1" w:uiPriority="0" w:name="heading 3"/>
-    <w:lsdException w:qFormat="1" w:uiPriority="0" w:semiHidden="0" w:name="heading 4"/>
-    <w:lsdException w:qFormat="1" w:uiPriority="0" w:name="heading 5"/>
-    <w:lsdException w:qFormat="1" w:uiPriority="0" w:name="heading 6"/>
-    <w:lsdException w:qFormat="1" w:uiPriority="0" w:name="heading 7"/>
-    <w:lsdException w:qFormat="1" w:uiPriority="0" w:name="heading 8"/>
-    <w:lsdException w:qFormat="1" w:uiPriority="0" w:name="heading 9"/>
-    <w:lsdException w:unhideWhenUsed="0" w:uiPriority="0" w:semiHidden="0" w:name="index 1"/>
-    <w:lsdException w:unhideWhenUsed="0" w:uiPriority="0" w:semiHidden="0" w:name="index 2"/>
-    <w:lsdException w:unhideWhenUsed="0" w:uiPriority="0" w:semiHidden="0" w:name="index 3"/>
-    <w:lsdException w:unhideWhenUsed="0" w:uiPriority="0" w:semiHidden="0" w:name="index 4"/>
-    <w:lsdException w:unhideWhenUsed="0" w:uiPriority="0" w:semiHidden="0" w:name="index 5"/>
-    <w:lsdException w:unhideWhenUsed="0" w:uiPriority="0" w:semiHidden="0" w:name="index 6"/>
-    <w:lsdException w:unhideWhenUsed="0" w:uiPriority="0" w:semiHidden="0" w:name="index 7"/>
-    <w:lsdException w:unhideWhenUsed="0" w:uiPriority="0" w:semiHidden="0" w:name="index 8"/>
-    <w:lsdException w:unhideWhenUsed="0" w:uiPriority="0" w:semiHidden="0" w:name="index 9"/>
-    <w:lsdException w:qFormat="1" w:unhideWhenUsed="0" w:uiPriority="0" w:semiHidden="0" w:name="toc 1"/>
-    <w:lsdException w:qFormat="1" w:unhideWhenUsed="0" w:uiPriority="0" w:semiHidden="0" w:name="toc 2"/>
-    <w:lsdException w:qFormat="1" w:unhideWhenUsed="0" w:uiPriority="0" w:semiHidden="0" w:name="toc 3"/>
-    <w:lsdException w:unhideWhenUsed="0" w:uiPriority="0" w:semiHidden="0" w:name="toc 4"/>
-    <w:lsdException w:unhideWhenUsed="0" w:uiPriority="0" w:semiHidden="0" w:name="toc 5"/>
-    <w:lsdException w:unhideWhenUsed="0" w:uiPriority="0" w:semiHidden="0" w:name="toc 6"/>
-    <w:lsdException w:unhideWhenUsed="0" w:uiPriority="0" w:semiHidden="0" w:name="toc 7"/>
-    <w:lsdException w:unhideWhenUsed="0" w:uiPriority="0" w:semiHidden="0" w:name="toc 8"/>
-    <w:lsdException w:unhideWhenUsed="0" w:uiPriority="0" w:semiHidden="0" w:name="toc 9"/>
-    <w:lsdException w:unhideWhenUsed="0" w:uiPriority="0" w:semiHidden="0" w:name="Normal Indent"/>
-    <w:lsdException w:unhideWhenUsed="0" w:uiPriority="0" w:semiHidden="0" w:name="footnote text"/>
-    <w:lsdException w:qFormat="1" w:unhideWhenUsed="0" w:uiPriority="0" w:semiHidden="0" w:name="annotation text"/>
-    <w:lsdException w:qFormat="1" w:unhideWhenUsed="0" w:uiPriority="0" w:semiHidden="0" w:name="header"/>
-    <w:lsdException w:qFormat="1" w:unhideWhenUsed="0" w:uiPriority="0" w:semiHidden="0" w:name="footer"/>
-    <w:lsdException w:unhideWhenUsed="0" w:uiPriority="0" w:semiHidden="0" w:name="index heading"/>
-    <w:lsdException w:qFormat="1" w:uiPriority="0" w:name="caption"/>
-    <w:lsdException w:unhideWhenUsed="0" w:uiPriority="0" w:semiHidden="0" w:name="table of figures"/>
-    <w:lsdException w:unhideWhenUsed="0" w:uiPriority="0" w:semiHidden="0" w:name="envelope address"/>
-    <w:lsdException w:unhideWhenUsed="0" w:uiPriority="0" w:semiHidden="0" w:name="envelope return"/>
-    <w:lsdException w:unhideWhenUsed="0" w:uiPriority="0" w:semiHidden="0" w:name="footnote reference"/>
-    <w:lsdException w:unhideWhenUsed="0" w:uiPriority="0" w:semiHidden="0" w:name="annotation reference"/>
-    <w:lsdException w:unhideWhenUsed="0" w:uiPriority="0" w:semiHidden="0" w:name="line number"/>
-    <w:lsdException w:unhideWhenUsed="0" w:uiPriority="0" w:semiHidden="0" w:name="page number"/>
-    <w:lsdException w:unhideWhenUsed="0" w:uiPriority="0" w:semiHidden="0" w:name="endnote reference"/>
-    <w:lsdException w:unhideWhenUsed="0" w:uiPriority="0" w:semiHidden="0" w:name="endnote text"/>
-    <w:lsdException w:unhideWhenUsed="0" w:uiPriority="0" w:semiHidden="0" w:name="table of authorities"/>
-    <w:lsdException w:unhideWhenUsed="0" w:uiPriority="0" w:semiHidden="0" w:name="macro"/>
-    <w:lsdException w:unhideWhenUsed="0" w:uiPriority="0" w:semiHidden="0" w:name="toa heading"/>
-    <w:lsdException w:unhideWhenUsed="0" w:uiPriority="0" w:semiHidden="0" w:name="List"/>
-    <w:lsdException w:unhideWhenUsed="0" w:uiPriority="0" w:semiHidden="0" w:name="List Bullet"/>
-    <w:lsdException w:unhideWhenUsed="0" w:uiPriority="0" w:semiHidden="0" w:name="List Number"/>
-    <w:lsdException w:unhideWhenUsed="0" w:uiPriority="0" w:semiHidden="0" w:name="List 2"/>
-    <w:lsdException w:unhideWhenUsed="0" w:uiPriority="0" w:semiHidden="0" w:name="List 3"/>
-    <w:lsdException w:unhideWhenUsed="0" w:uiPriority="0" w:semiHidden="0" w:name="List 4"/>
-    <w:lsdException w:unhideWhenUsed="0" w:uiPriority="0" w:semiHidden="0" w:name="List 5"/>
-    <w:lsdException w:unhideWhenUsed="0" w:uiPriority="0" w:semiHidden="0" w:name="List Bullet 2"/>
-    <w:lsdException w:unhideWhenUsed="0" w:uiPriority="0" w:semiHidden="0" w:name="List Bullet 3"/>
-    <w:lsdException w:unhideWhenUsed="0" w:uiPriority="0" w:semiHidden="0" w:name="List Bullet 4"/>
-    <w:lsdException w:unhideWhenUsed="0" w:uiPriority="0" w:semiHidden="0" w:name="List Bullet 5"/>
-    <w:lsdException w:unhideWhenUsed="0" w:uiPriority="0" w:semiHidden="0" w:name="List Number 2"/>
-    <w:lsdException w:unhideWhenUsed="0" w:uiPriority="0" w:semiHidden="0" w:name="List Number 3"/>
-    <w:lsdException w:unhideWhenUsed="0" w:uiPriority="0" w:semiHidden="0" w:name="List Number 4"/>
-    <w:lsdException w:unhideWhenUsed="0" w:uiPriority="0" w:semiHidden="0" w:name="List Number 5"/>
-    <w:lsdException w:qFormat="1" w:unhideWhenUsed="0" w:uiPriority="0" w:semiHidden="0" w:name="Title"/>
-    <w:lsdException w:unhideWhenUsed="0" w:uiPriority="0" w:semiHidden="0" w:name="Closing"/>
-    <w:lsdException w:unhideWhenUsed="0" w:uiPriority="0" w:semiHidden="0" w:name="Signature"/>
-    <w:lsdException w:qFormat="1" w:unhideWhenUsed="0" w:uiPriority="0" w:name="Default Paragraph Font"/>
-    <w:lsdException w:qFormat="1" w:unhideWhenUsed="0" w:uiPriority="0" w:name="Body Text"/>
-    <w:lsdException w:unhideWhenUsed="0" w:uiPriority="0" w:semiHidden="0" w:name="Body Text Indent"/>
-    <w:lsdException w:unhideWhenUsed="0" w:uiPriority="0" w:semiHidden="0" w:name="List Continue"/>
-    <w:lsdException w:unhideWhenUsed="0" w:uiPriority="0" w:semiHidden="0" w:name="List Continue 2"/>
-    <w:lsdException w:unhideWhenUsed="0" w:uiPriority="0" w:semiHidden="0" w:name="List Continue 3"/>
-    <w:lsdException w:unhideWhenUsed="0" w:uiPriority="0" w:semiHidden="0" w:name="List Continue 4"/>
-    <w:lsdException w:unhideWhenUsed="0" w:uiPriority="0" w:semiHidden="0" w:name="List Continue 5"/>
-    <w:lsdException w:unhideWhenUsed="0" w:uiPriority="0" w:semiHidden="0" w:name="Message Header"/>
-    <w:lsdException w:qFormat="1" w:unhideWhenUsed="0" w:uiPriority="0" w:semiHidden="0" w:name="Subtitle"/>
-    <w:lsdException w:unhideWhenUsed="0" w:uiPriority="0" w:semiHidden="0" w:name="Salutation"/>
-    <w:lsdException w:unhideWhenUsed="0" w:uiPriority="0" w:semiHidden="0" w:name="Date"/>
-    <w:lsdException w:unhideWhenUsed="0" w:uiPriority="0" w:semiHidden="0" w:name="Body Text First Indent"/>
-    <w:lsdException w:unhideWhenUsed="0" w:uiPriority="0" w:semiHidden="0" w:name="Body Text First Indent 2"/>
-    <w:lsdException w:uiPriority="99" w:name="Note Heading"/>
-    <w:lsdException w:unhideWhenUsed="0" w:uiPriority="0" w:semiHidden="0" w:name="Body Text 2"/>
-    <w:lsdException w:unhideWhenUsed="0" w:uiPriority="0" w:semiHidden="0" w:name="Body Text 3"/>
-    <w:lsdException w:unhideWhenUsed="0" w:uiPriority="0" w:semiHidden="0" w:name="Body Text Indent 2"/>
-    <w:lsdException w:unhideWhenUsed="0" w:uiPriority="0" w:semiHidden="0" w:name="Body Text Indent 3"/>
-    <w:lsdException w:unhideWhenUsed="0" w:uiPriority="0" w:semiHidden="0" w:name="Block Text"/>
-    <w:lsdException w:unhideWhenUsed="0" w:uiPriority="0" w:semiHidden="0" w:name="Hyperlink"/>
-    <w:lsdException w:unhideWhenUsed="0" w:uiPriority="0" w:semiHidden="0" w:name="FollowedHyperlink"/>
-    <w:lsdException w:qFormat="1" w:unhideWhenUsed="0" w:uiPriority="0" w:semiHidden="0" w:name="Strong"/>
-    <w:lsdException w:qFormat="1" w:unhideWhenUsed="0" w:uiPriority="0" w:semiHidden="0" w:name="Emphasis"/>
-    <w:lsdException w:unhideWhenUsed="0" w:uiPriority="0" w:semiHidden="0" w:name="Document Map"/>
-    <w:lsdException w:unhideWhenUsed="0" w:uiPriority="0" w:semiHidden="0" w:name="Plain Text"/>
-    <w:lsdException w:unhideWhenUsed="0" w:uiPriority="0" w:semiHidden="0" w:name="E-mail Signature"/>
-    <w:lsdException w:qFormat="1" w:unhideWhenUsed="0" w:uiPriority="0" w:semiHidden="0" w:name="Normal (Web)"/>
-    <w:lsdException w:unhideWhenUsed="0" w:uiPriority="0" w:semiHidden="0" w:name="HTML Acronym"/>
-    <w:lsdException w:unhideWhenUsed="0" w:uiPriority="0" w:semiHidden="0" w:name="HTML Address"/>
-    <w:lsdException w:unhideWhenUsed="0" w:uiPriority="0" w:semiHidden="0" w:name="HTML Cite"/>
-    <w:lsdException w:unhideWhenUsed="0" w:uiPriority="0" w:semiHidden="0" w:name="HTML Code"/>
-    <w:lsdException w:unhideWhenUsed="0" w:uiPriority="0" w:semiHidden="0" w:name="HTML Definition"/>
-    <w:lsdException w:unhideWhenUsed="0" w:uiPriority="0" w:semiHidden="0" w:name="HTML Keyboard"/>
-    <w:lsdException w:unhideWhenUsed="0" w:uiPriority="0" w:semiHidden="0" w:name="HTML Preformatted"/>
-    <w:lsdException w:unhideWhenUsed="0" w:uiPriority="0" w:semiHidden="0" w:name="HTML Sample"/>
-    <w:lsdException w:unhideWhenUsed="0" w:uiPriority="0" w:semiHidden="0" w:name="HTML Typewriter"/>
-    <w:lsdException w:unhideWhenUsed="0" w:uiPriority="0" w:semiHidden="0" w:name="HTML Variable"/>
-    <w:lsdException w:qFormat="1" w:unhideWhenUsed="0" w:uiPriority="0" w:name="Normal Table"/>
-    <w:lsdException w:unhideWhenUsed="0" w:uiPriority="0" w:semiHidden="0" w:name="annotation subject"/>
-    <w:lsdException w:unhideWhenUsed="0" w:uiPriority="0" w:semiHidden="0" w:name="Table Simple 1"/>
-    <w:lsdException w:unhideWhenUsed="0" w:uiPriority="0" w:semiHidden="0" w:name="Table Simple 2"/>
-    <w:lsdException w:unhideWhenUsed="0" w:uiPriority="0" w:semiHidden="0" w:name="Table Simple 3"/>
-    <w:lsdException w:unhideWhenUsed="0" w:uiPriority="0" w:semiHidden="0" w:name="Table Classic 1"/>
-    <w:lsdException w:unhideWhenUsed="0" w:uiPriority="0" w:semiHidden="0" w:name="Table Classic 2"/>
-    <w:lsdException w:unhideWhenUsed="0" w:uiPriority="0" w:semiHidden="0" w:name="Table Classic 3"/>
-    <w:lsdException w:unhideWhenUsed="0" w:uiPriority="0" w:semiHidden="0" w:name="Table Classic 4"/>
-    <w:lsdException w:unhideWhenUsed="0" w:uiPriority="0" w:semiHidden="0" w:name="Table Colorful 1"/>
-    <w:lsdException w:unhideWhenUsed="0" w:uiPriority="0" w:semiHidden="0" w:name="Table Colorful 2"/>
-    <w:lsdException w:unhideWhenUsed="0" w:uiPriority="0" w:semiHidden="0" w:name="Table Colorful 3"/>
-    <w:lsdException w:unhideWhenUsed="0" w:uiPriority="0" w:semiHidden="0" w:name="Table Columns 1"/>
-    <w:lsdException w:unhideWhenUsed="0" w:uiPriority="0" w:semiHidden="0" w:name="Table Columns 2"/>
-    <w:lsdException w:unhideWhenUsed="0" w:uiPriority="0" w:semiHidden="0" w:name="Table Columns 3"/>
-    <w:lsdException w:unhideWhenUsed="0" w:uiPriority="0" w:semiHidden="0" w:name="Table Columns 4"/>
-    <w:lsdException w:unhideWhenUsed="0" w:uiPriority="0" w:semiHidden="0" w:name="Table Columns 5"/>
-    <w:lsdException w:unhideWhenUsed="0" w:uiPriority="0" w:semiHidden="0" w:name="Table Grid 1"/>
-    <w:lsdException w:unhideWhenUsed="0" w:uiPriority="0" w:semiHidden="0" w:name="Table Grid 2"/>
-    <w:lsdException w:unhideWhenUsed="0" w:uiPriority="0" w:semiHidden="0" w:name="Table Grid 3"/>
-    <w:lsdException w:unhideWhenUsed="0" w:uiPriority="0" w:semiHidden="0" w:name="Table Grid 4"/>
-    <w:lsdException w:unhideWhenUsed="0" w:uiPriority="0" w:semiHidden="0" w:name="Table Grid 5"/>
-    <w:lsdException w:unhideWhenUsed="0" w:uiPriority="0" w:semiHidden="0" w:name="Table Grid 6"/>
-    <w:lsdException w:unhideWhenUsed="0" w:uiPriority="0" w:semiHidden="0" w:name="Table Grid 7"/>
-    <w:lsdException w:unhideWhenUsed="0" w:uiPriority="0" w:semiHidden="0" w:name="Table Grid 8"/>
-    <w:lsdException w:unhideWhenUsed="0" w:uiPriority="0" w:semiHidden="0" w:name="Table List 1"/>
-    <w:lsdException w:unhideWhenUsed="0" w:uiPriority="0" w:semiHidden="0" w:name="Table List 2"/>
-    <w:lsdException w:unhideWhenUsed="0" w:uiPriority="0" w:semiHidden="0" w:name="Table List 3"/>
-    <w:lsdException w:unhideWhenUsed="0" w:uiPriority="0" w:semiHidden="0" w:name="Table List 4"/>
-    <w:lsdException w:unhideWhenUsed="0" w:uiPriority="0" w:semiHidden="0" w:name="Table List 5"/>
-    <w:lsdException w:unhideWhenUsed="0" w:uiPriority="0" w:semiHidden="0" w:name="Table List 6"/>
-    <w:lsdException w:unhideWhenUsed="0" w:uiPriority="0" w:semiHidden="0" w:name="Table List 7"/>
-    <w:lsdException w:unhideWhenUsed="0" w:uiPriority="0" w:semiHidden="0" w:name="Table List 8"/>
-    <w:lsdException w:unhideWhenUsed="0" w:uiPriority="0" w:semiHidden="0" w:name="Table 3D effects 1"/>
-    <w:lsdException w:unhideWhenUsed="0" w:uiPriority="0" w:semiHidden="0" w:name="Table 3D effects 2"/>
-    <w:lsdException w:unhideWhenUsed="0" w:uiPriority="0" w:semiHidden="0" w:name="Table 3D effects 3"/>
-    <w:lsdException w:unhideWhenUsed="0" w:uiPriority="0" w:semiHidden="0" w:name="Table Contemporary"/>
-    <w:lsdException w:unhideWhenUsed="0" w:uiPriority="0" w:semiHidden="0" w:name="Table Elegant"/>
-    <w:lsdException w:unhideWhenUsed="0" w:uiPriority="0" w:semiHidden="0" w:name="Table Professional"/>
-    <w:lsdException w:unhideWhenUsed="0" w:uiPriority="0" w:semiHidden="0" w:name="Table Subtle 1"/>
-    <w:lsdException w:unhideWhenUsed="0" w:uiPriority="0" w:semiHidden="0" w:name="Table Subtle 2"/>
-    <w:lsdException w:unhideWhenUsed="0" w:uiPriority="0" w:semiHidden="0" w:name="Table Web 1"/>
-    <w:lsdException w:unhideWhenUsed="0" w:uiPriority="0" w:semiHidden="0" w:name="Table Web 2"/>
-    <w:lsdException w:unhideWhenUsed="0" w:uiPriority="0" w:semiHidden="0" w:name="Table Web 3"/>
-    <w:lsdException w:unhideWhenUsed="0" w:uiPriority="0" w:semiHidden="0" w:name="Balloon Text"/>
-    <w:lsdException w:qFormat="1" w:unhideWhenUsed="0" w:uiPriority="0" w:semiHidden="0" w:name="Table Grid"/>
-    <w:lsdException w:unhideWhenUsed="0" w:uiPriority="0" w:semiHidden="0" w:name="Table Theme"/>
-    <w:lsdException w:unhideWhenUsed="0" w:uiPriority="60" w:semiHidden="0" w:name="Light Shading"/>
-    <w:lsdException w:unhideWhenUsed="0" w:uiPriority="61" w:semiHidden="0" w:name="Light List"/>
-    <w:lsdException w:unhideWhenUsed="0" w:uiPriority="62" w:semiHidden="0" w:name="Light Grid"/>
-    <w:lsdException w:unhideWhenUsed="0" w:uiPriority="63" w:semiHidden="0" w:name="Medium Shading 1"/>
-    <w:lsdException w:unhideWhenUsed="0" w:uiPriority="64" w:semiHidden="0" w:name="Medium Shading 2"/>
-    <w:lsdException w:unhideWhenUsed="0" w:uiPriority="65" w:semiHidden="0" w:name="Medium List 1"/>
-    <w:lsdException w:unhideWhenUsed="0" w:uiPriority="66" w:semiHidden="0" w:name="Medium List 2"/>
-    <w:lsdException w:unhideWhenUsed="0" w:uiPriority="67" w:semiHidden="0" w:name="Medium Grid 1"/>
-    <w:lsdException w:unhideWhenUsed="0" w:uiPriority="68" w:semiHidden="0" w:name="Medium Grid 2"/>
-    <w:lsdException w:unhideWhenUsed="0" w:uiPriority="69" w:semiHidden="0" w:name="Medium Grid 3"/>
-    <w:lsdException w:unhideWhenUsed="0" w:uiPriority="70" w:semiHidden="0" w:name="Dark List"/>
-    <w:lsdException w:unhideWhenUsed="0" w:uiPriority="71" w:semiHidden="0" w:name="Colorful Shading"/>
-    <w:lsdException w:unhideWhenUsed="0" w:uiPriority="72" w:semiHidden="0" w:name="Colorful List"/>
-    <w:lsdException w:unhideWhenUsed="0" w:uiPriority="73" w:semiHidden="0" w:name="Colorful Grid"/>
-    <w:lsdException w:unhideWhenUsed="0" w:uiPriority="60" w:semiHidden="0" w:name="Light Shading Accent 1"/>
-    <w:lsdException w:unhideWhenUsed="0" w:uiPriority="61" w:semiHidden="0" w:name="Light List Accent 1"/>
-    <w:lsdException w:unhideWhenUsed="0" w:uiPriority="62" w:semiHidden="0" w:name="Light Grid Accent 1"/>
-    <w:lsdException w:unhideWhenUsed="0" w:uiPriority="63" w:semiHidden="0" w:name="Medium Shading 1 Accent 1"/>
-    <w:lsdException w:unhideWhenUsed="0" w:uiPriority="64" w:semiHidden="0" w:name="Medium Shading 2 Accent 1"/>
-    <w:lsdException w:unhideWhenUsed="0" w:uiPriority="65" w:semiHidden="0" w:name="Medium List 1 Accent 1"/>
-    <w:lsdException w:unhideWhenUsed="0" w:uiPriority="66" w:semiHidden="0" w:name="Medium List 2 Accent 1"/>
-    <w:lsdException w:unhideWhenUsed="0" w:uiPriority="67" w:semiHidden="0" w:name="Medium Grid 1 Accent 1"/>
-    <w:lsdException w:unhideWhenUsed="0" w:uiPriority="68" w:semiHidden="0" w:name="Medium Grid 2 Accent 1"/>
-    <w:lsdException w:unhideWhenUsed="0" w:uiPriority="69" w:semiHidden="0" w:name="Medium Grid 3 Accent 1"/>
-    <w:lsdException w:unhideWhenUsed="0" w:uiPriority="70" w:semiHidden="0" w:name="Dark List Accent 1"/>
-    <w:lsdException w:unhideWhenUsed="0" w:uiPriority="71" w:semiHidden="0" w:name="Colorful Shading Accent 1"/>
-    <w:lsdException w:unhideWhenUsed="0" w:uiPriority="72" w:semiHidden="0" w:name="Colorful List Accent 1"/>
-    <w:lsdException w:unhideWhenUsed="0" w:uiPriority="73" w:semiHidden="0" w:name="Colorful Grid Accent 1"/>
-    <w:lsdException w:unhideWhenUsed="0" w:uiPriority="60" w:semiHidden="0" w:name="Light Shading Accent 2"/>
-    <w:lsdException w:unhideWhenUsed="0" w:uiPriority="61" w:semiHidden="0" w:name="Light List Accent 2"/>
-    <w:lsdException w:unhideWhenUsed="0" w:uiPriority="62" w:semiHidden="0" w:name="Light Grid Accent 2"/>
-    <w:lsdException w:unhideWhenUsed="0" w:uiPriority="63" w:semiHidden="0" w:name="Medium Shading 1 Accent 2"/>
-    <w:lsdException w:unhideWhenUsed="0" w:uiPriority="64" w:semiHidden="0" w:name="Medium Shading 2 Accent 2"/>
-    <w:lsdException w:unhideWhenUsed="0" w:uiPriority="65" w:semiHidden="0" w:name="Medium List 1 Accent 2"/>
-    <w:lsdException w:unhideWhenUsed="0" w:uiPriority="66" w:semiHidden="0" w:name="Medium List 2 Accent 2"/>
-    <w:lsdException w:unhideWhenUsed="0" w:uiPriority="67" w:semiHidden="0" w:name="Medium Grid 1 Accent 2"/>
-    <w:lsdException w:unhideWhenUsed="0" w:uiPriority="68" w:semiHidden="0" w:name="Medium Grid 2 Accent 2"/>
-    <w:lsdException w:unhideWhenUsed="0" w:uiPriority="69" w:semiHidden="0" w:name="Medium Grid 3 Accent 2"/>
-    <w:lsdException w:unhideWhenUsed="0" w:uiPriority="70" w:semiHidden="0" w:name="Dark List Accent 2"/>
-    <w:lsdException w:unhideWhenUsed="0" w:uiPriority="71" w:semiHidden="0" w:name="Colorful Shading Accent 2"/>
-    <w:lsdException w:unhideWhenUsed="0" w:uiPriority="72" w:semiHidden="0" w:name="Colorful List Accent 2"/>
-    <w:lsdException w:unhideWhenUsed="0" w:uiPriority="73" w:semiHidden="0" w:name="Colorful Grid Accent 2"/>
-    <w:lsdException w:unhideWhenUsed="0" w:uiPriority="60" w:semiHidden="0" w:name="Light Shading Accent 3"/>
-    <w:lsdException w:unhideWhenUsed="0" w:uiPriority="61" w:semiHidden="0" w:name="Light List Accent 3"/>
-    <w:lsdException w:unhideWhenUsed="0" w:uiPriority="62" w:semiHidden="0" w:name="Light Grid Accent 3"/>
-    <w:lsdException w:unhideWhenUsed="0" w:uiPriority="63" w:semiHidden="0" w:name="Medium Shading 1 Accent 3"/>
-    <w:lsdException w:unhideWhenUsed="0" w:uiPriority="64" w:semiHidden="0" w:name="Medium Shading 2 Accent 3"/>
-    <w:lsdException w:unhideWhenUsed="0" w:uiPriority="65" w:semiHidden="0" w:name="Medium List 1 Accent 3"/>
-    <w:lsdException w:unhideWhenUsed="0" w:uiPriority="66" w:semiHidden="0" w:name="Medium List 2 Accent 3"/>
-    <w:lsdException w:unhideWhenUsed="0" w:uiPriority="67" w:semiHidden="0" w:name="Medium Grid 1 Accent 3"/>
-    <w:lsdException w:unhideWhenUsed="0" w:uiPriority="68" w:semiHidden="0" w:name="Medium Grid 2 Accent 3"/>
-    <w:lsdException w:unhideWhenUsed="0" w:uiPriority="69" w:semiHidden="0" w:name="Medium Grid 3 Accent 3"/>
-    <w:lsdException w:unhideWhenUsed="0" w:uiPriority="70" w:semiHidden="0" w:name="Dark List Accent 3"/>
-    <w:lsdException w:unhideWhenUsed="0" w:uiPriority="71" w:semiHidden="0" w:name="Colorful Shading Accent 3"/>
-    <w:lsdException w:unhideWhenUsed="0" w:uiPriority="72" w:semiHidden="0" w:name="Colorful List Accent 3"/>
-    <w:lsdException w:unhideWhenUsed="0" w:uiPriority="73" w:semiHidden="0" w:name="Colorful Grid Accent 3"/>
-    <w:lsdException w:unhideWhenUsed="0" w:uiPriority="60" w:semiHidden="0" w:name="Light Shading Accent 4"/>
-    <w:lsdException w:unhideWhenUsed="0" w:uiPriority="61" w:semiHidden="0" w:name="Light List Accent 4"/>
-    <w:lsdException w:unhideWhenUsed="0" w:uiPriority="62" w:semiHidden="0" w:name="Light Grid Accent 4"/>
-    <w:lsdException w:unhideWhenUsed="0" w:uiPriority="63" w:semiHidden="0" w:name="Medium Shading 1 Accent 4"/>
-    <w:lsdException w:unhideWhenUsed="0" w:uiPriority="64" w:semiHidden="0" w:name="Medium Shading 2 Accent 4"/>
-    <w:lsdException w:unhideWhenUsed="0" w:uiPriority="65" w:semiHidden="0" w:name="Medium List 1 Accent 4"/>
-    <w:lsdException w:unhideWhenUsed="0" w:uiPriority="66" w:semiHidden="0" w:name="Medium List 2 Accent 4"/>
-    <w:lsdException w:unhideWhenUsed="0" w:uiPriority="67" w:semiHidden="0" w:name="Medium Grid 1 Accent 4"/>
-    <w:lsdException w:unhideWhenUsed="0" w:uiPriority="68" w:semiHidden="0" w:name="Medium Grid 2 Accent 4"/>
-    <w:lsdException w:unhideWhenUsed="0" w:uiPriority="69" w:semiHidden="0" w:name="Medium Grid 3 Accent 4"/>
-    <w:lsdException w:unhideWhenUsed="0" w:uiPriority="70" w:semiHidden="0" w:name="Dark List Accent 4"/>
-    <w:lsdException w:unhideWhenUsed="0" w:uiPriority="71" w:semiHidden="0" w:name="Colorful Shading Accent 4"/>
-    <w:lsdException w:unhideWhenUsed="0" w:uiPriority="72" w:semiHidden="0" w:name="Colorful List Accent 4"/>
-    <w:lsdException w:unhideWhenUsed="0" w:uiPriority="73" w:semiHidden="0" w:name="Colorful Grid Accent 4"/>
-    <w:lsdException w:unhideWhenUsed="0" w:uiPriority="60" w:semiHidden="0" w:name="Light Shading Accent 5"/>
-    <w:lsdException w:unhideWhenUsed="0" w:uiPriority="61" w:semiHidden="0" w:name="Light List Accent 5"/>
-    <w:lsdException w:unhideWhenUsed="0" w:uiPriority="62" w:semiHidden="0" w:name="Light Grid Accent 5"/>
-    <w:lsdException w:unhideWhenUsed="0" w:uiPriority="63" w:semiHidden="0" w:name="Medium Shading 1 Accent 5"/>
-    <w:lsdException w:unhideWhenUsed="0" w:uiPriority="64" w:semiHidden="0" w:name="Medium Shading 2 Accent 5"/>
-    <w:lsdException w:unhideWhenUsed="0" w:uiPriority="65" w:semiHidden="0" w:name="Medium List 1 Accent 5"/>
-    <w:lsdException w:unhideWhenUsed="0" w:uiPriority="66" w:semiHidden="0" w:name="Medium List 2 Accent 5"/>
-    <w:lsdException w:unhideWhenUsed="0" w:uiPriority="67" w:semiHidden="0" w:name="Medium Grid 1 Accent 5"/>
-    <w:lsdException w:unhideWhenUsed="0" w:uiPriority="68" w:semiHidden="0" w:name="Medium Grid 2 Accent 5"/>
-    <w:lsdException w:unhideWhenUsed="0" w:uiPriority="69" w:semiHidden="0" w:name="Medium Grid 3 Accent 5"/>
-    <w:lsdException w:unhideWhenUsed="0" w:uiPriority="70" w:semiHidden="0" w:name="Dark List Accent 5"/>
-    <w:lsdException w:unhideWhenUsed="0" w:uiPriority="71" w:semiHidden="0" w:name="Colorful Shading Accent 5"/>
-    <w:lsdException w:unhideWhenUsed="0" w:uiPriority="72" w:semiHidden="0" w:name="Colorful List Accent 5"/>
-    <w:lsdException w:unhideWhenUsed="0" w:uiPriority="73" w:semiHidden="0" w:name="Colorful Grid Accent 5"/>
-    <w:lsdException w:unhideWhenUsed="0" w:uiPriority="60" w:semiHidden="0" w:name="Light Shading Accent 6"/>
-    <w:lsdException w:unhideWhenUsed="0" w:uiPriority="61" w:semiHidden="0" w:name="Light List Accent 6"/>
-    <w:lsdException w:unhideWhenUsed="0" w:uiPriority="62" w:semiHidden="0" w:name="Light Grid Accent 6"/>
-    <w:lsdException w:unhideWhenUsed="0" w:uiPriority="63" w:semiHidden="0" w:name="Medium Shading 1 Accent 6"/>
-    <w:lsdException w:unhideWhenUsed="0" w:uiPriority="64" w:semiHidden="0" w:name="Medium Shading 2 Accent 6"/>
-    <w:lsdException w:unhideWhenUsed="0" w:uiPriority="65" w:semiHidden="0" w:name="Medium List 1 Accent 6"/>
-    <w:lsdException w:unhideWhenUsed="0" w:uiPriority="66" w:semiHidden="0" w:name="Medium List 2 Accent 6"/>
-    <w:lsdException w:unhideWhenUsed="0" w:uiPriority="67" w:semiHidden="0" w:name="Medium Grid 1 Accent 6"/>
-    <w:lsdException w:unhideWhenUsed="0" w:uiPriority="68" w:semiHidden="0" w:name="Medium Grid 2 Accent 6"/>
-    <w:lsdException w:unhideWhenUsed="0" w:uiPriority="69" w:semiHidden="0" w:name="Medium Grid 3 Accent 6"/>
-    <w:lsdException w:unhideWhenUsed="0" w:uiPriority="70" w:semiHidden="0" w:name="Dark List Accent 6"/>
-    <w:lsdException w:unhideWhenUsed="0" w:uiPriority="71" w:semiHidden="0" w:name="Colorful Shading Accent 6"/>
-    <w:lsdException w:unhideWhenUsed="0" w:uiPriority="72" w:semiHidden="0" w:name="Colorful List Accent 6"/>
-    <w:lsdException w:unhideWhenUsed="0" w:uiPriority="73" w:semiHidden="0" w:name="Colorful Grid Accent 6"/>
+  <w:latentStyles w:defLockedState="0" w:defUIPriority="99" w:defSemiHidden="1" w:defUnhideWhenUsed="1" w:defQFormat="0" w:count="260">
+    <w:lsdException w:name="Normal" w:semiHidden="0" w:uiPriority="0" w:unhideWhenUsed="0" w:qFormat="1"/>
+    <w:lsdException w:name="heading 1" w:semiHidden="0" w:uiPriority="0" w:unhideWhenUsed="0" w:qFormat="1"/>
+    <w:lsdException w:name="heading 2" w:semiHidden="0" w:uiPriority="0" w:qFormat="1"/>
+    <w:lsdException w:name="heading 3" w:uiPriority="0" w:qFormat="1"/>
+    <w:lsdException w:name="heading 4" w:semiHidden="0" w:uiPriority="0" w:qFormat="1"/>
+    <w:lsdException w:name="heading 5" w:uiPriority="0" w:qFormat="1"/>
+    <w:lsdException w:name="heading 6" w:uiPriority="0" w:qFormat="1"/>
+    <w:lsdException w:name="heading 7" w:uiPriority="0" w:qFormat="1"/>
+    <w:lsdException w:name="heading 8" w:uiPriority="0" w:qFormat="1"/>
+    <w:lsdException w:name="heading 9" w:uiPriority="0" w:qFormat="1"/>
+    <w:lsdException w:name="index 1" w:semiHidden="0" w:uiPriority="0" w:unhideWhenUsed="0"/>
+    <w:lsdException w:name="index 2" w:semiHidden="0" w:uiPriority="0" w:unhideWhenUsed="0"/>
+    <w:lsdException w:name="index 3" w:semiHidden="0" w:uiPriority="0" w:unhideWhenUsed="0"/>
+    <w:lsdException w:name="index 4" w:semiHidden="0" w:uiPriority="0" w:unhideWhenUsed="0"/>
+    <w:lsdException w:name="index 5" w:semiHidden="0" w:uiPriority="0" w:unhideWhenUsed="0"/>
+    <w:lsdException w:name="index 6" w:semiHidden="0" w:uiPriority="0" w:unhideWhenUsed="0"/>
+    <w:lsdException w:name="index 7" w:semiHidden="0" w:uiPriority="0" w:unhideWhenUsed="0"/>
+    <w:lsdException w:name="index 8" w:semiHidden="0" w:uiPriority="0" w:unhideWhenUsed="0"/>
+    <w:lsdException w:name="index 9" w:semiHidden="0" w:uiPriority="0" w:unhideWhenUsed="0"/>
+    <w:lsdException w:name="toc 1" w:semiHidden="0" w:uiPriority="0" w:unhideWhenUsed="0" w:qFormat="1"/>
+    <w:lsdException w:name="toc 2" w:semiHidden="0" w:uiPriority="0" w:unhideWhenUsed="0" w:qFormat="1"/>
+    <w:lsdException w:name="toc 3" w:semiHidden="0" w:uiPriority="0" w:unhideWhenUsed="0" w:qFormat="1"/>
+    <w:lsdException w:name="toc 4" w:semiHidden="0" w:uiPriority="0" w:unhideWhenUsed="0"/>
+    <w:lsdException w:name="toc 5" w:semiHidden="0" w:uiPriority="0" w:unhideWhenUsed="0"/>
+    <w:lsdException w:name="toc 6" w:semiHidden="0" w:uiPriority="0" w:unhideWhenUsed="0"/>
+    <w:lsdException w:name="toc 7" w:semiHidden="0" w:uiPriority="0" w:unhideWhenUsed="0"/>
+    <w:lsdException w:name="toc 8" w:semiHidden="0" w:uiPriority="0" w:unhideWhenUsed="0"/>
+    <w:lsdException w:name="toc 9" w:semiHidden="0" w:uiPriority="0" w:unhideWhenUsed="0"/>
+    <w:lsdException w:name="Normal Indent" w:semiHidden="0" w:uiPriority="0" w:unhideWhenUsed="0"/>
+    <w:lsdException w:name="footnote text" w:semiHidden="0" w:uiPriority="0" w:unhideWhenUsed="0"/>
+    <w:lsdException w:name="annotation text" w:semiHidden="0" w:uiPriority="0" w:unhideWhenUsed="0" w:qFormat="1"/>
+    <w:lsdException w:name="header" w:semiHidden="0" w:uiPriority="0" w:unhideWhenUsed="0" w:qFormat="1"/>
+    <w:lsdException w:name="footer" w:semiHidden="0" w:uiPriority="0" w:unhideWhenUsed="0" w:qFormat="1"/>
+    <w:lsdException w:name="index heading" w:semiHidden="0" w:uiPriority="0" w:unhideWhenUsed="0"/>
+    <w:lsdException w:name="caption" w:uiPriority="0" w:qFormat="1"/>
+    <w:lsdException w:name="table of figures" w:semiHidden="0" w:uiPriority="0" w:unhideWhenUsed="0"/>
+    <w:lsdException w:name="envelope address" w:semiHidden="0" w:uiPriority="0" w:unhideWhenUsed="0"/>
+    <w:lsdException w:name="envelope return" w:semiHidden="0" w:uiPriority="0" w:unhideWhenUsed="0"/>
+    <w:lsdException w:name="footnote reference" w:semiHidden="0" w:uiPriority="0" w:unhideWhenUsed="0"/>
+    <w:lsdException w:name="annotation reference" w:semiHidden="0" w:uiPriority="0" w:unhideWhenUsed="0"/>
+    <w:lsdException w:name="line number" w:semiHidden="0" w:uiPriority="0" w:unhideWhenUsed="0"/>
+    <w:lsdException w:name="page number" w:semiHidden="0" w:uiPriority="0" w:unhideWhenUsed="0"/>
+    <w:lsdException w:name="endnote reference" w:semiHidden="0" w:uiPriority="0" w:unhideWhenUsed="0"/>
+    <w:lsdException w:name="endnote text" w:semiHidden="0" w:uiPriority="0" w:unhideWhenUsed="0"/>
+    <w:lsdException w:name="table of authorities" w:semiHidden="0" w:uiPriority="0" w:unhideWhenUsed="0"/>
+    <w:lsdException w:name="macro" w:semiHidden="0" w:uiPriority="0" w:unhideWhenUsed="0"/>
+    <w:lsdException w:name="toa heading" w:semiHidden="0" w:uiPriority="0" w:unhideWhenUsed="0"/>
+    <w:lsdException w:name="List" w:semiHidden="0" w:uiPriority="0" w:unhideWhenUsed="0"/>
+    <w:lsdException w:name="List Bullet" w:semiHidden="0" w:uiPriority="0" w:unhideWhenUsed="0"/>
+    <w:lsdException w:name="List Number" w:semiHidden="0" w:uiPriority="0" w:unhideWhenUsed="0"/>
+    <w:lsdException w:name="List 2" w:semiHidden="0" w:uiPriority="0" w:unhideWhenUsed="0"/>
+    <w:lsdException w:name="List 3" w:semiHidden="0" w:uiPriority="0" w:unhideWhenUsed="0"/>
+    <w:lsdException w:name="List 4" w:semiHidden="0" w:uiPriority="0" w:unhideWhenUsed="0"/>
+    <w:lsdException w:name="List 5" w:semiHidden="0" w:uiPriority="0" w:unhideWhenUsed="0"/>
+    <w:lsdException w:name="List Bullet 2" w:semiHidden="0" w:uiPriority="0" w:unhideWhenUsed="0"/>
+    <w:lsdException w:name="List Bullet 3" w:semiHidden="0" w:uiPriority="0" w:unhideWhenUsed="0"/>
+    <w:lsdException w:name="List Bullet 4" w:semiHidden="0" w:uiPriority="0" w:unhideWhenUsed="0"/>
+    <w:lsdException w:name="List Bullet 5" w:semiHidden="0" w:uiPriority="0" w:unhideWhenUsed="0"/>
+    <w:lsdException w:name="List Number 2" w:semiHidden="0" w:uiPriority="0" w:unhideWhenUsed="0"/>
+    <w:lsdException w:name="List Number 3" w:semiHidden="0" w:uiPriority="0" w:unhideWhenUsed="0"/>
+    <w:lsdException w:name="List Number 4" w:semiHidden="0" w:uiPriority="0" w:unhideWhenUsed="0"/>
+    <w:lsdException w:name="List Number 5" w:semiHidden="0" w:uiPriority="0" w:unhideWhenUsed="0"/>
+    <w:lsdException w:name="Title" w:semiHidden="0" w:uiPriority="0" w:unhideWhenUsed="0" w:qFormat="1"/>
+    <w:lsdException w:name="Closing" w:semiHidden="0" w:uiPriority="0" w:unhideWhenUsed="0"/>
+    <w:lsdException w:name="Signature" w:semiHidden="0" w:uiPriority="0" w:unhideWhenUsed="0"/>
+    <w:lsdException w:name="Default Paragraph Font" w:uiPriority="0" w:unhideWhenUsed="0" w:qFormat="1"/>
+    <w:lsdException w:name="Body Text" w:uiPriority="0" w:unhideWhenUsed="0" w:qFormat="1"/>
+    <w:lsdException w:name="Body Text Indent" w:semiHidden="0" w:uiPriority="0" w:unhideWhenUsed="0"/>
+    <w:lsdException w:name="List Continue" w:semiHidden="0" w:uiPriority="0" w:unhideWhenUsed="0"/>
+    <w:lsdException w:name="List Continue 2" w:semiHidden="0" w:uiPriority="0" w:unhideWhenUsed="0"/>
+    <w:lsdException w:name="List Continue 3" w:semiHidden="0" w:uiPriority="0" w:unhideWhenUsed="0"/>
+    <w:lsdException w:name="List Continue 4" w:semiHidden="0" w:uiPriority="0" w:unhideWhenUsed="0"/>
+    <w:lsdException w:name="List Continue 5" w:semiHidden="0" w:uiPriority="0" w:unhideWhenUsed="0"/>
+    <w:lsdException w:name="Message Header" w:semiHidden="0" w:uiPriority="0" w:unhideWhenUsed="0"/>
+    <w:lsdException w:name="Subtitle" w:semiHidden="0" w:uiPriority="0" w:unhideWhenUsed="0" w:qFormat="1"/>
+    <w:lsdException w:name="Salutation" w:semiHidden="0" w:uiPriority="0" w:unhideWhenUsed="0"/>
+    <w:lsdException w:name="Date" w:semiHidden="0" w:uiPriority="0" w:unhideWhenUsed="0"/>
+    <w:lsdException w:name="Body Text First Indent" w:semiHidden="0" w:uiPriority="0" w:unhideWhenUsed="0"/>
+    <w:lsdException w:name="Body Text First Indent 2" w:semiHidden="0" w:uiPriority="0" w:unhideWhenUsed="0"/>
+    <w:lsdException w:name="Body Text 2" w:semiHidden="0" w:uiPriority="0" w:unhideWhenUsed="0"/>
+    <w:lsdException w:name="Body Text 3" w:semiHidden="0" w:uiPriority="0" w:unhideWhenUsed="0"/>
+    <w:lsdException w:name="Body Text Indent 2" w:semiHidden="0" w:uiPriority="0" w:unhideWhenUsed="0"/>
+    <w:lsdException w:name="Body Text Indent 3" w:semiHidden="0" w:uiPriority="0" w:unhideWhenUsed="0"/>
+    <w:lsdException w:name="Block Text" w:semiHidden="0" w:uiPriority="0" w:unhideWhenUsed="0"/>
+    <w:lsdException w:name="Hyperlink" w:semiHidden="0" w:uiPriority="0" w:unhideWhenUsed="0"/>
+    <w:lsdException w:name="FollowedHyperlink" w:semiHidden="0" w:uiPriority="0" w:unhideWhenUsed="0"/>
+    <w:lsdException w:name="Strong" w:semiHidden="0" w:uiPriority="0" w:unhideWhenUsed="0" w:qFormat="1"/>
+    <w:lsdException w:name="Emphasis" w:semiHidden="0" w:uiPriority="0" w:unhideWhenUsed="0" w:qFormat="1"/>
+    <w:lsdException w:name="Document Map" w:semiHidden="0" w:uiPriority="0" w:unhideWhenUsed="0"/>
+    <w:lsdException w:name="Plain Text" w:semiHidden="0" w:uiPriority="0" w:unhideWhenUsed="0"/>
+    <w:lsdException w:name="E-mail Signature" w:semiHidden="0" w:uiPriority="0" w:unhideWhenUsed="0"/>
+    <w:lsdException w:name="Normal (Web)" w:semiHidden="0" w:uiPriority="0" w:unhideWhenUsed="0" w:qFormat="1"/>
+    <w:lsdException w:name="HTML Acronym" w:semiHidden="0" w:uiPriority="0" w:unhideWhenUsed="0"/>
+    <w:lsdException w:name="HTML Address" w:semiHidden="0" w:uiPriority="0" w:unhideWhenUsed="0"/>
+    <w:lsdException w:name="HTML Cite" w:semiHidden="0" w:uiPriority="0" w:unhideWhenUsed="0"/>
+    <w:lsdException w:name="HTML Code" w:semiHidden="0" w:uiPriority="0" w:unhideWhenUsed="0"/>
+    <w:lsdException w:name="HTML Definition" w:semiHidden="0" w:uiPriority="0" w:unhideWhenUsed="0"/>
+    <w:lsdException w:name="HTML Keyboard" w:semiHidden="0" w:uiPriority="0" w:unhideWhenUsed="0"/>
+    <w:lsdException w:name="HTML Preformatted" w:semiHidden="0" w:uiPriority="0" w:unhideWhenUsed="0"/>
+    <w:lsdException w:name="HTML Sample" w:semiHidden="0" w:uiPriority="0" w:unhideWhenUsed="0"/>
+    <w:lsdException w:name="HTML Typewriter" w:semiHidden="0" w:uiPriority="0" w:unhideWhenUsed="0"/>
+    <w:lsdException w:name="HTML Variable" w:semiHidden="0" w:uiPriority="0" w:unhideWhenUsed="0"/>
+    <w:lsdException w:name="Normal Table" w:uiPriority="0" w:unhideWhenUsed="0" w:qFormat="1"/>
+    <w:lsdException w:name="annotation subject" w:semiHidden="0" w:uiPriority="0" w:unhideWhenUsed="0"/>
+    <w:lsdException w:name="Table Simple 1" w:semiHidden="0" w:uiPriority="0" w:unhideWhenUsed="0"/>
+    <w:lsdException w:name="Table Simple 2" w:semiHidden="0" w:uiPriority="0" w:unhideWhenUsed="0"/>
+    <w:lsdException w:name="Table Simple 3" w:semiHidden="0" w:uiPriority="0" w:unhideWhenUsed="0"/>
+    <w:lsdException w:name="Table Classic 1" w:semiHidden="0" w:uiPriority="0" w:unhideWhenUsed="0"/>
+    <w:lsdException w:name="Table Classic 2" w:semiHidden="0" w:uiPriority="0" w:unhideWhenUsed="0"/>
+    <w:lsdException w:name="Table Classic 3" w:semiHidden="0" w:uiPriority="0" w:unhideWhenUsed="0"/>
+    <w:lsdException w:name="Table Classic 4" w:semiHidden="0" w:uiPriority="0" w:unhideWhenUsed="0"/>
+    <w:lsdException w:name="Table Colorful 1" w:semiHidden="0" w:uiPriority="0" w:unhideWhenUsed="0"/>
+    <w:lsdException w:name="Table Colorful 2" w:semiHidden="0" w:uiPriority="0" w:unhideWhenUsed="0"/>
+    <w:lsdException w:name="Table Colorful 3" w:semiHidden="0" w:uiPriority="0" w:unhideWhenUsed="0"/>
+    <w:lsdException w:name="Table Columns 1" w:semiHidden="0" w:uiPriority="0" w:unhideWhenUsed="0"/>
+    <w:lsdException w:name="Table Columns 2" w:semiHidden="0" w:uiPriority="0" w:unhideWhenUsed="0"/>
+    <w:lsdException w:name="Table Columns 3" w:semiHidden="0" w:uiPriority="0" w:unhideWhenUsed="0"/>
+    <w:lsdException w:name="Table Columns 4" w:semiHidden="0" w:uiPriority="0" w:unhideWhenUsed="0"/>
+    <w:lsdException w:name="Table Columns 5" w:semiHidden="0" w:uiPriority="0" w:unhideWhenUsed="0"/>
+    <w:lsdException w:name="Table Grid 1" w:semiHidden="0" w:uiPriority="0" w:unhideWhenUsed="0"/>
+    <w:lsdException w:name="Table Grid 2" w:semiHidden="0" w:uiPriority="0" w:unhideWhenUsed="0"/>
+    <w:lsdException w:name="Table Grid 3" w:semiHidden="0" w:uiPriority="0" w:unhideWhenUsed="0"/>
+    <w:lsdException w:name="Table Grid 4" w:semiHidden="0" w:uiPriority="0" w:unhideWhenUsed="0"/>
+    <w:lsdException w:name="Table Grid 5" w:semiHidden="0" w:uiPriority="0" w:unhideWhenUsed="0"/>
+    <w:lsdException w:name="Table Grid 6" w:semiHidden="0" w:uiPriority="0" w:unhideWhenUsed="0"/>
+    <w:lsdException w:name="Table Grid 7" w:semiHidden="0" w:uiPriority="0" w:unhideWhenUsed="0"/>
+    <w:lsdException w:name="Table Grid 8" w:semiHidden="0" w:uiPriority="0" w:unhideWhenUsed="0"/>
+    <w:lsdException w:name="Table List 1" w:semiHidden="0" w:uiPriority="0" w:unhideWhenUsed="0"/>
+    <w:lsdException w:name="Table List 2" w:semiHidden="0" w:uiPriority="0" w:unhideWhenUsed="0"/>
+    <w:lsdException w:name="Table List 3" w:semiHidden="0" w:uiPriority="0" w:unhideWhenUsed="0"/>
+    <w:lsdException w:name="Table List 4" w:semiHidden="0" w:uiPriority="0" w:unhideWhenUsed="0"/>
+    <w:lsdException w:name="Table List 5" w:semiHidden="0" w:uiPriority="0" w:unhideWhenUsed="0"/>
+    <w:lsdException w:name="Table List 6" w:semiHidden="0" w:uiPriority="0" w:unhideWhenUsed="0"/>
+    <w:lsdException w:name="Table List 7" w:semiHidden="0" w:uiPriority="0" w:unhideWhenUsed="0"/>
+    <w:lsdException w:name="Table List 8" w:semiHidden="0" w:uiPriority="0" w:unhideWhenUsed="0"/>
+    <w:lsdException w:name="Table 3D effects 1" w:semiHidden="0" w:uiPriority="0" w:unhideWhenUsed="0"/>
+    <w:lsdException w:name="Table 3D effects 2" w:semiHidden="0" w:uiPriority="0" w:unhideWhenUsed="0"/>
+    <w:lsdException w:name="Table 3D effects 3" w:semiHidden="0" w:uiPriority="0" w:unhideWhenUsed="0"/>
+    <w:lsdException w:name="Table Contemporary" w:semiHidden="0" w:uiPriority="0" w:unhideWhenUsed="0"/>
+    <w:lsdException w:name="Table Elegant" w:semiHidden="0" w:uiPriority="0" w:unhideWhenUsed="0"/>
+    <w:lsdException w:name="Table Professional" w:semiHidden="0" w:uiPriority="0" w:unhideWhenUsed="0"/>
+    <w:lsdException w:name="Table Subtle 1" w:semiHidden="0" w:uiPriority="0" w:unhideWhenUsed="0"/>
+    <w:lsdException w:name="Table Subtle 2" w:semiHidden="0" w:uiPriority="0" w:unhideWhenUsed="0"/>
+    <w:lsdException w:name="Table Web 1" w:semiHidden="0" w:uiPriority="0" w:unhideWhenUsed="0"/>
+    <w:lsdException w:name="Table Web 2" w:semiHidden="0" w:uiPriority="0" w:unhideWhenUsed="0"/>
+    <w:lsdException w:name="Table Web 3" w:semiHidden="0" w:uiPriority="0" w:unhideWhenUsed="0"/>
+    <w:lsdException w:name="Balloon Text" w:semiHidden="0" w:uiPriority="0" w:unhideWhenUsed="0"/>
+    <w:lsdException w:name="Table Grid" w:semiHidden="0" w:uiPriority="0" w:unhideWhenUsed="0" w:qFormat="1"/>
+    <w:lsdException w:name="Table Theme" w:semiHidden="0" w:uiPriority="0" w:unhideWhenUsed="0"/>
+    <w:lsdException w:name="Light Shading" w:semiHidden="0" w:uiPriority="60" w:unhideWhenUsed="0"/>
+    <w:lsdException w:name="Light List" w:semiHidden="0" w:uiPriority="61" w:unhideWhenUsed="0"/>
+    <w:lsdException w:name="Light Grid" w:semiHidden="0" w:uiPriority="62" w:unhideWhenUsed="0"/>
+    <w:lsdException w:name="Medium Shading 1" w:semiHidden="0" w:uiPriority="63" w:unhideWhenUsed="0"/>
+    <w:lsdException w:name="Medium Shading 2" w:semiHidden="0" w:uiPriority="64" w:unhideWhenUsed="0"/>
+    <w:lsdException w:name="Medium List 1" w:semiHidden="0" w:uiPriority="65" w:unhideWhenUsed="0"/>
+    <w:lsdException w:name="Medium List 2" w:semiHidden="0" w:uiPriority="66" w:unhideWhenUsed="0"/>
+    <w:lsdException w:name="Medium Grid 1" w:semiHidden="0" w:uiPriority="67" w:unhideWhenUsed="0"/>
+    <w:lsdException w:name="Medium Grid 2" w:semiHidden="0" w:uiPriority="68" w:unhideWhenUsed="0"/>
+    <w:lsdException w:name="Medium Grid 3" w:semiHidden="0" w:uiPriority="69" w:unhideWhenUsed="0"/>
+    <w:lsdException w:name="Dark List" w:semiHidden="0" w:uiPriority="70" w:unhideWhenUsed="0"/>
+    <w:lsdException w:name="Colorful Shading" w:semiHidden="0" w:uiPriority="71" w:unhideWhenUsed="0"/>
+    <w:lsdException w:name="Colorful List" w:semiHidden="0" w:uiPriority="72" w:unhideWhenUsed="0"/>
+    <w:lsdException w:name="Colorful Grid" w:semiHidden="0" w:uiPriority="73" w:unhideWhenUsed="0"/>
+    <w:lsdException w:name="Light Shading Accent 1" w:semiHidden="0" w:uiPriority="60" w:unhideWhenUsed="0"/>
+    <w:lsdException w:name="Light List Accent 1" w:semiHidden="0" w:uiPriority="61" w:unhideWhenUsed="0"/>
+    <w:lsdException w:name="Light Grid Accent 1" w:semiHidden="0" w:uiPriority="62" w:unhideWhenUsed="0"/>
+    <w:lsdException w:name="Medium Shading 1 Accent 1" w:semiHidden="0" w:uiPriority="63" w:unhideWhenUsed="0"/>
+    <w:lsdException w:name="Medium Shading 2 Accent 1" w:semiHidden="0" w:uiPriority="64" w:unhideWhenUsed="0"/>
+    <w:lsdException w:name="Medium List 1 Accent 1" w:semiHidden="0" w:uiPriority="65" w:unhideWhenUsed="0"/>
+    <w:lsdException w:name="Medium List 2 Accent 1" w:semiHidden="0" w:uiPriority="66" w:unhideWhenUsed="0"/>
+    <w:lsdException w:name="Medium Grid 1 Accent 1" w:semiHidden="0" w:uiPriority="67" w:unhideWhenUsed="0"/>
+    <w:lsdException w:name="Medium Grid 2 Accent 1" w:semiHidden="0" w:uiPriority="68" w:unhideWhenUsed="0"/>
+    <w:lsdException w:name="Medium Grid 3 Accent 1" w:semiHidden="0" w:uiPriority="69" w:unhideWhenUsed="0"/>
+    <w:lsdException w:name="Dark List Accent 1" w:semiHidden="0" w:uiPriority="70" w:unhideWhenUsed="0"/>
+    <w:lsdException w:name="Colorful Shading Accent 1" w:semiHidden="0" w:uiPriority="71" w:unhideWhenUsed="0"/>
+    <w:lsdException w:name="Colorful List Accent 1" w:semiHidden="0" w:uiPriority="72" w:unhideWhenUsed="0"/>
+    <w:lsdException w:name="Colorful Grid Accent 1" w:semiHidden="0" w:uiPriority="73" w:unhideWhenUsed="0"/>
+    <w:lsdException w:name="Light Shading Accent 2" w:semiHidden="0" w:uiPriority="60" w:unhideWhenUsed="0"/>
+    <w:lsdException w:name="Light List Accent 2" w:semiHidden="0" w:uiPriority="61" w:unhideWhenUsed="0"/>
+    <w:lsdException w:name="Light Grid Accent 2" w:semiHidden="0" w:uiPriority="62" w:unhideWhenUsed="0"/>
+    <w:lsdException w:name="Medium Shading 1 Accent 2" w:semiHidden="0" w:uiPriority="63" w:unhideWhenUsed="0"/>
+    <w:lsdException w:name="Medium Shading 2 Accent 2" w:semiHidden="0" w:uiPriority="64" w:unhideWhenUsed="0"/>
+    <w:lsdException w:name="Medium List 1 Accent 2" w:semiHidden="0" w:uiPriority="65" w:unhideWhenUsed="0"/>
+    <w:lsdException w:name="Medium List 2 Accent 2" w:semiHidden="0" w:uiPriority="66" w:unhideWhenUsed="0"/>
+    <w:lsdException w:name="Medium Grid 1 Accent 2" w:semiHidden="0" w:uiPriority="67" w:unhideWhenUsed="0"/>
+    <w:lsdException w:name="Medium Grid 2 Accent 2" w:semiHidden="0" w:uiPriority="68" w:unhideWhenUsed="0"/>
+    <w:lsdException w:name="Medium Grid 3 Accent 2" w:semiHidden="0" w:uiPriority="69" w:unhideWhenUsed="0"/>
+    <w:lsdException w:name="Dark List Accent 2" w:semiHidden="0" w:uiPriority="70" w:unhideWhenUsed="0"/>
+    <w:lsdException w:name="Colorful Shading Accent 2" w:semiHidden="0" w:uiPriority="71" w:unhideWhenUsed="0"/>
+    <w:lsdException w:name="Colorful List Accent 2" w:semiHidden="0" w:uiPriority="72" w:unhideWhenUsed="0"/>
+    <w:lsdException w:name="Colorful Grid Accent 2" w:semiHidden="0" w:uiPriority="73" w:unhideWhenUsed="0"/>
+    <w:lsdException w:name="Light Shading Accent 3" w:semiHidden="0" w:uiPriority="60" w:unhideWhenUsed="0"/>
+    <w:lsdException w:name="Light List Accent 3" w:semiHidden="0" w:uiPriority="61" w:unhideWhenUsed="0"/>
+    <w:lsdException w:name="Light Grid Accent 3" w:semiHidden="0" w:uiPriority="62" w:unhideWhenUsed="0"/>
+    <w:lsdException w:name="Medium Shading 1 Accent 3" w:semiHidden="0" w:uiPriority="63" w:unhideWhenUsed="0"/>
+    <w:lsdException w:name="Medium Shading 2 Accent 3" w:semiHidden="0" w:uiPriority="64" w:unhideWhenUsed="0"/>
+    <w:lsdException w:name="Medium List 1 Accent 3" w:semiHidden="0" w:uiPriority="65" w:unhideWhenUsed="0"/>
+    <w:lsdException w:name="Medium List 2 Accent 3" w:semiHidden="0" w:uiPriority="66" w:unhideWhenUsed="0"/>
+    <w:lsdException w:name="Medium Grid 1 Accent 3" w:semiHidden="0" w:uiPriority="67" w:unhideWhenUsed="0"/>
+    <w:lsdException w:name="Medium Grid 2 Accent 3" w:semiHidden="0" w:uiPriority="68" w:unhideWhenUsed="0"/>
+    <w:lsdException w:name="Medium Grid 3 Accent 3" w:semiHidden="0" w:uiPriority="69" w:unhideWhenUsed="0"/>
+    <w:lsdException w:name="Dark List Accent 3" w:semiHidden="0" w:uiPriority="70" w:unhideWhenUsed="0"/>
+    <w:lsdException w:name="Colorful Shading Accent 3" w:semiHidden="0" w:uiPriority="71" w:unhideWhenUsed="0"/>
+    <w:lsdException w:name="Colorful List Accent 3" w:semiHidden="0" w:uiPriority="72" w:unhideWhenUsed="0"/>
+    <w:lsdException w:name="Colorful Grid Accent 3" w:semiHidden="0" w:uiPriority="73" w:unhideWhenUsed="0"/>
+    <w:lsdException w:name="Light Shading Accent 4" w:semiHidden="0" w:uiPriority="60" w:unhideWhenUsed="0"/>
+    <w:lsdException w:name="Light List Accent 4" w:semiHidden="0" w:uiPriority="61" w:unhideWhenUsed="0"/>
+    <w:lsdException w:name="Light Grid Accent 4" w:semiHidden="0" w:uiPriority="62" w:unhideWhenUsed="0"/>
+    <w:lsdException w:name="Medium Shading 1 Accent 4" w:semiHidden="0" w:uiPriority="63" w:unhideWhenUsed="0"/>
+    <w:lsdException w:name="Medium Shading 2 Accent 4" w:semiHidden="0" w:uiPriority="64" w:unhideWhenUsed="0"/>
+    <w:lsdException w:name="Medium List 1 Accent 4" w:semiHidden="0" w:uiPriority="65" w:unhideWhenUsed="0"/>
+    <w:lsdException w:name="Medium List 2 Accent 4" w:semiHidden="0" w:uiPriority="66" w:unhideWhenUsed="0"/>
+    <w:lsdException w:name="Medium Grid 1 Accent 4" w:semiHidden="0" w:uiPriority="67" w:unhideWhenUsed="0"/>
+    <w:lsdException w:name="Medium Grid 2 Accent 4" w:semiHidden="0" w:uiPriority="68" w:unhideWhenUsed="0"/>
+    <w:lsdException w:name="Medium Grid 3 Accent 4" w:semiHidden="0" w:uiPriority="69" w:unhideWhenUsed="0"/>
+    <w:lsdException w:name="Dark List Accent 4" w:semiHidden="0" w:uiPriority="70" w:unhideWhenUsed="0"/>
+    <w:lsdException w:name="Colorful Shading Accent 4" w:semiHidden="0" w:uiPriority="71" w:unhideWhenUsed="0"/>
+    <w:lsdException w:name="Colorful List Accent 4" w:semiHidden="0" w:uiPriority="72" w:unhideWhenUsed="0"/>
+    <w:lsdException w:name="Colorful Grid Accent 4" w:semiHidden="0" w:uiPriority="73" w:unhideWhenUsed="0"/>
+    <w:lsdException w:name="Light Shading Accent 5" w:semiHidden="0" w:uiPriority="60" w:unhideWhenUsed="0"/>
+    <w:lsdException w:name="Light List Accent 5" w:semiHidden="0" w:uiPriority="61" w:unhideWhenUsed="0"/>
+    <w:lsdException w:name="Light Grid Accent 5" w:semiHidden="0" w:uiPriority="62" w:unhideWhenUsed="0"/>
+    <w:lsdException w:name="Medium Shading 1 Accent 5" w:semiHidden="0" w:uiPriority="63" w:unhideWhenUsed="0"/>
+    <w:lsdException w:name="Medium Shading 2 Accent 5" w:semiHidden="0" w:uiPriority="64" w:unhideWhenUsed="0"/>
+    <w:lsdException w:name="Medium List 1 Accent 5" w:semiHidden="0" w:uiPriority="65" w:unhideWhenUsed="0"/>
+    <w:lsdException w:name="Medium List 2 Accent 5" w:semiHidden="0" w:uiPriority="66" w:unhideWhenUsed="0"/>
+    <w:lsdException w:name="Medium Grid 1 Accent 5" w:semiHidden="0" w:uiPriority="67" w:unhideWhenUsed="0"/>
+    <w:lsdException w:name="Medium Grid 2 Accent 5" w:semiHidden="0" w:uiPriority="68" w:unhideWhenUsed="0"/>
+    <w:lsdException w:name="Medium Grid 3 Accent 5" w:semiHidden="0" w:uiPriority="69" w:unhideWhenUsed="0"/>
+    <w:lsdException w:name="Dark List Accent 5" w:semiHidden="0" w:uiPriority="70" w:unhideWhenUsed="0"/>
+    <w:lsdException w:name="Colorful Shading Accent 5" w:semiHidden="0" w:uiPriority="71" w:unhideWhenUsed="0"/>
+    <w:lsdException w:name="Colorful List Accent 5" w:semiHidden="0" w:uiPriority="72" w:unhideWhenUsed="0"/>
+    <w:lsdException w:name="Colorful Grid Accent 5" w:semiHidden="0" w:uiPriority="73" w:unhideWhenUsed="0"/>
+    <w:lsdException w:name="Light Shading Accent 6" w:semiHidden="0" w:uiPriority="60" w:unhideWhenUsed="0"/>
+    <w:lsdException w:name="Light List Accent 6" w:semiHidden="0" w:uiPriority="61" w:unhideWhenUsed="0"/>
+    <w:lsdException w:name="Light Grid Accent 6" w:semiHidden="0" w:uiPriority="62" w:unhideWhenUsed="0"/>
+    <w:lsdException w:name="Medium Shading 1 Accent 6" w:semiHidden="0" w:uiPriority="63" w:unhideWhenUsed="0"/>
+    <w:lsdException w:name="Medium Shading 2 Accent 6" w:semiHidden="0" w:uiPriority="64" w:unhideWhenUsed="0"/>
+    <w:lsdException w:name="Medium List 1 Accent 6" w:semiHidden="0" w:uiPriority="65" w:unhideWhenUsed="0"/>
+    <w:lsdException w:name="Medium List 2 Accent 6" w:semiHidden="0" w:uiPriority="66" w:unhideWhenUsed="0"/>
+    <w:lsdException w:name="Medium Grid 1 Accent 6" w:semiHidden="0" w:uiPriority="67" w:unhideWhenUsed="0"/>
+    <w:lsdException w:name="Medium Grid 2 Accent 6" w:semiHidden="0" w:uiPriority="68" w:unhideWhenUsed="0"/>
+    <w:lsdException w:name="Medium Grid 3 Accent 6" w:semiHidden="0" w:uiPriority="69" w:unhideWhenUsed="0"/>
+    <w:lsdException w:name="Dark List Accent 6" w:semiHidden="0" w:uiPriority="70" w:unhideWhenUsed="0"/>
+    <w:lsdException w:name="Colorful Shading Accent 6" w:semiHidden="0" w:uiPriority="71" w:unhideWhenUsed="0"/>
+    <w:lsdException w:name="Colorful List Accent 6" w:semiHidden="0" w:uiPriority="72" w:unhideWhenUsed="0"/>
+    <w:lsdException w:name="Colorful Grid Accent 6" w:semiHidden="0" w:uiPriority="73" w:unhideWhenUsed="0"/>
   </w:latentStyles>
-  <w:style w:type="paragraph" w:default="1" w:styleId="1">
+  <w:style w:type="paragraph" w:default="1" w:styleId="Normal">
     <w:name w:val="Normal"/>
     <w:qFormat/>
-    <w:uiPriority w:val="0"/>
     <w:pPr>
       <w:kinsoku w:val="0"/>
       <w:autoSpaceDE w:val="0"/>
@@ -10306,7 +10120,7 @@
       <w:textAlignment w:val="baseline"/>
     </w:pPr>
     <w:rPr>
-      <w:rFonts w:ascii="Arial" w:hAnsi="Arial" w:eastAsia="宋体" w:cs="Arial"/>
+      <w:rFonts w:ascii="Arial" w:eastAsia="宋体" w:hAnsi="Arial" w:cs="Arial"/>
       <w:snapToGrid w:val="0"/>
       <w:color w:val="000000"/>
       <w:kern w:val="0"/>
@@ -10315,12 +10129,11 @@
       <w:lang w:val="en-US" w:eastAsia="en-US" w:bidi="ar-SA"/>
     </w:rPr>
   </w:style>
-  <w:style w:type="paragraph" w:styleId="2">
+  <w:style w:type="paragraph" w:styleId="Heading1">
     <w:name w:val="heading 1"/>
-    <w:basedOn w:val="1"/>
-    <w:next w:val="1"/>
+    <w:basedOn w:val="Normal"/>
+    <w:next w:val="Normal"/>
     <w:qFormat/>
-    <w:uiPriority w:val="0"/>
     <w:pPr>
       <w:keepNext/>
       <w:keepLines/>
@@ -10338,13 +10151,12 @@
       <w:sz w:val="44"/>
     </w:rPr>
   </w:style>
-  <w:style w:type="paragraph" w:styleId="3">
+  <w:style w:type="paragraph" w:styleId="Heading2">
     <w:name w:val="heading 2"/>
-    <w:basedOn w:val="1"/>
-    <w:next w:val="1"/>
+    <w:basedOn w:val="Normal"/>
+    <w:next w:val="Normal"/>
     <w:unhideWhenUsed/>
     <w:qFormat/>
-    <w:uiPriority w:val="0"/>
     <w:pPr>
       <w:keepNext/>
       <w:keepLines/>
@@ -10357,19 +10169,18 @@
       <w:outlineLvl w:val="1"/>
     </w:pPr>
     <w:rPr>
-      <w:rFonts w:ascii="Arial" w:hAnsi="Arial" w:eastAsia="黑体"/>
+      <w:rFonts w:ascii="Arial" w:eastAsia="黑体" w:hAnsi="Arial"/>
       <w:b/>
       <w:sz w:val="32"/>
     </w:rPr>
   </w:style>
-  <w:style w:type="paragraph" w:styleId="4">
+  <w:style w:type="paragraph" w:styleId="Heading3">
     <w:name w:val="heading 3"/>
-    <w:basedOn w:val="1"/>
-    <w:next w:val="1"/>
+    <w:basedOn w:val="Normal"/>
+    <w:next w:val="Normal"/>
     <w:semiHidden/>
     <w:unhideWhenUsed/>
     <w:qFormat/>
-    <w:uiPriority w:val="0"/>
     <w:pPr>
       <w:keepNext/>
       <w:keepLines/>
@@ -10386,13 +10197,12 @@
       <w:sz w:val="32"/>
     </w:rPr>
   </w:style>
-  <w:style w:type="paragraph" w:styleId="5">
+  <w:style w:type="paragraph" w:styleId="Heading4">
     <w:name w:val="heading 4"/>
-    <w:basedOn w:val="1"/>
-    <w:next w:val="1"/>
+    <w:basedOn w:val="Normal"/>
+    <w:next w:val="Normal"/>
     <w:unhideWhenUsed/>
     <w:qFormat/>
-    <w:uiPriority w:val="0"/>
     <w:pPr>
       <w:keepNext/>
       <w:keepLines/>
@@ -10405,19 +10215,18 @@
       <w:outlineLvl w:val="3"/>
     </w:pPr>
     <w:rPr>
-      <w:rFonts w:ascii="Arial" w:hAnsi="Arial" w:eastAsia="黑体"/>
+      <w:rFonts w:ascii="Arial" w:eastAsia="黑体" w:hAnsi="Arial"/>
       <w:b/>
       <w:sz w:val="28"/>
     </w:rPr>
   </w:style>
-  <w:style w:type="paragraph" w:styleId="6">
+  <w:style w:type="paragraph" w:styleId="Heading5">
     <w:name w:val="heading 5"/>
-    <w:basedOn w:val="1"/>
-    <w:next w:val="1"/>
+    <w:basedOn w:val="Normal"/>
+    <w:next w:val="Normal"/>
     <w:semiHidden/>
     <w:unhideWhenUsed/>
     <w:qFormat/>
-    <w:uiPriority w:val="0"/>
     <w:pPr>
       <w:keepNext/>
       <w:keepLines/>
@@ -10434,14 +10243,13 @@
       <w:sz w:val="28"/>
     </w:rPr>
   </w:style>
-  <w:style w:type="paragraph" w:styleId="7">
+  <w:style w:type="paragraph" w:styleId="Heading6">
     <w:name w:val="heading 6"/>
-    <w:basedOn w:val="1"/>
-    <w:next w:val="1"/>
+    <w:basedOn w:val="Normal"/>
+    <w:next w:val="Normal"/>
     <w:semiHidden/>
     <w:unhideWhenUsed/>
     <w:qFormat/>
-    <w:uiPriority w:val="0"/>
     <w:pPr>
       <w:keepNext/>
       <w:keepLines/>
@@ -10454,19 +10262,18 @@
       <w:outlineLvl w:val="5"/>
     </w:pPr>
     <w:rPr>
-      <w:rFonts w:ascii="Arial" w:hAnsi="Arial" w:eastAsia="黑体"/>
+      <w:rFonts w:ascii="Arial" w:eastAsia="黑体" w:hAnsi="Arial"/>
       <w:b/>
       <w:sz w:val="24"/>
     </w:rPr>
   </w:style>
-  <w:style w:type="paragraph" w:styleId="8">
+  <w:style w:type="paragraph" w:styleId="Heading7">
     <w:name w:val="heading 7"/>
-    <w:basedOn w:val="1"/>
-    <w:next w:val="1"/>
+    <w:basedOn w:val="Normal"/>
+    <w:next w:val="Normal"/>
     <w:semiHidden/>
     <w:unhideWhenUsed/>
     <w:qFormat/>
-    <w:uiPriority w:val="0"/>
     <w:pPr>
       <w:keepNext/>
       <w:keepLines/>
@@ -10483,14 +10290,13 @@
       <w:sz w:val="24"/>
     </w:rPr>
   </w:style>
-  <w:style w:type="paragraph" w:styleId="9">
+  <w:style w:type="paragraph" w:styleId="Heading8">
     <w:name w:val="heading 8"/>
-    <w:basedOn w:val="1"/>
-    <w:next w:val="1"/>
+    <w:basedOn w:val="Normal"/>
+    <w:next w:val="Normal"/>
     <w:semiHidden/>
     <w:unhideWhenUsed/>
     <w:qFormat/>
-    <w:uiPriority w:val="0"/>
     <w:pPr>
       <w:keepNext/>
       <w:keepLines/>
@@ -10503,18 +10309,17 @@
       <w:outlineLvl w:val="7"/>
     </w:pPr>
     <w:rPr>
-      <w:rFonts w:ascii="Arial" w:hAnsi="Arial" w:eastAsia="黑体"/>
+      <w:rFonts w:ascii="Arial" w:eastAsia="黑体" w:hAnsi="Arial"/>
       <w:sz w:val="24"/>
     </w:rPr>
   </w:style>
-  <w:style w:type="paragraph" w:styleId="10">
+  <w:style w:type="paragraph" w:styleId="Heading9">
     <w:name w:val="heading 9"/>
-    <w:basedOn w:val="1"/>
-    <w:next w:val="1"/>
+    <w:basedOn w:val="Normal"/>
+    <w:next w:val="Normal"/>
     <w:semiHidden/>
     <w:unhideWhenUsed/>
     <w:qFormat/>
-    <w:uiPriority w:val="0"/>
     <w:pPr>
       <w:keepNext/>
       <w:keepLines/>
@@ -10527,21 +10332,19 @@
       <w:outlineLvl w:val="8"/>
     </w:pPr>
     <w:rPr>
-      <w:rFonts w:ascii="Arial" w:hAnsi="Arial" w:eastAsia="黑体"/>
+      <w:rFonts w:ascii="Arial" w:eastAsia="黑体" w:hAnsi="Arial"/>
       <w:sz w:val="21"/>
     </w:rPr>
   </w:style>
-  <w:style w:type="character" w:default="1" w:styleId="22">
+  <w:style w:type="character" w:default="1" w:styleId="DefaultParagraphFont">
     <w:name w:val="Default Paragraph Font"/>
     <w:semiHidden/>
     <w:qFormat/>
-    <w:uiPriority w:val="0"/>
   </w:style>
-  <w:style w:type="table" w:default="1" w:styleId="20">
+  <w:style w:type="table" w:default="1" w:styleId="TableNormal">
     <w:name w:val="Normal Table"/>
     <w:semiHidden/>
     <w:qFormat/>
-    <w:uiPriority w:val="0"/>
     <w:tblPr>
       <w:tblCellMar>
         <w:top w:w="0" w:type="dxa"/>
@@ -10551,43 +10354,39 @@
       </w:tblCellMar>
     </w:tblPr>
   </w:style>
-  <w:style w:type="paragraph" w:styleId="11">
+  <w:style w:type="paragraph" w:styleId="CommentText">
     <w:name w:val="annotation text"/>
-    <w:basedOn w:val="1"/>
+    <w:basedOn w:val="Normal"/>
     <w:qFormat/>
-    <w:uiPriority w:val="0"/>
     <w:pPr>
       <w:jc w:val="left"/>
     </w:pPr>
   </w:style>
-  <w:style w:type="paragraph" w:styleId="12">
+  <w:style w:type="paragraph" w:styleId="BodyText">
     <w:name w:val="Body Text"/>
-    <w:basedOn w:val="1"/>
+    <w:basedOn w:val="Normal"/>
     <w:semiHidden/>
     <w:qFormat/>
-    <w:uiPriority w:val="0"/>
     <w:rPr>
-      <w:rFonts w:ascii="Arial" w:hAnsi="Arial" w:eastAsia="Arial" w:cs="Arial"/>
+      <w:rFonts w:ascii="Arial" w:eastAsia="Arial" w:hAnsi="Arial" w:cs="Arial"/>
       <w:sz w:val="21"/>
       <w:szCs w:val="21"/>
       <w:lang w:val="en-US" w:eastAsia="en-US" w:bidi="ar-SA"/>
     </w:rPr>
   </w:style>
-  <w:style w:type="paragraph" w:styleId="13">
+  <w:style w:type="paragraph" w:styleId="TOC3">
     <w:name w:val="toc 3"/>
-    <w:basedOn w:val="1"/>
-    <w:next w:val="1"/>
+    <w:basedOn w:val="Normal"/>
+    <w:next w:val="Normal"/>
     <w:qFormat/>
-    <w:uiPriority w:val="0"/>
     <w:pPr>
       <w:ind w:left="840" w:leftChars="400"/>
     </w:pPr>
   </w:style>
-  <w:style w:type="paragraph" w:styleId="14">
+  <w:style w:type="paragraph" w:styleId="Footer">
     <w:name w:val="footer"/>
-    <w:basedOn w:val="1"/>
+    <w:basedOn w:val="Normal"/>
     <w:qFormat/>
-    <w:uiPriority w:val="0"/>
     <w:pPr>
       <w:tabs>
         <w:tab w:val="center" w:pos="4153"/>
@@ -10600,17 +10399,16 @@
       <w:sz w:val="18"/>
     </w:rPr>
   </w:style>
-  <w:style w:type="paragraph" w:styleId="15">
+  <w:style w:type="paragraph" w:styleId="Header">
     <w:name w:val="header"/>
-    <w:basedOn w:val="1"/>
+    <w:basedOn w:val="Normal"/>
     <w:qFormat/>
-    <w:uiPriority w:val="0"/>
     <w:pPr>
       <w:pBdr>
-        <w:top w:val="none" w:color="auto" w:sz="0" w:space="0"/>
-        <w:left w:val="none" w:color="auto" w:sz="0" w:space="0"/>
-        <w:bottom w:val="none" w:color="auto" w:sz="0" w:space="0"/>
-        <w:right w:val="none" w:color="auto" w:sz="0" w:space="0"/>
+        <w:top w:val="nil"/>
+        <w:left w:val="nil"/>
+        <w:bottom w:val="nil"/>
+        <w:right w:val="nil"/>
       </w:pBdr>
       <w:tabs>
         <w:tab w:val="center" w:pos="4153"/>
@@ -10625,41 +10423,37 @@
       <w:sz w:val="18"/>
     </w:rPr>
   </w:style>
-  <w:style w:type="paragraph" w:styleId="16">
+  <w:style w:type="paragraph" w:styleId="TOC1">
     <w:name w:val="toc 1"/>
-    <w:basedOn w:val="1"/>
-    <w:next w:val="1"/>
+    <w:basedOn w:val="Normal"/>
+    <w:next w:val="Normal"/>
     <w:qFormat/>
-    <w:uiPriority w:val="0"/>
     <w:rPr>
-      <w:rFonts w:ascii="Arial" w:hAnsi="Arial" w:eastAsia="Microsoft JhengHei"/>
+      <w:rFonts w:ascii="Arial" w:eastAsia="Microsoft JhengHei" w:hAnsi="Arial"/>
       <w:sz w:val="24"/>
     </w:rPr>
   </w:style>
-  <w:style w:type="paragraph" w:styleId="17">
+  <w:style w:type="paragraph" w:styleId="TOC2">
     <w:name w:val="toc 2"/>
-    <w:basedOn w:val="1"/>
-    <w:next w:val="1"/>
+    <w:basedOn w:val="Normal"/>
+    <w:next w:val="Normal"/>
     <w:qFormat/>
-    <w:uiPriority w:val="0"/>
     <w:pPr>
       <w:ind w:left="420" w:leftChars="200"/>
     </w:pPr>
   </w:style>
-  <w:style w:type="paragraph" w:styleId="18">
+  <w:style w:type="paragraph" w:styleId="NormalWeb">
     <w:name w:val="Normal (Web)"/>
-    <w:basedOn w:val="1"/>
+    <w:basedOn w:val="Normal"/>
     <w:qFormat/>
-    <w:uiPriority w:val="0"/>
     <w:rPr>
       <w:sz w:val="24"/>
     </w:rPr>
   </w:style>
-  <w:style w:type="paragraph" w:styleId="19">
+  <w:style w:type="paragraph" w:styleId="Title">
     <w:name w:val="Title"/>
-    <w:basedOn w:val="1"/>
+    <w:basedOn w:val="Normal"/>
     <w:qFormat/>
-    <w:uiPriority w:val="0"/>
     <w:pPr>
       <w:spacing w:before="240" w:beforeLines="0" w:beforeAutospacing="0" w:after="60" w:afterLines="0" w:afterAutospacing="0"/>
       <w:jc w:val="center"/>
@@ -10671,73 +10465,68 @@
       <w:sz w:val="32"/>
     </w:rPr>
   </w:style>
-  <w:style w:type="table" w:styleId="21">
+  <w:style w:type="table" w:styleId="TableGrid">
     <w:name w:val="Table Grid"/>
-    <w:basedOn w:val="20"/>
+    <w:basedOn w:val="TableNormal"/>
     <w:qFormat/>
-    <w:uiPriority w:val="0"/>
     <w:pPr>
       <w:widowControl w:val="0"/>
       <w:jc w:val="both"/>
     </w:pPr>
     <w:tblPr>
       <w:tblBorders>
-        <w:top w:val="single" w:color="auto" w:sz="4" w:space="0"/>
-        <w:left w:val="single" w:color="auto" w:sz="4" w:space="0"/>
-        <w:bottom w:val="single" w:color="auto" w:sz="4" w:space="0"/>
-        <w:right w:val="single" w:color="auto" w:sz="4" w:space="0"/>
-        <w:insideH w:val="single" w:color="auto" w:sz="4" w:space="0"/>
-        <w:insideV w:val="single" w:color="auto" w:sz="4" w:space="0"/>
+        <w:top w:val="single" w:sz="4" w:space="0" w:color="auto"/>
+        <w:left w:val="single" w:sz="4" w:space="0" w:color="auto"/>
+        <w:bottom w:val="single" w:sz="4" w:space="0" w:color="auto"/>
+        <w:right w:val="single" w:sz="4" w:space="0" w:color="auto"/>
+        <w:insideH w:val="single" w:sz="4" w:space="0" w:color="auto"/>
+        <w:insideV w:val="single" w:sz="4" w:space="0" w:color="auto"/>
       </w:tblBorders>
     </w:tblPr>
   </w:style>
-  <w:style w:type="character" w:styleId="23">
+  <w:style w:type="character" w:styleId="Strong">
     <w:name w:val="Strong"/>
-    <w:basedOn w:val="22"/>
+    <w:basedOn w:val="DefaultParagraphFont"/>
     <w:qFormat/>
-    <w:uiPriority w:val="0"/>
     <w:rPr>
       <w:b/>
     </w:rPr>
   </w:style>
-  <w:style w:type="paragraph" w:customStyle="1" w:styleId="24">
+  <w:style w:type="paragraph" w:customStyle="1" w:styleId="a">
     <w:name w:val="柴_公司名"/>
-    <w:basedOn w:val="19"/>
+    <w:basedOn w:val="Title"/>
     <w:qFormat/>
-    <w:uiPriority w:val="0"/>
     <w:pPr>
       <w:spacing w:after="600" w:afterLines="600"/>
     </w:pPr>
     <w:rPr>
-      <w:rFonts w:hint="eastAsia" w:ascii="宋体" w:hAnsi="宋体" w:eastAsia="宋体" w:cs="宋体"/>
+      <w:rFonts w:ascii="宋体" w:eastAsia="宋体" w:hAnsi="宋体" w:cs="宋体" w:hint="eastAsia"/>
       <w:bCs/>
       <w:spacing w:val="-6"/>
       <w:sz w:val="52"/>
       <w:szCs w:val="52"/>
     </w:rPr>
   </w:style>
-  <w:style w:type="paragraph" w:customStyle="1" w:styleId="25">
+  <w:style w:type="paragraph" w:customStyle="1" w:styleId="a0">
     <w:name w:val="柴_文档名"/>
-    <w:basedOn w:val="19"/>
+    <w:basedOn w:val="Title"/>
     <w:qFormat/>
-    <w:uiPriority w:val="0"/>
     <w:pPr>
       <w:spacing w:after="900" w:afterLines="900"/>
     </w:pPr>
     <w:rPr>
-      <w:rFonts w:ascii="黑体" w:hAnsi="黑体" w:eastAsia="黑体" w:cs="黑体"/>
+      <w:rFonts w:ascii="黑体" w:eastAsia="黑体" w:hAnsi="黑体" w:cs="黑体"/>
       <w:bCs/>
       <w:spacing w:val="-7"/>
       <w:sz w:val="52"/>
       <w:szCs w:val="52"/>
     </w:rPr>
   </w:style>
-  <w:style w:type="table" w:customStyle="1" w:styleId="26">
+  <w:style w:type="table" w:customStyle="1" w:styleId="TableNormal0">
     <w:name w:val="Table Normal_0"/>
     <w:semiHidden/>
     <w:unhideWhenUsed/>
     <w:qFormat/>
-    <w:uiPriority w:val="0"/>
     <w:tblPr>
       <w:tblCellMar>
         <w:top w:w="0" w:type="dxa"/>
@@ -10747,87 +10536,81 @@
       </w:tblCellMar>
     </w:tblPr>
   </w:style>
-  <w:style w:type="paragraph" w:customStyle="1" w:styleId="27">
+  <w:style w:type="paragraph" w:customStyle="1" w:styleId="TableText">
     <w:name w:val="Table Text"/>
-    <w:basedOn w:val="1"/>
+    <w:basedOn w:val="Normal"/>
     <w:semiHidden/>
     <w:qFormat/>
-    <w:uiPriority w:val="0"/>
     <w:rPr>
-      <w:rFonts w:ascii="宋体" w:hAnsi="宋体" w:eastAsia="宋体" w:cs="宋体"/>
+      <w:rFonts w:ascii="宋体" w:eastAsia="宋体" w:hAnsi="宋体" w:cs="宋体"/>
       <w:sz w:val="21"/>
       <w:szCs w:val="21"/>
       <w:lang w:val="en-US" w:eastAsia="en-US" w:bidi="ar-SA"/>
     </w:rPr>
   </w:style>
-  <w:style w:type="paragraph" w:customStyle="1" w:styleId="28">
+  <w:style w:type="paragraph" w:customStyle="1" w:styleId="1">
     <w:name w:val="柴_标题1"/>
-    <w:basedOn w:val="2"/>
-    <w:next w:val="29"/>
-    <w:link w:val="38"/>
+    <w:basedOn w:val="Heading1"/>
+    <w:next w:val="a1"/>
+    <w:link w:val="1Char"/>
     <w:qFormat/>
-    <w:uiPriority w:val="0"/>
     <w:pPr>
       <w:spacing w:before="100" w:after="90" w:line="360" w:lineRule="auto"/>
     </w:pPr>
     <w:rPr>
-      <w:rFonts w:ascii="Arial" w:hAnsi="Arial" w:eastAsia="宋体"/>
+      <w:rFonts w:ascii="Arial" w:eastAsia="宋体" w:hAnsi="Arial"/>
       <w:sz w:val="32"/>
     </w:rPr>
   </w:style>
-  <w:style w:type="paragraph" w:customStyle="1" w:styleId="29">
+  <w:style w:type="paragraph" w:customStyle="1" w:styleId="a1">
     <w:name w:val="柴_正文"/>
-    <w:basedOn w:val="12"/>
-    <w:link w:val="42"/>
+    <w:basedOn w:val="BodyText"/>
+    <w:link w:val="Char"/>
     <w:qFormat/>
-    <w:uiPriority w:val="0"/>
     <w:pPr>
       <w:spacing w:line="360" w:lineRule="auto"/>
       <w:ind w:firstLine="470" w:firstLineChars="200"/>
     </w:pPr>
     <w:rPr>
-      <w:rFonts w:ascii="Arial" w:hAnsi="Arial" w:eastAsia="宋体"/>
+      <w:rFonts w:ascii="Arial" w:eastAsia="宋体" w:hAnsi="Arial"/>
       <w:sz w:val="24"/>
       <w:lang w:eastAsia="zh-CN"/>
     </w:rPr>
   </w:style>
-  <w:style w:type="paragraph" w:customStyle="1" w:styleId="30">
+  <w:style w:type="paragraph" w:customStyle="1" w:styleId="2">
     <w:name w:val="柴_标题2"/>
-    <w:basedOn w:val="3"/>
-    <w:next w:val="29"/>
+    <w:basedOn w:val="Heading2"/>
+    <w:next w:val="a1"/>
     <w:qFormat/>
-    <w:uiPriority w:val="0"/>
     <w:pPr>
       <w:spacing w:line="360" w:lineRule="auto"/>
     </w:pPr>
     <w:rPr>
-      <w:rFonts w:ascii="Arial" w:hAnsi="Arial" w:eastAsia="宋体"/>
+      <w:rFonts w:ascii="Arial" w:eastAsia="宋体" w:hAnsi="Arial"/>
       <w:sz w:val="28"/>
     </w:rPr>
   </w:style>
-  <w:style w:type="paragraph" w:customStyle="1" w:styleId="31">
+  <w:style w:type="paragraph" w:customStyle="1" w:styleId="3">
     <w:name w:val="柴_标题3"/>
-    <w:basedOn w:val="4"/>
-    <w:next w:val="29"/>
+    <w:basedOn w:val="Heading3"/>
+    <w:next w:val="a1"/>
     <w:qFormat/>
-    <w:uiPriority w:val="0"/>
     <w:pPr>
       <w:spacing w:line="360" w:lineRule="auto"/>
       <w:ind w:left="0" w:firstLine="472" w:firstLineChars="200"/>
     </w:pPr>
     <w:rPr>
-      <w:rFonts w:ascii="宋体" w:hAnsi="宋体" w:eastAsia="宋体" w:cs="宋体"/>
+      <w:rFonts w:ascii="宋体" w:eastAsia="宋体" w:hAnsi="宋体" w:cs="宋体"/>
       <w:spacing w:val="-2"/>
       <w:sz w:val="24"/>
       <w:szCs w:val="24"/>
     </w:rPr>
   </w:style>
-  <w:style w:type="paragraph" w:customStyle="1" w:styleId="32">
+  <w:style w:type="paragraph" w:customStyle="1" w:styleId="a2">
     <w:name w:val="柴_目录"/>
-    <w:basedOn w:val="1"/>
-    <w:next w:val="12"/>
+    <w:basedOn w:val="Normal"/>
+    <w:next w:val="BodyText"/>
     <w:qFormat/>
-    <w:uiPriority w:val="0"/>
     <w:pPr>
       <w:tabs>
         <w:tab w:val="right" w:leader="dot" w:pos="8442"/>
@@ -10835,64 +10618,59 @@
       <w:ind w:left="0" w:leftChars="0"/>
     </w:pPr>
     <w:rPr>
-      <w:rFonts w:ascii="Arial" w:hAnsi="Arial" w:eastAsia="Microsoft JhengHei"/>
+      <w:rFonts w:ascii="Arial" w:eastAsia="Microsoft JhengHei" w:hAnsi="Arial"/>
       <w:sz w:val="24"/>
     </w:rPr>
   </w:style>
-  <w:style w:type="paragraph" w:customStyle="1" w:styleId="33">
+  <w:style w:type="paragraph" w:customStyle="1" w:styleId="WPSOffice1">
     <w:name w:val="WPSOffice手动目录 1"/>
     <w:qFormat/>
-    <w:uiPriority w:val="0"/>
     <w:pPr>
       <w:ind w:leftChars="0"/>
     </w:pPr>
     <w:rPr>
-      <w:rFonts w:ascii="Times New Roman" w:hAnsi="Times New Roman" w:eastAsia="宋体" w:cs="Times New Roman"/>
+      <w:rFonts w:ascii="Times New Roman" w:eastAsia="宋体" w:hAnsi="Times New Roman" w:cs="Times New Roman"/>
       <w:sz w:val="20"/>
       <w:szCs w:val="20"/>
     </w:rPr>
   </w:style>
-  <w:style w:type="paragraph" w:customStyle="1" w:styleId="34">
+  <w:style w:type="paragraph" w:customStyle="1" w:styleId="WPSOffice2">
     <w:name w:val="WPSOffice手动目录 2"/>
     <w:qFormat/>
-    <w:uiPriority w:val="0"/>
     <w:pPr>
       <w:ind w:leftChars="200"/>
     </w:pPr>
     <w:rPr>
-      <w:rFonts w:ascii="Times New Roman" w:hAnsi="Times New Roman" w:eastAsia="宋体" w:cs="Times New Roman"/>
+      <w:rFonts w:ascii="Times New Roman" w:eastAsia="宋体" w:hAnsi="Times New Roman" w:cs="Times New Roman"/>
       <w:sz w:val="20"/>
       <w:szCs w:val="20"/>
     </w:rPr>
   </w:style>
-  <w:style w:type="paragraph" w:customStyle="1" w:styleId="35">
+  <w:style w:type="paragraph" w:customStyle="1" w:styleId="WPSOffice3">
     <w:name w:val="WPSOffice手动目录 3"/>
     <w:qFormat/>
-    <w:uiPriority w:val="0"/>
     <w:pPr>
       <w:ind w:leftChars="400"/>
     </w:pPr>
     <w:rPr>
-      <w:rFonts w:ascii="Times New Roman" w:hAnsi="Times New Roman" w:eastAsia="宋体" w:cs="Times New Roman"/>
+      <w:rFonts w:ascii="Times New Roman" w:eastAsia="宋体" w:hAnsi="Times New Roman" w:cs="Times New Roman"/>
       <w:sz w:val="20"/>
       <w:szCs w:val="20"/>
     </w:rPr>
   </w:style>
-  <w:style w:type="paragraph" w:customStyle="1" w:styleId="36">
+  <w:style w:type="paragraph" w:customStyle="1" w:styleId="Compact">
     <w:name w:val="Compact"/>
-    <w:basedOn w:val="12"/>
+    <w:basedOn w:val="BodyText"/>
     <w:qFormat/>
-    <w:uiPriority w:val="0"/>
     <w:pPr>
       <w:spacing w:before="36" w:after="36"/>
     </w:pPr>
   </w:style>
-  <w:style w:type="table" w:customStyle="1" w:styleId="37">
+  <w:style w:type="table" w:customStyle="1" w:styleId="Table">
     <w:name w:val="Table"/>
     <w:semiHidden/>
     <w:unhideWhenUsed/>
     <w:qFormat/>
-    <w:uiPriority w:val="0"/>
     <w:tblPr>
       <w:tblCellMar>
         <w:top w:w="0" w:type="dxa"/>
@@ -10904,28 +10682,26 @@
     <w:tblStylePr w:type="firstRow">
       <w:tcPr>
         <w:tcBorders>
-          <w:bottom w:val="single" w:color="auto" w:sz="0" w:space="0"/>
+          <w:bottom w:val="single" w:sz="0" w:space="0" w:color="auto"/>
         </w:tcBorders>
         <w:vAlign w:val="bottom"/>
       </w:tcPr>
     </w:tblStylePr>
   </w:style>
-  <w:style w:type="character" w:customStyle="1" w:styleId="38">
+  <w:style w:type="character" w:customStyle="1" w:styleId="1Char">
     <w:name w:val="柴_标题1 Char"/>
-    <w:link w:val="28"/>
+    <w:link w:val="1"/>
     <w:qFormat/>
-    <w:uiPriority w:val="0"/>
     <w:rPr>
-      <w:rFonts w:ascii="Arial" w:hAnsi="Arial" w:eastAsia="宋体"/>
+      <w:rFonts w:ascii="Arial" w:eastAsia="宋体" w:hAnsi="Arial"/>
       <w:sz w:val="32"/>
     </w:rPr>
   </w:style>
-  <w:style w:type="table" w:customStyle="1" w:styleId="39">
+  <w:style w:type="table" w:customStyle="1" w:styleId="TableNormal1">
     <w:name w:val="Table Normal_1"/>
     <w:semiHidden/>
     <w:unhideWhenUsed/>
     <w:qFormat/>
-    <w:uiPriority w:val="0"/>
     <w:tblPr>
       <w:tblCellMar>
         <w:top w:w="0" w:type="dxa"/>
@@ -10935,11 +10711,10 @@
       </w:tblCellMar>
     </w:tblPr>
   </w:style>
-  <w:style w:type="paragraph" w:customStyle="1" w:styleId="40">
+  <w:style w:type="paragraph" w:customStyle="1" w:styleId="a3">
     <w:name w:val="柴_正文_无缩进"/>
-    <w:basedOn w:val="1"/>
+    <w:basedOn w:val="Normal"/>
     <w:qFormat/>
-    <w:uiPriority w:val="0"/>
     <w:pPr>
       <w:ind w:firstLine="0" w:firstLineChars="0"/>
     </w:pPr>
@@ -10949,31 +10724,29 @@
       <w:lang w:eastAsia="zh-CN"/>
     </w:rPr>
   </w:style>
-  <w:style w:type="paragraph" w:customStyle="1" w:styleId="41">
+  <w:style w:type="paragraph" w:customStyle="1" w:styleId="4">
     <w:name w:val="柴_标题4"/>
-    <w:basedOn w:val="5"/>
-    <w:next w:val="1"/>
+    <w:basedOn w:val="Heading4"/>
+    <w:next w:val="Normal"/>
     <w:qFormat/>
-    <w:uiPriority w:val="0"/>
     <w:pPr>
       <w:widowControl w:val="0"/>
       <w:spacing w:before="160" w:line="360" w:lineRule="auto"/>
-      <w:ind w:left="981" w:leftChars="300" w:hanging="862"/>
+      <w:ind w:left="981" w:hanging="862" w:leftChars="300"/>
     </w:pPr>
     <w:rPr>
-      <w:rFonts w:hint="eastAsia" w:ascii="Calibri" w:hAnsi="Calibri" w:eastAsia="宋体" w:cs="宋体"/>
+      <w:rFonts w:ascii="Calibri" w:eastAsia="宋体" w:hAnsi="Calibri" w:cs="宋体" w:hint="eastAsia"/>
       <w:sz w:val="24"/>
       <w:szCs w:val="24"/>
       <w:lang w:eastAsia="zh-CN" w:bidi="zh-CN"/>
     </w:rPr>
   </w:style>
-  <w:style w:type="character" w:customStyle="1" w:styleId="42">
+  <w:style w:type="character" w:customStyle="1" w:styleId="Char">
     <w:name w:val="柴_正文 Char"/>
-    <w:link w:val="29"/>
+    <w:link w:val="a1"/>
     <w:qFormat/>
-    <w:uiPriority w:val="0"/>
     <w:rPr>
-      <w:rFonts w:ascii="Arial" w:hAnsi="Arial" w:eastAsia="宋体"/>
+      <w:rFonts w:ascii="Arial" w:eastAsia="宋体" w:hAnsi="Arial"/>
       <w:sz w:val="24"/>
       <w:lang w:eastAsia="zh-CN"/>
     </w:rPr>
